--- a/tesi/tesi_copia_buono.docx
+++ b/tesi/tesi_copia_buono.docx
@@ -16,8 +16,6 @@
     </w:p>
     <w:p>
       <w:pPr>
-        <w:spacing w:line="360" w:lineRule="auto"/>
-        <w:jc w:val="both"/>
         <w:rPr>
           <w:rFonts w:ascii="Times New Roman" w:hAnsi="Times New Roman" w:cs="Times New Roman"/>
           <w:sz w:val="24"/>
@@ -35,9 +33,7 @@
     </w:p>
     <w:p>
       <w:pPr>
-        <w:spacing w:line="360" w:lineRule="auto"/>
         <w:ind w:firstLine="567"/>
-        <w:jc w:val="both"/>
         <w:rPr>
           <w:rFonts w:ascii="Times New Roman" w:hAnsi="Times New Roman" w:cs="Times New Roman"/>
           <w:sz w:val="24"/>
@@ -55,9 +51,7 @@
     </w:p>
     <w:p>
       <w:pPr>
-        <w:spacing w:line="360" w:lineRule="auto"/>
         <w:ind w:firstLine="567"/>
-        <w:jc w:val="both"/>
         <w:rPr>
           <w:rFonts w:ascii="Times New Roman" w:hAnsi="Times New Roman" w:cs="Times New Roman"/>
           <w:sz w:val="24"/>
@@ -103,13 +97,28 @@
           <w:szCs w:val="24"/>
         </w:rPr>
         <w:t xml:space="preserve"> del sistema. L’accuratezza del modello identificato è verificata tramite metrica RMSE, con e senza l’aggiunta di rumore gaussiano, al fine di valutarne la robustezza.</w:t>
+      </w:r>
+      <w:r>
+        <w:rPr>
+          <w:rFonts w:ascii="Times New Roman" w:hAnsi="Times New Roman" w:cs="Times New Roman"/>
+          <w:sz w:val="24"/>
+          <w:szCs w:val="24"/>
+        </w:rPr>
+        <w:t xml:space="preserve"> </w:t>
+      </w:r>
+      <w:r>
+        <w:rPr>
+          <w:rFonts w:ascii="Times New Roman" w:hAnsi="Times New Roman" w:cs="Times New Roman"/>
+          <w:sz w:val="24"/>
+          <w:szCs w:val="24"/>
+          <w:highlight w:val="yellow"/>
+        </w:rPr>
+        <w:t>ISNERIRE ANCHE PERDITE DI PACCKETTI</w:t>
       </w:r>
     </w:p>
     <w:p>
       <w:pPr>
-        <w:spacing w:line="360" w:lineRule="auto"/>
         <w:ind w:firstLine="567"/>
-        <w:jc w:val="both"/>
         <w:rPr>
           <w:rFonts w:ascii="Times New Roman" w:hAnsi="Times New Roman" w:cs="Times New Roman"/>
           <w:sz w:val="24"/>
@@ -260,9 +269,7 @@
     </w:p>
     <w:p>
       <w:pPr>
-        <w:spacing w:line="360" w:lineRule="auto"/>
         <w:ind w:firstLine="567"/>
-        <w:jc w:val="both"/>
         <w:rPr>
           <w:rFonts w:ascii="Times New Roman" w:hAnsi="Times New Roman" w:cs="Times New Roman"/>
           <w:sz w:val="24"/>
@@ -330,9 +337,7 @@
     </w:p>
     <w:p>
       <w:pPr>
-        <w:spacing w:line="360" w:lineRule="auto"/>
         <w:ind w:firstLine="567"/>
-        <w:jc w:val="both"/>
         <w:rPr>
           <w:rFonts w:ascii="Times New Roman" w:hAnsi="Times New Roman" w:cs="Times New Roman"/>
           <w:sz w:val="24"/>
@@ -358,8 +363,6 @@
     </w:p>
     <w:p>
       <w:pPr>
-        <w:spacing w:line="360" w:lineRule="auto"/>
-        <w:jc w:val="both"/>
         <w:rPr>
           <w:rFonts w:ascii="Times New Roman" w:hAnsi="Times New Roman" w:cs="Times New Roman"/>
           <w:sz w:val="24"/>
@@ -369,8 +372,6 @@
     </w:p>
     <w:p>
       <w:pPr>
-        <w:spacing w:line="360" w:lineRule="auto"/>
-        <w:jc w:val="both"/>
         <w:rPr>
           <w:rFonts w:ascii="Times New Roman" w:hAnsi="Times New Roman" w:cs="Times New Roman"/>
           <w:sz w:val="40"/>
@@ -424,9 +425,7 @@
     </w:p>
     <w:p>
       <w:pPr>
-        <w:spacing w:line="360" w:lineRule="auto"/>
         <w:mirrorIndents/>
-        <w:jc w:val="both"/>
         <w:rPr>
           <w:rFonts w:ascii="Times New Roman" w:hAnsi="Times New Roman" w:cs="Times New Roman"/>
           <w:sz w:val="24"/>
@@ -692,10 +691,8 @@
     </w:p>
     <w:p>
       <w:pPr>
-        <w:spacing w:line="360" w:lineRule="auto"/>
         <w:ind w:firstLine="567"/>
         <w:mirrorIndents/>
-        <w:jc w:val="both"/>
         <w:rPr>
           <w:rFonts w:ascii="Times New Roman" w:hAnsi="Times New Roman" w:cs="Times New Roman"/>
           <w:sz w:val="24"/>
@@ -955,9 +952,7 @@
     </w:p>
     <w:p>
       <w:pPr>
-        <w:spacing w:line="360" w:lineRule="auto"/>
         <w:ind w:firstLine="567"/>
-        <w:jc w:val="both"/>
         <w:rPr>
           <w:rFonts w:ascii="Times New Roman" w:eastAsiaTheme="minorEastAsia" w:hAnsi="Times New Roman" w:cs="Times New Roman"/>
           <w:sz w:val="24"/>
@@ -1172,9 +1167,7 @@
     </w:p>
     <w:p>
       <w:pPr>
-        <w:spacing w:line="360" w:lineRule="auto"/>
         <w:ind w:firstLine="567"/>
-        <w:jc w:val="both"/>
         <w:rPr>
           <w:rFonts w:ascii="Times New Roman" w:eastAsiaTheme="minorEastAsia" w:hAnsi="Times New Roman" w:cs="Times New Roman"/>
         </w:rPr>
@@ -1264,39 +1257,7 @@
                 <w:sz w:val="24"/>
                 <w:szCs w:val="24"/>
               </w:rPr>
-              <m:t>-</m:t>
-            </m:r>
-            <m:r>
-              <w:rPr>
-                <w:rFonts w:ascii="Cambria Math" w:eastAsiaTheme="minorEastAsia" w:hAnsi="Cambria Math" w:cs="Times New Roman"/>
-                <w:sz w:val="24"/>
-                <w:szCs w:val="24"/>
-              </w:rPr>
-              <m:t>25</m:t>
-            </m:r>
-            <m:r>
-              <w:rPr>
-                <w:rFonts w:ascii="Cambria Math" w:eastAsiaTheme="minorEastAsia" w:hAnsi="Cambria Math" w:cs="Times New Roman"/>
-                <w:sz w:val="24"/>
-                <w:szCs w:val="24"/>
-              </w:rPr>
-              <m:t xml:space="preserve"> N, </m:t>
-            </m:r>
-            <m:r>
-              <w:rPr>
-                <w:rFonts w:ascii="Cambria Math" w:eastAsiaTheme="minorEastAsia" w:hAnsi="Cambria Math" w:cs="Times New Roman"/>
-                <w:sz w:val="24"/>
-                <w:szCs w:val="24"/>
-              </w:rPr>
-              <m:t>25</m:t>
-            </m:r>
-            <m:r>
-              <w:rPr>
-                <w:rFonts w:ascii="Cambria Math" w:eastAsiaTheme="minorEastAsia" w:hAnsi="Cambria Math" w:cs="Times New Roman"/>
-                <w:sz w:val="24"/>
-                <w:szCs w:val="24"/>
-              </w:rPr>
-              <m:t xml:space="preserve"> N</m:t>
+              <m:t>-25 N, 25 N</m:t>
             </m:r>
           </m:e>
         </m:d>
@@ -1364,8 +1325,6 @@
     </w:p>
     <w:p>
       <w:pPr>
-        <w:spacing w:line="360" w:lineRule="auto"/>
-        <w:jc w:val="both"/>
         <w:rPr>
           <w:rFonts w:ascii="Times New Roman" w:eastAsiaTheme="minorEastAsia" w:hAnsi="Times New Roman" w:cs="Times New Roman"/>
           <w:sz w:val="28"/>
@@ -2547,7 +2506,6 @@
     </w:tbl>
     <w:p>
       <w:pPr>
-        <w:spacing w:line="360" w:lineRule="auto"/>
         <w:rPr>
           <w:rFonts w:ascii="Times New Roman" w:eastAsiaTheme="minorEastAsia" w:hAnsi="Times New Roman" w:cs="Times New Roman"/>
           <w:sz w:val="28"/>
@@ -2573,8 +2531,6 @@
     </w:p>
     <w:p>
       <w:pPr>
-        <w:spacing w:line="360" w:lineRule="auto"/>
-        <w:jc w:val="both"/>
         <w:rPr>
           <w:rFonts w:ascii="Times New Roman" w:hAnsi="Times New Roman" w:cs="Times New Roman"/>
           <w:sz w:val="24"/>
@@ -2600,8 +2556,6 @@
     </w:p>
     <w:p>
       <w:pPr>
-        <w:spacing w:line="360" w:lineRule="auto"/>
-        <w:jc w:val="both"/>
         <w:rPr>
           <w:rFonts w:ascii="Times New Roman" w:hAnsi="Times New Roman" w:cs="Times New Roman"/>
           <w:sz w:val="24"/>
@@ -2620,8 +2574,6 @@
     </w:p>
     <w:p>
       <w:pPr>
-        <w:spacing w:line="360" w:lineRule="auto"/>
-        <w:jc w:val="both"/>
         <w:rPr>
           <w:rFonts w:ascii="Times New Roman" w:hAnsi="Times New Roman" w:cs="Times New Roman"/>
           <w:i/>
@@ -2959,8 +2911,6 @@
     </w:p>
     <w:p>
       <w:pPr>
-        <w:spacing w:line="360" w:lineRule="auto"/>
-        <w:jc w:val="both"/>
         <w:rPr>
           <w:rFonts w:ascii="Times New Roman" w:eastAsiaTheme="minorEastAsia" w:hAnsi="Times New Roman" w:cs="Times New Roman"/>
           <w:i/>
@@ -3305,8 +3255,6 @@
     </w:p>
     <w:p>
       <w:pPr>
-        <w:spacing w:line="360" w:lineRule="auto"/>
-        <w:jc w:val="both"/>
         <w:rPr>
           <w:rFonts w:ascii="Times New Roman" w:eastAsiaTheme="minorEastAsia" w:hAnsi="Times New Roman" w:cs="Times New Roman"/>
           <w:i/>
@@ -3317,8 +3265,6 @@
     </w:p>
     <w:p>
       <w:pPr>
-        <w:spacing w:line="360" w:lineRule="auto"/>
-        <w:jc w:val="both"/>
         <w:rPr>
           <w:rFonts w:ascii="Times New Roman" w:eastAsiaTheme="minorEastAsia" w:hAnsi="Times New Roman" w:cs="Times New Roman"/>
           <w:i/>
@@ -3465,8 +3411,6 @@
     </w:p>
     <w:p>
       <w:pPr>
-        <w:spacing w:line="360" w:lineRule="auto"/>
-        <w:jc w:val="both"/>
         <w:rPr>
           <w:rFonts w:ascii="Times New Roman" w:hAnsi="Times New Roman" w:cs="Times New Roman"/>
           <w:iCs/>
@@ -3497,8 +3441,6 @@
     </w:p>
     <w:p>
       <w:pPr>
-        <w:spacing w:line="360" w:lineRule="auto"/>
-        <w:jc w:val="both"/>
         <w:rPr>
           <w:rFonts w:ascii="Times New Roman" w:eastAsiaTheme="minorEastAsia" w:hAnsi="Times New Roman" w:cs="Times New Roman"/>
           <w:sz w:val="24"/>
@@ -3739,8 +3681,6 @@
     </w:p>
     <w:p>
       <w:pPr>
-        <w:spacing w:line="360" w:lineRule="auto"/>
-        <w:jc w:val="both"/>
         <w:rPr>
           <w:rFonts w:ascii="Times New Roman" w:eastAsiaTheme="minorEastAsia" w:hAnsi="Times New Roman" w:cs="Times New Roman"/>
           <w:iCs/>
@@ -3988,8 +3928,6 @@
     </w:p>
     <w:p>
       <w:pPr>
-        <w:spacing w:line="360" w:lineRule="auto"/>
-        <w:jc w:val="both"/>
         <w:rPr>
           <w:rFonts w:ascii="Times New Roman" w:eastAsiaTheme="minorEastAsia" w:hAnsi="Times New Roman" w:cs="Times New Roman"/>
           <w:iCs/>
@@ -4020,8 +3958,6 @@
     </w:p>
     <w:p>
       <w:pPr>
-        <w:spacing w:line="360" w:lineRule="auto"/>
-        <w:jc w:val="both"/>
         <w:rPr>
           <w:rFonts w:ascii="Times New Roman" w:eastAsiaTheme="minorEastAsia" w:hAnsi="Times New Roman" w:cs="Times New Roman"/>
           <w:iCs/>
@@ -4192,8 +4128,6 @@
     </w:p>
     <w:p>
       <w:pPr>
-        <w:spacing w:line="360" w:lineRule="auto"/>
-        <w:jc w:val="both"/>
         <w:rPr>
           <w:rFonts w:ascii="Times New Roman" w:eastAsiaTheme="minorEastAsia" w:hAnsi="Times New Roman" w:cs="Times New Roman"/>
           <w:iCs/>
@@ -4213,8 +4147,6 @@
     </w:p>
     <w:p>
       <w:pPr>
-        <w:spacing w:line="360" w:lineRule="auto"/>
-        <w:jc w:val="both"/>
         <w:rPr>
           <w:rFonts w:ascii="Times New Roman" w:eastAsiaTheme="minorEastAsia" w:hAnsi="Times New Roman" w:cs="Times New Roman"/>
           <w:i/>
@@ -4648,8 +4580,6 @@
     </w:p>
     <w:p>
       <w:pPr>
-        <w:spacing w:line="360" w:lineRule="auto"/>
-        <w:jc w:val="both"/>
         <w:rPr>
           <w:rFonts w:ascii="Times New Roman" w:eastAsiaTheme="minorEastAsia" w:hAnsi="Times New Roman" w:cs="Times New Roman"/>
           <w:iCs/>
@@ -4669,8 +4599,6 @@
     </w:p>
     <w:p>
       <w:pPr>
-        <w:spacing w:line="360" w:lineRule="auto"/>
-        <w:jc w:val="both"/>
         <w:rPr>
           <w:rFonts w:ascii="Times New Roman" w:hAnsi="Times New Roman" w:cs="Times New Roman"/>
           <w:sz w:val="24"/>
@@ -4875,8 +4803,6 @@
     </w:p>
     <w:p>
       <w:pPr>
-        <w:spacing w:line="360" w:lineRule="auto"/>
-        <w:jc w:val="both"/>
         <w:rPr>
           <w:rFonts w:ascii="Times New Roman" w:hAnsi="Times New Roman" w:cs="Times New Roman"/>
           <w:sz w:val="24"/>
@@ -4894,8 +4820,6 @@
     </w:p>
     <w:p>
       <w:pPr>
-        <w:spacing w:line="360" w:lineRule="auto"/>
-        <w:jc w:val="both"/>
         <w:rPr>
           <w:rFonts w:ascii="Times New Roman" w:eastAsiaTheme="minorEastAsia" w:hAnsi="Times New Roman" w:cs="Times New Roman"/>
           <w:sz w:val="24"/>
@@ -5349,8 +5273,6 @@
     </w:p>
     <w:p>
       <w:pPr>
-        <w:spacing w:line="360" w:lineRule="auto"/>
-        <w:jc w:val="both"/>
         <w:rPr>
           <w:rFonts w:ascii="Times New Roman" w:eastAsiaTheme="minorEastAsia" w:hAnsi="Times New Roman" w:cs="Times New Roman"/>
           <w:sz w:val="24"/>
@@ -5368,8 +5290,6 @@
     </w:p>
     <w:p>
       <w:pPr>
-        <w:spacing w:line="360" w:lineRule="auto"/>
-        <w:jc w:val="both"/>
         <w:rPr>
           <w:rFonts w:ascii="Times New Roman" w:eastAsiaTheme="minorEastAsia" w:hAnsi="Times New Roman" w:cs="Times New Roman"/>
           <w:sz w:val="24"/>
@@ -5827,8 +5747,6 @@
     </w:p>
     <w:p>
       <w:pPr>
-        <w:spacing w:line="360" w:lineRule="auto"/>
-        <w:jc w:val="both"/>
         <w:rPr>
           <w:rFonts w:ascii="Times New Roman" w:hAnsi="Times New Roman" w:cs="Times New Roman"/>
           <w:sz w:val="24"/>
@@ -5846,8 +5764,6 @@
     </w:p>
     <w:p>
       <w:pPr>
-        <w:spacing w:line="360" w:lineRule="auto"/>
-        <w:jc w:val="both"/>
         <w:rPr>
           <w:rFonts w:ascii="Times New Roman" w:hAnsi="Times New Roman" w:cs="Times New Roman"/>
           <w:sz w:val="24"/>
@@ -5866,9 +5782,7 @@
     </w:p>
     <w:p>
       <w:pPr>
-        <w:spacing w:line="360" w:lineRule="auto"/>
         <w:ind w:firstLine="567"/>
-        <w:jc w:val="both"/>
         <w:rPr>
           <w:rFonts w:ascii="Times New Roman" w:eastAsiaTheme="minorEastAsia" w:hAnsi="Times New Roman" w:cs="Times New Roman"/>
           <w:sz w:val="24"/>
@@ -5954,8 +5868,6 @@
     </w:p>
     <w:p>
       <w:pPr>
-        <w:spacing w:line="360" w:lineRule="auto"/>
-        <w:jc w:val="both"/>
         <w:rPr>
           <w:rFonts w:ascii="Times New Roman" w:eastAsiaTheme="minorEastAsia" w:hAnsi="Times New Roman" w:cs="Times New Roman"/>
           <w:sz w:val="24"/>
@@ -6559,8 +6471,6 @@
     </w:p>
     <w:p>
       <w:pPr>
-        <w:spacing w:line="360" w:lineRule="auto"/>
-        <w:jc w:val="both"/>
         <w:rPr>
           <w:rFonts w:ascii="Times New Roman" w:eastAsiaTheme="minorEastAsia" w:hAnsi="Times New Roman" w:cs="Times New Roman"/>
           <w:sz w:val="24"/>
@@ -7070,7 +6980,6 @@
     </w:p>
     <w:p>
       <w:pPr>
-        <w:spacing w:line="360" w:lineRule="auto"/>
         <w:jc w:val="center"/>
         <w:rPr>
           <w:rFonts w:ascii="Times New Roman" w:eastAsiaTheme="minorEastAsia" w:hAnsi="Times New Roman" w:cs="Times New Roman"/>
@@ -7089,7 +6998,6 @@
     </w:p>
     <w:p>
       <w:pPr>
-        <w:spacing w:line="360" w:lineRule="auto"/>
         <w:jc w:val="center"/>
         <w:rPr>
           <w:rFonts w:ascii="Times New Roman" w:eastAsiaTheme="minorEastAsia" w:hAnsi="Times New Roman" w:cs="Times New Roman"/>
@@ -7232,7 +7140,6 @@
     </w:p>
     <w:p>
       <w:pPr>
-        <w:spacing w:line="360" w:lineRule="auto"/>
         <w:ind w:firstLine="567"/>
         <w:rPr>
           <w:rFonts w:ascii="Times New Roman" w:eastAsiaTheme="minorEastAsia" w:hAnsi="Times New Roman" w:cs="Times New Roman"/>
@@ -7638,8 +7545,6 @@
     </w:p>
     <w:p>
       <w:pPr>
-        <w:spacing w:line="360" w:lineRule="auto"/>
-        <w:jc w:val="both"/>
         <w:rPr>
           <w:rFonts w:ascii="Times New Roman" w:eastAsiaTheme="minorEastAsia" w:hAnsi="Times New Roman" w:cs="Times New Roman"/>
           <w:sz w:val="24"/>
@@ -7726,8 +7631,6 @@
     </w:p>
     <w:p>
       <w:pPr>
-        <w:spacing w:line="360" w:lineRule="auto"/>
-        <w:jc w:val="both"/>
         <w:rPr>
           <w:rFonts w:ascii="Times New Roman" w:eastAsiaTheme="minorEastAsia" w:hAnsi="Times New Roman" w:cs="Times New Roman"/>
           <w:sz w:val="24"/>
@@ -7930,8 +7833,6 @@
     <w:p>
       <w:pPr>
         <w:keepNext/>
-        <w:spacing w:line="360" w:lineRule="auto"/>
-        <w:jc w:val="both"/>
       </w:pPr>
       <w:r>
         <w:rPr>
@@ -8002,16 +7903,11 @@
       </w:r>
       <w:r>
         <w:br/>
-      </w:r>
-      <w:r>
         <w:t>Specifiche simulazione: X</w:t>
       </w:r>
       <w:proofErr w:type="gramStart"/>
       <w:r>
-        <w:t>0</w:t>
-      </w:r>
-      <w:r>
-        <w:t xml:space="preserve">  =</w:t>
+        <w:t>0  =</w:t>
       </w:r>
       <w:proofErr w:type="gramEnd"/>
       <w:r>
@@ -8020,9 +7916,7 @@
     </w:p>
     <w:p>
       <w:pPr>
-        <w:spacing w:line="360" w:lineRule="auto"/>
         <w:ind w:firstLine="567"/>
-        <w:jc w:val="both"/>
         <w:rPr>
           <w:rFonts w:ascii="Times New Roman" w:eastAsiaTheme="minorEastAsia" w:hAnsi="Times New Roman" w:cs="Times New Roman"/>
           <w:sz w:val="24"/>
@@ -8170,8 +8064,6 @@
     </w:p>
     <w:p>
       <w:pPr>
-        <w:spacing w:line="360" w:lineRule="auto"/>
-        <w:jc w:val="both"/>
         <w:rPr>
           <w:rFonts w:ascii="Times New Roman" w:hAnsi="Times New Roman" w:cs="Times New Roman"/>
           <w:sz w:val="24"/>
@@ -8287,8 +8179,6 @@
     </w:p>
     <w:p>
       <w:pPr>
-        <w:spacing w:line="360" w:lineRule="auto"/>
-        <w:jc w:val="both"/>
         <w:rPr>
           <w:rFonts w:ascii="Times New Roman" w:hAnsi="Times New Roman" w:cs="Times New Roman"/>
           <w:sz w:val="24"/>
@@ -8595,7 +8485,6 @@
     <w:p>
       <w:pPr>
         <w:spacing w:line="276" w:lineRule="auto"/>
-        <w:jc w:val="both"/>
         <w:rPr>
           <w:rFonts w:ascii="Times New Roman" w:hAnsi="Times New Roman" w:cs="Times New Roman"/>
           <w:sz w:val="24"/>
@@ -8618,7 +8507,6 @@
           <w:numId w:val="4"/>
         </w:numPr>
         <w:spacing w:line="276" w:lineRule="auto"/>
-        <w:jc w:val="both"/>
         <w:rPr>
           <w:rFonts w:ascii="Times New Roman" w:hAnsi="Times New Roman" w:cs="Times New Roman"/>
           <w:sz w:val="24"/>
@@ -8667,7 +8555,6 @@
           <w:numId w:val="4"/>
         </w:numPr>
         <w:spacing w:line="276" w:lineRule="auto"/>
-        <w:jc w:val="both"/>
         <w:rPr>
           <w:rFonts w:ascii="Times New Roman" w:hAnsi="Times New Roman" w:cs="Times New Roman"/>
           <w:sz w:val="24"/>
@@ -8700,7 +8587,6 @@
           <w:numId w:val="4"/>
         </w:numPr>
         <w:spacing w:line="276" w:lineRule="auto"/>
-        <w:jc w:val="both"/>
         <w:rPr>
           <w:rFonts w:ascii="Times New Roman" w:hAnsi="Times New Roman" w:cs="Times New Roman"/>
           <w:sz w:val="24"/>
@@ -8845,7 +8731,6 @@
     <w:p>
       <w:pPr>
         <w:spacing w:line="276" w:lineRule="auto"/>
-        <w:jc w:val="both"/>
         <w:rPr>
           <w:rFonts w:ascii="Times New Roman" w:hAnsi="Times New Roman" w:cs="Times New Roman"/>
           <w:sz w:val="24"/>
@@ -8855,9 +8740,7 @@
     </w:p>
     <w:p>
       <w:pPr>
-        <w:spacing w:line="360" w:lineRule="auto"/>
         <w:ind w:firstLine="567"/>
-        <w:jc w:val="both"/>
         <w:rPr>
           <w:rFonts w:ascii="Times New Roman" w:hAnsi="Times New Roman" w:cs="Times New Roman"/>
           <w:sz w:val="28"/>
@@ -9202,7 +9085,6 @@
         <w:pStyle w:val="NormaleWeb"/>
         <w:spacing w:line="360" w:lineRule="auto"/>
         <w:ind w:firstLine="567"/>
-        <w:jc w:val="both"/>
       </w:pPr>
       <w:r>
         <w:t>In sistemi che operano su intervalli di tempo</w:t>
@@ -9245,7 +9127,6 @@
       <w:pPr>
         <w:pStyle w:val="NormaleWeb"/>
         <w:spacing w:line="360" w:lineRule="auto"/>
-        <w:jc w:val="both"/>
       </w:pPr>
       <m:oMathPara>
         <m:oMath>
@@ -9532,8 +9413,6 @@
     </w:p>
     <w:p>
       <w:pPr>
-        <w:spacing w:line="360" w:lineRule="auto"/>
-        <w:jc w:val="both"/>
         <w:rPr>
           <w:rFonts w:ascii="Times New Roman" w:hAnsi="Times New Roman" w:cs="Times New Roman"/>
           <w:sz w:val="24"/>
@@ -9607,9 +9486,7 @@
     </w:p>
     <w:p>
       <w:pPr>
-        <w:spacing w:line="360" w:lineRule="auto"/>
         <w:ind w:firstLine="567"/>
-        <w:jc w:val="both"/>
         <w:rPr>
           <w:rFonts w:ascii="Times New Roman" w:hAnsi="Times New Roman" w:cs="Times New Roman"/>
           <w:sz w:val="12"/>
@@ -9702,8 +9579,6 @@
     </w:p>
     <w:p>
       <w:pPr>
-        <w:spacing w:line="360" w:lineRule="auto"/>
-        <w:jc w:val="both"/>
         <w:rPr>
           <w:rFonts w:ascii="Times New Roman" w:hAnsi="Times New Roman" w:cs="Times New Roman"/>
           <w:sz w:val="24"/>
@@ -9809,7 +9684,6 @@
     </w:p>
     <w:p>
       <w:pPr>
-        <w:spacing w:line="360" w:lineRule="auto"/>
         <w:jc w:val="center"/>
         <w:rPr>
           <w:rFonts w:eastAsiaTheme="minorEastAsia"/>
@@ -9958,9 +9832,7 @@
     </w:p>
     <w:p>
       <w:pPr>
-        <w:spacing w:line="360" w:lineRule="auto"/>
         <w:ind w:firstLine="567"/>
-        <w:jc w:val="both"/>
         <w:rPr>
           <w:rFonts w:ascii="Times New Roman" w:eastAsiaTheme="minorEastAsia" w:hAnsi="Times New Roman" w:cs="Times New Roman"/>
           <w:sz w:val="24"/>
@@ -10228,9 +10100,7 @@
     </w:p>
     <w:p>
       <w:pPr>
-        <w:spacing w:line="360" w:lineRule="auto"/>
         <w:ind w:firstLine="567"/>
-        <w:jc w:val="both"/>
         <w:rPr>
           <w:rFonts w:ascii="Times New Roman" w:eastAsiaTheme="minorEastAsia" w:hAnsi="Times New Roman" w:cs="Times New Roman"/>
           <w:sz w:val="24"/>
@@ -10264,9 +10134,7 @@
     </w:p>
     <w:p>
       <w:pPr>
-        <w:spacing w:line="360" w:lineRule="auto"/>
         <w:ind w:firstLine="567"/>
-        <w:jc w:val="both"/>
         <w:rPr>
           <w:rFonts w:ascii="Times New Roman" w:eastAsiaTheme="minorEastAsia" w:hAnsi="Times New Roman" w:cs="Times New Roman"/>
           <w:sz w:val="24"/>
@@ -10441,8 +10309,6 @@
     </w:p>
     <w:p>
       <w:pPr>
-        <w:spacing w:line="360" w:lineRule="auto"/>
-        <w:jc w:val="both"/>
         <w:rPr>
           <w:rFonts w:ascii="Times New Roman" w:eastAsiaTheme="minorEastAsia" w:hAnsi="Times New Roman" w:cs="Times New Roman"/>
           <w:iCs/>
@@ -10512,15 +10378,7 @@
               <w:sz w:val="24"/>
               <w:szCs w:val="24"/>
             </w:rPr>
-            <m:t>=</m:t>
-          </m:r>
-          <m:r>
-            <w:rPr>
-              <w:rFonts w:ascii="Cambria Math" w:eastAsiaTheme="minorEastAsia" w:hAnsi="Cambria Math" w:cs="Times New Roman"/>
-              <w:sz w:val="24"/>
-              <w:szCs w:val="24"/>
-            </w:rPr>
-            <m:t>A⋅</m:t>
+            <m:t>=A⋅</m:t>
           </m:r>
           <m:r>
             <m:rPr>
@@ -10719,8 +10577,6 @@
     </w:p>
     <w:p>
       <w:pPr>
-        <w:spacing w:line="360" w:lineRule="auto"/>
-        <w:jc w:val="both"/>
         <w:rPr>
           <w:rFonts w:ascii="Times New Roman" w:eastAsiaTheme="minorEastAsia" w:hAnsi="Times New Roman" w:cs="Times New Roman"/>
           <w:sz w:val="24"/>
@@ -10874,9 +10730,7 @@
     </w:p>
     <w:p>
       <w:pPr>
-        <w:spacing w:line="360" w:lineRule="auto"/>
         <w:ind w:firstLine="567"/>
-        <w:jc w:val="both"/>
         <w:rPr>
           <w:rFonts w:ascii="Times New Roman" w:eastAsiaTheme="minorEastAsia" w:hAnsi="Times New Roman" w:cs="Times New Roman"/>
           <w:sz w:val="24"/>
@@ -11023,8 +10877,6 @@
     <w:p>
       <w:pPr>
         <w:keepNext/>
-        <w:spacing w:line="360" w:lineRule="auto"/>
-        <w:jc w:val="both"/>
       </w:pPr>
       <w:r>
         <w:rPr>
@@ -11110,8 +10962,6 @@
     </w:p>
     <w:p>
       <w:pPr>
-        <w:spacing w:line="360" w:lineRule="auto"/>
-        <w:jc w:val="both"/>
         <w:rPr>
           <w:rFonts w:ascii="Times New Roman" w:eastAsiaTheme="minorEastAsia" w:hAnsi="Times New Roman" w:cs="Times New Roman"/>
           <w:sz w:val="24"/>
@@ -11515,7 +11365,6 @@
       <w:pPr>
         <w:pStyle w:val="NormaleWeb"/>
         <w:spacing w:line="360" w:lineRule="auto"/>
-        <w:jc w:val="both"/>
         <w:rPr>
           <w:b/>
           <w:bCs/>
@@ -11606,8 +11455,6 @@
     </w:p>
     <w:p>
       <w:pPr>
-        <w:spacing w:line="360" w:lineRule="auto"/>
-        <w:jc w:val="both"/>
         <w:rPr>
           <w:rFonts w:ascii="Times New Roman" w:hAnsi="Times New Roman" w:cs="Times New Roman"/>
           <w:sz w:val="24"/>
@@ -12011,8 +11858,6 @@
     </w:p>
     <w:p>
       <w:pPr>
-        <w:spacing w:line="360" w:lineRule="auto"/>
-        <w:jc w:val="both"/>
         <w:rPr>
           <w:rFonts w:ascii="Times New Roman" w:hAnsi="Times New Roman" w:cs="Times New Roman"/>
           <w:sz w:val="24"/>
@@ -12166,9 +12011,7 @@
     </w:p>
     <w:p>
       <w:pPr>
-        <w:spacing w:line="360" w:lineRule="auto"/>
         <w:ind w:firstLine="567"/>
-        <w:jc w:val="both"/>
         <w:rPr>
           <w:rFonts w:ascii="Times New Roman" w:hAnsi="Times New Roman" w:cs="Times New Roman"/>
           <w:sz w:val="24"/>
@@ -12459,8 +12302,6 @@
     </w:p>
     <w:p>
       <w:pPr>
-        <w:spacing w:line="360" w:lineRule="auto"/>
-        <w:jc w:val="both"/>
         <w:rPr>
           <w:rFonts w:ascii="Times New Roman" w:eastAsiaTheme="minorEastAsia" w:hAnsi="Times New Roman" w:cs="Times New Roman"/>
           <w:sz w:val="24"/>
@@ -12708,9 +12549,7 @@
     </w:p>
     <w:p>
       <w:pPr>
-        <w:spacing w:line="360" w:lineRule="auto"/>
         <w:ind w:firstLine="567"/>
-        <w:jc w:val="both"/>
         <w:rPr>
           <w:rFonts w:ascii="Times New Roman" w:eastAsiaTheme="minorEastAsia" w:hAnsi="Times New Roman" w:cs="Times New Roman"/>
           <w:sz w:val="24"/>
@@ -13194,9 +13033,7 @@
     </w:p>
     <w:p>
       <w:pPr>
-        <w:spacing w:line="360" w:lineRule="auto"/>
         <w:ind w:firstLine="567"/>
-        <w:jc w:val="both"/>
         <w:rPr>
           <w:rFonts w:ascii="Times New Roman" w:hAnsi="Times New Roman" w:cs="Times New Roman"/>
           <w:sz w:val="24"/>
@@ -13694,9 +13531,7 @@
     </w:p>
     <w:p>
       <w:pPr>
-        <w:spacing w:line="360" w:lineRule="auto"/>
         <w:ind w:firstLine="567"/>
-        <w:jc w:val="both"/>
         <w:rPr>
           <w:rFonts w:ascii="Times New Roman" w:hAnsi="Times New Roman" w:cs="Times New Roman"/>
           <w:sz w:val="24"/>
@@ -13715,8 +13550,6 @@
     </w:p>
     <w:p>
       <w:pPr>
-        <w:spacing w:line="360" w:lineRule="auto"/>
-        <w:jc w:val="both"/>
         <w:rPr>
           <w:rFonts w:ascii="Times New Roman" w:hAnsi="Times New Roman" w:cs="Times New Roman"/>
           <w:sz w:val="24"/>
@@ -13864,8 +13697,6 @@
     </w:p>
     <w:p>
       <w:pPr>
-        <w:spacing w:line="360" w:lineRule="auto"/>
-        <w:jc w:val="both"/>
         <w:rPr>
           <w:rFonts w:ascii="Times New Roman" w:hAnsi="Times New Roman" w:cs="Times New Roman"/>
           <w:sz w:val="24"/>
@@ -13991,8 +13822,6 @@
     </w:p>
     <w:p>
       <w:pPr>
-        <w:spacing w:line="360" w:lineRule="auto"/>
-        <w:jc w:val="both"/>
         <w:rPr>
           <w:rFonts w:ascii="Times New Roman" w:eastAsiaTheme="minorEastAsia" w:hAnsi="Times New Roman" w:cs="Times New Roman"/>
           <w:sz w:val="24"/>
@@ -14204,9 +14033,7 @@
     </w:p>
     <w:p>
       <w:pPr>
-        <w:spacing w:line="360" w:lineRule="auto"/>
         <w:ind w:firstLine="567"/>
-        <w:jc w:val="both"/>
         <w:rPr>
           <w:rFonts w:ascii="Times New Roman" w:eastAsiaTheme="minorEastAsia" w:hAnsi="Times New Roman" w:cs="Times New Roman"/>
           <w:sz w:val="24"/>
@@ -14674,9 +14501,7 @@
     </w:p>
     <w:p>
       <w:pPr>
-        <w:spacing w:line="360" w:lineRule="auto"/>
         <w:ind w:firstLine="567"/>
-        <w:jc w:val="both"/>
         <w:rPr>
           <w:rFonts w:ascii="Times New Roman" w:eastAsiaTheme="minorEastAsia" w:hAnsi="Times New Roman" w:cs="Times New Roman"/>
           <w:sz w:val="24"/>
@@ -14923,8 +14748,6 @@
     </w:p>
     <w:p>
       <w:pPr>
-        <w:spacing w:line="360" w:lineRule="auto"/>
-        <w:jc w:val="both"/>
         <w:rPr>
           <w:rFonts w:ascii="Times New Roman" w:eastAsiaTheme="minorEastAsia" w:hAnsi="Times New Roman" w:cs="Times New Roman"/>
           <w:sz w:val="24"/>
@@ -15240,8 +15063,6 @@
     </w:p>
     <w:p>
       <w:pPr>
-        <w:spacing w:line="360" w:lineRule="auto"/>
-        <w:jc w:val="both"/>
         <w:rPr>
           <w:rFonts w:ascii="Times New Roman" w:eastAsiaTheme="minorEastAsia" w:hAnsi="Times New Roman" w:cs="Times New Roman"/>
           <w:sz w:val="24"/>
@@ -15948,8 +15769,6 @@
     </w:p>
     <w:p>
       <w:pPr>
-        <w:spacing w:line="360" w:lineRule="auto"/>
-        <w:jc w:val="both"/>
         <w:rPr>
           <w:rFonts w:ascii="Times New Roman" w:eastAsiaTheme="minorEastAsia" w:hAnsi="Times New Roman" w:cs="Times New Roman"/>
           <w:sz w:val="24"/>
@@ -16578,8 +16397,6 @@
     </w:p>
     <w:p>
       <w:pPr>
-        <w:spacing w:line="360" w:lineRule="auto"/>
-        <w:jc w:val="both"/>
         <w:rPr>
           <w:rFonts w:ascii="Times New Roman" w:eastAsiaTheme="minorEastAsia" w:hAnsi="Times New Roman" w:cs="Times New Roman"/>
           <w:sz w:val="24"/>
@@ -16589,9 +16406,7 @@
     </w:p>
     <w:p>
       <w:pPr>
-        <w:spacing w:line="360" w:lineRule="auto"/>
         <w:ind w:firstLine="567"/>
-        <w:jc w:val="both"/>
         <w:rPr>
           <w:rFonts w:ascii="Times New Roman" w:eastAsiaTheme="minorEastAsia" w:hAnsi="Times New Roman" w:cs="Times New Roman"/>
           <w:sz w:val="24"/>
@@ -16875,8 +16690,6 @@
     <w:p>
       <w:pPr>
         <w:keepNext/>
-        <w:spacing w:line="360" w:lineRule="auto"/>
-        <w:jc w:val="both"/>
       </w:pPr>
       <w:r>
         <w:rPr>
@@ -16942,13 +16755,8 @@
       </w:fldSimple>
       <w:bookmarkEnd w:id="6"/>
       <w:r>
-        <w:t xml:space="preserve"> - simulazione per dataset di </w:t>
-      </w:r>
-      <w:proofErr w:type="spellStart"/>
-      <w:r>
-        <w:t>train</w:t>
-      </w:r>
-      <w:proofErr w:type="spellEnd"/>
+        <w:t xml:space="preserve"> - simulazione per dataset di train</w:t>
+      </w:r>
       <w:r>
         <w:t xml:space="preserve">. </w:t>
       </w:r>
@@ -16985,8 +16793,6 @@
     <w:p>
       <w:pPr>
         <w:keepNext/>
-        <w:spacing w:line="360" w:lineRule="auto"/>
-        <w:jc w:val="both"/>
       </w:pPr>
       <w:r>
         <w:rPr>
@@ -17053,22 +16859,12 @@
       </w:fldSimple>
       <w:bookmarkEnd w:id="7"/>
       <w:r>
-        <w:t xml:space="preserve"> - Simulazione per dataset di test. Stessi parametri del </w:t>
-      </w:r>
-      <w:proofErr w:type="spellStart"/>
-      <w:r>
-        <w:t>train</w:t>
-      </w:r>
-      <w:proofErr w:type="spellEnd"/>
-      <w:r>
-        <w:t xml:space="preserve"> tranne combinazione riferimento.</w:t>
+        <w:t xml:space="preserve"> - Simulazione per dataset di test. Stessi parametri del train tranne combinazione riferimento.</w:t>
       </w:r>
     </w:p>
     <w:p>
       <w:pPr>
-        <w:spacing w:line="360" w:lineRule="auto"/>
         <w:ind w:firstLine="567"/>
-        <w:jc w:val="both"/>
         <w:rPr>
           <w:rFonts w:ascii="Times New Roman" w:eastAsiaTheme="minorEastAsia" w:hAnsi="Times New Roman" w:cs="Times New Roman"/>
           <w:sz w:val="24"/>
@@ -17246,8 +17042,8 @@
         <w:tblLook w:val="04A0" w:firstRow="1" w:lastRow="0" w:firstColumn="1" w:lastColumn="0" w:noHBand="0" w:noVBand="1"/>
       </w:tblPr>
       <w:tblGrid>
-        <w:gridCol w:w="3003"/>
-        <w:gridCol w:w="2816"/>
+        <w:gridCol w:w="3287"/>
+        <w:gridCol w:w="3100"/>
       </w:tblGrid>
       <w:tr>
         <w:trPr>
@@ -17389,21 +17185,11 @@
         <w:t>regressione</w:t>
       </w:r>
       <w:r>
-        <w:t xml:space="preserve"> lineare valutata su </w:t>
-      </w:r>
-      <w:proofErr w:type="spellStart"/>
-      <w:r>
-        <w:t>train</w:t>
-      </w:r>
-      <w:proofErr w:type="spellEnd"/>
-      <w:r>
-        <w:t xml:space="preserve"> e test</w:t>
+        <w:t xml:space="preserve"> lineare valutata su train e test</w:t>
       </w:r>
     </w:p>
     <w:p>
       <w:pPr>
-        <w:spacing w:line="360" w:lineRule="auto"/>
-        <w:jc w:val="both"/>
         <w:rPr>
           <w:rFonts w:ascii="Times New Roman" w:eastAsiaTheme="minorEastAsia" w:hAnsi="Times New Roman" w:cs="Times New Roman"/>
           <w:sz w:val="24"/>
@@ -17621,8 +17407,6 @@
     </w:p>
     <w:p>
       <w:pPr>
-        <w:spacing w:line="360" w:lineRule="auto"/>
-        <w:jc w:val="both"/>
         <w:rPr>
           <w:rFonts w:ascii="Times New Roman" w:eastAsiaTheme="minorEastAsia" w:hAnsi="Times New Roman" w:cs="Times New Roman"/>
           <w:sz w:val="24"/>
@@ -17673,8 +17457,6 @@
     </w:p>
     <w:p>
       <w:pPr>
-        <w:spacing w:line="360" w:lineRule="auto"/>
-        <w:jc w:val="both"/>
         <w:rPr>
           <w:rFonts w:ascii="Times New Roman" w:eastAsiaTheme="minorEastAsia" w:hAnsi="Times New Roman" w:cs="Times New Roman"/>
           <w:sz w:val="24"/>
@@ -17685,8 +17467,6 @@
     <w:p>
       <w:pPr>
         <w:keepNext/>
-        <w:spacing w:line="360" w:lineRule="auto"/>
-        <w:jc w:val="both"/>
       </w:pPr>
       <w:r>
         <w:rPr>
@@ -17753,15 +17533,7 @@
       <w:bookmarkEnd w:id="8"/>
       <w:r>
         <w:softHyphen/>
-        <w:t xml:space="preserve"> - Errori di predizione sul dataset di </w:t>
-      </w:r>
-      <w:proofErr w:type="spellStart"/>
-      <w:r>
-        <w:t>train</w:t>
-      </w:r>
-      <w:proofErr w:type="spellEnd"/>
-      <w:r>
-        <w:t xml:space="preserve"> e di test</w:t>
+        <w:t xml:space="preserve"> - Errori di predizione sul dataset di train e di test</w:t>
       </w:r>
     </w:p>
     <w:p>
@@ -17783,8 +17555,6 @@
     </w:p>
     <w:p>
       <w:pPr>
-        <w:spacing w:line="360" w:lineRule="auto"/>
-        <w:jc w:val="both"/>
         <w:rPr>
           <w:rFonts w:ascii="Times New Roman" w:eastAsiaTheme="minorEastAsia" w:hAnsi="Times New Roman" w:cs="Times New Roman"/>
           <w:sz w:val="24"/>
@@ -17938,15 +17708,7 @@
                 <w:sz w:val="24"/>
                 <w:szCs w:val="24"/>
               </w:rPr>
-              <m:t>3⋅</m:t>
-            </m:r>
-            <m:r>
-              <w:rPr>
-                <w:rFonts w:ascii="Cambria Math" w:eastAsiaTheme="minorEastAsia" w:hAnsi="Cambria Math" w:cs="Times New Roman"/>
-                <w:sz w:val="24"/>
-                <w:szCs w:val="24"/>
-              </w:rPr>
-              <m:t>10</m:t>
+              <m:t>3⋅10</m:t>
             </m:r>
           </m:e>
           <m:sup>
@@ -17956,15 +17718,7 @@
                 <w:sz w:val="24"/>
                 <w:szCs w:val="24"/>
               </w:rPr>
-              <m:t>-</m:t>
-            </m:r>
-            <m:r>
-              <w:rPr>
-                <w:rFonts w:ascii="Cambria Math" w:eastAsiaTheme="minorEastAsia" w:hAnsi="Cambria Math" w:cs="Times New Roman"/>
-                <w:sz w:val="24"/>
-                <w:szCs w:val="24"/>
-              </w:rPr>
-              <m:t>3</m:t>
+              <m:t>-3</m:t>
             </m:r>
           </m:sup>
         </m:sSup>
@@ -18235,9 +17989,7 @@
     </w:p>
     <w:p>
       <w:pPr>
-        <w:spacing w:line="360" w:lineRule="auto"/>
         <w:ind w:firstLine="567"/>
-        <w:jc w:val="both"/>
         <w:rPr>
           <w:rFonts w:ascii="Times New Roman" w:eastAsiaTheme="minorEastAsia" w:hAnsi="Times New Roman" w:cs="Times New Roman"/>
           <w:sz w:val="24"/>
@@ -18527,8 +18279,6 @@
     <w:p>
       <w:pPr>
         <w:keepNext/>
-        <w:spacing w:line="360" w:lineRule="auto"/>
-        <w:jc w:val="both"/>
       </w:pPr>
       <w:r>
         <w:rPr>
@@ -18613,9 +18363,7 @@
     </w:p>
     <w:p>
       <w:pPr>
-        <w:spacing w:line="360" w:lineRule="auto"/>
         <w:ind w:firstLine="567"/>
-        <w:jc w:val="both"/>
         <w:rPr>
           <w:rFonts w:ascii="Times New Roman" w:eastAsiaTheme="minorEastAsia" w:hAnsi="Times New Roman" w:cs="Times New Roman"/>
           <w:sz w:val="24"/>
@@ -18791,8 +18539,6 @@
     </w:p>
     <w:p>
       <w:pPr>
-        <w:spacing w:line="360" w:lineRule="auto"/>
-        <w:jc w:val="both"/>
         <w:rPr>
           <w:rFonts w:ascii="Times New Roman" w:hAnsi="Times New Roman" w:cs="Times New Roman"/>
           <w:sz w:val="24"/>
@@ -18826,7 +18572,6 @@
     </w:p>
     <w:p>
       <w:pPr>
-        <w:spacing w:line="360" w:lineRule="auto"/>
         <w:jc w:val="center"/>
         <w:rPr>
           <w:rFonts w:ascii="Times New Roman" w:hAnsi="Times New Roman" w:cs="Times New Roman"/>
@@ -19074,8 +18819,6 @@
     </w:p>
     <w:p>
       <w:pPr>
-        <w:spacing w:line="360" w:lineRule="auto"/>
-        <w:jc w:val="both"/>
         <w:rPr>
           <w:rFonts w:ascii="Times New Roman" w:hAnsi="Times New Roman" w:cs="Times New Roman"/>
           <w:sz w:val="24"/>
@@ -19163,8 +18906,6 @@
     </w:p>
     <w:p>
       <w:pPr>
-        <w:spacing w:line="360" w:lineRule="auto"/>
-        <w:jc w:val="both"/>
         <w:rPr>
           <w:rFonts w:ascii="Times New Roman" w:hAnsi="Times New Roman" w:cs="Times New Roman"/>
           <w:sz w:val="24"/>
@@ -19261,8 +19002,6 @@
     </w:p>
     <w:p>
       <w:pPr>
-        <w:spacing w:line="360" w:lineRule="auto"/>
-        <w:jc w:val="both"/>
         <w:rPr>
           <w:rFonts w:ascii="Times New Roman" w:hAnsi="Times New Roman" w:cs="Times New Roman"/>
           <w:sz w:val="24"/>
@@ -19365,30 +19104,11 @@
           <w:sz w:val="24"/>
           <w:szCs w:val="24"/>
         </w:rPr>
-        <w:t xml:space="preserve">è calcolata risolvendo l’equazione algebrica di </w:t>
-      </w:r>
-      <w:proofErr w:type="spellStart"/>
-      <w:r>
-        <w:rPr>
-          <w:rFonts w:ascii="Times New Roman" w:hAnsi="Times New Roman" w:cs="Times New Roman"/>
-          <w:sz w:val="24"/>
-          <w:szCs w:val="24"/>
-        </w:rPr>
-        <w:t>Riccati</w:t>
-      </w:r>
-      <w:proofErr w:type="spellEnd"/>
-      <w:r>
-        <w:rPr>
-          <w:rFonts w:ascii="Times New Roman" w:hAnsi="Times New Roman" w:cs="Times New Roman"/>
-          <w:sz w:val="24"/>
-          <w:szCs w:val="24"/>
-        </w:rPr>
-        <w:t xml:space="preserve"> (ARE):</w:t>
+        <w:t>è calcolata risolvendo l’equazione algebrica di Riccati (ARE):</w:t>
       </w:r>
     </w:p>
     <w:p>
       <w:pPr>
-        <w:spacing w:line="360" w:lineRule="auto"/>
         <w:jc w:val="center"/>
         <w:rPr>
           <w:rFonts w:ascii="Times New Roman" w:eastAsiaTheme="minorEastAsia" w:hAnsi="Times New Roman" w:cs="Times New Roman"/>
@@ -19521,8 +19241,6 @@
     </w:p>
     <w:p>
       <w:pPr>
-        <w:spacing w:line="360" w:lineRule="auto"/>
-        <w:jc w:val="both"/>
         <w:rPr>
           <w:rFonts w:ascii="Times New Roman" w:hAnsi="Times New Roman" w:cs="Times New Roman"/>
           <w:sz w:val="24"/>
@@ -19714,8 +19432,6 @@
     </w:p>
     <w:p>
       <w:pPr>
-        <w:spacing w:line="360" w:lineRule="auto"/>
-        <w:jc w:val="both"/>
         <w:rPr>
           <w:rFonts w:ascii="Times New Roman" w:hAnsi="Times New Roman" w:cs="Times New Roman"/>
           <w:sz w:val="24"/>
@@ -19733,8 +19449,6 @@
     </w:p>
     <w:p>
       <w:pPr>
-        <w:spacing w:line="360" w:lineRule="auto"/>
-        <w:jc w:val="both"/>
         <w:rPr>
           <w:rFonts w:ascii="Times New Roman" w:hAnsi="Times New Roman" w:cs="Times New Roman"/>
           <w:sz w:val="24"/>
@@ -19980,7 +19694,6 @@
     </w:p>
     <w:p>
       <w:pPr>
-        <w:spacing w:line="360" w:lineRule="auto"/>
         <w:rPr>
           <w:rFonts w:ascii="Times New Roman" w:hAnsi="Times New Roman" w:cs="Times New Roman"/>
           <w:sz w:val="24"/>
@@ -20016,7 +19729,6 @@
     </w:p>
     <w:p>
       <w:pPr>
-        <w:spacing w:line="360" w:lineRule="auto"/>
         <w:jc w:val="center"/>
         <w:rPr>
           <w:rFonts w:ascii="Times New Roman" w:eastAsiaTheme="minorEastAsia" w:hAnsi="Times New Roman" w:cs="Times New Roman"/>
@@ -20245,7 +19957,6 @@
     </w:p>
     <w:p>
       <w:pPr>
-        <w:spacing w:line="360" w:lineRule="auto"/>
         <w:rPr>
           <w:rFonts w:ascii="Times New Roman" w:eastAsiaTheme="minorEastAsia" w:hAnsi="Times New Roman" w:cs="Times New Roman"/>
           <w:sz w:val="24"/>
@@ -20580,8 +20291,6 @@
     </w:p>
     <w:p>
       <w:pPr>
-        <w:spacing w:line="360" w:lineRule="auto"/>
-        <w:jc w:val="both"/>
         <w:rPr>
           <w:rFonts w:ascii="Times New Roman" w:eastAsiaTheme="minorEastAsia" w:hAnsi="Times New Roman" w:cs="Times New Roman"/>
           <w:sz w:val="24"/>
@@ -20885,9 +20594,7 @@
     </w:p>
     <w:p>
       <w:pPr>
-        <w:spacing w:line="360" w:lineRule="auto"/>
         <w:ind w:firstLine="567"/>
-        <w:jc w:val="both"/>
         <w:rPr>
           <w:rFonts w:ascii="Times New Roman" w:eastAsiaTheme="minorEastAsia" w:hAnsi="Times New Roman" w:cs="Times New Roman"/>
           <w:sz w:val="24"/>
@@ -21151,9 +20858,7 @@
     </w:p>
     <w:p>
       <w:pPr>
-        <w:spacing w:line="360" w:lineRule="auto"/>
         <w:ind w:firstLine="567"/>
-        <w:jc w:val="both"/>
         <w:rPr>
           <w:rFonts w:ascii="Times New Roman" w:eastAsiaTheme="minorEastAsia" w:hAnsi="Times New Roman" w:cs="Times New Roman"/>
           <w:sz w:val="20"/>
@@ -21175,15 +20880,7 @@
             <w:sz w:val="24"/>
             <w:szCs w:val="24"/>
           </w:rPr>
-          <m:t>Q</m:t>
-        </m:r>
-        <m:r>
-          <w:rPr>
-            <w:rFonts w:ascii="Cambria Math" w:eastAsiaTheme="minorEastAsia" w:hAnsi="Cambria Math" w:cs="Times New Roman"/>
-            <w:sz w:val="24"/>
-            <w:szCs w:val="24"/>
-          </w:rPr>
-          <m:t xml:space="preserve">= </m:t>
+          <m:t xml:space="preserve">Q= </m:t>
         </m:r>
         <m:r>
           <m:rPr>
@@ -21250,23 +20947,7 @@
             <w:sz w:val="24"/>
             <w:szCs w:val="24"/>
           </w:rPr>
-          <m:t>R</m:t>
-        </m:r>
-        <m:r>
-          <w:rPr>
-            <w:rFonts w:ascii="Cambria Math" w:eastAsiaTheme="minorEastAsia" w:hAnsi="Cambria Math" w:cs="Times New Roman"/>
-            <w:sz w:val="24"/>
-            <w:szCs w:val="24"/>
-          </w:rPr>
-          <m:t>=</m:t>
-        </m:r>
-        <m:r>
-          <w:rPr>
-            <w:rFonts w:ascii="Cambria Math" w:eastAsiaTheme="minorEastAsia" w:hAnsi="Cambria Math" w:cs="Times New Roman"/>
-            <w:sz w:val="24"/>
-            <w:szCs w:val="24"/>
-          </w:rPr>
-          <m:t>0.0001</m:t>
+          <m:t>R=0.0001</m:t>
         </m:r>
       </m:oMath>
       <w:r>
@@ -21341,7 +21022,6 @@
         </w:rPr>
         <w:t xml:space="preserve">: </w:t>
       </w:r>
-      <w:proofErr w:type="spellStart"/>
       <w:proofErr w:type="gramStart"/>
       <w:r>
         <w:rPr>
@@ -21349,16 +21029,7 @@
           <w:sz w:val="24"/>
           <w:szCs w:val="24"/>
         </w:rPr>
-        <w:t>dlqr</w:t>
-      </w:r>
-      <w:proofErr w:type="spellEnd"/>
-      <w:r>
-        <w:rPr>
-          <w:rFonts w:ascii="Consolas" w:eastAsiaTheme="minorEastAsia" w:hAnsi="Consolas" w:cs="Times New Roman"/>
-          <w:sz w:val="24"/>
-          <w:szCs w:val="24"/>
-        </w:rPr>
-        <w:t>(</w:t>
+        <w:t>dlqr(</w:t>
       </w:r>
       <w:proofErr w:type="gramEnd"/>
       <w:r>
@@ -21551,7 +21222,6 @@
     </w:p>
     <w:p>
       <w:pPr>
-        <w:jc w:val="both"/>
         <w:rPr>
           <w:rFonts w:ascii="Times New Roman" w:eastAsiaTheme="minorEastAsia" w:hAnsi="Times New Roman" w:cs="Times New Roman"/>
           <w:sz w:val="24"/>
@@ -21601,7 +21271,6 @@
     </w:p>
     <w:p>
       <w:pPr>
-        <w:jc w:val="both"/>
         <w:rPr>
           <w:rFonts w:ascii="Times New Roman" w:eastAsiaTheme="minorEastAsia" w:hAnsi="Times New Roman" w:cs="Times New Roman"/>
           <w:sz w:val="24"/>
@@ -21652,7 +21321,6 @@
     <w:p>
       <w:pPr>
         <w:keepNext/>
-        <w:jc w:val="both"/>
       </w:pPr>
       <w:r>
         <w:rPr>
@@ -21735,13 +21403,8 @@
         </w:rPr>
       </w:pPr>
       <w:r>
-        <w:t xml:space="preserve">Cenni sul Internal Model </w:t>
-      </w:r>
-      <w:proofErr w:type="spellStart"/>
-      <w:r>
-        <w:t>Principle</w:t>
-      </w:r>
-      <w:proofErr w:type="spellEnd"/>
+        <w:t>Cenni sul Internal Model Principle</w:t>
+      </w:r>
       <w:r>
         <w:t xml:space="preserve"> </w:t>
       </w:r>
@@ -21751,7 +21414,6 @@
     </w:p>
     <w:p>
       <w:pPr>
-        <w:spacing w:line="360" w:lineRule="auto"/>
         <w:rPr>
           <w:rFonts w:ascii="Times New Roman" w:hAnsi="Times New Roman" w:cs="Times New Roman"/>
           <w:sz w:val="24"/>
@@ -21774,9 +21436,16 @@
           <w:sz w:val="24"/>
           <w:szCs w:val="24"/>
         </w:rPr>
-        <w:t xml:space="preserve">Internal Model </w:t>
-      </w:r>
-      <w:proofErr w:type="spellStart"/>
+        <w:t>Internal Model Principle</w:t>
+      </w:r>
+      <w:r>
+        <w:rPr>
+          <w:rFonts w:ascii="Times New Roman" w:hAnsi="Times New Roman" w:cs="Times New Roman"/>
+          <w:sz w:val="24"/>
+          <w:szCs w:val="24"/>
+        </w:rPr>
+        <w:t xml:space="preserve">, IMP) rappresenta un risultato teorico fondamentale nella progettazione di sistemi di controllo volti a garantire prestazioni asintotiche in presenza di ingressi esogeni. Introdotto formalmente da </w:t>
+      </w:r>
       <w:r>
         <w:rPr>
           <w:rFonts w:ascii="Times New Roman" w:hAnsi="Times New Roman" w:cs="Times New Roman"/>
@@ -21785,16 +21454,15 @@
           <w:sz w:val="24"/>
           <w:szCs w:val="24"/>
         </w:rPr>
-        <w:t>Principle</w:t>
-      </w:r>
-      <w:proofErr w:type="spellEnd"/>
-      <w:r>
-        <w:rPr>
-          <w:rFonts w:ascii="Times New Roman" w:hAnsi="Times New Roman" w:cs="Times New Roman"/>
-          <w:sz w:val="24"/>
-          <w:szCs w:val="24"/>
-        </w:rPr>
-        <w:t xml:space="preserve">, IMP) rappresenta un risultato teorico fondamentale nella progettazione di sistemi di controllo volti a garantire prestazioni asintotiche in presenza di ingressi esogeni. Introdotto formalmente da </w:t>
+        <w:t>Francis</w:t>
+      </w:r>
+      <w:r>
+        <w:rPr>
+          <w:rFonts w:ascii="Times New Roman" w:hAnsi="Times New Roman" w:cs="Times New Roman"/>
+          <w:sz w:val="24"/>
+          <w:szCs w:val="24"/>
+        </w:rPr>
+        <w:t xml:space="preserve"> e </w:t>
       </w:r>
       <w:r>
         <w:rPr>
@@ -21804,28 +21472,8 @@
           <w:sz w:val="24"/>
           <w:szCs w:val="24"/>
         </w:rPr>
-        <w:t>Francis</w:t>
-      </w:r>
-      <w:r>
-        <w:rPr>
-          <w:rFonts w:ascii="Times New Roman" w:hAnsi="Times New Roman" w:cs="Times New Roman"/>
-          <w:sz w:val="24"/>
-          <w:szCs w:val="24"/>
-        </w:rPr>
-        <w:t xml:space="preserve"> e </w:t>
-      </w:r>
-      <w:proofErr w:type="spellStart"/>
-      <w:r>
-        <w:rPr>
-          <w:rFonts w:ascii="Times New Roman" w:hAnsi="Times New Roman" w:cs="Times New Roman"/>
-          <w:i/>
-          <w:iCs/>
-          <w:sz w:val="24"/>
-          <w:szCs w:val="24"/>
-        </w:rPr>
         <w:t>Wonham</w:t>
       </w:r>
-      <w:proofErr w:type="spellEnd"/>
       <w:r>
         <w:rPr>
           <w:rFonts w:ascii="Times New Roman" w:hAnsi="Times New Roman" w:cs="Times New Roman"/>
@@ -21837,7 +21485,6 @@
     </w:p>
     <w:p>
       <w:pPr>
-        <w:spacing w:line="360" w:lineRule="auto"/>
         <w:rPr>
           <w:rFonts w:ascii="Times New Roman" w:hAnsi="Times New Roman" w:cs="Times New Roman"/>
           <w:sz w:val="24"/>
@@ -21855,7 +21502,6 @@
     </w:p>
     <w:p>
       <w:pPr>
-        <w:spacing w:line="360" w:lineRule="auto"/>
         <w:rPr>
           <w:rFonts w:ascii="Times New Roman" w:eastAsiaTheme="minorEastAsia" w:hAnsi="Times New Roman" w:cs="Times New Roman"/>
           <w:sz w:val="24"/>
@@ -22042,7 +21688,6 @@
     </w:p>
     <w:p>
       <w:pPr>
-        <w:spacing w:line="360" w:lineRule="auto"/>
         <w:rPr>
           <w:rFonts w:ascii="Times New Roman" w:eastAsiaTheme="minorEastAsia" w:hAnsi="Times New Roman" w:cs="Times New Roman"/>
           <w:sz w:val="24"/>
@@ -22086,7 +21731,6 @@
     </w:p>
     <w:p>
       <w:pPr>
-        <w:spacing w:line="360" w:lineRule="auto"/>
         <w:rPr>
           <w:rFonts w:ascii="Times New Roman" w:eastAsiaTheme="minorEastAsia" w:hAnsi="Times New Roman" w:cs="Times New Roman"/>
           <w:sz w:val="24"/>
@@ -22243,7 +21887,6 @@
     </w:p>
     <w:p>
       <w:pPr>
-        <w:spacing w:line="360" w:lineRule="auto"/>
         <w:rPr>
           <w:rFonts w:ascii="Times New Roman" w:eastAsiaTheme="minorEastAsia" w:hAnsi="Times New Roman" w:cs="Times New Roman"/>
           <w:sz w:val="24"/>
@@ -22269,7 +21912,6 @@
     </w:p>
     <w:p>
       <w:pPr>
-        <w:spacing w:line="360" w:lineRule="auto"/>
         <w:rPr>
           <w:rFonts w:ascii="Times New Roman" w:eastAsiaTheme="minorEastAsia" w:hAnsi="Times New Roman" w:cs="Times New Roman"/>
           <w:sz w:val="24"/>
@@ -22438,7 +22080,6 @@
     </w:p>
     <w:p>
       <w:pPr>
-        <w:spacing w:line="360" w:lineRule="auto"/>
         <w:rPr>
           <w:rFonts w:ascii="Times New Roman" w:eastAsiaTheme="minorEastAsia" w:hAnsi="Times New Roman" w:cs="Times New Roman"/>
           <w:sz w:val="24"/>
@@ -22504,30 +22145,11 @@
           <w:sz w:val="24"/>
           <w:szCs w:val="24"/>
         </w:rPr>
-        <w:t xml:space="preserve"> come </w:t>
-      </w:r>
-      <w:proofErr w:type="spellStart"/>
-      <w:r>
-        <w:rPr>
-          <w:rFonts w:ascii="Times New Roman" w:hAnsi="Times New Roman" w:cs="Times New Roman"/>
-          <w:sz w:val="24"/>
-          <w:szCs w:val="24"/>
-        </w:rPr>
-        <w:t>sottodinamica</w:t>
-      </w:r>
-      <w:proofErr w:type="spellEnd"/>
-      <w:r>
-        <w:rPr>
-          <w:rFonts w:ascii="Times New Roman" w:hAnsi="Times New Roman" w:cs="Times New Roman"/>
-          <w:sz w:val="24"/>
-          <w:szCs w:val="24"/>
-        </w:rPr>
-        <w:t>. Tale condizione, indipendente dalla metodologia di sintesi adottata (retroazione statica o dinamica, ottimale o robusta), dipende dalle proprietà intrinseche del sistema regolato, quali la raggiungibilità e la rilevabilità del sistema esteso [3].</w:t>
+        <w:t xml:space="preserve"> come sottodinamica. Tale condizione, indipendente dalla metodologia di sintesi adottata (retroazione statica o dinamica, ottimale o robusta), dipende dalle proprietà intrinseche del sistema regolato, quali la raggiungibilità e la rilevabilità del sistema esteso [3].</w:t>
       </w:r>
     </w:p>
     <w:p>
       <w:pPr>
-        <w:spacing w:line="360" w:lineRule="auto"/>
         <w:ind w:firstLine="567"/>
         <w:rPr>
           <w:rFonts w:ascii="Times New Roman" w:hAnsi="Times New Roman" w:cs="Times New Roman"/>
@@ -22572,7 +22194,6 @@
     </w:p>
     <w:p>
       <w:pPr>
-        <w:spacing w:line="360" w:lineRule="auto"/>
         <w:ind w:firstLine="567"/>
         <w:rPr>
           <w:rFonts w:ascii="Times New Roman" w:hAnsi="Times New Roman" w:cs="Times New Roman"/>
@@ -22591,7 +22212,6 @@
     </w:p>
     <w:p>
       <w:pPr>
-        <w:spacing w:line="360" w:lineRule="auto"/>
         <w:rPr>
           <w:rFonts w:ascii="Times New Roman" w:hAnsi="Times New Roman" w:cs="Times New Roman"/>
           <w:sz w:val="24"/>
@@ -22605,13 +22225,12 @@
           <w:szCs w:val="24"/>
         </w:rPr>
         <w:pict w14:anchorId="2DC04970">
-          <v:rect id="_x0000_i1032" style="width:0;height:1.5pt" o:hralign="center" o:hrstd="t" o:hr="t" fillcolor="#a0a0a0" stroked="f"/>
+          <v:rect id="_x0000_i1025" style="width:0;height:1.5pt" o:hralign="center" o:hrstd="t" o:hr="t" fillcolor="#a0a0a0" stroked="f"/>
         </w:pict>
       </w:r>
     </w:p>
     <w:p>
       <w:pPr>
-        <w:spacing w:line="360" w:lineRule="auto"/>
         <w:rPr>
           <w:rFonts w:ascii="Times New Roman" w:hAnsi="Times New Roman" w:cs="Times New Roman"/>
           <w:b/>
@@ -22633,56 +22252,19 @@
     </w:p>
     <w:p>
       <w:pPr>
-        <w:spacing w:line="360" w:lineRule="auto"/>
-        <w:rPr>
-          <w:rFonts w:ascii="Times New Roman" w:hAnsi="Times New Roman" w:cs="Times New Roman"/>
-          <w:sz w:val="24"/>
-          <w:szCs w:val="24"/>
-        </w:rPr>
-      </w:pPr>
-      <w:r>
-        <w:rPr>
-          <w:rFonts w:ascii="Times New Roman" w:hAnsi="Times New Roman" w:cs="Times New Roman"/>
-          <w:sz w:val="24"/>
-          <w:szCs w:val="24"/>
-        </w:rPr>
-        <w:t xml:space="preserve">[1] Francis, B. A., &amp; </w:t>
-      </w:r>
-      <w:proofErr w:type="spellStart"/>
-      <w:r>
-        <w:rPr>
-          <w:rFonts w:ascii="Times New Roman" w:hAnsi="Times New Roman" w:cs="Times New Roman"/>
-          <w:sz w:val="24"/>
-          <w:szCs w:val="24"/>
-        </w:rPr>
-        <w:t>Wonham</w:t>
-      </w:r>
-      <w:proofErr w:type="spellEnd"/>
-      <w:r>
-        <w:rPr>
-          <w:rFonts w:ascii="Times New Roman" w:hAnsi="Times New Roman" w:cs="Times New Roman"/>
-          <w:sz w:val="24"/>
-          <w:szCs w:val="24"/>
-        </w:rPr>
-        <w:t xml:space="preserve">, W. M. (1976). The Internal Model </w:t>
-      </w:r>
-      <w:proofErr w:type="spellStart"/>
-      <w:r>
-        <w:rPr>
-          <w:rFonts w:ascii="Times New Roman" w:hAnsi="Times New Roman" w:cs="Times New Roman"/>
-          <w:sz w:val="24"/>
-          <w:szCs w:val="24"/>
-        </w:rPr>
-        <w:t>Principle</w:t>
-      </w:r>
-      <w:proofErr w:type="spellEnd"/>
-      <w:r>
-        <w:rPr>
-          <w:rFonts w:ascii="Times New Roman" w:hAnsi="Times New Roman" w:cs="Times New Roman"/>
-          <w:sz w:val="24"/>
-          <w:szCs w:val="24"/>
-        </w:rPr>
-        <w:t xml:space="preserve"> of Control Theory. </w:t>
+        <w:rPr>
+          <w:rFonts w:ascii="Times New Roman" w:hAnsi="Times New Roman" w:cs="Times New Roman"/>
+          <w:sz w:val="24"/>
+          <w:szCs w:val="24"/>
+        </w:rPr>
+      </w:pPr>
+      <w:r>
+        <w:rPr>
+          <w:rFonts w:ascii="Times New Roman" w:hAnsi="Times New Roman" w:cs="Times New Roman"/>
+          <w:sz w:val="24"/>
+          <w:szCs w:val="24"/>
+        </w:rPr>
+        <w:t xml:space="preserve">[1] Francis, B. A., &amp; Wonham, W. M. (1976). The Internal Model Principle of Control Theory. </w:t>
       </w:r>
       <w:r>
         <w:rPr>
@@ -22716,7 +22298,6 @@
     </w:p>
     <w:p>
       <w:pPr>
-        <w:spacing w:line="360" w:lineRule="auto"/>
         <w:rPr>
           <w:rFonts w:ascii="Times New Roman" w:hAnsi="Times New Roman" w:cs="Times New Roman"/>
           <w:sz w:val="24"/>
@@ -22764,7 +22345,6 @@
     </w:p>
     <w:p>
       <w:pPr>
-        <w:spacing w:line="360" w:lineRule="auto"/>
         <w:rPr>
           <w:rFonts w:ascii="Times New Roman" w:hAnsi="Times New Roman" w:cs="Times New Roman"/>
           <w:sz w:val="24"/>
@@ -22800,7 +22380,6 @@
     </w:p>
     <w:p>
       <w:pPr>
-        <w:spacing w:line="360" w:lineRule="auto"/>
         <w:rPr>
           <w:rFonts w:ascii="Times New Roman" w:hAnsi="Times New Roman" w:cs="Times New Roman"/>
           <w:sz w:val="24"/>
@@ -22848,8 +22427,6 @@
     </w:p>
     <w:p>
       <w:pPr>
-        <w:spacing w:line="360" w:lineRule="auto"/>
-        <w:jc w:val="both"/>
         <w:rPr>
           <w:rFonts w:ascii="Times New Roman" w:eastAsiaTheme="minorEastAsia" w:hAnsi="Times New Roman" w:cs="Times New Roman"/>
           <w:sz w:val="24"/>
@@ -22880,8 +22457,6 @@
     </w:p>
     <w:p>
       <w:pPr>
-        <w:spacing w:line="360" w:lineRule="auto"/>
-        <w:jc w:val="both"/>
         <w:rPr>
           <w:rFonts w:ascii="Times New Roman" w:hAnsi="Times New Roman" w:cs="Times New Roman"/>
           <w:sz w:val="24"/>
@@ -22974,9 +22549,7 @@
     </w:p>
     <w:p>
       <w:pPr>
-        <w:spacing w:line="360" w:lineRule="auto"/>
         <w:ind w:firstLine="567"/>
-        <w:jc w:val="both"/>
         <w:rPr>
           <w:rFonts w:ascii="Times New Roman" w:hAnsi="Times New Roman" w:cs="Times New Roman"/>
           <w:sz w:val="24"/>
@@ -23084,8 +22657,6 @@
     </w:p>
     <w:p>
       <w:pPr>
-        <w:spacing w:line="360" w:lineRule="auto"/>
-        <w:jc w:val="both"/>
         <w:rPr>
           <w:rFonts w:ascii="Times New Roman" w:hAnsi="Times New Roman" w:cs="Times New Roman"/>
           <w:sz w:val="24"/>
@@ -23128,8 +22699,6 @@
     </w:p>
     <w:p>
       <w:pPr>
-        <w:spacing w:line="360" w:lineRule="auto"/>
-        <w:jc w:val="both"/>
         <w:rPr>
           <w:rFonts w:ascii="Times New Roman" w:eastAsiaTheme="minorEastAsia" w:hAnsi="Times New Roman" w:cs="Times New Roman"/>
           <w:sz w:val="24"/>
@@ -23233,8 +22802,6 @@
     </w:p>
     <w:p>
       <w:pPr>
-        <w:spacing w:line="360" w:lineRule="auto"/>
-        <w:jc w:val="both"/>
         <w:rPr>
           <w:rFonts w:ascii="Times New Roman" w:eastAsiaTheme="minorEastAsia" w:hAnsi="Times New Roman" w:cs="Times New Roman"/>
           <w:sz w:val="24"/>
@@ -23308,8 +22875,6 @@
     </w:p>
     <w:p>
       <w:pPr>
-        <w:spacing w:line="360" w:lineRule="auto"/>
-        <w:jc w:val="both"/>
         <w:rPr>
           <w:rFonts w:ascii="Times New Roman" w:eastAsiaTheme="minorEastAsia" w:hAnsi="Times New Roman" w:cs="Times New Roman"/>
           <w:sz w:val="24"/>
@@ -23572,8 +23137,6 @@
     </w:p>
     <w:p>
       <w:pPr>
-        <w:spacing w:line="360" w:lineRule="auto"/>
-        <w:jc w:val="both"/>
         <w:rPr>
           <w:rFonts w:ascii="Times New Roman" w:eastAsiaTheme="minorEastAsia" w:hAnsi="Times New Roman" w:cs="Times New Roman"/>
           <w:sz w:val="24"/>
@@ -23625,8 +23188,6 @@
     </w:p>
     <w:p>
       <w:pPr>
-        <w:spacing w:line="360" w:lineRule="auto"/>
-        <w:jc w:val="both"/>
         <w:rPr>
           <w:rFonts w:ascii="Times New Roman" w:eastAsiaTheme="minorEastAsia" w:hAnsi="Times New Roman" w:cs="Times New Roman"/>
           <w:sz w:val="24"/>
@@ -23708,8 +23269,6 @@
     </w:p>
     <w:p>
       <w:pPr>
-        <w:spacing w:line="360" w:lineRule="auto"/>
-        <w:jc w:val="both"/>
         <w:rPr>
           <w:rFonts w:ascii="Times New Roman" w:eastAsiaTheme="minorEastAsia" w:hAnsi="Times New Roman" w:cs="Times New Roman"/>
           <w:sz w:val="24"/>
@@ -23761,8 +23320,6 @@
     </w:p>
     <w:p>
       <w:pPr>
-        <w:spacing w:line="360" w:lineRule="auto"/>
-        <w:jc w:val="both"/>
         <w:rPr>
           <w:rFonts w:ascii="Times New Roman" w:eastAsiaTheme="minorEastAsia" w:hAnsi="Times New Roman" w:cs="Times New Roman"/>
           <w:sz w:val="24"/>
@@ -23964,8 +23521,6 @@
     </w:p>
     <w:p>
       <w:pPr>
-        <w:spacing w:line="360" w:lineRule="auto"/>
-        <w:jc w:val="both"/>
         <w:rPr>
           <w:rFonts w:ascii="Times New Roman" w:eastAsiaTheme="minorEastAsia" w:hAnsi="Times New Roman" w:cs="Times New Roman"/>
           <w:sz w:val="24"/>
@@ -23991,8 +23546,6 @@
     </w:p>
     <w:p>
       <w:pPr>
-        <w:spacing w:line="360" w:lineRule="auto"/>
-        <w:jc w:val="both"/>
         <w:rPr>
           <w:rFonts w:ascii="Times New Roman" w:eastAsiaTheme="minorEastAsia" w:hAnsi="Times New Roman" w:cs="Times New Roman"/>
           <w:sz w:val="24"/>
@@ -24097,7 +23650,6 @@
     <w:p>
       <w:pPr>
         <w:spacing w:line="240" w:lineRule="auto"/>
-        <w:jc w:val="both"/>
         <w:rPr>
           <w:rFonts w:ascii="Times New Roman" w:eastAsiaTheme="minorEastAsia" w:hAnsi="Times New Roman" w:cs="Times New Roman"/>
           <w:sz w:val="24"/>
@@ -24134,7 +23686,6 @@
     <w:p>
       <w:pPr>
         <w:spacing w:line="240" w:lineRule="auto"/>
-        <w:jc w:val="both"/>
         <w:rPr>
           <w:rFonts w:ascii="Times New Roman" w:eastAsiaTheme="minorEastAsia" w:hAnsi="Times New Roman" w:cs="Times New Roman"/>
           <w:sz w:val="24"/>
@@ -24239,7 +23790,6 @@
     <w:p>
       <w:pPr>
         <w:spacing w:line="240" w:lineRule="auto"/>
-        <w:jc w:val="both"/>
         <w:rPr>
           <w:rFonts w:ascii="Times New Roman" w:eastAsiaTheme="minorEastAsia" w:hAnsi="Times New Roman" w:cs="Times New Roman"/>
           <w:sz w:val="24"/>
@@ -24258,7 +23808,6 @@
     <w:p>
       <w:pPr>
         <w:spacing w:line="240" w:lineRule="auto"/>
-        <w:jc w:val="both"/>
         <w:rPr>
           <w:rFonts w:ascii="Times New Roman" w:eastAsiaTheme="minorEastAsia" w:hAnsi="Times New Roman" w:cs="Times New Roman"/>
           <w:sz w:val="24"/>
@@ -24364,7 +23913,6 @@
     <w:p>
       <w:pPr>
         <w:spacing w:line="240" w:lineRule="auto"/>
-        <w:jc w:val="both"/>
         <w:rPr>
           <w:rFonts w:ascii="Times New Roman" w:eastAsiaTheme="minorEastAsia" w:hAnsi="Times New Roman" w:cs="Times New Roman"/>
           <w:sz w:val="24"/>
@@ -24469,7 +24017,6 @@
     <w:p>
       <w:pPr>
         <w:spacing w:line="240" w:lineRule="auto"/>
-        <w:jc w:val="both"/>
         <w:rPr>
           <w:rFonts w:ascii="Times New Roman" w:eastAsiaTheme="minorEastAsia" w:hAnsi="Times New Roman" w:cs="Times New Roman"/>
           <w:sz w:val="24"/>
@@ -24488,7 +24035,6 @@
     <w:p>
       <w:pPr>
         <w:spacing w:line="240" w:lineRule="auto"/>
-        <w:jc w:val="both"/>
         <w:rPr>
           <w:rFonts w:ascii="Times New Roman" w:eastAsiaTheme="minorEastAsia" w:hAnsi="Times New Roman" w:cs="Times New Roman"/>
           <w:sz w:val="24"/>
@@ -24713,7 +24259,6 @@
     <w:p>
       <w:pPr>
         <w:spacing w:line="240" w:lineRule="auto"/>
-        <w:jc w:val="both"/>
         <w:rPr>
           <w:rFonts w:ascii="Times New Roman" w:eastAsiaTheme="minorEastAsia" w:hAnsi="Times New Roman" w:cs="Times New Roman"/>
           <w:sz w:val="24"/>
@@ -24731,8 +24276,6 @@
     </w:p>
     <w:p>
       <w:pPr>
-        <w:spacing w:line="360" w:lineRule="auto"/>
-        <w:jc w:val="both"/>
         <w:rPr>
           <w:rFonts w:ascii="Times New Roman" w:eastAsiaTheme="minorEastAsia" w:hAnsi="Times New Roman" w:cs="Times New Roman"/>
           <w:sz w:val="24"/>
@@ -24828,7 +24371,6 @@
     </w:p>
     <w:p>
       <w:pPr>
-        <w:spacing w:line="360" w:lineRule="auto"/>
         <w:ind w:firstLine="567"/>
         <w:rPr>
           <w:rFonts w:ascii="Times New Roman" w:eastAsiaTheme="minorEastAsia" w:hAnsi="Times New Roman" w:cs="Times New Roman"/>
@@ -24932,8 +24474,6 @@
     </w:p>
     <w:p>
       <w:pPr>
-        <w:spacing w:line="360" w:lineRule="auto"/>
-        <w:jc w:val="both"/>
         <w:rPr>
           <w:rFonts w:ascii="Times New Roman" w:eastAsiaTheme="minorEastAsia" w:hAnsi="Times New Roman" w:cs="Times New Roman"/>
           <w:sz w:val="24"/>
@@ -25076,7 +24616,6 @@
     <w:p>
       <w:pPr>
         <w:spacing w:line="240" w:lineRule="auto"/>
-        <w:jc w:val="both"/>
         <w:rPr>
           <w:rFonts w:ascii="Times New Roman" w:eastAsiaTheme="minorEastAsia" w:hAnsi="Times New Roman" w:cs="Times New Roman"/>
           <w:sz w:val="24"/>
@@ -25143,7 +24682,6 @@
     <w:p>
       <w:pPr>
         <w:spacing w:line="240" w:lineRule="auto"/>
-        <w:jc w:val="both"/>
         <w:rPr>
           <w:rFonts w:ascii="Times New Roman" w:eastAsiaTheme="minorEastAsia" w:hAnsi="Times New Roman" w:cs="Times New Roman"/>
           <w:sz w:val="24"/>
@@ -25308,7 +24846,6 @@
     <w:p>
       <w:pPr>
         <w:spacing w:line="240" w:lineRule="auto"/>
-        <w:jc w:val="both"/>
         <w:rPr>
           <w:rFonts w:ascii="Times New Roman" w:eastAsiaTheme="minorEastAsia" w:hAnsi="Times New Roman" w:cs="Times New Roman"/>
           <w:sz w:val="24"/>
@@ -25327,7 +24864,6 @@
     <w:p>
       <w:pPr>
         <w:spacing w:line="240" w:lineRule="auto"/>
-        <w:jc w:val="both"/>
         <w:rPr>
           <w:rFonts w:ascii="Times New Roman" w:eastAsiaTheme="minorEastAsia" w:hAnsi="Times New Roman" w:cs="Times New Roman"/>
           <w:sz w:val="24"/>
@@ -25522,7 +25058,6 @@
     <w:p>
       <w:pPr>
         <w:spacing w:line="240" w:lineRule="auto"/>
-        <w:jc w:val="both"/>
         <w:rPr>
           <w:rFonts w:ascii="Times New Roman" w:eastAsiaTheme="minorEastAsia" w:hAnsi="Times New Roman" w:cs="Times New Roman"/>
           <w:sz w:val="24"/>
@@ -25605,7 +25140,6 @@
     <w:p>
       <w:pPr>
         <w:spacing w:line="240" w:lineRule="auto"/>
-        <w:jc w:val="both"/>
         <w:rPr>
           <w:rFonts w:ascii="Times New Roman" w:eastAsiaTheme="minorEastAsia" w:hAnsi="Times New Roman" w:cs="Times New Roman"/>
           <w:sz w:val="24"/>
@@ -25623,8 +25157,6 @@
     </w:p>
     <w:p>
       <w:pPr>
-        <w:spacing w:line="360" w:lineRule="auto"/>
-        <w:jc w:val="both"/>
         <w:rPr>
           <w:rFonts w:ascii="Times New Roman" w:eastAsiaTheme="minorEastAsia" w:hAnsi="Times New Roman" w:cs="Times New Roman"/>
           <w:sz w:val="24"/>
@@ -25840,8 +25372,6 @@
     </w:p>
     <w:p>
       <w:pPr>
-        <w:spacing w:line="360" w:lineRule="auto"/>
-        <w:jc w:val="both"/>
         <w:rPr>
           <w:rFonts w:ascii="Times New Roman" w:eastAsiaTheme="minorEastAsia" w:hAnsi="Times New Roman" w:cs="Times New Roman"/>
           <w:sz w:val="24"/>
@@ -25859,8 +25389,6 @@
     </w:p>
     <w:p>
       <w:pPr>
-        <w:spacing w:line="360" w:lineRule="auto"/>
-        <w:jc w:val="both"/>
         <w:rPr>
           <w:rFonts w:ascii="Times New Roman" w:eastAsiaTheme="minorEastAsia" w:hAnsi="Times New Roman" w:cs="Times New Roman"/>
           <w:sz w:val="24"/>
@@ -25956,9 +25484,7 @@
     </w:p>
     <w:p>
       <w:pPr>
-        <w:spacing w:line="360" w:lineRule="auto"/>
         <w:ind w:firstLine="567"/>
-        <w:jc w:val="both"/>
         <w:rPr>
           <w:rFonts w:ascii="Times New Roman" w:eastAsiaTheme="minorEastAsia" w:hAnsi="Times New Roman" w:cs="Times New Roman"/>
           <w:sz w:val="24"/>
@@ -25997,8 +25523,6 @@
           <w:ilvl w:val="0"/>
           <w:numId w:val="12"/>
         </w:numPr>
-        <w:spacing w:line="360" w:lineRule="auto"/>
-        <w:jc w:val="both"/>
         <w:rPr>
           <w:rFonts w:ascii="Times New Roman" w:eastAsiaTheme="minorEastAsia" w:hAnsi="Times New Roman" w:cs="Times New Roman"/>
           <w:sz w:val="24"/>
@@ -26199,8 +25723,6 @@
           <w:ilvl w:val="0"/>
           <w:numId w:val="12"/>
         </w:numPr>
-        <w:spacing w:line="360" w:lineRule="auto"/>
-        <w:jc w:val="both"/>
         <w:rPr>
           <w:rFonts w:ascii="Times New Roman" w:eastAsiaTheme="minorEastAsia" w:hAnsi="Times New Roman" w:cs="Times New Roman"/>
           <w:sz w:val="24"/>
@@ -26323,8 +25845,6 @@
     </w:p>
     <w:p>
       <w:pPr>
-        <w:spacing w:line="360" w:lineRule="auto"/>
-        <w:jc w:val="both"/>
         <w:rPr>
           <w:rFonts w:ascii="Times New Roman" w:hAnsi="Times New Roman" w:cs="Times New Roman"/>
           <w:sz w:val="24"/>
@@ -26400,21 +25920,18 @@
     </w:p>
     <w:p>
       <w:pPr>
-        <w:spacing w:line="360" w:lineRule="auto"/>
-        <w:jc w:val="both"/>
-        <w:rPr>
-          <w:rFonts w:ascii="Times New Roman" w:eastAsiaTheme="minorEastAsia" w:hAnsi="Times New Roman" w:cs="Times New Roman"/>
-          <w:sz w:val="24"/>
-          <w:szCs w:val="24"/>
-        </w:rPr>
-      </w:pPr>
-      <w:r>
-        <w:rPr>
-          <w:rFonts w:ascii="Times New Roman" w:hAnsi="Times New Roman" w:cs="Times New Roman"/>
-          <w:sz w:val="24"/>
-          <w:szCs w:val="24"/>
-        </w:rPr>
-        <w:lastRenderedPageBreak/>
+        <w:rPr>
+          <w:rFonts w:ascii="Times New Roman" w:eastAsiaTheme="minorEastAsia" w:hAnsi="Times New Roman" w:cs="Times New Roman"/>
+          <w:sz w:val="24"/>
+          <w:szCs w:val="24"/>
+        </w:rPr>
+      </w:pPr>
+      <w:r>
+        <w:rPr>
+          <w:rFonts w:ascii="Times New Roman" w:hAnsi="Times New Roman" w:cs="Times New Roman"/>
+          <w:sz w:val="24"/>
+          <w:szCs w:val="24"/>
+        </w:rPr>
         <w:t xml:space="preserve">Lo stato del </w:t>
       </w:r>
       <w:r>
@@ -26444,8 +25961,6 @@
     </w:p>
     <w:p>
       <w:pPr>
-        <w:spacing w:line="360" w:lineRule="auto"/>
-        <w:jc w:val="both"/>
         <w:rPr>
           <w:rFonts w:ascii="Times New Roman" w:eastAsiaTheme="minorEastAsia" w:hAnsi="Times New Roman" w:cs="Times New Roman"/>
           <w:sz w:val="28"/>
@@ -26581,8 +26096,6 @@
     </w:p>
     <w:p>
       <w:pPr>
-        <w:spacing w:line="360" w:lineRule="auto"/>
-        <w:jc w:val="both"/>
         <w:rPr>
           <w:rFonts w:ascii="Times New Roman" w:eastAsiaTheme="minorEastAsia" w:hAnsi="Times New Roman" w:cs="Times New Roman"/>
           <w:sz w:val="24"/>
@@ -26600,8 +26113,6 @@
     </w:p>
     <w:p>
       <w:pPr>
-        <w:spacing w:line="360" w:lineRule="auto"/>
-        <w:jc w:val="both"/>
         <w:rPr>
           <w:rFonts w:ascii="Times New Roman" w:eastAsiaTheme="minorEastAsia" w:hAnsi="Times New Roman" w:cs="Times New Roman"/>
           <w:sz w:val="28"/>
@@ -27017,9 +26528,7 @@
     </w:p>
     <w:p>
       <w:pPr>
-        <w:spacing w:line="360" w:lineRule="auto"/>
         <w:ind w:firstLine="567"/>
-        <w:jc w:val="both"/>
         <w:rPr>
           <w:rFonts w:ascii="Times New Roman" w:eastAsiaTheme="minorEastAsia" w:hAnsi="Times New Roman" w:cs="Times New Roman"/>
           <w:sz w:val="24"/>
@@ -27080,8 +26589,6 @@
     </w:p>
     <w:p>
       <w:pPr>
-        <w:spacing w:line="360" w:lineRule="auto"/>
-        <w:jc w:val="both"/>
         <w:rPr>
           <w:rFonts w:ascii="Times New Roman" w:eastAsiaTheme="minorEastAsia" w:hAnsi="Times New Roman" w:cs="Times New Roman"/>
           <w:sz w:val="24"/>
@@ -27305,7 +26812,6 @@
     </w:p>
     <w:p>
       <w:pPr>
-        <w:spacing w:line="360" w:lineRule="auto"/>
         <w:jc w:val="center"/>
         <w:rPr>
           <w:rFonts w:ascii="Times New Roman" w:eastAsiaTheme="minorEastAsia" w:hAnsi="Times New Roman" w:cs="Times New Roman"/>
@@ -27430,7 +26936,6 @@
     </w:p>
     <w:p>
       <w:pPr>
-        <w:spacing w:line="360" w:lineRule="auto"/>
         <w:rPr>
           <w:rFonts w:ascii="Times New Roman" w:hAnsi="Times New Roman" w:cs="Times New Roman"/>
           <w:sz w:val="24"/>
@@ -27522,8 +27027,6 @@
     </w:p>
     <w:p>
       <w:pPr>
-        <w:spacing w:line="360" w:lineRule="auto"/>
-        <w:jc w:val="both"/>
         <w:rPr>
           <w:rFonts w:ascii="Times New Roman" w:eastAsiaTheme="minorEastAsia" w:hAnsi="Times New Roman" w:cs="Times New Roman"/>
           <w:sz w:val="24"/>
@@ -27703,8 +27206,6 @@
     </w:p>
     <w:p>
       <w:pPr>
-        <w:spacing w:line="360" w:lineRule="auto"/>
-        <w:jc w:val="both"/>
         <w:rPr>
           <w:rFonts w:ascii="Times New Roman" w:eastAsiaTheme="minorEastAsia" w:hAnsi="Times New Roman" w:cs="Times New Roman"/>
           <w:sz w:val="24"/>
@@ -27722,8 +27223,6 @@
     </w:p>
     <w:p>
       <w:pPr>
-        <w:spacing w:line="360" w:lineRule="auto"/>
-        <w:jc w:val="both"/>
         <w:rPr>
           <w:rFonts w:ascii="Times New Roman" w:eastAsiaTheme="minorEastAsia" w:hAnsi="Times New Roman" w:cs="Times New Roman"/>
           <w:sz w:val="24"/>
@@ -27819,8 +27318,6 @@
     </w:p>
     <w:p>
       <w:pPr>
-        <w:spacing w:line="360" w:lineRule="auto"/>
-        <w:jc w:val="both"/>
         <w:rPr>
           <w:rFonts w:ascii="Times New Roman" w:eastAsiaTheme="minorEastAsia" w:hAnsi="Times New Roman" w:cs="Times New Roman"/>
           <w:sz w:val="24"/>
@@ -27878,8 +27375,6 @@
     </w:p>
     <w:p>
       <w:pPr>
-        <w:spacing w:line="360" w:lineRule="auto"/>
-        <w:jc w:val="both"/>
         <w:rPr>
           <w:rFonts w:ascii="Times New Roman" w:eastAsiaTheme="minorEastAsia" w:hAnsi="Times New Roman" w:cs="Times New Roman"/>
           <w:sz w:val="24"/>
@@ -27924,15 +27419,7 @@
               <w:sz w:val="24"/>
               <w:szCs w:val="24"/>
             </w:rPr>
-            <m:t>=</m:t>
-          </m:r>
-          <m:r>
-            <w:rPr>
-              <w:rFonts w:ascii="Cambria Math" w:eastAsiaTheme="minorEastAsia" w:hAnsi="Cambria Math" w:cs="Times New Roman"/>
-              <w:sz w:val="24"/>
-              <w:szCs w:val="24"/>
-            </w:rPr>
-            <m:t>-</m:t>
+            <m:t>=-</m:t>
           </m:r>
           <m:nary>
             <m:naryPr>
@@ -28101,8 +27588,6 @@
     </w:p>
     <w:p>
       <w:pPr>
-        <w:spacing w:line="360" w:lineRule="auto"/>
-        <w:jc w:val="both"/>
         <w:rPr>
           <w:rFonts w:ascii="Times New Roman" w:eastAsiaTheme="minorEastAsia" w:hAnsi="Times New Roman" w:cs="Times New Roman"/>
           <w:sz w:val="24"/>
@@ -28146,8 +27631,6 @@
     </w:p>
     <w:p>
       <w:pPr>
-        <w:spacing w:line="360" w:lineRule="auto"/>
-        <w:jc w:val="both"/>
         <w:rPr>
           <w:rFonts w:ascii="Times New Roman" w:eastAsiaTheme="minorEastAsia" w:hAnsi="Times New Roman" w:cs="Times New Roman"/>
           <w:sz w:val="24"/>
@@ -28257,22 +27740,19 @@
     </w:p>
     <w:p>
       <w:pPr>
-        <w:spacing w:line="360" w:lineRule="auto"/>
         <w:ind w:firstLine="567"/>
-        <w:jc w:val="both"/>
-        <w:rPr>
-          <w:rFonts w:ascii="Times New Roman" w:eastAsiaTheme="minorEastAsia" w:hAnsi="Times New Roman" w:cs="Times New Roman"/>
-          <w:sz w:val="24"/>
-          <w:szCs w:val="24"/>
-        </w:rPr>
-      </w:pPr>
-      <w:r>
-        <w:rPr>
-          <w:rFonts w:ascii="Times New Roman" w:eastAsiaTheme="minorEastAsia" w:hAnsi="Times New Roman" w:cs="Times New Roman"/>
-          <w:sz w:val="24"/>
-          <w:szCs w:val="24"/>
-        </w:rPr>
-        <w:lastRenderedPageBreak/>
+        <w:rPr>
+          <w:rFonts w:ascii="Times New Roman" w:eastAsiaTheme="minorEastAsia" w:hAnsi="Times New Roman" w:cs="Times New Roman"/>
+          <w:sz w:val="24"/>
+          <w:szCs w:val="24"/>
+        </w:rPr>
+      </w:pPr>
+      <w:r>
+        <w:rPr>
+          <w:rFonts w:ascii="Times New Roman" w:eastAsiaTheme="minorEastAsia" w:hAnsi="Times New Roman" w:cs="Times New Roman"/>
+          <w:sz w:val="24"/>
+          <w:szCs w:val="24"/>
+        </w:rPr>
         <w:t xml:space="preserve">Reinserendo tutto nella legge di </w:t>
       </w:r>
       <m:oMath>
@@ -28296,8 +27776,6 @@
     </w:p>
     <w:p>
       <w:pPr>
-        <w:spacing w:line="360" w:lineRule="auto"/>
-        <w:jc w:val="both"/>
         <w:rPr>
           <w:rFonts w:ascii="Times New Roman" w:eastAsiaTheme="minorEastAsia" w:hAnsi="Times New Roman" w:cs="Times New Roman"/>
           <w:sz w:val="24"/>
@@ -28531,8 +28009,6 @@
     </w:p>
     <w:p>
       <w:pPr>
-        <w:spacing w:line="360" w:lineRule="auto"/>
-        <w:jc w:val="both"/>
         <w:rPr>
           <w:rFonts w:ascii="Times New Roman" w:eastAsiaTheme="minorEastAsia" w:hAnsi="Times New Roman" w:cs="Times New Roman"/>
           <w:sz w:val="24"/>
@@ -28688,8 +28164,6 @@
     </w:p>
     <w:p>
       <w:pPr>
-        <w:spacing w:line="360" w:lineRule="auto"/>
-        <w:jc w:val="both"/>
         <w:rPr>
           <w:rFonts w:ascii="Times New Roman" w:hAnsi="Times New Roman" w:cs="Times New Roman"/>
           <w:sz w:val="24"/>
@@ -28741,9 +28215,6 @@
     </w:p>
     <w:p>
       <w:pPr>
-        <w:spacing w:line="360" w:lineRule="auto"/>
-        <w:ind w:firstLine="567"/>
-        <w:jc w:val="both"/>
         <w:rPr>
           <w:rFonts w:ascii="Times New Roman" w:hAnsi="Times New Roman" w:cs="Times New Roman"/>
           <w:sz w:val="24"/>
@@ -28976,8 +28447,6 @@
     </w:p>
     <w:p>
       <w:pPr>
-        <w:spacing w:line="360" w:lineRule="auto"/>
-        <w:jc w:val="both"/>
         <w:rPr>
           <w:rFonts w:ascii="Times New Roman" w:eastAsiaTheme="minorEastAsia" w:hAnsi="Times New Roman" w:cs="Times New Roman"/>
           <w:sz w:val="24"/>
@@ -29150,9 +28619,6 @@
     </w:p>
     <w:p>
       <w:pPr>
-        <w:spacing w:line="360" w:lineRule="auto"/>
-        <w:ind w:firstLine="567"/>
-        <w:jc w:val="both"/>
         <w:rPr>
           <w:rFonts w:ascii="Times New Roman" w:eastAsiaTheme="minorEastAsia" w:hAnsi="Times New Roman" w:cs="Times New Roman"/>
           <w:iCs/>
@@ -29257,15 +28723,7 @@
             <w:sz w:val="24"/>
             <w:szCs w:val="24"/>
           </w:rPr>
-          <m:t>u</m:t>
-        </m:r>
-        <m:r>
-          <w:rPr>
-            <w:rFonts w:ascii="Cambria Math" w:eastAsiaTheme="minorEastAsia" w:hAnsi="Cambria Math" w:cs="Times New Roman"/>
-            <w:sz w:val="24"/>
-            <w:szCs w:val="24"/>
-          </w:rPr>
-          <m:t>(k)</m:t>
+          <m:t>u(k)</m:t>
         </m:r>
       </m:oMath>
       <w:r>
@@ -29343,7 +28801,6 @@
     </w:p>
     <w:p>
       <w:pPr>
-        <w:spacing w:line="360" w:lineRule="auto"/>
         <w:jc w:val="center"/>
         <w:rPr>
           <w:rFonts w:ascii="Times New Roman" w:hAnsi="Times New Roman" w:cs="Times New Roman"/>
@@ -29487,8 +28944,6 @@
     </w:p>
     <w:p>
       <w:pPr>
-        <w:spacing w:line="360" w:lineRule="auto"/>
-        <w:jc w:val="both"/>
         <w:rPr>
           <w:rFonts w:ascii="Times New Roman" w:eastAsiaTheme="minorEastAsia" w:hAnsi="Times New Roman" w:cs="Times New Roman"/>
           <w:sz w:val="24"/>
@@ -29701,8 +29156,6 @@
     </w:p>
     <w:p>
       <w:pPr>
-        <w:spacing w:line="360" w:lineRule="auto"/>
-        <w:jc w:val="both"/>
         <w:rPr>
           <w:rFonts w:ascii="Times New Roman" w:hAnsi="Times New Roman" w:cs="Times New Roman"/>
           <w:sz w:val="24"/>
@@ -29784,8 +29237,6 @@
     </w:p>
     <w:p>
       <w:pPr>
-        <w:spacing w:line="360" w:lineRule="auto"/>
-        <w:jc w:val="both"/>
         <w:rPr>
           <w:sz w:val="24"/>
           <w:szCs w:val="24"/>
@@ -29936,9 +29387,7 @@
     </w:p>
     <w:p>
       <w:pPr>
-        <w:spacing w:line="360" w:lineRule="auto"/>
         <w:ind w:firstLine="567"/>
-        <w:jc w:val="both"/>
         <w:rPr>
           <w:rFonts w:ascii="Times New Roman" w:hAnsi="Times New Roman" w:cs="Times New Roman"/>
           <w:sz w:val="24"/>
@@ -30060,9 +29509,7 @@
     </w:p>
     <w:p>
       <w:pPr>
-        <w:spacing w:line="360" w:lineRule="auto"/>
         <w:ind w:firstLine="567"/>
-        <w:jc w:val="both"/>
         <w:rPr>
           <w:rFonts w:ascii="Times New Roman" w:hAnsi="Times New Roman" w:cs="Times New Roman"/>
           <w:sz w:val="24"/>
@@ -30227,9 +29674,7 @@
     </w:p>
     <w:p>
       <w:pPr>
-        <w:spacing w:line="360" w:lineRule="auto"/>
         <w:ind w:firstLine="567"/>
-        <w:jc w:val="both"/>
         <w:rPr>
           <w:rFonts w:ascii="Times New Roman" w:eastAsiaTheme="minorEastAsia" w:hAnsi="Times New Roman" w:cs="Times New Roman"/>
           <w:sz w:val="24"/>
@@ -30483,9 +29928,7 @@
     </w:p>
     <w:p>
       <w:pPr>
-        <w:spacing w:line="360" w:lineRule="auto"/>
         <w:ind w:firstLine="567"/>
-        <w:jc w:val="both"/>
         <w:rPr>
           <w:rFonts w:ascii="Times New Roman" w:eastAsiaTheme="minorEastAsia" w:hAnsi="Times New Roman" w:cs="Times New Roman"/>
           <w:sz w:val="24"/>
@@ -30578,15 +30021,7 @@
           <w:sz w:val="24"/>
           <w:szCs w:val="24"/>
         </w:rPr>
-        <w:t>la percentuale di success</w:t>
-      </w:r>
-      <w:r>
-        <w:rPr>
-          <w:rFonts w:ascii="Times New Roman" w:eastAsiaTheme="minorEastAsia" w:hAnsi="Times New Roman" w:cs="Times New Roman"/>
-          <w:sz w:val="24"/>
-          <w:szCs w:val="24"/>
-        </w:rPr>
-        <w:t xml:space="preserve">o </w:t>
+        <w:t xml:space="preserve">la percentuale di successo </w:t>
       </w:r>
       <w:r>
         <w:rPr>
@@ -30680,8 +30115,6 @@
     <w:p>
       <w:pPr>
         <w:keepNext/>
-        <w:spacing w:line="360" w:lineRule="auto"/>
-        <w:jc w:val="both"/>
       </w:pPr>
       <w:r>
         <w:rPr>
@@ -30754,8 +30187,6 @@
     <w:p>
       <w:pPr>
         <w:keepNext/>
-        <w:spacing w:line="360" w:lineRule="auto"/>
-        <w:jc w:val="both"/>
       </w:pPr>
       <w:r>
         <w:rPr>
@@ -30836,14 +30267,13 @@
     </w:p>
     <w:p>
       <w:pPr>
-        <w:spacing w:line="360" w:lineRule="auto"/>
-        <w:jc w:val="both"/>
-        <w:rPr>
-          <w:rFonts w:ascii="Times New Roman" w:hAnsi="Times New Roman" w:cs="Times New Roman"/>
-          <w:sz w:val="24"/>
-          <w:szCs w:val="24"/>
-        </w:rPr>
-      </w:pPr>
+        <w:rPr>
+          <w:rFonts w:ascii="Times New Roman" w:hAnsi="Times New Roman" w:cs="Times New Roman"/>
+          <w:sz w:val="24"/>
+          <w:szCs w:val="24"/>
+        </w:rPr>
+      </w:pPr>
+      <w:bookmarkStart w:id="15" w:name="_Hlk203387947"/>
       <w:r>
         <w:rPr>
           <w:rFonts w:ascii="Times New Roman" w:hAnsi="Times New Roman" w:cs="Times New Roman"/>
@@ -31095,11 +30525,10 @@
         <w:t xml:space="preserve"> </w:t>
       </w:r>
     </w:p>
+    <w:bookmarkEnd w:id="15"/>
     <w:p>
       <w:pPr>
-        <w:spacing w:line="360" w:lineRule="auto"/>
         <w:ind w:firstLine="567"/>
-        <w:jc w:val="both"/>
         <w:rPr>
           <w:rFonts w:ascii="Times New Roman" w:hAnsi="Times New Roman" w:cs="Times New Roman"/>
           <w:sz w:val="24"/>
@@ -31250,8 +30679,6 @@
     </w:p>
     <w:p>
       <w:pPr>
-        <w:spacing w:line="360" w:lineRule="auto"/>
-        <w:jc w:val="both"/>
         <w:rPr>
           <w:rFonts w:ascii="Times New Roman" w:hAnsi="Times New Roman" w:cs="Times New Roman"/>
           <w:sz w:val="24"/>
@@ -31459,9 +30886,7 @@
     </w:p>
     <w:p>
       <w:pPr>
-        <w:spacing w:line="360" w:lineRule="auto"/>
         <w:ind w:firstLine="567"/>
-        <w:jc w:val="both"/>
         <w:rPr>
           <w:rFonts w:ascii="Times New Roman" w:hAnsi="Times New Roman" w:cs="Times New Roman"/>
           <w:sz w:val="24"/>
@@ -31543,8 +30968,6 @@
     </w:p>
     <w:p>
       <w:pPr>
-        <w:spacing w:line="360" w:lineRule="auto"/>
-        <w:jc w:val="both"/>
         <w:rPr>
           <w:rFonts w:ascii="Times New Roman" w:hAnsi="Times New Roman" w:cs="Times New Roman"/>
           <w:sz w:val="24"/>
@@ -31683,15 +31106,7 @@
               <w:sz w:val="24"/>
               <w:szCs w:val="24"/>
             </w:rPr>
-            <m:t>+</m:t>
-          </m:r>
-          <m:r>
-            <w:rPr>
-              <w:rFonts w:ascii="Cambria Math" w:hAnsi="Cambria Math" w:cs="Times New Roman"/>
-              <w:sz w:val="24"/>
-              <w:szCs w:val="24"/>
-            </w:rPr>
-            <m:t>α</m:t>
+            <m:t>+α</m:t>
           </m:r>
           <m:d>
             <m:dPr>
@@ -31790,8 +31205,6 @@
     </w:p>
     <w:p>
       <w:pPr>
-        <w:spacing w:line="360" w:lineRule="auto"/>
-        <w:jc w:val="both"/>
         <w:rPr>
           <w:rFonts w:ascii="Times New Roman" w:eastAsiaTheme="minorEastAsia" w:hAnsi="Times New Roman" w:cs="Times New Roman"/>
           <w:sz w:val="24"/>
@@ -31979,8 +31392,6 @@
     </w:p>
     <w:p>
       <w:pPr>
-        <w:spacing w:line="360" w:lineRule="auto"/>
-        <w:jc w:val="both"/>
         <w:rPr>
           <w:rFonts w:ascii="Times New Roman" w:hAnsi="Times New Roman" w:cs="Times New Roman"/>
           <w:i/>
@@ -32161,8 +31572,6 @@
     </w:p>
     <w:p>
       <w:pPr>
-        <w:spacing w:line="360" w:lineRule="auto"/>
-        <w:jc w:val="both"/>
         <w:rPr>
           <w:rFonts w:ascii="Times New Roman" w:eastAsiaTheme="minorEastAsia" w:hAnsi="Times New Roman" w:cs="Times New Roman"/>
           <w:sz w:val="24"/>
@@ -32344,8 +31753,6 @@
     </w:p>
     <w:p>
       <w:pPr>
-        <w:spacing w:line="360" w:lineRule="auto"/>
-        <w:jc w:val="both"/>
         <w:rPr>
           <w:rFonts w:ascii="Times New Roman" w:hAnsi="Times New Roman" w:cs="Times New Roman"/>
           <w:sz w:val="24"/>
@@ -32364,8 +31771,6 @@
     </w:p>
     <w:p>
       <w:pPr>
-        <w:spacing w:line="360" w:lineRule="auto"/>
-        <w:jc w:val="both"/>
         <w:rPr>
           <w:rFonts w:ascii="Times New Roman" w:hAnsi="Times New Roman" w:cs="Times New Roman"/>
           <w:i/>
@@ -32379,8 +31784,6 @@
     <w:p>
       <w:pPr>
         <w:keepNext/>
-        <w:spacing w:line="360" w:lineRule="auto"/>
-        <w:jc w:val="both"/>
       </w:pPr>
       <w:r>
         <w:rPr>
@@ -32428,8 +31831,8 @@
       <w:pPr>
         <w:pStyle w:val="Didascalia"/>
       </w:pPr>
-      <w:bookmarkStart w:id="15" w:name="_Ref203175929"/>
       <w:bookmarkStart w:id="16" w:name="_Ref203175934"/>
+      <w:bookmarkStart w:id="17" w:name="_Ref203175929"/>
       <w:r>
         <w:t xml:space="preserve">Fig.  </w:t>
       </w:r>
@@ -32459,13 +31862,11 @@
         </w:rPr>
         <w:t>.</w:t>
       </w:r>
-      <w:bookmarkEnd w:id="15"/>
+      <w:bookmarkEnd w:id="17"/>
     </w:p>
     <w:p>
       <w:pPr>
         <w:keepNext/>
-        <w:spacing w:line="360" w:lineRule="auto"/>
-        <w:jc w:val="both"/>
       </w:pPr>
       <w:r>
         <w:rPr>
@@ -32516,7 +31917,7 @@
           <w:rFonts w:eastAsiaTheme="minorEastAsia"/>
         </w:rPr>
       </w:pPr>
-      <w:bookmarkStart w:id="17" w:name="_Ref203175938"/>
+      <w:bookmarkStart w:id="18" w:name="_Ref203175938"/>
       <w:r>
         <w:t xml:space="preserve">Fig.  </w:t>
       </w:r>
@@ -32528,7 +31929,7 @@
           <w:t>12</w:t>
         </w:r>
       </w:fldSimple>
-      <w:bookmarkEnd w:id="17"/>
+      <w:bookmarkEnd w:id="18"/>
       <w:r>
         <w:t xml:space="preserve"> - Andamento della percentuale di successo di stabilizzazione con policy aggiornata e</w:t>
       </w:r>
@@ -32576,7 +31977,6 @@
     <w:p/>
     <w:p>
       <w:pPr>
-        <w:jc w:val="both"/>
         <w:rPr>
           <w:rFonts w:ascii="Times New Roman" w:hAnsi="Times New Roman" w:cs="Times New Roman"/>
           <w:sz w:val="24"/>
@@ -32586,7 +31986,6 @@
     </w:p>
     <w:p>
       <w:pPr>
-        <w:jc w:val="both"/>
         <w:rPr>
           <w:rFonts w:ascii="Times New Roman" w:hAnsi="Times New Roman" w:cs="Times New Roman"/>
           <w:sz w:val="24"/>
@@ -32596,7 +31995,6 @@
     </w:p>
     <w:p>
       <w:pPr>
-        <w:jc w:val="both"/>
         <w:rPr>
           <w:rFonts w:ascii="Times New Roman" w:hAnsi="Times New Roman" w:cs="Times New Roman"/>
           <w:sz w:val="24"/>
@@ -32606,7 +32004,6 @@
     </w:p>
     <w:p>
       <w:pPr>
-        <w:jc w:val="both"/>
         <w:rPr>
           <w:rFonts w:ascii="Times New Roman" w:hAnsi="Times New Roman" w:cs="Times New Roman"/>
           <w:sz w:val="28"/>
@@ -32717,7 +32114,6 @@
     <w:p>
       <w:pPr>
         <w:pStyle w:val="Testonotaapidipagina"/>
-        <w:jc w:val="both"/>
       </w:pPr>
       <w:r>
         <w:rPr>
@@ -32989,7 +32385,6 @@
     <w:p>
       <w:pPr>
         <w:spacing w:line="240" w:lineRule="auto"/>
-        <w:jc w:val="both"/>
         <w:rPr>
           <w:rFonts w:ascii="Times New Roman" w:hAnsi="Times New Roman" w:cs="Times New Roman"/>
           <w:sz w:val="12"/>
@@ -33015,7 +32410,6 @@
         </w:rPr>
         <w:t xml:space="preserve">Analysis &amp; Control of </w:t>
       </w:r>
-      <w:proofErr w:type="spellStart"/>
       <w:r>
         <w:rPr>
           <w:rFonts w:ascii="Times New Roman" w:hAnsi="Times New Roman" w:cs="Times New Roman"/>
@@ -33024,40 +32418,7 @@
           <w:sz w:val="20"/>
           <w:szCs w:val="20"/>
         </w:rPr>
-        <w:t>Inverted</w:t>
-      </w:r>
-      <w:proofErr w:type="spellEnd"/>
-      <w:r>
-        <w:rPr>
-          <w:rFonts w:ascii="Times New Roman" w:hAnsi="Times New Roman" w:cs="Times New Roman"/>
-          <w:i/>
-          <w:iCs/>
-          <w:sz w:val="20"/>
-          <w:szCs w:val="20"/>
-        </w:rPr>
-        <w:t xml:space="preserve"> </w:t>
-      </w:r>
-      <w:proofErr w:type="spellStart"/>
-      <w:r>
-        <w:rPr>
-          <w:rFonts w:ascii="Times New Roman" w:hAnsi="Times New Roman" w:cs="Times New Roman"/>
-          <w:i/>
-          <w:iCs/>
-          <w:sz w:val="20"/>
-          <w:szCs w:val="20"/>
-        </w:rPr>
-        <w:t>Pendulum</w:t>
-      </w:r>
-      <w:proofErr w:type="spellEnd"/>
-      <w:r>
-        <w:rPr>
-          <w:rFonts w:ascii="Times New Roman" w:hAnsi="Times New Roman" w:cs="Times New Roman"/>
-          <w:i/>
-          <w:iCs/>
-          <w:sz w:val="20"/>
-          <w:szCs w:val="20"/>
-        </w:rPr>
-        <w:t xml:space="preserve"> System Using PID Controller</w:t>
+        <w:t>Inverted Pendulum System Using PID Controller</w:t>
       </w:r>
       <w:r>
         <w:rPr>
@@ -33094,23 +32455,13 @@
         </w:rPr>
         <w:t xml:space="preserve">PID Control for Cart and Pole System: </w:t>
       </w:r>
-      <w:proofErr w:type="spellStart"/>
       <w:r>
         <w:rPr>
           <w:rFonts w:ascii="Times New Roman" w:hAnsi="Times New Roman" w:cs="Times New Roman"/>
           <w:i/>
           <w:iCs/>
         </w:rPr>
-        <w:t>Simulation</w:t>
-      </w:r>
-      <w:proofErr w:type="spellEnd"/>
-      <w:r>
-        <w:rPr>
-          <w:rFonts w:ascii="Times New Roman" w:hAnsi="Times New Roman" w:cs="Times New Roman"/>
-          <w:i/>
-          <w:iCs/>
-        </w:rPr>
-        <w:t xml:space="preserve"> and Experiment</w:t>
+        <w:t>Simulation and Experiment</w:t>
       </w:r>
       <w:r>
         <w:rPr>
@@ -33162,7 +32513,6 @@
         </w:rPr>
         <w:t xml:space="preserve"> (Academia.edu) esplora architetture PID parallele e afferma che il successo dipende </w:t>
       </w:r>
-      <w:proofErr w:type="gramStart"/>
       <w:r>
         <w:rPr>
           <w:rFonts w:ascii="Times New Roman" w:hAnsi="Times New Roman" w:cs="Times New Roman"/>
@@ -33175,16 +32525,7 @@
           <w:b/>
           <w:bCs/>
         </w:rPr>
-        <w:t>tuning</w:t>
-      </w:r>
-      <w:proofErr w:type="gramEnd"/>
-      <w:r>
-        <w:rPr>
-          <w:rFonts w:ascii="Times New Roman" w:hAnsi="Times New Roman" w:cs="Times New Roman"/>
-          <w:b/>
-          <w:bCs/>
-        </w:rPr>
-        <w:t xml:space="preserve"> separato</w:t>
+        <w:t>tuning separato</w:t>
       </w:r>
       <w:r>
         <w:rPr>
@@ -34163,7 +33504,6 @@
     <w:p>
       <w:pPr>
         <w:pStyle w:val="Testonotaapidipagina"/>
-        <w:jc w:val="both"/>
         <w:rPr>
           <w:rFonts w:ascii="Times New Roman" w:eastAsiaTheme="minorEastAsia" w:hAnsi="Times New Roman" w:cs="Times New Roman"/>
         </w:rPr>
@@ -34363,13 +33703,13 @@
           <w:rFonts w:ascii="Times New Roman" w:eastAsiaTheme="minorEastAsia" w:hAnsi="Times New Roman" w:cs="Times New Roman"/>
           <w:color w:val="000000" w:themeColor="text1"/>
         </w:rPr>
+        <w:instrText xml:space="preserve"> \* MERGEFORMAT </w:instrText>
       </w:r>
       <w:r>
         <w:rPr>
           <w:rFonts w:ascii="Times New Roman" w:eastAsiaTheme="minorEastAsia" w:hAnsi="Times New Roman" w:cs="Times New Roman"/>
           <w:color w:val="000000" w:themeColor="text1"/>
         </w:rPr>
-        <w:instrText xml:space="preserve"> \* MERGEFORMAT </w:instrText>
       </w:r>
       <w:r>
         <w:rPr>
@@ -34498,39 +33838,17 @@
         </w:rPr>
         <w:t xml:space="preserve"> RMSE: Root Mean </w:t>
       </w:r>
-      <w:proofErr w:type="spellStart"/>
-      <w:r>
-        <w:rPr>
-          <w:rFonts w:ascii="Times New Roman" w:hAnsi="Times New Roman" w:cs="Times New Roman"/>
-        </w:rPr>
-        <w:t>Squared</w:t>
-      </w:r>
-      <w:proofErr w:type="spellEnd"/>
-      <w:r>
-        <w:rPr>
-          <w:rFonts w:ascii="Times New Roman" w:hAnsi="Times New Roman" w:cs="Times New Roman"/>
-        </w:rPr>
-        <w:t xml:space="preserve"> </w:t>
-      </w:r>
-      <w:proofErr w:type="spellStart"/>
-      <w:r>
-        <w:rPr>
-          <w:rFonts w:ascii="Times New Roman" w:hAnsi="Times New Roman" w:cs="Times New Roman"/>
-        </w:rPr>
-        <w:t>Erro</w:t>
-      </w:r>
-      <w:r>
-        <w:rPr>
-          <w:rFonts w:ascii="Times New Roman" w:hAnsi="Times New Roman" w:cs="Times New Roman"/>
-        </w:rPr>
-        <w:t>r</w:t>
-      </w:r>
-      <w:proofErr w:type="spellEnd"/>
-      <w:r>
-        <w:rPr>
-          <w:rFonts w:ascii="Times New Roman" w:hAnsi="Times New Roman" w:cs="Times New Roman"/>
-        </w:rPr>
-        <w:t>; parametro che misura il risultato della valutazione di un modello identificato su un intero dataset</w:t>
+      <w:r>
+        <w:rPr>
+          <w:rFonts w:ascii="Times New Roman" w:hAnsi="Times New Roman" w:cs="Times New Roman"/>
+        </w:rPr>
+        <w:t>Squared Erro</w:t>
+      </w:r>
+      <w:r>
+        <w:rPr>
+          <w:rFonts w:ascii="Times New Roman" w:hAnsi="Times New Roman" w:cs="Times New Roman"/>
+        </w:rPr>
+        <w:t>r; parametro che misura il risultato della valutazione di un modello identificato su un intero dataset</w:t>
       </w:r>
       <w:r>
         <w:rPr>
@@ -34544,7 +33862,6 @@
     <w:p>
       <w:pPr>
         <w:pStyle w:val="Testonotaapidipagina"/>
-        <w:jc w:val="both"/>
         <w:rPr>
           <w:rFonts w:ascii="Times New Roman" w:hAnsi="Times New Roman" w:cs="Times New Roman"/>
         </w:rPr>
@@ -34560,21 +33877,7 @@
         <w:rPr>
           <w:rFonts w:ascii="Times New Roman" w:hAnsi="Times New Roman" w:cs="Times New Roman"/>
         </w:rPr>
-        <w:t xml:space="preserve"> State-Feedback: </w:t>
-      </w:r>
-      <w:proofErr w:type="spellStart"/>
-      <w:r>
-        <w:rPr>
-          <w:rFonts w:ascii="Times New Roman" w:hAnsi="Times New Roman" w:cs="Times New Roman"/>
-        </w:rPr>
-        <w:t>Reatroazione</w:t>
-      </w:r>
-      <w:proofErr w:type="spellEnd"/>
-      <w:r>
-        <w:rPr>
-          <w:rFonts w:ascii="Times New Roman" w:hAnsi="Times New Roman" w:cs="Times New Roman"/>
-        </w:rPr>
-        <w:t xml:space="preserve"> sullo stato; insieme d</w:t>
+        <w:t xml:space="preserve"> State-Feedback: Reatroazione sullo stato; insieme d</w:t>
       </w:r>
       <w:r>
         <w:rPr>
@@ -34678,7 +33981,6 @@
     <w:p>
       <w:pPr>
         <w:pStyle w:val="Testonotaapidipagina"/>
-        <w:jc w:val="both"/>
       </w:pPr>
       <w:r>
         <w:rPr>
@@ -34870,7 +34172,6 @@
     <w:p>
       <w:pPr>
         <w:pStyle w:val="Testonotaapidipagina"/>
-        <w:jc w:val="both"/>
         <w:rPr>
           <w:rFonts w:ascii="Times New Roman" w:hAnsi="Times New Roman" w:cs="Times New Roman"/>
         </w:rPr>
@@ -37655,7 +36956,9 @@
     </w:rPrDefault>
     <w:pPrDefault>
       <w:pPr>
-        <w:spacing w:after="160" w:line="259" w:lineRule="auto"/>
+        <w:spacing w:after="160" w:line="360" w:lineRule="auto"/>
+        <w:ind w:firstLine="284"/>
+        <w:jc w:val="both"/>
       </w:pPr>
     </w:pPrDefault>
   </w:docDefaults>
@@ -38084,7 +37387,7 @@
         <w:ilvl w:val="1"/>
         <w:numId w:val="14"/>
       </w:numPr>
-      <w:spacing w:before="480" w:after="120" w:line="360" w:lineRule="auto"/>
+      <w:spacing w:before="480" w:after="120"/>
       <w:ind w:left="578" w:hanging="578"/>
       <w:outlineLvl w:val="1"/>
     </w:pPr>
@@ -38282,6 +37585,7 @@
   <w:style w:type="character" w:default="1" w:styleId="Carpredefinitoparagrafo">
     <w:name w:val="Default Paragraph Font"/>
     <w:uiPriority w:val="1"/>
+    <w:semiHidden/>
     <w:unhideWhenUsed/>
   </w:style>
   <w:style w:type="table" w:default="1" w:styleId="Tabellanormale">
@@ -38471,6 +37775,7 @@
       <w:numPr>
         <w:ilvl w:val="1"/>
       </w:numPr>
+      <w:ind w:firstLine="284"/>
     </w:pPr>
     <w:rPr>
       <w:rFonts w:eastAsiaTheme="majorEastAsia" w:cstheme="majorBidi"/>
@@ -38793,7 +38098,7 @@
     <w:qFormat/>
     <w:rsid w:val="000E1972"/>
     <w:pPr>
-      <w:spacing w:after="200" w:line="360" w:lineRule="auto"/>
+      <w:spacing w:after="200"/>
       <w:jc w:val="center"/>
     </w:pPr>
     <w:rPr>
@@ -39232,6 +38537,18 @@
 </file>
 
 <file path=customXml/item1.xml><?xml version="1.0" encoding="utf-8"?>
+<b:Sources xmlns:b="http://schemas.openxmlformats.org/officeDocument/2006/bibliography" xmlns="http://schemas.openxmlformats.org/officeDocument/2006/bibliography" SelectedStyle="\APASixthEditionOfficeOnline.xsl" StyleName="APA" Version="6"/>
+</file>
+
+<file path=customXml/item2.xml><?xml version="1.0" encoding="utf-8"?>
+<p:properties xmlns:p="http://schemas.microsoft.com/office/2006/metadata/properties" xmlns:xsi="http://www.w3.org/2001/XMLSchema-instance" xmlns:pc="http://schemas.microsoft.com/office/infopath/2007/PartnerControls">
+  <documentManagement>
+    <_activity xmlns="f46a9950-fd3f-4731-a2be-81d3daeaf665" xsi:nil="true"/>
+  </documentManagement>
+</p:properties>
+</file>
+
+<file path=customXml/item3.xml><?xml version="1.0" encoding="utf-8"?>
 <?mso-contentType ?>
 <FormTemplates xmlns="http://schemas.microsoft.com/sharepoint/v3/contenttype/forms">
   <Display>DocumentLibraryForm</Display>
@@ -39240,7 +38557,7 @@
 </FormTemplates>
 </file>
 
-<file path=customXml/item2.xml><?xml version="1.0" encoding="utf-8"?>
+<file path=customXml/item4.xml><?xml version="1.0" encoding="utf-8"?>
 <ct:contentTypeSchema xmlns:ct="http://schemas.microsoft.com/office/2006/metadata/contentType" xmlns:ma="http://schemas.microsoft.com/office/2006/metadata/properties/metaAttributes" ct:_="" ma:_="" ma:contentTypeName="Documento" ma:contentTypeID="0x01010035542D5EE5DE5045A01EDCABFBDE027B" ma:contentTypeVersion="10" ma:contentTypeDescription="Creare un nuovo documento." ma:contentTypeScope="" ma:versionID="c5f4603f29b198122b2d86fea548dbf8">
   <xsd:schema xmlns:xsd="http://www.w3.org/2001/XMLSchema" xmlns:xs="http://www.w3.org/2001/XMLSchema" xmlns:p="http://schemas.microsoft.com/office/2006/metadata/properties" xmlns:ns3="f46a9950-fd3f-4731-a2be-81d3daeaf665" targetNamespace="http://schemas.microsoft.com/office/2006/metadata/properties" ma:root="true" ma:fieldsID="28fd984dde67d999fd17baf9d56a74a4" ns3:_="">
     <xsd:import namespace="f46a9950-fd3f-4731-a2be-81d3daeaf665"/>
@@ -39420,19 +38737,25 @@
 </ct:contentTypeSchema>
 </file>
 
-<file path=customXml/item3.xml><?xml version="1.0" encoding="utf-8"?>
-<b:Sources xmlns:b="http://schemas.openxmlformats.org/officeDocument/2006/bibliography" xmlns="http://schemas.openxmlformats.org/officeDocument/2006/bibliography" SelectedStyle="\APASixthEditionOfficeOnline.xsl" StyleName="APA" Version="6"/>
+<file path=customXml/itemProps1.xml><?xml version="1.0" encoding="utf-8"?>
+<ds:datastoreItem xmlns:ds="http://schemas.openxmlformats.org/officeDocument/2006/customXml" ds:itemID="{5347F4CC-11CD-4BFA-B6DC-0964A0F1A5DE}">
+  <ds:schemaRefs>
+    <ds:schemaRef ds:uri="http://schemas.openxmlformats.org/officeDocument/2006/bibliography"/>
+  </ds:schemaRefs>
+</ds:datastoreItem>
 </file>
 
-<file path=customXml/item4.xml><?xml version="1.0" encoding="utf-8"?>
-<p:properties xmlns:p="http://schemas.microsoft.com/office/2006/metadata/properties" xmlns:xsi="http://www.w3.org/2001/XMLSchema-instance" xmlns:pc="http://schemas.microsoft.com/office/infopath/2007/PartnerControls">
-  <documentManagement>
-    <_activity xmlns="f46a9950-fd3f-4731-a2be-81d3daeaf665" xsi:nil="true"/>
-  </documentManagement>
-</p:properties>
+<file path=customXml/itemProps2.xml><?xml version="1.0" encoding="utf-8"?>
+<ds:datastoreItem xmlns:ds="http://schemas.openxmlformats.org/officeDocument/2006/customXml" ds:itemID="{55724201-3D80-4E39-AD32-FAF190365E91}">
+  <ds:schemaRefs>
+    <ds:schemaRef ds:uri="http://schemas.microsoft.com/office/2006/metadata/properties"/>
+    <ds:schemaRef ds:uri="http://schemas.microsoft.com/office/infopath/2007/PartnerControls"/>
+    <ds:schemaRef ds:uri="f46a9950-fd3f-4731-a2be-81d3daeaf665"/>
+  </ds:schemaRefs>
+</ds:datastoreItem>
 </file>
 
-<file path=customXml/itemProps1.xml><?xml version="1.0" encoding="utf-8"?>
+<file path=customXml/itemProps3.xml><?xml version="1.0" encoding="utf-8"?>
 <ds:datastoreItem xmlns:ds="http://schemas.openxmlformats.org/officeDocument/2006/customXml" ds:itemID="{5D0FD7C1-A2DD-4E26-ABA9-23FF55155848}">
   <ds:schemaRefs>
     <ds:schemaRef ds:uri="http://schemas.microsoft.com/sharepoint/v3/contenttype/forms"/>
@@ -39440,7 +38763,7 @@
 </ds:datastoreItem>
 </file>
 
-<file path=customXml/itemProps2.xml><?xml version="1.0" encoding="utf-8"?>
+<file path=customXml/itemProps4.xml><?xml version="1.0" encoding="utf-8"?>
 <ds:datastoreItem xmlns:ds="http://schemas.openxmlformats.org/officeDocument/2006/customXml" ds:itemID="{F561F82F-C6BA-4DBD-BFDB-08F725FF1763}">
   <ds:schemaRefs>
     <ds:schemaRef ds:uri="http://schemas.microsoft.com/office/2006/metadata/contentType"/>
@@ -39456,22 +38779,4 @@
     <ds:schemaRef ds:uri="http://schemas.microsoft.com/internal/obd"/>
   </ds:schemaRefs>
 </ds:datastoreItem>
-</file>
-
-<file path=customXml/itemProps3.xml><?xml version="1.0" encoding="utf-8"?>
-<ds:datastoreItem xmlns:ds="http://schemas.openxmlformats.org/officeDocument/2006/customXml" ds:itemID="{5347F4CC-11CD-4BFA-B6DC-0964A0F1A5DE}">
-  <ds:schemaRefs>
-    <ds:schemaRef ds:uri="http://schemas.openxmlformats.org/officeDocument/2006/bibliography"/>
-  </ds:schemaRefs>
-</ds:datastoreItem>
-</file>
-
-<file path=customXml/itemProps4.xml><?xml version="1.0" encoding="utf-8"?>
-<ds:datastoreItem xmlns:ds="http://schemas.openxmlformats.org/officeDocument/2006/customXml" ds:itemID="{55724201-3D80-4E39-AD32-FAF190365E91}">
-  <ds:schemaRefs>
-    <ds:schemaRef ds:uri="http://schemas.microsoft.com/office/2006/metadata/properties"/>
-    <ds:schemaRef ds:uri="http://schemas.microsoft.com/office/infopath/2007/PartnerControls"/>
-    <ds:schemaRef ds:uri="f46a9950-fd3f-4731-a2be-81d3daeaf665"/>
-  </ds:schemaRefs>
-</ds:datastoreItem>
 </file>
--- a/tesi/tesi_copia_buono.docx
+++ b/tesi/tesi_copia_buono.docx
@@ -2543,7 +2543,39 @@
           <w:sz w:val="24"/>
           <w:szCs w:val="24"/>
         </w:rPr>
-        <w:t>Le equazioni del moto del pendolo su carrello si ricavano dal diagramma a corpo libero, analizzando le forze e i momenti agenti sul carrello e sul pendolo. Da questa analisi si ottengono le equazioni differenziali che descrivono il movimento del sistema.</w:t>
+        <w:t>Le equazioni del moto del pendolo su carrello si ricavano dal diagramma a corpo libero, analizzando le forze e i momenti agenti sul carrello e su</w:t>
+      </w:r>
+      <w:r>
+        <w:rPr>
+          <w:rFonts w:ascii="Times New Roman" w:hAnsi="Times New Roman" w:cs="Times New Roman"/>
+          <w:sz w:val="24"/>
+          <w:szCs w:val="24"/>
+        </w:rPr>
+        <w:t>ll’asta</w:t>
+      </w:r>
+      <w:r>
+        <w:rPr>
+          <w:rFonts w:ascii="Times New Roman" w:hAnsi="Times New Roman" w:cs="Times New Roman"/>
+          <w:sz w:val="24"/>
+          <w:szCs w:val="24"/>
+        </w:rPr>
+        <w:t xml:space="preserve">. </w:t>
+      </w:r>
+      <w:r>
+        <w:rPr>
+          <w:rFonts w:ascii="Times New Roman" w:hAnsi="Times New Roman" w:cs="Times New Roman"/>
+          <w:sz w:val="24"/>
+          <w:szCs w:val="24"/>
+        </w:rPr>
+        <w:t xml:space="preserve">Da questa analisi si </w:t>
+      </w:r>
+      <w:r>
+        <w:rPr>
+          <w:rFonts w:ascii="Times New Roman" w:hAnsi="Times New Roman" w:cs="Times New Roman"/>
+          <w:sz w:val="24"/>
+          <w:szCs w:val="24"/>
+        </w:rPr>
+        <w:t>giunge</w:t>
       </w:r>
       <w:r>
         <w:rPr>
@@ -2552,69 +2584,1054 @@
           <w:szCs w:val="24"/>
         </w:rPr>
         <w:t xml:space="preserve"> </w:t>
+      </w:r>
+      <w:r>
+        <w:rPr>
+          <w:rFonts w:ascii="Times New Roman" w:hAnsi="Times New Roman" w:cs="Times New Roman"/>
+          <w:sz w:val="24"/>
+          <w:szCs w:val="24"/>
+        </w:rPr>
+        <w:t>al</w:t>
+      </w:r>
+      <w:r>
+        <w:rPr>
+          <w:rFonts w:ascii="Times New Roman" w:hAnsi="Times New Roman" w:cs="Times New Roman"/>
+          <w:sz w:val="24"/>
+          <w:szCs w:val="24"/>
+        </w:rPr>
+        <w:t xml:space="preserve">le equazioni </w:t>
+      </w:r>
+      <w:r>
+        <w:rPr>
+          <w:rFonts w:ascii="Times New Roman" w:hAnsi="Times New Roman" w:cs="Times New Roman"/>
+          <w:sz w:val="24"/>
+          <w:szCs w:val="24"/>
+        </w:rPr>
+        <w:t xml:space="preserve">differenziali rappresentative delle dinamiche </w:t>
+      </w:r>
+      <w:r>
+        <w:rPr>
+          <w:rFonts w:ascii="Times New Roman" w:hAnsi="Times New Roman" w:cs="Times New Roman"/>
+          <w:sz w:val="24"/>
+          <w:szCs w:val="24"/>
+        </w:rPr>
+        <w:t>del sistema.</w:t>
       </w:r>
     </w:p>
     <w:p>
       <w:pPr>
-        <w:rPr>
-          <w:rFonts w:ascii="Times New Roman" w:hAnsi="Times New Roman" w:cs="Times New Roman"/>
-          <w:sz w:val="24"/>
-          <w:szCs w:val="24"/>
-        </w:rPr>
+        <w:keepNext/>
+        <w:spacing w:after="0"/>
+        <w:jc w:val="center"/>
       </w:pPr>
       <w:r>
         <w:rPr>
           <w:rFonts w:ascii="Times New Roman" w:hAnsi="Times New Roman" w:cs="Times New Roman"/>
-          <w:sz w:val="24"/>
-          <w:szCs w:val="24"/>
-          <w:highlight w:val="cyan"/>
-        </w:rPr>
-        <w:t>DERIVAZIONE ANCORA DA COMPLETARE…</w:t>
+          <w:noProof/>
+          <w:sz w:val="24"/>
+          <w:szCs w:val="24"/>
+        </w:rPr>
+        <w:drawing>
+          <wp:inline distT="0" distB="0" distL="0" distR="0" wp14:anchorId="29ED0A4C" wp14:editId="078DAB86">
+            <wp:extent cx="3896140" cy="3008966"/>
+            <wp:effectExtent l="0" t="0" r="0" b="1270"/>
+            <wp:docPr id="2054209885" name="Elemento grafico 20"/>
+            <wp:cNvGraphicFramePr>
+              <a:graphicFrameLocks xmlns:a="http://schemas.openxmlformats.org/drawingml/2006/main" noChangeAspect="1"/>
+            </wp:cNvGraphicFramePr>
+            <a:graphic xmlns:a="http://schemas.openxmlformats.org/drawingml/2006/main">
+              <a:graphicData uri="http://schemas.openxmlformats.org/drawingml/2006/picture">
+                <pic:pic xmlns:pic="http://schemas.openxmlformats.org/drawingml/2006/picture">
+                  <pic:nvPicPr>
+                    <pic:cNvPr id="586193063" name="Elemento grafico 586193063"/>
+                    <pic:cNvPicPr/>
+                  </pic:nvPicPr>
+                  <pic:blipFill rotWithShape="1">
+                    <a:blip r:embed="rId11">
+                      <a:extLst>
+                        <a:ext uri="{96DAC541-7B7A-43D3-8B79-37D633B846F1}">
+                          <asvg:svgBlip xmlns:asvg="http://schemas.microsoft.com/office/drawing/2016/SVG/main" r:embed="rId12"/>
+                        </a:ext>
+                      </a:extLst>
+                    </a:blip>
+                    <a:srcRect l="27288" t="16464" r="26240" b="19737"/>
+                    <a:stretch>
+                      <a:fillRect/>
+                    </a:stretch>
+                  </pic:blipFill>
+                  <pic:spPr bwMode="auto">
+                    <a:xfrm>
+                      <a:off x="0" y="0"/>
+                      <a:ext cx="3948776" cy="3049617"/>
+                    </a:xfrm>
+                    <a:prstGeom prst="rect">
+                      <a:avLst/>
+                    </a:prstGeom>
+                    <a:ln>
+                      <a:noFill/>
+                    </a:ln>
+                    <a:extLst>
+                      <a:ext uri="{53640926-AAD7-44D8-BBD7-CCE9431645EC}">
+                        <a14:shadowObscured xmlns:a14="http://schemas.microsoft.com/office/drawing/2010/main"/>
+                      </a:ext>
+                    </a:extLst>
+                  </pic:spPr>
+                </pic:pic>
+              </a:graphicData>
+            </a:graphic>
+          </wp:inline>
+        </w:drawing>
       </w:r>
     </w:p>
     <w:p>
       <w:pPr>
-        <w:rPr>
-          <w:rFonts w:ascii="Times New Roman" w:hAnsi="Times New Roman" w:cs="Times New Roman"/>
-          <w:i/>
+        <w:jc w:val="center"/>
+        <w:rPr>
+          <w:rFonts w:ascii="Times New Roman" w:hAnsi="Times New Roman" w:cs="Times New Roman"/>
           <w:sz w:val="24"/>
           <w:szCs w:val="24"/>
         </w:rPr>
       </w:pPr>
-      <m:oMathPara>
-        <m:oMath>
-          <m:r>
-            <w:rPr>
-              <w:rFonts w:ascii="Cambria Math" w:hAnsi="Cambria Math" w:cs="Times New Roman"/>
-              <w:sz w:val="24"/>
-              <w:szCs w:val="24"/>
-            </w:rPr>
-            <m:t>m</m:t>
-          </m:r>
-          <m:f>
-            <m:fPr>
-              <m:ctrlPr>
+      <w:r>
+        <w:rPr>
+          <w:noProof/>
+        </w:rPr>
+        <mc:AlternateContent>
+          <mc:Choice Requires="wps">
+            <w:drawing>
+              <wp:inline distT="0" distB="0" distL="0" distR="0" wp14:anchorId="6B626880" wp14:editId="25078937">
+                <wp:extent cx="3920947" cy="460858"/>
+                <wp:effectExtent l="0" t="0" r="22860" b="15875"/>
+                <wp:docPr id="1428341113" name="Casella di testo 2"/>
+                <wp:cNvGraphicFramePr>
+                  <a:graphicFrameLocks xmlns:a="http://schemas.openxmlformats.org/drawingml/2006/main"/>
+                </wp:cNvGraphicFramePr>
+                <a:graphic xmlns:a="http://schemas.openxmlformats.org/drawingml/2006/main">
+                  <a:graphicData uri="http://schemas.microsoft.com/office/word/2010/wordprocessingShape">
+                    <wps:wsp>
+                      <wps:cNvSpPr txBox="1">
+                        <a:spLocks noChangeArrowheads="1"/>
+                      </wps:cNvSpPr>
+                      <wps:spPr bwMode="auto">
+                        <a:xfrm>
+                          <a:off x="0" y="0"/>
+                          <a:ext cx="3920947" cy="460858"/>
+                        </a:xfrm>
+                        <a:prstGeom prst="rect">
+                          <a:avLst/>
+                        </a:prstGeom>
+                        <a:solidFill>
+                          <a:srgbClr val="FFFFFF"/>
+                        </a:solidFill>
+                        <a:ln w="9525">
+                          <a:solidFill>
+                            <a:schemeClr val="bg2">
+                              <a:lumMod val="75000"/>
+                            </a:schemeClr>
+                          </a:solidFill>
+                          <a:miter lim="800000"/>
+                          <a:headEnd/>
+                          <a:tailEnd/>
+                        </a:ln>
+                      </wps:spPr>
+                      <wps:txbx>
+                        <w:txbxContent>
+                          <w:p>
+                            <w:pPr>
+                              <w:pStyle w:val="Didascalia"/>
+                            </w:pPr>
+                            <w:r>
+                              <w:t>Diagramma a corpo libero di un pendolo inverso; in blu le forze agenti sul carrello; in rosso le forze e momenti agenti sull’asta.</w:t>
+                            </w:r>
+                          </w:p>
+                          <w:p>
+                            <w:pPr>
+                              <w:ind w:firstLine="0"/>
+                              <w:jc w:val="center"/>
+                              <w:rPr>
+                                <w:rFonts w:ascii="Times New Roman" w:hAnsi="Times New Roman" w:cs="Times New Roman"/>
+                                <w:i/>
+                                <w:iCs/>
+                                <w:sz w:val="18"/>
+                                <w:szCs w:val="18"/>
+                              </w:rPr>
+                            </w:pPr>
+                          </w:p>
+                        </w:txbxContent>
+                      </wps:txbx>
+                      <wps:bodyPr rot="0" vert="horz" wrap="square" lIns="91440" tIns="45720" rIns="91440" bIns="45720" anchor="ctr" anchorCtr="0">
+                        <a:noAutofit/>
+                      </wps:bodyPr>
+                    </wps:wsp>
+                  </a:graphicData>
+                </a:graphic>
+              </wp:inline>
+            </w:drawing>
+          </mc:Choice>
+          <mc:Fallback>
+            <w:pict>
+              <v:shapetype w14:anchorId="6B626880" id="_x0000_t202" coordsize="21600,21600" o:spt="202" path="m,l,21600r21600,l21600,xe">
+                <v:stroke joinstyle="miter"/>
+                <v:path gradientshapeok="t" o:connecttype="rect"/>
+              </v:shapetype>
+              <v:shape id="Casella di testo 2" o:spid="_x0000_s1026" type="#_x0000_t202" style="width:308.75pt;height:36.3pt;visibility:visible;mso-wrap-style:square;mso-left-percent:-10001;mso-top-percent:-10001;mso-position-horizontal:absolute;mso-position-horizontal-relative:char;mso-position-vertical:absolute;mso-position-vertical-relative:line;mso-left-percent:-10001;mso-top-percent:-10001;v-text-anchor:middle" o:gfxdata="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" strokecolor="#aeaaaa [2414]">
+                <v:textbox>
+                  <w:txbxContent>
+                    <w:p>
+                      <w:pPr>
+                        <w:pStyle w:val="Didascalia"/>
+                      </w:pPr>
+                      <w:r>
+                        <w:t>Diagramma a corpo libero di un pendolo inverso; in blu le forze agenti sul carrello; in rosso le forze e momenti agenti sull’asta.</w:t>
+                      </w:r>
+                    </w:p>
+                    <w:p>
+                      <w:pPr>
+                        <w:ind w:firstLine="0"/>
+                        <w:jc w:val="center"/>
+                        <w:rPr>
+                          <w:rFonts w:ascii="Times New Roman" w:hAnsi="Times New Roman" w:cs="Times New Roman"/>
+                          <w:i/>
+                          <w:iCs/>
+                          <w:sz w:val="18"/>
+                          <w:szCs w:val="18"/>
+                        </w:rPr>
+                      </w:pPr>
+                    </w:p>
+                  </w:txbxContent>
+                </v:textbox>
+                <w10:anchorlock/>
+              </v:shape>
+            </w:pict>
+          </mc:Fallback>
+        </mc:AlternateContent>
+      </w:r>
+    </w:p>
+    <w:p>
+      <w:pPr>
+        <w:rPr>
+          <w:rFonts w:ascii="Times New Roman" w:hAnsi="Times New Roman" w:cs="Times New Roman"/>
+          <w:sz w:val="24"/>
+          <w:szCs w:val="24"/>
+        </w:rPr>
+      </w:pPr>
+      <w:r>
+        <w:rPr>
+          <w:rFonts w:ascii="Times New Roman" w:hAnsi="Times New Roman" w:cs="Times New Roman"/>
+          <w:sz w:val="24"/>
+          <w:szCs w:val="24"/>
+        </w:rPr>
+        <w:t>Il diagramma è scomposto in due sottosistemi: uno per lo studio dell’asta (</w:t>
+      </w:r>
+      <m:oMath>
+        <m:r>
+          <w:rPr>
+            <w:rFonts w:ascii="Cambria Math" w:hAnsi="Cambria Math" w:cs="Times New Roman"/>
+            <w:sz w:val="24"/>
+            <w:szCs w:val="24"/>
+          </w:rPr>
+          <m:t>θ)</m:t>
+        </m:r>
+      </m:oMath>
+      <w:r>
+        <w:rPr>
+          <w:rFonts w:ascii="Times New Roman" w:eastAsiaTheme="minorEastAsia" w:hAnsi="Times New Roman" w:cs="Times New Roman"/>
+          <w:sz w:val="24"/>
+          <w:szCs w:val="24"/>
+        </w:rPr>
+        <w:t xml:space="preserve"> e uno per lo studio del carrello </w:t>
+      </w:r>
+      <m:oMath>
+        <m:r>
+          <w:rPr>
+            <w:rFonts w:ascii="Cambria Math" w:eastAsiaTheme="minorEastAsia" w:hAnsi="Cambria Math" w:cs="Times New Roman"/>
+            <w:sz w:val="24"/>
+            <w:szCs w:val="24"/>
+          </w:rPr>
+          <m:t>(x)</m:t>
+        </m:r>
+      </m:oMath>
+      <w:r>
+        <w:rPr>
+          <w:rFonts w:ascii="Times New Roman" w:eastAsiaTheme="minorEastAsia" w:hAnsi="Times New Roman" w:cs="Times New Roman"/>
+          <w:sz w:val="24"/>
+          <w:szCs w:val="24"/>
+        </w:rPr>
+        <w:t>. L’interazione fra i due sotto</w:t>
+      </w:r>
+      <w:r>
+        <w:rPr>
+          <w:rFonts w:ascii="Times New Roman" w:hAnsi="Times New Roman" w:cs="Times New Roman"/>
+          <w:sz w:val="24"/>
+          <w:szCs w:val="24"/>
+        </w:rPr>
+        <w:t xml:space="preserve">sistemi avviene mediante le forze di reazione sul vincolo rotazionale </w:t>
+      </w:r>
+      <w:r>
+        <w:rPr>
+          <w:rFonts w:ascii="Times New Roman" w:eastAsiaTheme="minorEastAsia" w:hAnsi="Times New Roman" w:cs="Times New Roman"/>
+          <w:sz w:val="24"/>
+          <w:szCs w:val="24"/>
+        </w:rPr>
+        <w:t xml:space="preserve">che </w:t>
+      </w:r>
+      <w:r>
+        <w:rPr>
+          <w:rFonts w:ascii="Times New Roman" w:eastAsiaTheme="minorEastAsia" w:hAnsi="Times New Roman" w:cs="Times New Roman"/>
+          <w:sz w:val="24"/>
+          <w:szCs w:val="24"/>
+        </w:rPr>
+        <w:t>tengono</w:t>
+      </w:r>
+      <w:r>
+        <w:rPr>
+          <w:rFonts w:ascii="Times New Roman" w:eastAsiaTheme="minorEastAsia" w:hAnsi="Times New Roman" w:cs="Times New Roman"/>
+          <w:sz w:val="24"/>
+          <w:szCs w:val="24"/>
+        </w:rPr>
+        <w:t xml:space="preserve"> uniti i due corpi</w:t>
+      </w:r>
+      <w:r>
+        <w:rPr>
+          <w:rFonts w:ascii="Times New Roman" w:eastAsiaTheme="minorEastAsia" w:hAnsi="Times New Roman" w:cs="Times New Roman"/>
+          <w:sz w:val="24"/>
+          <w:szCs w:val="24"/>
+        </w:rPr>
+        <w:t>:</w:t>
+      </w:r>
+      <w:r>
+        <w:rPr>
+          <w:rFonts w:ascii="Times New Roman" w:eastAsiaTheme="minorEastAsia" w:hAnsi="Times New Roman" w:cs="Times New Roman"/>
+          <w:sz w:val="24"/>
+          <w:szCs w:val="24"/>
+        </w:rPr>
+        <w:t xml:space="preserve"> </w:t>
+      </w:r>
+      <m:oMath>
+        <m:r>
+          <w:rPr>
+            <w:rFonts w:ascii="Cambria Math" w:hAnsi="Cambria Math" w:cs="Times New Roman"/>
+            <w:sz w:val="24"/>
+            <w:szCs w:val="24"/>
+          </w:rPr>
+          <m:t>H</m:t>
+        </m:r>
+        <m:r>
+          <w:rPr>
+            <w:rFonts w:ascii="Cambria Math" w:hAnsi="Cambria Math" w:cs="Times New Roman"/>
+            <w:sz w:val="24"/>
+            <w:szCs w:val="24"/>
+          </w:rPr>
+          <m:t xml:space="preserve"> e </m:t>
+        </m:r>
+        <m:r>
+          <w:rPr>
+            <w:rFonts w:ascii="Cambria Math" w:hAnsi="Cambria Math" w:cs="Times New Roman"/>
+            <w:sz w:val="24"/>
+            <w:szCs w:val="24"/>
+          </w:rPr>
+          <m:t>V</m:t>
+        </m:r>
+      </m:oMath>
+      <w:r>
+        <w:rPr>
+          <w:rFonts w:ascii="Times New Roman" w:eastAsiaTheme="minorEastAsia" w:hAnsi="Times New Roman" w:cs="Times New Roman"/>
+          <w:sz w:val="24"/>
+          <w:szCs w:val="24"/>
+        </w:rPr>
+        <w:t>.</w:t>
+      </w:r>
+    </w:p>
+    <w:p>
+      <w:pPr>
+        <w:spacing w:after="0"/>
+        <w:jc w:val="center"/>
+        <w:rPr>
+          <w:rFonts w:ascii="Times New Roman" w:hAnsi="Times New Roman" w:cs="Times New Roman"/>
+          <w:sz w:val="24"/>
+          <w:szCs w:val="24"/>
+        </w:rPr>
+      </w:pPr>
+      <w:r>
+        <w:rPr>
+          <w:rFonts w:ascii="Times New Roman" w:eastAsiaTheme="minorEastAsia" w:hAnsi="Times New Roman" w:cs="Times New Roman"/>
+          <w:iCs/>
+          <w:noProof/>
+          <w:sz w:val="24"/>
+          <w:szCs w:val="24"/>
+        </w:rPr>
+        <w:lastRenderedPageBreak/>
+        <w:t xml:space="preserve">      </w:t>
+      </w:r>
+      <w:r>
+        <w:rPr>
+          <w:rFonts w:ascii="Times New Roman" w:hAnsi="Times New Roman" w:cs="Times New Roman"/>
+          <w:noProof/>
+          <w:sz w:val="24"/>
+          <w:szCs w:val="24"/>
+        </w:rPr>
+        <w:drawing>
+          <wp:inline distT="0" distB="0" distL="0" distR="0" wp14:anchorId="7C1C437D" wp14:editId="3D20F4F0">
+            <wp:extent cx="1876508" cy="2059816"/>
+            <wp:effectExtent l="0" t="0" r="0" b="0"/>
+            <wp:docPr id="703034012" name="Elemento grafico 21"/>
+            <wp:cNvGraphicFramePr>
+              <a:graphicFrameLocks xmlns:a="http://schemas.openxmlformats.org/drawingml/2006/main" noChangeAspect="1"/>
+            </wp:cNvGraphicFramePr>
+            <a:graphic xmlns:a="http://schemas.openxmlformats.org/drawingml/2006/main">
+              <a:graphicData uri="http://schemas.openxmlformats.org/drawingml/2006/picture">
+                <pic:pic xmlns:pic="http://schemas.openxmlformats.org/drawingml/2006/picture">
+                  <pic:nvPicPr>
+                    <pic:cNvPr id="1808790833" name="Elemento grafico 1808790833"/>
+                    <pic:cNvPicPr/>
+                  </pic:nvPicPr>
+                  <pic:blipFill rotWithShape="1">
+                    <a:blip r:embed="rId13">
+                      <a:extLst>
+                        <a:ext uri="{96DAC541-7B7A-43D3-8B79-37D633B846F1}">
+                          <asvg:svgBlip xmlns:asvg="http://schemas.microsoft.com/office/drawing/2016/SVG/main" r:embed="rId14"/>
+                        </a:ext>
+                      </a:extLst>
+                    </a:blip>
+                    <a:srcRect l="35190" t="17388" r="40304" b="34796"/>
+                    <a:stretch>
+                      <a:fillRect/>
+                    </a:stretch>
+                  </pic:blipFill>
+                  <pic:spPr bwMode="auto">
+                    <a:xfrm>
+                      <a:off x="0" y="0"/>
+                      <a:ext cx="1880172" cy="2063838"/>
+                    </a:xfrm>
+                    <a:prstGeom prst="rect">
+                      <a:avLst/>
+                    </a:prstGeom>
+                    <a:ln>
+                      <a:noFill/>
+                    </a:ln>
+                    <a:extLst>
+                      <a:ext uri="{53640926-AAD7-44D8-BBD7-CCE9431645EC}">
+                        <a14:shadowObscured xmlns:a14="http://schemas.microsoft.com/office/drawing/2010/main"/>
+                      </a:ext>
+                    </a:extLst>
+                  </pic:spPr>
+                </pic:pic>
+              </a:graphicData>
+            </a:graphic>
+          </wp:inline>
+        </w:drawing>
+      </w:r>
+      <w:r>
+        <w:rPr>
+          <w:rFonts w:ascii="Times New Roman" w:eastAsiaTheme="minorEastAsia" w:hAnsi="Times New Roman" w:cs="Times New Roman"/>
+          <w:iCs/>
+          <w:noProof/>
+          <w:sz w:val="24"/>
+          <w:szCs w:val="24"/>
+        </w:rPr>
+        <w:t xml:space="preserve">      </w:t>
+      </w:r>
+      <w:r>
+        <w:rPr>
+          <w:rFonts w:ascii="Times New Roman" w:eastAsiaTheme="minorEastAsia" w:hAnsi="Times New Roman" w:cs="Times New Roman"/>
+          <w:iCs/>
+          <w:noProof/>
+          <w:sz w:val="24"/>
+          <w:szCs w:val="24"/>
+        </w:rPr>
+        <w:drawing>
+          <wp:inline distT="0" distB="0" distL="0" distR="0" wp14:anchorId="3B78BCC9" wp14:editId="21EF447C">
+            <wp:extent cx="2999232" cy="1356611"/>
+            <wp:effectExtent l="0" t="0" r="0" b="0"/>
+            <wp:docPr id="1343875863" name="Elemento grafico 2"/>
+            <wp:cNvGraphicFramePr>
+              <a:graphicFrameLocks xmlns:a="http://schemas.openxmlformats.org/drawingml/2006/main" noChangeAspect="1"/>
+            </wp:cNvGraphicFramePr>
+            <a:graphic xmlns:a="http://schemas.openxmlformats.org/drawingml/2006/main">
+              <a:graphicData uri="http://schemas.openxmlformats.org/drawingml/2006/picture">
+                <pic:pic xmlns:pic="http://schemas.openxmlformats.org/drawingml/2006/picture">
+                  <pic:nvPicPr>
+                    <pic:cNvPr id="1896202562" name="Elemento grafico 1896202562"/>
+                    <pic:cNvPicPr/>
+                  </pic:nvPicPr>
+                  <pic:blipFill rotWithShape="1">
+                    <a:blip r:embed="rId15">
+                      <a:extLst>
+                        <a:ext uri="{96DAC541-7B7A-43D3-8B79-37D633B846F1}">
+                          <asvg:svgBlip xmlns:asvg="http://schemas.microsoft.com/office/drawing/2016/SVG/main" r:embed="rId16"/>
+                        </a:ext>
+                      </a:extLst>
+                    </a:blip>
+                    <a:srcRect l="26791" t="40005" r="27106" b="22924"/>
+                    <a:stretch>
+                      <a:fillRect/>
+                    </a:stretch>
+                  </pic:blipFill>
+                  <pic:spPr bwMode="auto">
+                    <a:xfrm>
+                      <a:off x="0" y="0"/>
+                      <a:ext cx="3018151" cy="1365169"/>
+                    </a:xfrm>
+                    <a:prstGeom prst="rect">
+                      <a:avLst/>
+                    </a:prstGeom>
+                    <a:ln>
+                      <a:noFill/>
+                    </a:ln>
+                    <a:extLst>
+                      <a:ext uri="{53640926-AAD7-44D8-BBD7-CCE9431645EC}">
+                        <a14:shadowObscured xmlns:a14="http://schemas.microsoft.com/office/drawing/2010/main"/>
+                      </a:ext>
+                    </a:extLst>
+                  </pic:spPr>
+                </pic:pic>
+              </a:graphicData>
+            </a:graphic>
+          </wp:inline>
+        </w:drawing>
+      </w:r>
+    </w:p>
+    <w:p>
+      <w:pPr>
+        <w:jc w:val="center"/>
+        <w:rPr>
+          <w:rFonts w:ascii="Times New Roman" w:hAnsi="Times New Roman" w:cs="Times New Roman"/>
+          <w:sz w:val="24"/>
+          <w:szCs w:val="24"/>
+        </w:rPr>
+      </w:pPr>
+      <w:r>
+        <w:rPr>
+          <w:noProof/>
+        </w:rPr>
+        <mc:AlternateContent>
+          <mc:Choice Requires="wps">
+            <w:drawing>
+              <wp:inline distT="0" distB="0" distL="0" distR="0" wp14:anchorId="79D9115F" wp14:editId="6E6E382B">
+                <wp:extent cx="4996281" cy="292608"/>
+                <wp:effectExtent l="0" t="0" r="13970" b="12700"/>
+                <wp:docPr id="334897161" name="Casella di testo 2"/>
+                <wp:cNvGraphicFramePr>
+                  <a:graphicFrameLocks xmlns:a="http://schemas.openxmlformats.org/drawingml/2006/main"/>
+                </wp:cNvGraphicFramePr>
+                <a:graphic xmlns:a="http://schemas.openxmlformats.org/drawingml/2006/main">
+                  <a:graphicData uri="http://schemas.microsoft.com/office/word/2010/wordprocessingShape">
+                    <wps:wsp>
+                      <wps:cNvSpPr txBox="1">
+                        <a:spLocks noChangeArrowheads="1"/>
+                      </wps:cNvSpPr>
+                      <wps:spPr bwMode="auto">
+                        <a:xfrm>
+                          <a:off x="0" y="0"/>
+                          <a:ext cx="4996281" cy="292608"/>
+                        </a:xfrm>
+                        <a:prstGeom prst="rect">
+                          <a:avLst/>
+                        </a:prstGeom>
+                        <a:solidFill>
+                          <a:srgbClr val="FFFFFF"/>
+                        </a:solidFill>
+                        <a:ln w="9525">
+                          <a:solidFill>
+                            <a:schemeClr val="bg2">
+                              <a:lumMod val="75000"/>
+                            </a:schemeClr>
+                          </a:solidFill>
+                          <a:miter lim="800000"/>
+                          <a:headEnd/>
+                          <a:tailEnd/>
+                        </a:ln>
+                      </wps:spPr>
+                      <wps:txbx>
+                        <w:txbxContent>
+                          <w:p>
+                            <w:pPr>
+                              <w:spacing w:before="100" w:beforeAutospacing="1"/>
+                              <w:ind w:firstLine="0"/>
+                              <w:jc w:val="center"/>
+                              <w:rPr>
+                                <w:rFonts w:ascii="Times New Roman" w:hAnsi="Times New Roman" w:cs="Times New Roman"/>
+                                <w:i/>
+                                <w:iCs/>
+                                <w:sz w:val="18"/>
+                                <w:szCs w:val="18"/>
+                              </w:rPr>
+                            </w:pPr>
+                            <w:r>
+                              <w:rPr>
+                                <w:rFonts w:ascii="Times New Roman" w:hAnsi="Times New Roman" w:cs="Times New Roman"/>
+                                <w:i/>
+                                <w:iCs/>
+                                <w:sz w:val="18"/>
+                                <w:szCs w:val="18"/>
+                              </w:rPr>
+                              <w:t>Tratto dal diagramma a corpo libero – focus su asta del pendolo</w:t>
+                            </w:r>
+                            <w:r>
+                              <w:rPr>
+                                <w:rFonts w:ascii="Times New Roman" w:hAnsi="Times New Roman" w:cs="Times New Roman"/>
+                                <w:i/>
+                                <w:iCs/>
+                                <w:sz w:val="18"/>
+                                <w:szCs w:val="18"/>
+                              </w:rPr>
+                              <w:t xml:space="preserve"> (sinistra) e su carrello (destra)</w:t>
+                            </w:r>
+                          </w:p>
+                        </w:txbxContent>
+                      </wps:txbx>
+                      <wps:bodyPr rot="0" vert="horz" wrap="square" lIns="91440" tIns="45720" rIns="91440" bIns="45720" anchor="ctr" anchorCtr="0">
+                        <a:noAutofit/>
+                      </wps:bodyPr>
+                    </wps:wsp>
+                  </a:graphicData>
+                </a:graphic>
+              </wp:inline>
+            </w:drawing>
+          </mc:Choice>
+          <mc:Fallback>
+            <w:pict>
+              <v:shape w14:anchorId="79D9115F" id="_x0000_s1027" type="#_x0000_t202" style="width:393.4pt;height:23.05pt;visibility:visible;mso-wrap-style:square;mso-left-percent:-10001;mso-top-percent:-10001;mso-position-horizontal:absolute;mso-position-horizontal-relative:char;mso-position-vertical:absolute;mso-position-vertical-relative:line;mso-left-percent:-10001;mso-top-percent:-10001;v-text-anchor:middle" o:gfxdata="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" strokecolor="#aeaaaa [2414]">
+                <v:textbox>
+                  <w:txbxContent>
+                    <w:p>
+                      <w:pPr>
+                        <w:spacing w:before="100" w:beforeAutospacing="1"/>
+                        <w:ind w:firstLine="0"/>
+                        <w:jc w:val="center"/>
+                        <w:rPr>
+                          <w:rFonts w:ascii="Times New Roman" w:hAnsi="Times New Roman" w:cs="Times New Roman"/>
+                          <w:i/>
+                          <w:iCs/>
+                          <w:sz w:val="18"/>
+                          <w:szCs w:val="18"/>
+                        </w:rPr>
+                      </w:pPr>
+                      <w:r>
+                        <w:rPr>
+                          <w:rFonts w:ascii="Times New Roman" w:hAnsi="Times New Roman" w:cs="Times New Roman"/>
+                          <w:i/>
+                          <w:iCs/>
+                          <w:sz w:val="18"/>
+                          <w:szCs w:val="18"/>
+                        </w:rPr>
+                        <w:t>Tratto dal diagramma a corpo libero – focus su asta del pendolo</w:t>
+                      </w:r>
+                      <w:r>
+                        <w:rPr>
+                          <w:rFonts w:ascii="Times New Roman" w:hAnsi="Times New Roman" w:cs="Times New Roman"/>
+                          <w:i/>
+                          <w:iCs/>
+                          <w:sz w:val="18"/>
+                          <w:szCs w:val="18"/>
+                        </w:rPr>
+                        <w:t xml:space="preserve"> (sinistra) e su carrello (destra)</w:t>
+                      </w:r>
+                    </w:p>
+                  </w:txbxContent>
+                </v:textbox>
+                <w10:anchorlock/>
+              </v:shape>
+            </w:pict>
+          </mc:Fallback>
+        </mc:AlternateContent>
+      </w:r>
+    </w:p>
+    <w:p>
+      <w:pPr>
+        <w:rPr>
+          <w:rFonts w:ascii="Times New Roman" w:eastAsiaTheme="minorEastAsia" w:hAnsi="Times New Roman" w:cs="Times New Roman"/>
+          <w:iCs/>
+          <w:sz w:val="24"/>
+          <w:szCs w:val="24"/>
+        </w:rPr>
+      </w:pPr>
+      <w:r>
+        <w:rPr>
+          <w:rFonts w:ascii="Times New Roman" w:hAnsi="Times New Roman" w:cs="Times New Roman"/>
+          <w:sz w:val="24"/>
+          <w:szCs w:val="24"/>
+        </w:rPr>
+        <w:t xml:space="preserve">Si parte dal considerare il moto orizzontale (lungo l’asse </w:t>
+      </w:r>
+      <m:oMath>
+        <m:r>
+          <w:rPr>
+            <w:rFonts w:ascii="Cambria Math" w:hAnsi="Cambria Math" w:cs="Times New Roman"/>
+            <w:sz w:val="24"/>
+            <w:szCs w:val="24"/>
+          </w:rPr>
+          <m:t>x</m:t>
+        </m:r>
+      </m:oMath>
+      <w:r>
+        <w:rPr>
+          <w:rFonts w:ascii="Times New Roman" w:eastAsiaTheme="minorEastAsia" w:hAnsi="Times New Roman" w:cs="Times New Roman"/>
+          <w:sz w:val="24"/>
+          <w:szCs w:val="24"/>
+        </w:rPr>
+        <w:t>) del centro di massa dell’asta.</w:t>
+      </w:r>
+      <w:r>
+        <w:rPr>
+          <w:rFonts w:ascii="Times New Roman" w:hAnsi="Times New Roman" w:cs="Times New Roman"/>
+          <w:sz w:val="24"/>
+          <w:szCs w:val="24"/>
+        </w:rPr>
+        <w:t xml:space="preserve"> La coordinata </w:t>
+      </w:r>
+      <m:oMath>
+        <m:r>
+          <w:rPr>
+            <w:rFonts w:ascii="Cambria Math" w:hAnsi="Cambria Math" w:cs="Times New Roman"/>
+            <w:sz w:val="24"/>
+            <w:szCs w:val="24"/>
+          </w:rPr>
+          <m:t>x</m:t>
+        </m:r>
+      </m:oMath>
+      <w:r>
+        <w:rPr>
+          <w:rFonts w:ascii="Times New Roman" w:eastAsiaTheme="minorEastAsia" w:hAnsi="Times New Roman" w:cs="Times New Roman"/>
+          <w:sz w:val="24"/>
+          <w:szCs w:val="24"/>
+        </w:rPr>
+        <w:t xml:space="preserve"> di </w:t>
+      </w:r>
+      <m:oMath>
+        <m:r>
+          <w:rPr>
+            <w:rFonts w:ascii="Cambria Math" w:eastAsiaTheme="minorEastAsia" w:hAnsi="Cambria Math" w:cs="Times New Roman"/>
+            <w:sz w:val="24"/>
+            <w:szCs w:val="24"/>
+          </w:rPr>
+          <m:t>m</m:t>
+        </m:r>
+      </m:oMath>
+      <w:r>
+        <w:rPr>
+          <w:rFonts w:ascii="Times New Roman" w:eastAsiaTheme="minorEastAsia" w:hAnsi="Times New Roman" w:cs="Times New Roman"/>
+          <w:sz w:val="24"/>
+          <w:szCs w:val="24"/>
+        </w:rPr>
+        <w:t xml:space="preserve"> è </w:t>
+      </w:r>
+      <w:r>
+        <w:rPr>
+          <w:rFonts w:ascii="Times New Roman" w:eastAsiaTheme="minorEastAsia" w:hAnsi="Times New Roman" w:cs="Times New Roman"/>
+          <w:sz w:val="24"/>
+          <w:szCs w:val="24"/>
+        </w:rPr>
+        <w:t>pari</w:t>
+      </w:r>
+      <w:r>
+        <w:rPr>
+          <w:rFonts w:ascii="Times New Roman" w:eastAsiaTheme="minorEastAsia" w:hAnsi="Times New Roman" w:cs="Times New Roman"/>
+          <w:sz w:val="24"/>
+          <w:szCs w:val="24"/>
+        </w:rPr>
+        <w:t xml:space="preserve"> </w:t>
+      </w:r>
+      <w:r>
+        <w:rPr>
+          <w:rFonts w:ascii="Times New Roman" w:eastAsiaTheme="minorEastAsia" w:hAnsi="Times New Roman" w:cs="Times New Roman"/>
+          <w:sz w:val="24"/>
+          <w:szCs w:val="24"/>
+        </w:rPr>
+        <w:t xml:space="preserve">alla </w:t>
+      </w:r>
+      <w:r>
+        <w:rPr>
+          <w:rFonts w:ascii="Times New Roman" w:eastAsiaTheme="minorEastAsia" w:hAnsi="Times New Roman" w:cs="Times New Roman"/>
+          <w:sz w:val="24"/>
+          <w:szCs w:val="24"/>
+        </w:rPr>
+        <w:t xml:space="preserve">somma di </w:t>
+      </w:r>
+      <m:oMath>
+        <m:r>
+          <w:rPr>
+            <w:rFonts w:ascii="Cambria Math" w:eastAsiaTheme="minorEastAsia" w:hAnsi="Cambria Math" w:cs="Times New Roman"/>
+            <w:sz w:val="24"/>
+            <w:szCs w:val="24"/>
+          </w:rPr>
+          <m:t>x(t)</m:t>
+        </m:r>
+      </m:oMath>
+      <w:r>
+        <w:rPr>
+          <w:rFonts w:ascii="Times New Roman" w:eastAsiaTheme="minorEastAsia" w:hAnsi="Times New Roman" w:cs="Times New Roman"/>
+          <w:sz w:val="24"/>
+          <w:szCs w:val="24"/>
+        </w:rPr>
+        <w:t xml:space="preserve"> (</w:t>
+      </w:r>
+      <w:r>
+        <w:rPr>
+          <w:rFonts w:ascii="Times New Roman" w:eastAsiaTheme="minorEastAsia" w:hAnsi="Times New Roman" w:cs="Times New Roman"/>
+          <w:sz w:val="24"/>
+          <w:szCs w:val="24"/>
+        </w:rPr>
+        <w:t xml:space="preserve">posizione della </w:t>
+      </w:r>
+      <w:r>
+        <w:rPr>
+          <w:rFonts w:ascii="Times New Roman" w:eastAsiaTheme="minorEastAsia" w:hAnsi="Times New Roman" w:cs="Times New Roman"/>
+          <w:sz w:val="24"/>
+          <w:szCs w:val="24"/>
+        </w:rPr>
+        <w:t>base de</w:t>
+      </w:r>
+      <w:r>
+        <w:rPr>
+          <w:rFonts w:ascii="Times New Roman" w:eastAsiaTheme="minorEastAsia" w:hAnsi="Times New Roman" w:cs="Times New Roman"/>
+          <w:sz w:val="24"/>
+          <w:szCs w:val="24"/>
+        </w:rPr>
+        <w:t>ll’asta</w:t>
+      </w:r>
+      <w:r>
+        <w:rPr>
+          <w:rFonts w:ascii="Times New Roman" w:eastAsiaTheme="minorEastAsia" w:hAnsi="Times New Roman" w:cs="Times New Roman"/>
+          <w:sz w:val="24"/>
+          <w:szCs w:val="24"/>
+        </w:rPr>
+        <w:t xml:space="preserve">) e di </w:t>
+      </w:r>
+      <m:oMath>
+        <m:r>
+          <w:rPr>
+            <w:rFonts w:ascii="Cambria Math" w:eastAsiaTheme="minorEastAsia" w:hAnsi="Cambria Math" w:cs="Times New Roman"/>
+            <w:sz w:val="24"/>
+            <w:szCs w:val="24"/>
+          </w:rPr>
+          <m:t>-L</m:t>
+        </m:r>
+        <m:r>
+          <m:rPr>
+            <m:sty m:val="p"/>
+          </m:rPr>
+          <w:rPr>
+            <w:rFonts w:ascii="Cambria Math" w:eastAsiaTheme="minorEastAsia" w:hAnsi="Cambria Math" w:cs="Times New Roman"/>
+            <w:sz w:val="24"/>
+            <w:szCs w:val="24"/>
+          </w:rPr>
+          <m:t>sin(θ)</m:t>
+        </m:r>
+      </m:oMath>
+      <w:r>
+        <w:rPr>
+          <w:rFonts w:ascii="Times New Roman" w:eastAsiaTheme="minorEastAsia" w:hAnsi="Times New Roman" w:cs="Times New Roman"/>
+          <w:iCs/>
+          <w:sz w:val="24"/>
+          <w:szCs w:val="24"/>
+        </w:rPr>
+        <w:t>, ovvero la componente di spostamento orizzontale dovuta all’angolazione dell’asta</w:t>
+      </w:r>
+      <w:r>
+        <w:rPr>
+          <w:rFonts w:ascii="Times New Roman" w:eastAsiaTheme="minorEastAsia" w:hAnsi="Times New Roman" w:cs="Times New Roman"/>
+          <w:iCs/>
+          <w:sz w:val="24"/>
+          <w:szCs w:val="24"/>
+        </w:rPr>
+        <w:t xml:space="preserve"> (eq. 1)</w:t>
+      </w:r>
+      <w:r>
+        <w:rPr>
+          <w:rFonts w:ascii="Times New Roman" w:eastAsiaTheme="minorEastAsia" w:hAnsi="Times New Roman" w:cs="Times New Roman"/>
+          <w:iCs/>
+          <w:sz w:val="24"/>
+          <w:szCs w:val="24"/>
+        </w:rPr>
+        <w:t>.</w:t>
+      </w:r>
+      <w:r>
+        <w:rPr>
+          <w:rFonts w:ascii="Times New Roman" w:eastAsiaTheme="minorEastAsia" w:hAnsi="Times New Roman" w:cs="Times New Roman"/>
+          <w:iCs/>
+          <w:sz w:val="24"/>
+          <w:szCs w:val="24"/>
+        </w:rPr>
+        <w:t xml:space="preserve"> Allo stesso modo, si studia il moto verticale di </w:t>
+      </w:r>
+      <m:oMath>
+        <m:r>
+          <w:rPr>
+            <w:rFonts w:ascii="Cambria Math" w:eastAsiaTheme="minorEastAsia" w:hAnsi="Cambria Math" w:cs="Times New Roman"/>
+            <w:sz w:val="24"/>
+            <w:szCs w:val="24"/>
+          </w:rPr>
+          <m:t>m</m:t>
+        </m:r>
+      </m:oMath>
+      <w:r>
+        <w:rPr>
+          <w:rFonts w:ascii="Times New Roman" w:eastAsiaTheme="minorEastAsia" w:hAnsi="Times New Roman" w:cs="Times New Roman"/>
+          <w:iCs/>
+          <w:sz w:val="24"/>
+          <w:szCs w:val="24"/>
+        </w:rPr>
+        <w:t xml:space="preserve">, considerando la somma delle forze agenti lungo </w:t>
+      </w:r>
+      <m:oMath>
+        <m:r>
+          <w:rPr>
+            <w:rFonts w:ascii="Cambria Math" w:eastAsiaTheme="minorEastAsia" w:hAnsi="Cambria Math" w:cs="Times New Roman"/>
+            <w:sz w:val="24"/>
+            <w:szCs w:val="24"/>
+          </w:rPr>
+          <m:t>y</m:t>
+        </m:r>
+      </m:oMath>
+      <w:r>
+        <w:rPr>
+          <w:rFonts w:ascii="Times New Roman" w:eastAsiaTheme="minorEastAsia" w:hAnsi="Times New Roman" w:cs="Times New Roman"/>
+          <w:iCs/>
+          <w:sz w:val="24"/>
+          <w:szCs w:val="24"/>
+        </w:rPr>
+        <w:t xml:space="preserve"> (eq. 2)</w:t>
+      </w:r>
+      <w:r>
+        <w:rPr>
+          <w:rFonts w:ascii="Times New Roman" w:eastAsiaTheme="minorEastAsia" w:hAnsi="Times New Roman" w:cs="Times New Roman"/>
+          <w:iCs/>
+          <w:sz w:val="24"/>
+          <w:szCs w:val="24"/>
+        </w:rPr>
+        <w:t xml:space="preserve">. Si ottengono le seguenti equazioni per il moto di </w:t>
+      </w:r>
+      <m:oMath>
+        <m:r>
+          <w:rPr>
+            <w:rFonts w:ascii="Cambria Math" w:eastAsiaTheme="minorEastAsia" w:hAnsi="Cambria Math" w:cs="Times New Roman"/>
+            <w:sz w:val="24"/>
+            <w:szCs w:val="24"/>
+          </w:rPr>
+          <m:t>m</m:t>
+        </m:r>
+      </m:oMath>
+      <w:r>
+        <w:rPr>
+          <w:rFonts w:ascii="Times New Roman" w:eastAsiaTheme="minorEastAsia" w:hAnsi="Times New Roman" w:cs="Times New Roman"/>
+          <w:iCs/>
+          <w:sz w:val="24"/>
+          <w:szCs w:val="24"/>
+        </w:rPr>
+        <w:t>:</w:t>
+      </w:r>
+    </w:p>
+    <w:tbl>
+      <w:tblPr>
+        <w:tblStyle w:val="Grigliatabella"/>
+        <w:tblW w:w="9634" w:type="dxa"/>
+        <w:tblBorders>
+          <w:top w:val="none" w:sz="0" w:space="0" w:color="auto"/>
+          <w:left w:val="none" w:sz="0" w:space="0" w:color="auto"/>
+          <w:bottom w:val="none" w:sz="0" w:space="0" w:color="auto"/>
+          <w:right w:val="none" w:sz="0" w:space="0" w:color="auto"/>
+          <w:insideH w:val="none" w:sz="0" w:space="0" w:color="auto"/>
+          <w:insideV w:val="none" w:sz="0" w:space="0" w:color="auto"/>
+        </w:tblBorders>
+        <w:tblLook w:val="04A0" w:firstRow="1" w:lastRow="0" w:firstColumn="1" w:lastColumn="0" w:noHBand="0" w:noVBand="1"/>
+      </w:tblPr>
+      <w:tblGrid>
+        <w:gridCol w:w="421"/>
+        <w:gridCol w:w="8079"/>
+        <w:gridCol w:w="1134"/>
+      </w:tblGrid>
+      <w:tr>
+        <w:trPr>
+          <w:trHeight w:val="66"/>
+        </w:trPr>
+        <w:tc>
+          <w:tcPr>
+            <w:tcW w:w="421" w:type="dxa"/>
+            <w:vAlign w:val="center"/>
+          </w:tcPr>
+          <w:p>
+            <w:pPr>
+              <w:pStyle w:val="Didascalia"/>
+              <w:rPr>
+                <w:rFonts w:eastAsia="Times New Roman" w:cs="Times New Roman"/>
+                <w:i w:val="0"/>
+                <w:iCs w:val="0"/>
+                <w:sz w:val="24"/>
+                <w:szCs w:val="24"/>
+              </w:rPr>
+            </w:pPr>
+          </w:p>
+        </w:tc>
+        <w:tc>
+          <w:tcPr>
+            <w:tcW w:w="8079" w:type="dxa"/>
+            <w:vAlign w:val="center"/>
+          </w:tcPr>
+          <w:p>
+            <w:pPr>
+              <w:pStyle w:val="Didascalia"/>
+              <w:spacing w:after="160"/>
+              <w:rPr>
+                <w:rFonts w:eastAsiaTheme="minorEastAsia" w:cs="Times New Roman"/>
+                <w:iCs w:val="0"/>
+                <w:sz w:val="24"/>
+                <w:szCs w:val="24"/>
+              </w:rPr>
+            </w:pPr>
+            <m:oMath>
+              <m:r>
                 <w:rPr>
                   <w:rFonts w:ascii="Cambria Math" w:hAnsi="Cambria Math" w:cs="Times New Roman"/>
-                  <w:i/>
                   <w:sz w:val="24"/>
                   <w:szCs w:val="24"/>
                 </w:rPr>
-              </m:ctrlPr>
-            </m:fPr>
-            <m:num>
-              <m:sSup>
-                <m:sSupPr>
+                <m:t>m</m:t>
+              </m:r>
+              <m:f>
+                <m:fPr>
                   <m:ctrlPr>
                     <w:rPr>
                       <w:rFonts w:ascii="Cambria Math" w:hAnsi="Cambria Math" w:cs="Times New Roman"/>
-                      <w:i/>
                       <w:sz w:val="24"/>
                       <w:szCs w:val="24"/>
                     </w:rPr>
                   </m:ctrlPr>
-                </m:sSupPr>
-                <m:e>
+                </m:fPr>
+                <m:num>
+                  <m:sSup>
+                    <m:sSupPr>
+                      <m:ctrlPr>
+                        <w:rPr>
+                          <w:rFonts w:ascii="Cambria Math" w:hAnsi="Cambria Math" w:cs="Times New Roman"/>
+                          <w:sz w:val="24"/>
+                          <w:szCs w:val="24"/>
+                        </w:rPr>
+                      </m:ctrlPr>
+                    </m:sSupPr>
+                    <m:e>
+                      <m:r>
+                        <w:rPr>
+                          <w:rFonts w:ascii="Cambria Math" w:hAnsi="Cambria Math" w:cs="Times New Roman"/>
+                          <w:sz w:val="24"/>
+                          <w:szCs w:val="24"/>
+                        </w:rPr>
+                        <m:t>d</m:t>
+                      </m:r>
+                    </m:e>
+                    <m:sup>
+                      <m:r>
+                        <w:rPr>
+                          <w:rFonts w:ascii="Cambria Math" w:hAnsi="Cambria Math" w:cs="Times New Roman"/>
+                          <w:sz w:val="24"/>
+                          <w:szCs w:val="24"/>
+                        </w:rPr>
+                        <m:t>2</m:t>
+                      </m:r>
+                    </m:sup>
+                  </m:sSup>
+                </m:num>
+                <m:den>
                   <m:r>
                     <w:rPr>
                       <w:rFonts w:ascii="Cambria Math" w:hAnsi="Cambria Math" w:cs="Times New Roman"/>
@@ -2623,99 +3640,44 @@
                     </w:rPr>
                     <m:t>d</m:t>
                   </m:r>
-                </m:e>
-                <m:sup>
-                  <m:r>
-                    <w:rPr>
-                      <w:rFonts w:ascii="Cambria Math" w:hAnsi="Cambria Math" w:cs="Times New Roman"/>
-                      <w:sz w:val="24"/>
-                      <w:szCs w:val="24"/>
-                    </w:rPr>
-                    <m:t>2</m:t>
-                  </m:r>
-                </m:sup>
-              </m:sSup>
-            </m:num>
-            <m:den>
-              <m:r>
-                <w:rPr>
-                  <w:rFonts w:ascii="Cambria Math" w:hAnsi="Cambria Math" w:cs="Times New Roman"/>
-                  <w:sz w:val="24"/>
-                  <w:szCs w:val="24"/>
-                </w:rPr>
-                <m:t>d</m:t>
-              </m:r>
-              <m:sSup>
-                <m:sSupPr>
-                  <m:ctrlPr>
-                    <w:rPr>
-                      <w:rFonts w:ascii="Cambria Math" w:hAnsi="Cambria Math" w:cs="Times New Roman"/>
-                      <w:i/>
-                      <w:sz w:val="24"/>
-                      <w:szCs w:val="24"/>
-                    </w:rPr>
-                  </m:ctrlPr>
-                </m:sSupPr>
-                <m:e>
-                  <m:r>
-                    <w:rPr>
-                      <w:rFonts w:ascii="Cambria Math" w:hAnsi="Cambria Math" w:cs="Times New Roman"/>
-                      <w:sz w:val="24"/>
-                      <w:szCs w:val="24"/>
-                    </w:rPr>
-                    <m:t>t</m:t>
-                  </m:r>
-                </m:e>
-                <m:sup>
-                  <m:r>
-                    <w:rPr>
-                      <w:rFonts w:ascii="Cambria Math" w:hAnsi="Cambria Math" w:cs="Times New Roman"/>
-                      <w:sz w:val="24"/>
-                      <w:szCs w:val="24"/>
-                    </w:rPr>
-                    <m:t>2</m:t>
-                  </m:r>
-                </m:sup>
-              </m:sSup>
-            </m:den>
-          </m:f>
-          <m:d>
-            <m:dPr>
-              <m:ctrlPr>
-                <w:rPr>
-                  <w:rFonts w:ascii="Cambria Math" w:hAnsi="Cambria Math" w:cs="Times New Roman"/>
-                  <w:i/>
-                  <w:sz w:val="24"/>
-                  <w:szCs w:val="24"/>
-                </w:rPr>
-              </m:ctrlPr>
-            </m:dPr>
-            <m:e>
-              <m:r>
-                <w:rPr>
-                  <w:rFonts w:ascii="Cambria Math" w:hAnsi="Cambria Math" w:cs="Times New Roman"/>
-                  <w:sz w:val="24"/>
-                  <w:szCs w:val="24"/>
-                </w:rPr>
-                <m:t>x+L</m:t>
-              </m:r>
-              <m:r>
-                <m:rPr>
-                  <m:sty m:val="p"/>
-                </m:rPr>
-                <w:rPr>
-                  <w:rFonts w:ascii="Cambria Math" w:hAnsi="Cambria Math" w:cs="Times New Roman"/>
-                  <w:sz w:val="24"/>
-                  <w:szCs w:val="24"/>
-                </w:rPr>
-                <m:t>sin</m:t>
-              </m:r>
+                  <m:sSup>
+                    <m:sSupPr>
+                      <m:ctrlPr>
+                        <w:rPr>
+                          <w:rFonts w:ascii="Cambria Math" w:hAnsi="Cambria Math" w:cs="Times New Roman"/>
+                          <w:sz w:val="24"/>
+                          <w:szCs w:val="24"/>
+                        </w:rPr>
+                      </m:ctrlPr>
+                    </m:sSupPr>
+                    <m:e>
+                      <m:r>
+                        <w:rPr>
+                          <w:rFonts w:ascii="Cambria Math" w:hAnsi="Cambria Math" w:cs="Times New Roman"/>
+                          <w:sz w:val="24"/>
+                          <w:szCs w:val="24"/>
+                        </w:rPr>
+                        <m:t>t</m:t>
+                      </m:r>
+                    </m:e>
+                    <m:sup>
+                      <m:r>
+                        <w:rPr>
+                          <w:rFonts w:ascii="Cambria Math" w:hAnsi="Cambria Math" w:cs="Times New Roman"/>
+                          <w:sz w:val="24"/>
+                          <w:szCs w:val="24"/>
+                        </w:rPr>
+                        <m:t>2</m:t>
+                      </m:r>
+                    </m:sup>
+                  </m:sSup>
+                </m:den>
+              </m:f>
               <m:d>
                 <m:dPr>
                   <m:ctrlPr>
                     <w:rPr>
                       <w:rFonts w:ascii="Cambria Math" w:hAnsi="Cambria Math" w:cs="Times New Roman"/>
-                      <w:i/>
                       <w:sz w:val="24"/>
                       <w:szCs w:val="24"/>
                     </w:rPr>
@@ -2728,62 +3690,57 @@
                       <w:sz w:val="24"/>
                       <w:szCs w:val="24"/>
                     </w:rPr>
-                    <m:t>θ</m:t>
+                    <m:t>x</m:t>
                   </m:r>
-                </m:e>
-              </m:d>
-            </m:e>
-          </m:d>
-          <m:r>
-            <w:rPr>
-              <w:rFonts w:ascii="Cambria Math" w:hAnsi="Cambria Math" w:cs="Times New Roman"/>
-              <w:sz w:val="24"/>
-              <w:szCs w:val="24"/>
-            </w:rPr>
-            <m:t>=H   ⟹   H=m</m:t>
-          </m:r>
-          <m:d>
-            <m:dPr>
-              <m:ctrlPr>
-                <w:rPr>
-                  <w:rFonts w:ascii="Cambria Math" w:hAnsi="Cambria Math" w:cs="Times New Roman"/>
-                  <w:i/>
-                  <w:sz w:val="24"/>
-                  <w:szCs w:val="24"/>
-                </w:rPr>
-              </m:ctrlPr>
-            </m:dPr>
-            <m:e>
-              <m:acc>
-                <m:accPr>
-                  <m:chr m:val="̈"/>
-                  <m:ctrlPr>
+                  <m:r>
+                    <m:rPr>
+                      <m:sty m:val="p"/>
+                    </m:rPr>
                     <w:rPr>
                       <w:rFonts w:ascii="Cambria Math" w:hAnsi="Cambria Math" w:cs="Times New Roman"/>
-                      <w:i/>
                       <w:sz w:val="24"/>
                       <w:szCs w:val="24"/>
                     </w:rPr>
-                  </m:ctrlPr>
-                </m:accPr>
-                <m:e>
+                    <m:t>-L</m:t>
+                  </m:r>
                   <m:r>
                     <w:rPr>
                       <w:rFonts w:ascii="Cambria Math" w:hAnsi="Cambria Math" w:cs="Times New Roman"/>
                       <w:sz w:val="24"/>
                       <w:szCs w:val="24"/>
                     </w:rPr>
-                    <m:t>x</m:t>
+                    <m:t>sin</m:t>
                   </m:r>
+                  <m:d>
+                    <m:dPr>
+                      <m:ctrlPr>
+                        <w:rPr>
+                          <w:rFonts w:ascii="Cambria Math" w:hAnsi="Cambria Math" w:cs="Times New Roman"/>
+                          <w:sz w:val="24"/>
+                          <w:szCs w:val="24"/>
+                        </w:rPr>
+                      </m:ctrlPr>
+                    </m:dPr>
+                    <m:e>
+                      <m:r>
+                        <w:rPr>
+                          <w:rFonts w:ascii="Cambria Math" w:hAnsi="Cambria Math" w:cs="Times New Roman"/>
+                          <w:sz w:val="24"/>
+                          <w:szCs w:val="24"/>
+                        </w:rPr>
+                        <m:t>θ</m:t>
+                      </m:r>
+                    </m:e>
+                  </m:d>
                 </m:e>
-              </m:acc>
+              </m:d>
               <m:r>
                 <w:rPr>
                   <w:rFonts w:ascii="Cambria Math" w:hAnsi="Cambria Math" w:cs="Times New Roman"/>
                   <w:sz w:val="24"/>
                   <w:szCs w:val="24"/>
                 </w:rPr>
-                <m:t>+L</m:t>
+                <m:t>=</m:t>
               </m:r>
               <m:r>
                 <m:rPr>
@@ -2794,14 +3751,21 @@
                   <w:sz w:val="24"/>
                   <w:szCs w:val="24"/>
                 </w:rPr>
-                <m:t>cos</m:t>
+                <m:t>-</m:t>
+              </m:r>
+              <m:r>
+                <w:rPr>
+                  <w:rFonts w:ascii="Cambria Math" w:hAnsi="Cambria Math" w:cs="Times New Roman"/>
+                  <w:sz w:val="24"/>
+                  <w:szCs w:val="24"/>
+                </w:rPr>
+                <m:t>H   ⟹   H=m</m:t>
               </m:r>
               <m:d>
                 <m:dPr>
                   <m:ctrlPr>
                     <w:rPr>
                       <w:rFonts w:ascii="Cambria Math" w:hAnsi="Cambria Math" w:cs="Times New Roman"/>
-                      <w:i/>
                       <w:sz w:val="24"/>
                       <w:szCs w:val="24"/>
                     </w:rPr>
@@ -2809,65 +3773,84 @@
                 </m:dPr>
                 <m:e>
                   <m:r>
+                    <m:rPr>
+                      <m:sty m:val="p"/>
+                    </m:rPr>
                     <w:rPr>
                       <w:rFonts w:ascii="Cambria Math" w:hAnsi="Cambria Math" w:cs="Times New Roman"/>
                       <w:sz w:val="24"/>
                       <w:szCs w:val="24"/>
                     </w:rPr>
-                    <m:t>θ</m:t>
+                    <m:t>-</m:t>
                   </m:r>
-                </m:e>
-              </m:d>
-              <m:acc>
-                <m:accPr>
-                  <m:chr m:val="̈"/>
-                  <m:ctrlPr>
+                  <m:acc>
+                    <m:accPr>
+                      <m:chr m:val="̈"/>
+                      <m:ctrlPr>
+                        <w:rPr>
+                          <w:rFonts w:ascii="Cambria Math" w:hAnsi="Cambria Math" w:cs="Times New Roman"/>
+                          <w:sz w:val="24"/>
+                          <w:szCs w:val="24"/>
+                        </w:rPr>
+                      </m:ctrlPr>
+                    </m:accPr>
+                    <m:e>
+                      <m:r>
+                        <w:rPr>
+                          <w:rFonts w:ascii="Cambria Math" w:hAnsi="Cambria Math" w:cs="Times New Roman"/>
+                          <w:sz w:val="24"/>
+                          <w:szCs w:val="24"/>
+                        </w:rPr>
+                        <m:t>x</m:t>
+                      </m:r>
+                    </m:e>
+                  </m:acc>
+                  <m:r>
+                    <m:rPr>
+                      <m:sty m:val="p"/>
+                    </m:rPr>
                     <w:rPr>
                       <w:rFonts w:ascii="Cambria Math" w:hAnsi="Cambria Math" w:cs="Times New Roman"/>
-                      <w:i/>
                       <w:sz w:val="24"/>
                       <w:szCs w:val="24"/>
                     </w:rPr>
-                  </m:ctrlPr>
-                </m:accPr>
-                <m:e>
+                    <m:t>+</m:t>
+                  </m:r>
                   <m:r>
                     <w:rPr>
                       <w:rFonts w:ascii="Cambria Math" w:hAnsi="Cambria Math" w:cs="Times New Roman"/>
                       <w:sz w:val="24"/>
                       <w:szCs w:val="24"/>
                     </w:rPr>
-                    <m:t>θ</m:t>
+                    <m:t>Lcos</m:t>
                   </m:r>
-                </m:e>
-              </m:acc>
-              <m:r>
-                <w:rPr>
-                  <w:rFonts w:ascii="Cambria Math" w:hAnsi="Cambria Math" w:cs="Times New Roman"/>
-                  <w:sz w:val="24"/>
-                  <w:szCs w:val="24"/>
-                </w:rPr>
-                <m:t>-Lsinθ</m:t>
-              </m:r>
-              <m:sSup>
-                <m:sSupPr>
-                  <m:ctrlPr>
-                    <w:rPr>
-                      <w:rFonts w:ascii="Cambria Math" w:hAnsi="Cambria Math" w:cs="Times New Roman"/>
-                      <w:i/>
-                      <w:sz w:val="24"/>
-                      <w:szCs w:val="24"/>
-                    </w:rPr>
-                  </m:ctrlPr>
-                </m:sSupPr>
-                <m:e>
-                  <m:acc>
-                    <m:accPr>
-                      <m:chr m:val="̇"/>
+                  <m:d>
+                    <m:dPr>
                       <m:ctrlPr>
                         <w:rPr>
                           <w:rFonts w:ascii="Cambria Math" w:hAnsi="Cambria Math" w:cs="Times New Roman"/>
-                          <w:i/>
+                          <w:sz w:val="24"/>
+                          <w:szCs w:val="24"/>
+                        </w:rPr>
+                      </m:ctrlPr>
+                    </m:dPr>
+                    <m:e>
+                      <m:r>
+                        <w:rPr>
+                          <w:rFonts w:ascii="Cambria Math" w:hAnsi="Cambria Math" w:cs="Times New Roman"/>
+                          <w:sz w:val="24"/>
+                          <w:szCs w:val="24"/>
+                        </w:rPr>
+                        <m:t>θ</m:t>
+                      </m:r>
+                    </m:e>
+                  </m:d>
+                  <m:acc>
+                    <m:accPr>
+                      <m:chr m:val="̈"/>
+                      <m:ctrlPr>
+                        <w:rPr>
+                          <w:rFonts w:ascii="Cambria Math" w:hAnsi="Cambria Math" w:cs="Times New Roman"/>
                           <w:sz w:val="24"/>
                           <w:szCs w:val="24"/>
                         </w:rPr>
@@ -2884,74 +3867,265 @@
                       </m:r>
                     </m:e>
                   </m:acc>
-                </m:e>
-                <m:sup>
+                  <m:r>
+                    <m:rPr>
+                      <m:sty m:val="p"/>
+                    </m:rPr>
+                    <w:rPr>
+                      <w:rFonts w:ascii="Cambria Math" w:hAnsi="Cambria Math" w:cs="Times New Roman"/>
+                      <w:sz w:val="24"/>
+                      <w:szCs w:val="24"/>
+                    </w:rPr>
+                    <m:t>-</m:t>
+                  </m:r>
                   <m:r>
                     <w:rPr>
                       <w:rFonts w:ascii="Cambria Math" w:hAnsi="Cambria Math" w:cs="Times New Roman"/>
                       <w:sz w:val="24"/>
                       <w:szCs w:val="24"/>
                     </w:rPr>
-                    <m:t>2</m:t>
+                    <m:t>Lsinθ</m:t>
                   </m:r>
-                </m:sup>
-              </m:sSup>
-            </m:e>
-          </m:d>
-          <m:r>
-            <w:rPr>
-              <w:rFonts w:ascii="Cambria Math" w:eastAsiaTheme="minorEastAsia" w:hAnsi="Cambria Math" w:cs="Times New Roman"/>
-              <w:sz w:val="24"/>
-              <w:szCs w:val="24"/>
-            </w:rPr>
-            <m:t>.</m:t>
-          </m:r>
-        </m:oMath>
-      </m:oMathPara>
-    </w:p>
-    <w:p>
-      <w:pPr>
-        <w:rPr>
-          <w:rFonts w:ascii="Times New Roman" w:eastAsiaTheme="minorEastAsia" w:hAnsi="Times New Roman" w:cs="Times New Roman"/>
-          <w:i/>
-          <w:sz w:val="24"/>
-          <w:szCs w:val="24"/>
-        </w:rPr>
-      </w:pPr>
-      <m:oMathPara>
-        <m:oMath>
-          <m:r>
-            <w:rPr>
-              <w:rFonts w:ascii="Cambria Math" w:hAnsi="Cambria Math" w:cs="Times New Roman"/>
-              <w:sz w:val="24"/>
-              <w:szCs w:val="24"/>
-            </w:rPr>
-            <m:t>m</m:t>
-          </m:r>
-          <m:f>
-            <m:fPr>
-              <m:ctrlPr>
+                  <m:sSup>
+                    <m:sSupPr>
+                      <m:ctrlPr>
+                        <w:rPr>
+                          <w:rFonts w:ascii="Cambria Math" w:hAnsi="Cambria Math" w:cs="Times New Roman"/>
+                          <w:sz w:val="24"/>
+                          <w:szCs w:val="24"/>
+                        </w:rPr>
+                      </m:ctrlPr>
+                    </m:sSupPr>
+                    <m:e>
+                      <m:acc>
+                        <m:accPr>
+                          <m:chr m:val="̇"/>
+                          <m:ctrlPr>
+                            <w:rPr>
+                              <w:rFonts w:ascii="Cambria Math" w:hAnsi="Cambria Math" w:cs="Times New Roman"/>
+                              <w:sz w:val="24"/>
+                              <w:szCs w:val="24"/>
+                            </w:rPr>
+                          </m:ctrlPr>
+                        </m:accPr>
+                        <m:e>
+                          <m:r>
+                            <w:rPr>
+                              <w:rFonts w:ascii="Cambria Math" w:hAnsi="Cambria Math" w:cs="Times New Roman"/>
+                              <w:sz w:val="24"/>
+                              <w:szCs w:val="24"/>
+                            </w:rPr>
+                            <m:t>θ</m:t>
+                          </m:r>
+                        </m:e>
+                      </m:acc>
+                    </m:e>
+                    <m:sup>
+                      <m:r>
+                        <w:rPr>
+                          <w:rFonts w:ascii="Cambria Math" w:hAnsi="Cambria Math" w:cs="Times New Roman"/>
+                          <w:sz w:val="24"/>
+                          <w:szCs w:val="24"/>
+                        </w:rPr>
+                        <m:t>2</m:t>
+                      </m:r>
+                    </m:sup>
+                  </m:sSup>
+                </m:e>
+              </m:d>
+            </m:oMath>
+            <w:r>
+              <w:rPr>
+                <w:rFonts w:eastAsiaTheme="minorEastAsia" w:cs="Times New Roman"/>
+                <w:sz w:val="24"/>
+                <w:szCs w:val="24"/>
+              </w:rPr>
+              <w:t>,</w:t>
+            </w:r>
+          </w:p>
+        </w:tc>
+        <w:tc>
+          <w:tcPr>
+            <w:tcW w:w="1134" w:type="dxa"/>
+            <w:vAlign w:val="center"/>
+          </w:tcPr>
+          <w:p>
+            <w:pPr>
+              <w:pStyle w:val="Didascalia"/>
+              <w:jc w:val="right"/>
+              <w:rPr>
+                <w:rFonts w:eastAsiaTheme="minorEastAsia" w:cs="Times New Roman"/>
+                <w:i w:val="0"/>
+                <w:sz w:val="24"/>
+                <w:szCs w:val="24"/>
+              </w:rPr>
+            </w:pPr>
+            <w:r>
+              <w:rPr>
+                <w:rFonts w:eastAsiaTheme="minorEastAsia" w:cs="Times New Roman"/>
+                <w:i w:val="0"/>
+                <w:sz w:val="24"/>
+                <w:szCs w:val="24"/>
+              </w:rPr>
+              <w:t>(</w:t>
+            </w:r>
+            <w:r>
+              <w:rPr>
+                <w:rFonts w:eastAsiaTheme="minorEastAsia" w:cs="Times New Roman"/>
+                <w:iCs w:val="0"/>
+                <w:sz w:val="24"/>
+                <w:szCs w:val="24"/>
+              </w:rPr>
+              <w:fldChar w:fldCharType="begin"/>
+            </w:r>
+            <m:oMath>
+              <m:r>
+                <m:rPr>
+                  <m:sty m:val="p"/>
+                </m:rPr>
                 <w:rPr>
-                  <w:rFonts w:ascii="Cambria Math" w:hAnsi="Cambria Math" w:cs="Times New Roman"/>
-                  <w:i/>
+                  <w:rFonts w:ascii="Cambria Math" w:eastAsiaTheme="minorEastAsia" w:hAnsi="Cambria Math" w:cs="Times New Roman"/>
                   <w:sz w:val="24"/>
                   <w:szCs w:val="24"/>
                 </w:rPr>
-              </m:ctrlPr>
-            </m:fPr>
-            <m:num>
-              <m:sSup>
-                <m:sSupPr>
+                <m:t xml:space="preserve"> SEQ Equazione \* ARABIC </m:t>
+              </m:r>
+            </m:oMath>
+            <w:r>
+              <w:rPr>
+                <w:rFonts w:eastAsiaTheme="minorEastAsia" w:cs="Times New Roman"/>
+                <w:iCs w:val="0"/>
+                <w:sz w:val="24"/>
+                <w:szCs w:val="24"/>
+              </w:rPr>
+              <w:fldChar w:fldCharType="separate"/>
+            </w:r>
+            <m:oMath>
+              <m:r>
+                <m:rPr>
+                  <m:sty m:val="p"/>
+                </m:rPr>
+                <w:rPr>
+                  <w:rFonts w:ascii="Cambria Math" w:eastAsiaTheme="minorEastAsia" w:hAnsi="Cambria Math" w:cs="Times New Roman"/>
+                  <w:noProof/>
+                  <w:sz w:val="24"/>
+                  <w:szCs w:val="24"/>
+                </w:rPr>
+                <m:t>1</m:t>
+              </m:r>
+            </m:oMath>
+            <w:r>
+              <w:rPr>
+                <w:rFonts w:eastAsiaTheme="minorEastAsia" w:cs="Times New Roman"/>
+                <w:iCs w:val="0"/>
+                <w:sz w:val="24"/>
+                <w:szCs w:val="24"/>
+              </w:rPr>
+              <w:fldChar w:fldCharType="end"/>
+            </w:r>
+            <w:r>
+              <w:rPr>
+                <w:rFonts w:eastAsiaTheme="minorEastAsia" w:cs="Times New Roman"/>
+                <w:i w:val="0"/>
+                <w:sz w:val="24"/>
+                <w:szCs w:val="24"/>
+              </w:rPr>
+              <w:t>)</w:t>
+            </w:r>
+          </w:p>
+        </w:tc>
+      </w:tr>
+      <w:tr>
+        <w:trPr>
+          <w:trHeight w:val="692"/>
+        </w:trPr>
+        <w:tc>
+          <w:tcPr>
+            <w:tcW w:w="421" w:type="dxa"/>
+            <w:vAlign w:val="center"/>
+          </w:tcPr>
+          <w:p>
+            <w:pPr>
+              <w:pStyle w:val="Didascalia"/>
+              <w:rPr>
+                <w:rFonts w:eastAsia="Times New Roman" w:cs="Times New Roman"/>
+                <w:i w:val="0"/>
+                <w:iCs w:val="0"/>
+                <w:sz w:val="24"/>
+                <w:szCs w:val="24"/>
+              </w:rPr>
+            </w:pPr>
+          </w:p>
+        </w:tc>
+        <w:tc>
+          <w:tcPr>
+            <w:tcW w:w="8079" w:type="dxa"/>
+            <w:vAlign w:val="center"/>
+          </w:tcPr>
+          <w:p>
+            <w:pPr>
+              <w:pStyle w:val="Didascalia"/>
+              <w:spacing w:after="160"/>
+              <w:rPr>
+                <w:rFonts w:eastAsiaTheme="minorEastAsia" w:cs="Times New Roman"/>
+                <w:iCs w:val="0"/>
+                <w:sz w:val="24"/>
+                <w:szCs w:val="24"/>
+              </w:rPr>
+            </w:pPr>
+            <m:oMath>
+              <m:r>
+                <w:rPr>
+                  <w:rFonts w:ascii="Cambria Math" w:hAnsi="Cambria Math" w:cs="Times New Roman"/>
+                  <w:sz w:val="24"/>
+                  <w:szCs w:val="24"/>
+                </w:rPr>
+                <m:t>m</m:t>
+              </m:r>
+              <m:f>
+                <m:fPr>
                   <m:ctrlPr>
                     <w:rPr>
                       <w:rFonts w:ascii="Cambria Math" w:hAnsi="Cambria Math" w:cs="Times New Roman"/>
-                      <w:i/>
                       <w:sz w:val="24"/>
                       <w:szCs w:val="24"/>
                     </w:rPr>
                   </m:ctrlPr>
-                </m:sSupPr>
-                <m:e>
+                </m:fPr>
+                <m:num>
+                  <m:sSup>
+                    <m:sSupPr>
+                      <m:ctrlPr>
+                        <w:rPr>
+                          <w:rFonts w:ascii="Cambria Math" w:hAnsi="Cambria Math" w:cs="Times New Roman"/>
+                          <w:sz w:val="24"/>
+                          <w:szCs w:val="24"/>
+                        </w:rPr>
+                      </m:ctrlPr>
+                    </m:sSupPr>
+                    <m:e>
+                      <m:r>
+                        <w:rPr>
+                          <w:rFonts w:ascii="Cambria Math" w:hAnsi="Cambria Math" w:cs="Times New Roman"/>
+                          <w:sz w:val="24"/>
+                          <w:szCs w:val="24"/>
+                        </w:rPr>
+                        <m:t>d</m:t>
+                      </m:r>
+                    </m:e>
+                    <m:sup>
+                      <m:r>
+                        <w:rPr>
+                          <w:rFonts w:ascii="Cambria Math" w:hAnsi="Cambria Math" w:cs="Times New Roman"/>
+                          <w:sz w:val="24"/>
+                          <w:szCs w:val="24"/>
+                        </w:rPr>
+                        <m:t>2</m:t>
+                      </m:r>
+                    </m:sup>
+                  </m:sSup>
+                </m:num>
+                <m:den>
                   <m:r>
                     <w:rPr>
                       <w:rFonts w:ascii="Cambria Math" w:hAnsi="Cambria Math" w:cs="Times New Roman"/>
@@ -2960,88 +4134,44 @@
                     </w:rPr>
                     <m:t>d</m:t>
                   </m:r>
-                </m:e>
-                <m:sup>
-                  <m:r>
-                    <w:rPr>
-                      <w:rFonts w:ascii="Cambria Math" w:hAnsi="Cambria Math" w:cs="Times New Roman"/>
-                      <w:sz w:val="24"/>
-                      <w:szCs w:val="24"/>
-                    </w:rPr>
-                    <m:t>2</m:t>
-                  </m:r>
-                </m:sup>
-              </m:sSup>
-            </m:num>
-            <m:den>
-              <m:r>
-                <w:rPr>
-                  <w:rFonts w:ascii="Cambria Math" w:hAnsi="Cambria Math" w:cs="Times New Roman"/>
-                  <w:sz w:val="24"/>
-                  <w:szCs w:val="24"/>
-                </w:rPr>
-                <m:t>d</m:t>
-              </m:r>
-              <m:sSup>
-                <m:sSupPr>
-                  <m:ctrlPr>
-                    <w:rPr>
-                      <w:rFonts w:ascii="Cambria Math" w:hAnsi="Cambria Math" w:cs="Times New Roman"/>
-                      <w:i/>
-                      <w:sz w:val="24"/>
-                      <w:szCs w:val="24"/>
-                    </w:rPr>
-                  </m:ctrlPr>
-                </m:sSupPr>
-                <m:e>
-                  <m:r>
-                    <w:rPr>
-                      <w:rFonts w:ascii="Cambria Math" w:hAnsi="Cambria Math" w:cs="Times New Roman"/>
-                      <w:sz w:val="24"/>
-                      <w:szCs w:val="24"/>
-                    </w:rPr>
-                    <m:t>t</m:t>
-                  </m:r>
-                </m:e>
-                <m:sup>
-                  <m:r>
-                    <w:rPr>
-                      <w:rFonts w:ascii="Cambria Math" w:hAnsi="Cambria Math" w:cs="Times New Roman"/>
-                      <w:sz w:val="24"/>
-                      <w:szCs w:val="24"/>
-                    </w:rPr>
-                    <m:t>2</m:t>
-                  </m:r>
-                </m:sup>
-              </m:sSup>
-            </m:den>
-          </m:f>
-          <m:d>
-            <m:dPr>
-              <m:ctrlPr>
-                <w:rPr>
-                  <w:rFonts w:ascii="Cambria Math" w:hAnsi="Cambria Math" w:cs="Times New Roman"/>
-                  <w:i/>
-                  <w:sz w:val="24"/>
-                  <w:szCs w:val="24"/>
-                </w:rPr>
-              </m:ctrlPr>
-            </m:dPr>
-            <m:e>
-              <m:r>
-                <w:rPr>
-                  <w:rFonts w:ascii="Cambria Math" w:hAnsi="Cambria Math" w:cs="Times New Roman"/>
-                  <w:sz w:val="24"/>
-                  <w:szCs w:val="24"/>
-                </w:rPr>
-                <m:t>Lcos</m:t>
-              </m:r>
+                  <m:sSup>
+                    <m:sSupPr>
+                      <m:ctrlPr>
+                        <w:rPr>
+                          <w:rFonts w:ascii="Cambria Math" w:hAnsi="Cambria Math" w:cs="Times New Roman"/>
+                          <w:sz w:val="24"/>
+                          <w:szCs w:val="24"/>
+                        </w:rPr>
+                      </m:ctrlPr>
+                    </m:sSupPr>
+                    <m:e>
+                      <m:r>
+                        <w:rPr>
+                          <w:rFonts w:ascii="Cambria Math" w:hAnsi="Cambria Math" w:cs="Times New Roman"/>
+                          <w:sz w:val="24"/>
+                          <w:szCs w:val="24"/>
+                        </w:rPr>
+                        <m:t>t</m:t>
+                      </m:r>
+                    </m:e>
+                    <m:sup>
+                      <m:r>
+                        <w:rPr>
+                          <w:rFonts w:ascii="Cambria Math" w:hAnsi="Cambria Math" w:cs="Times New Roman"/>
+                          <w:sz w:val="24"/>
+                          <w:szCs w:val="24"/>
+                        </w:rPr>
+                        <m:t>2</m:t>
+                      </m:r>
+                    </m:sup>
+                  </m:sSup>
+                </m:den>
+              </m:f>
               <m:d>
                 <m:dPr>
                   <m:ctrlPr>
                     <w:rPr>
                       <w:rFonts w:ascii="Cambria Math" w:hAnsi="Cambria Math" w:cs="Times New Roman"/>
-                      <w:i/>
                       <w:sz w:val="24"/>
                       <w:szCs w:val="24"/>
                     </w:rPr>
@@ -3054,65 +4184,52 @@
                       <w:sz w:val="24"/>
                       <w:szCs w:val="24"/>
                     </w:rPr>
-                    <m:t>θ</m:t>
+                    <m:t>Lcos</m:t>
                   </m:r>
+                  <m:d>
+                    <m:dPr>
+                      <m:ctrlPr>
+                        <w:rPr>
+                          <w:rFonts w:ascii="Cambria Math" w:hAnsi="Cambria Math" w:cs="Times New Roman"/>
+                          <w:sz w:val="24"/>
+                          <w:szCs w:val="24"/>
+                        </w:rPr>
+                      </m:ctrlPr>
+                    </m:dPr>
+                    <m:e>
+                      <m:r>
+                        <w:rPr>
+                          <w:rFonts w:ascii="Cambria Math" w:hAnsi="Cambria Math" w:cs="Times New Roman"/>
+                          <w:sz w:val="24"/>
+                          <w:szCs w:val="24"/>
+                        </w:rPr>
+                        <m:t>θ</m:t>
+                      </m:r>
+                    </m:e>
+                  </m:d>
                 </m:e>
               </m:d>
-            </m:e>
-          </m:d>
-          <m:r>
-            <w:rPr>
-              <w:rFonts w:ascii="Cambria Math" w:hAnsi="Cambria Math" w:cs="Times New Roman"/>
-              <w:sz w:val="24"/>
-              <w:szCs w:val="24"/>
-            </w:rPr>
-            <m:t>=V-mg</m:t>
-          </m:r>
-          <m:r>
-            <w:rPr>
-              <w:rFonts w:ascii="Cambria Math" w:eastAsiaTheme="minorEastAsia" w:hAnsi="Cambria Math" w:cs="Times New Roman"/>
-              <w:sz w:val="24"/>
-              <w:szCs w:val="24"/>
-            </w:rPr>
-            <m:t xml:space="preserve">   ⟹   V=m</m:t>
-          </m:r>
-          <m:d>
-            <m:dPr>
-              <m:ctrlPr>
+              <m:r>
                 <w:rPr>
-                  <w:rFonts w:ascii="Cambria Math" w:eastAsiaTheme="minorEastAsia" w:hAnsi="Cambria Math" w:cs="Times New Roman"/>
-                  <w:i/>
+                  <w:rFonts w:ascii="Cambria Math" w:hAnsi="Cambria Math" w:cs="Times New Roman"/>
                   <w:sz w:val="24"/>
                   <w:szCs w:val="24"/>
                 </w:rPr>
-              </m:ctrlPr>
-            </m:dPr>
-            <m:e>
+                <m:t>=V-mg</m:t>
+              </m:r>
               <m:r>
                 <w:rPr>
                   <w:rFonts w:ascii="Cambria Math" w:eastAsiaTheme="minorEastAsia" w:hAnsi="Cambria Math" w:cs="Times New Roman"/>
                   <w:sz w:val="24"/>
                   <w:szCs w:val="24"/>
                 </w:rPr>
-                <m:t>-L</m:t>
-              </m:r>
-              <m:r>
-                <m:rPr>
-                  <m:sty m:val="p"/>
-                </m:rPr>
-                <w:rPr>
-                  <w:rFonts w:ascii="Cambria Math" w:eastAsiaTheme="minorEastAsia" w:hAnsi="Cambria Math" w:cs="Times New Roman"/>
-                  <w:sz w:val="24"/>
-                  <w:szCs w:val="24"/>
-                </w:rPr>
-                <m:t>cos</m:t>
+                <m:t xml:space="preserve">   ⟹   V=m</m:t>
               </m:r>
               <m:d>
                 <m:dPr>
                   <m:ctrlPr>
                     <w:rPr>
                       <w:rFonts w:ascii="Cambria Math" w:eastAsiaTheme="minorEastAsia" w:hAnsi="Cambria Math" w:cs="Times New Roman"/>
-                      <w:i/>
                       <w:sz w:val="24"/>
                       <w:szCs w:val="24"/>
                     </w:rPr>
@@ -3125,29 +4242,109 @@
                       <w:sz w:val="24"/>
                       <w:szCs w:val="24"/>
                     </w:rPr>
-                    <m:t>θ</m:t>
+                    <m:t>-Lcos</m:t>
                   </m:r>
-                </m:e>
-              </m:d>
-              <m:sSup>
-                <m:sSupPr>
-                  <m:ctrlPr>
+                  <m:d>
+                    <m:dPr>
+                      <m:ctrlPr>
+                        <w:rPr>
+                          <w:rFonts w:ascii="Cambria Math" w:eastAsiaTheme="minorEastAsia" w:hAnsi="Cambria Math" w:cs="Times New Roman"/>
+                          <w:sz w:val="24"/>
+                          <w:szCs w:val="24"/>
+                        </w:rPr>
+                      </m:ctrlPr>
+                    </m:dPr>
+                    <m:e>
+                      <m:r>
+                        <w:rPr>
+                          <w:rFonts w:ascii="Cambria Math" w:eastAsiaTheme="minorEastAsia" w:hAnsi="Cambria Math" w:cs="Times New Roman"/>
+                          <w:sz w:val="24"/>
+                          <w:szCs w:val="24"/>
+                        </w:rPr>
+                        <m:t>θ</m:t>
+                      </m:r>
+                    </m:e>
+                  </m:d>
+                  <m:sSup>
+                    <m:sSupPr>
+                      <m:ctrlPr>
+                        <w:rPr>
+                          <w:rFonts w:ascii="Cambria Math" w:eastAsiaTheme="minorEastAsia" w:hAnsi="Cambria Math" w:cs="Times New Roman"/>
+                          <w:sz w:val="24"/>
+                          <w:szCs w:val="24"/>
+                        </w:rPr>
+                      </m:ctrlPr>
+                    </m:sSupPr>
+                    <m:e>
+                      <m:acc>
+                        <m:accPr>
+                          <m:chr m:val="̇"/>
+                          <m:ctrlPr>
+                            <w:rPr>
+                              <w:rFonts w:ascii="Cambria Math" w:eastAsiaTheme="minorEastAsia" w:hAnsi="Cambria Math" w:cs="Times New Roman"/>
+                              <w:sz w:val="24"/>
+                              <w:szCs w:val="24"/>
+                            </w:rPr>
+                          </m:ctrlPr>
+                        </m:accPr>
+                        <m:e>
+                          <m:r>
+                            <w:rPr>
+                              <w:rFonts w:ascii="Cambria Math" w:eastAsiaTheme="minorEastAsia" w:hAnsi="Cambria Math" w:cs="Times New Roman"/>
+                              <w:sz w:val="24"/>
+                              <w:szCs w:val="24"/>
+                            </w:rPr>
+                            <m:t>θ</m:t>
+                          </m:r>
+                        </m:e>
+                      </m:acc>
+                    </m:e>
+                    <m:sup>
+                      <m:r>
+                        <w:rPr>
+                          <w:rFonts w:ascii="Cambria Math" w:eastAsiaTheme="minorEastAsia" w:hAnsi="Cambria Math" w:cs="Times New Roman"/>
+                          <w:sz w:val="24"/>
+                          <w:szCs w:val="24"/>
+                        </w:rPr>
+                        <m:t>2</m:t>
+                      </m:r>
+                    </m:sup>
+                  </m:sSup>
+                  <m:r>
                     <w:rPr>
                       <w:rFonts w:ascii="Cambria Math" w:eastAsiaTheme="minorEastAsia" w:hAnsi="Cambria Math" w:cs="Times New Roman"/>
-                      <w:i/>
                       <w:sz w:val="24"/>
                       <w:szCs w:val="24"/>
                     </w:rPr>
-                  </m:ctrlPr>
-                </m:sSupPr>
-                <m:e>
-                  <m:acc>
-                    <m:accPr>
-                      <m:chr m:val="̇"/>
+                    <m:t>-Lsin</m:t>
+                  </m:r>
+                  <m:d>
+                    <m:dPr>
                       <m:ctrlPr>
                         <w:rPr>
                           <w:rFonts w:ascii="Cambria Math" w:eastAsiaTheme="minorEastAsia" w:hAnsi="Cambria Math" w:cs="Times New Roman"/>
-                          <w:i/>
+                          <w:sz w:val="24"/>
+                          <w:szCs w:val="24"/>
+                        </w:rPr>
+                      </m:ctrlPr>
+                    </m:dPr>
+                    <m:e>
+                      <m:r>
+                        <w:rPr>
+                          <w:rFonts w:ascii="Cambria Math" w:eastAsiaTheme="minorEastAsia" w:hAnsi="Cambria Math" w:cs="Times New Roman"/>
+                          <w:sz w:val="24"/>
+                          <w:szCs w:val="24"/>
+                        </w:rPr>
+                        <m:t>θ</m:t>
+                      </m:r>
+                    </m:e>
+                  </m:d>
+                  <m:acc>
+                    <m:accPr>
+                      <m:chr m:val="̈"/>
+                      <m:ctrlPr>
+                        <w:rPr>
+                          <w:rFonts w:ascii="Cambria Math" w:eastAsiaTheme="minorEastAsia" w:hAnsi="Cambria Math" w:cs="Times New Roman"/>
                           <w:sz w:val="24"/>
                           <w:szCs w:val="24"/>
                         </w:rPr>
@@ -3164,26 +4361,65 @@
                       </m:r>
                     </m:e>
                   </m:acc>
-                </m:e>
-                <m:sup>
                   <m:r>
+                    <m:rPr>
+                      <m:sty m:val="p"/>
+                    </m:rPr>
                     <w:rPr>
                       <w:rFonts w:ascii="Cambria Math" w:eastAsiaTheme="minorEastAsia" w:hAnsi="Cambria Math" w:cs="Times New Roman"/>
                       <w:sz w:val="24"/>
                       <w:szCs w:val="24"/>
                     </w:rPr>
-                    <m:t>2</m:t>
+                    <m:t>+g</m:t>
                   </m:r>
-                </m:sup>
-              </m:sSup>
-              <m:r>
-                <w:rPr>
-                  <w:rFonts w:ascii="Cambria Math" w:eastAsiaTheme="minorEastAsia" w:hAnsi="Cambria Math" w:cs="Times New Roman"/>
-                  <w:sz w:val="24"/>
-                  <w:szCs w:val="24"/>
-                </w:rPr>
-                <m:t>-L</m:t>
-              </m:r>
+                </m:e>
+              </m:d>
+            </m:oMath>
+            <w:r>
+              <w:rPr>
+                <w:rFonts w:eastAsiaTheme="minorEastAsia" w:cs="Times New Roman"/>
+                <w:sz w:val="24"/>
+                <w:szCs w:val="24"/>
+              </w:rPr>
+              <w:t>.</w:t>
+            </w:r>
+          </w:p>
+        </w:tc>
+        <w:tc>
+          <w:tcPr>
+            <w:tcW w:w="1134" w:type="dxa"/>
+            <w:vAlign w:val="center"/>
+          </w:tcPr>
+          <w:p>
+            <w:pPr>
+              <w:pStyle w:val="Didascalia"/>
+              <w:jc w:val="right"/>
+              <w:rPr>
+                <w:rFonts w:eastAsiaTheme="minorEastAsia" w:cs="Times New Roman"/>
+                <w:i w:val="0"/>
+                <w:sz w:val="24"/>
+                <w:szCs w:val="24"/>
+              </w:rPr>
+            </w:pPr>
+            <w:r>
+              <w:rPr>
+                <w:rFonts w:eastAsiaTheme="minorEastAsia" w:cs="Times New Roman"/>
+                <w:i w:val="0"/>
+                <w:sz w:val="24"/>
+                <w:szCs w:val="24"/>
+              </w:rPr>
+              <w:t>(</w:t>
+            </w:r>
+            <w:r>
+              <w:rPr>
+                <w:rFonts w:eastAsiaTheme="minorEastAsia" w:cs="Times New Roman"/>
+                <w:iCs w:val="0"/>
+                <w:sz w:val="24"/>
+                <w:szCs w:val="24"/>
+              </w:rPr>
+              <w:fldChar w:fldCharType="begin"/>
+            </w:r>
+            <m:oMath>
               <m:r>
                 <m:rPr>
                   <m:sty m:val="p"/>
@@ -3193,738 +4429,63 @@
                   <w:sz w:val="24"/>
                   <w:szCs w:val="24"/>
                 </w:rPr>
-                <m:t>sin</m:t>
+                <m:t xml:space="preserve"> SEQ Equazione \* ARABIC </m:t>
               </m:r>
-              <m:d>
-                <m:dPr>
-                  <m:ctrlPr>
-                    <w:rPr>
-                      <w:rFonts w:ascii="Cambria Math" w:eastAsiaTheme="minorEastAsia" w:hAnsi="Cambria Math" w:cs="Times New Roman"/>
-                      <w:i/>
-                      <w:sz w:val="24"/>
-                      <w:szCs w:val="24"/>
-                    </w:rPr>
-                  </m:ctrlPr>
-                </m:dPr>
-                <m:e>
-                  <m:r>
-                    <w:rPr>
-                      <w:rFonts w:ascii="Cambria Math" w:eastAsiaTheme="minorEastAsia" w:hAnsi="Cambria Math" w:cs="Times New Roman"/>
-                      <w:sz w:val="24"/>
-                      <w:szCs w:val="24"/>
-                    </w:rPr>
-                    <m:t>θ</m:t>
-                  </m:r>
-                </m:e>
-              </m:d>
-              <m:acc>
-                <m:accPr>
-                  <m:chr m:val="̈"/>
-                  <m:ctrlPr>
-                    <w:rPr>
-                      <w:rFonts w:ascii="Cambria Math" w:eastAsiaTheme="minorEastAsia" w:hAnsi="Cambria Math" w:cs="Times New Roman"/>
-                      <w:i/>
-                      <w:sz w:val="24"/>
-                      <w:szCs w:val="24"/>
-                    </w:rPr>
-                  </m:ctrlPr>
-                </m:accPr>
-                <m:e>
-                  <m:r>
-                    <w:rPr>
-                      <w:rFonts w:ascii="Cambria Math" w:eastAsiaTheme="minorEastAsia" w:hAnsi="Cambria Math" w:cs="Times New Roman"/>
-                      <w:sz w:val="24"/>
-                      <w:szCs w:val="24"/>
-                    </w:rPr>
-                    <m:t>θ</m:t>
-                  </m:r>
-                </m:e>
-              </m:acc>
-            </m:e>
-          </m:d>
-          <m:r>
-            <w:rPr>
-              <w:rFonts w:ascii="Cambria Math" w:eastAsiaTheme="minorEastAsia" w:hAnsi="Cambria Math" w:cs="Times New Roman"/>
-              <w:sz w:val="24"/>
-              <w:szCs w:val="24"/>
-            </w:rPr>
-            <m:t>+mg</m:t>
-          </m:r>
-        </m:oMath>
-      </m:oMathPara>
-    </w:p>
-    <w:p>
-      <w:pPr>
-        <w:rPr>
-          <w:rFonts w:ascii="Times New Roman" w:eastAsiaTheme="minorEastAsia" w:hAnsi="Times New Roman" w:cs="Times New Roman"/>
-          <w:i/>
-          <w:sz w:val="24"/>
-          <w:szCs w:val="24"/>
-        </w:rPr>
-      </w:pPr>
-    </w:p>
-    <w:p>
-      <w:pPr>
-        <w:rPr>
-          <w:rFonts w:ascii="Times New Roman" w:eastAsiaTheme="minorEastAsia" w:hAnsi="Times New Roman" w:cs="Times New Roman"/>
-          <w:i/>
-          <w:sz w:val="24"/>
-          <w:szCs w:val="24"/>
-        </w:rPr>
-      </w:pPr>
-      <m:oMathPara>
-        <m:oMath>
-          <m:r>
-            <w:rPr>
-              <w:rFonts w:ascii="Cambria Math" w:hAnsi="Cambria Math" w:cs="Times New Roman"/>
-              <w:sz w:val="24"/>
-              <w:szCs w:val="24"/>
-            </w:rPr>
-            <m:t>M</m:t>
-          </m:r>
-          <m:acc>
-            <m:accPr>
-              <m:chr m:val="̈"/>
-              <m:ctrlPr>
-                <w:rPr>
-                  <w:rFonts w:ascii="Cambria Math" w:hAnsi="Cambria Math" w:cs="Times New Roman"/>
-                  <w:i/>
-                  <w:sz w:val="24"/>
-                  <w:szCs w:val="24"/>
-                </w:rPr>
-              </m:ctrlPr>
-            </m:accPr>
-            <m:e>
-              <m:r>
-                <w:rPr>
-                  <w:rFonts w:ascii="Cambria Math" w:hAnsi="Cambria Math" w:cs="Times New Roman"/>
-                  <w:sz w:val="24"/>
-                  <w:szCs w:val="24"/>
-                </w:rPr>
-                <m:t>x</m:t>
-              </m:r>
-            </m:e>
-          </m:acc>
-          <m:r>
-            <w:rPr>
-              <w:rFonts w:ascii="Cambria Math" w:hAnsi="Cambria Math" w:cs="Times New Roman"/>
-              <w:sz w:val="24"/>
-              <w:szCs w:val="24"/>
-            </w:rPr>
-            <m:t>=F-H-β</m:t>
-          </m:r>
-          <m:acc>
-            <m:accPr>
-              <m:chr m:val="̈"/>
-              <m:ctrlPr>
-                <w:rPr>
-                  <w:rFonts w:ascii="Cambria Math" w:hAnsi="Cambria Math" w:cs="Times New Roman"/>
-                  <w:i/>
-                  <w:sz w:val="24"/>
-                  <w:szCs w:val="24"/>
-                </w:rPr>
-              </m:ctrlPr>
-            </m:accPr>
-            <m:e>
-              <m:r>
-                <w:rPr>
-                  <w:rFonts w:ascii="Cambria Math" w:hAnsi="Cambria Math" w:cs="Times New Roman"/>
-                  <w:sz w:val="24"/>
-                  <w:szCs w:val="24"/>
-                </w:rPr>
-                <m:t>x</m:t>
-              </m:r>
-            </m:e>
-          </m:acc>
-          <m:r>
-            <w:rPr>
-              <w:rFonts w:ascii="Cambria Math" w:hAnsi="Cambria Math" w:cs="Times New Roman"/>
-              <w:sz w:val="24"/>
-              <w:szCs w:val="24"/>
-            </w:rPr>
-            <m:t xml:space="preserve">   ⟹   M</m:t>
-          </m:r>
-          <m:acc>
-            <m:accPr>
-              <m:chr m:val="̈"/>
-              <m:ctrlPr>
-                <w:rPr>
-                  <w:rFonts w:ascii="Cambria Math" w:hAnsi="Cambria Math" w:cs="Times New Roman"/>
-                  <w:i/>
-                  <w:sz w:val="24"/>
-                  <w:szCs w:val="24"/>
-                </w:rPr>
-              </m:ctrlPr>
-            </m:accPr>
-            <m:e>
-              <m:r>
-                <w:rPr>
-                  <w:rFonts w:ascii="Cambria Math" w:hAnsi="Cambria Math" w:cs="Times New Roman"/>
-                  <w:sz w:val="24"/>
-                  <w:szCs w:val="24"/>
-                </w:rPr>
-                <m:t>x</m:t>
-              </m:r>
-            </m:e>
-          </m:acc>
-          <m:r>
-            <w:rPr>
-              <w:rFonts w:ascii="Cambria Math" w:hAnsi="Cambria Math" w:cs="Times New Roman"/>
-              <w:sz w:val="24"/>
-              <w:szCs w:val="24"/>
-            </w:rPr>
-            <m:t>+H=F-β</m:t>
-          </m:r>
-          <m:acc>
-            <m:accPr>
-              <m:chr m:val="̇"/>
-              <m:ctrlPr>
-                <w:rPr>
-                  <w:rFonts w:ascii="Cambria Math" w:hAnsi="Cambria Math" w:cs="Times New Roman"/>
-                  <w:i/>
-                  <w:sz w:val="24"/>
-                  <w:szCs w:val="24"/>
-                </w:rPr>
-              </m:ctrlPr>
-            </m:accPr>
-            <m:e>
-              <m:r>
-                <w:rPr>
-                  <w:rFonts w:ascii="Cambria Math" w:hAnsi="Cambria Math" w:cs="Times New Roman"/>
-                  <w:sz w:val="24"/>
-                  <w:szCs w:val="24"/>
-                </w:rPr>
-                <m:t>x</m:t>
-              </m:r>
-            </m:e>
-          </m:acc>
-          <m:r>
-            <w:rPr>
-              <w:rFonts w:ascii="Cambria Math" w:hAnsi="Cambria Math" w:cs="Times New Roman"/>
-              <w:sz w:val="24"/>
-              <w:szCs w:val="24"/>
-            </w:rPr>
-            <m:t>.</m:t>
-          </m:r>
-        </m:oMath>
-      </m:oMathPara>
-    </w:p>
-    <w:p>
-      <w:pPr>
-        <w:rPr>
-          <w:rFonts w:ascii="Times New Roman" w:hAnsi="Times New Roman" w:cs="Times New Roman"/>
-          <w:iCs/>
-          <w:sz w:val="24"/>
-          <w:szCs w:val="24"/>
-        </w:rPr>
-      </w:pPr>
-      <w:proofErr w:type="spellStart"/>
-      <w:r>
-        <w:rPr>
-          <w:rFonts w:ascii="Times New Roman" w:hAnsi="Times New Roman" w:cs="Times New Roman"/>
-          <w:iCs/>
-          <w:sz w:val="24"/>
-          <w:szCs w:val="24"/>
-        </w:rPr>
-        <w:t>Sostiuisco</w:t>
-      </w:r>
-      <w:proofErr w:type="spellEnd"/>
-      <w:r>
-        <w:rPr>
-          <w:rFonts w:ascii="Times New Roman" w:hAnsi="Times New Roman" w:cs="Times New Roman"/>
-          <w:iCs/>
-          <w:sz w:val="24"/>
-          <w:szCs w:val="24"/>
-        </w:rPr>
-        <w:t xml:space="preserve"> H</w:t>
-      </w:r>
-    </w:p>
-    <w:p>
-      <w:pPr>
-        <w:rPr>
-          <w:rFonts w:ascii="Times New Roman" w:eastAsiaTheme="minorEastAsia" w:hAnsi="Times New Roman" w:cs="Times New Roman"/>
-          <w:sz w:val="24"/>
-          <w:szCs w:val="24"/>
-        </w:rPr>
-      </w:pPr>
-      <m:oMathPara>
-        <m:oMath>
-          <m:r>
-            <w:rPr>
-              <w:rFonts w:ascii="Cambria Math" w:hAnsi="Cambria Math" w:cs="Times New Roman"/>
-              <w:sz w:val="24"/>
-              <w:szCs w:val="24"/>
-            </w:rPr>
-            <m:t>M</m:t>
-          </m:r>
-          <m:acc>
-            <m:accPr>
-              <m:chr m:val="̈"/>
-              <m:ctrlPr>
-                <w:rPr>
-                  <w:rFonts w:ascii="Cambria Math" w:hAnsi="Cambria Math" w:cs="Times New Roman"/>
-                  <w:i/>
-                  <w:iCs/>
-                  <w:sz w:val="24"/>
-                  <w:szCs w:val="24"/>
-                </w:rPr>
-              </m:ctrlPr>
-            </m:accPr>
-            <m:e>
-              <m:r>
-                <w:rPr>
-                  <w:rFonts w:ascii="Cambria Math" w:hAnsi="Cambria Math" w:cs="Times New Roman"/>
-                  <w:sz w:val="24"/>
-                  <w:szCs w:val="24"/>
-                </w:rPr>
-                <m:t>x</m:t>
-              </m:r>
-            </m:e>
-          </m:acc>
-          <m:r>
-            <w:rPr>
-              <w:rFonts w:ascii="Cambria Math" w:hAnsi="Cambria Math" w:cs="Times New Roman"/>
-              <w:sz w:val="24"/>
-              <w:szCs w:val="24"/>
-            </w:rPr>
-            <m:t>+m</m:t>
-          </m:r>
-          <m:d>
-            <m:dPr>
-              <m:ctrlPr>
-                <w:rPr>
-                  <w:rFonts w:ascii="Cambria Math" w:hAnsi="Cambria Math" w:cs="Times New Roman"/>
-                  <w:i/>
-                  <w:sz w:val="24"/>
-                  <w:szCs w:val="24"/>
-                </w:rPr>
-              </m:ctrlPr>
-            </m:dPr>
-            <m:e>
-              <m:acc>
-                <m:accPr>
-                  <m:chr m:val="̈"/>
-                  <m:ctrlPr>
-                    <w:rPr>
-                      <w:rFonts w:ascii="Cambria Math" w:hAnsi="Cambria Math" w:cs="Times New Roman"/>
-                      <w:i/>
-                      <w:sz w:val="24"/>
-                      <w:szCs w:val="24"/>
-                    </w:rPr>
-                  </m:ctrlPr>
-                </m:accPr>
-                <m:e>
-                  <m:r>
-                    <w:rPr>
-                      <w:rFonts w:ascii="Cambria Math" w:hAnsi="Cambria Math" w:cs="Times New Roman"/>
-                      <w:sz w:val="24"/>
-                      <w:szCs w:val="24"/>
-                    </w:rPr>
-                    <m:t>x</m:t>
-                  </m:r>
-                </m:e>
-              </m:acc>
-              <m:r>
-                <w:rPr>
-                  <w:rFonts w:ascii="Cambria Math" w:hAnsi="Cambria Math" w:cs="Times New Roman"/>
-                  <w:sz w:val="24"/>
-                  <w:szCs w:val="24"/>
-                </w:rPr>
-                <m:t>+L</m:t>
-              </m:r>
+            </m:oMath>
+            <w:r>
+              <w:rPr>
+                <w:rFonts w:eastAsiaTheme="minorEastAsia" w:cs="Times New Roman"/>
+                <w:iCs w:val="0"/>
+                <w:sz w:val="24"/>
+                <w:szCs w:val="24"/>
+              </w:rPr>
+              <w:fldChar w:fldCharType="separate"/>
+            </w:r>
+            <m:oMath>
               <m:r>
                 <m:rPr>
                   <m:sty m:val="p"/>
                 </m:rPr>
                 <w:rPr>
-                  <w:rFonts w:ascii="Cambria Math" w:hAnsi="Cambria Math" w:cs="Times New Roman"/>
-                  <w:sz w:val="24"/>
-                  <w:szCs w:val="24"/>
-                </w:rPr>
-                <m:t>cos</m:t>
-              </m:r>
-              <m:d>
-                <m:dPr>
-                  <m:ctrlPr>
-                    <w:rPr>
-                      <w:rFonts w:ascii="Cambria Math" w:hAnsi="Cambria Math" w:cs="Times New Roman"/>
-                      <w:i/>
-                      <w:sz w:val="24"/>
-                      <w:szCs w:val="24"/>
-                    </w:rPr>
-                  </m:ctrlPr>
-                </m:dPr>
-                <m:e>
-                  <m:r>
-                    <w:rPr>
-                      <w:rFonts w:ascii="Cambria Math" w:hAnsi="Cambria Math" w:cs="Times New Roman"/>
-                      <w:sz w:val="24"/>
-                      <w:szCs w:val="24"/>
-                    </w:rPr>
-                    <m:t>θ</m:t>
-                  </m:r>
-                </m:e>
-              </m:d>
-              <m:acc>
-                <m:accPr>
-                  <m:chr m:val="̈"/>
-                  <m:ctrlPr>
-                    <w:rPr>
-                      <w:rFonts w:ascii="Cambria Math" w:hAnsi="Cambria Math" w:cs="Times New Roman"/>
-                      <w:i/>
-                      <w:sz w:val="24"/>
-                      <w:szCs w:val="24"/>
-                    </w:rPr>
-                  </m:ctrlPr>
-                </m:accPr>
-                <m:e>
-                  <m:r>
-                    <w:rPr>
-                      <w:rFonts w:ascii="Cambria Math" w:hAnsi="Cambria Math" w:cs="Times New Roman"/>
-                      <w:sz w:val="24"/>
-                      <w:szCs w:val="24"/>
-                    </w:rPr>
-                    <m:t>θ</m:t>
-                  </m:r>
-                </m:e>
-              </m:acc>
-              <m:r>
-                <w:rPr>
-                  <w:rFonts w:ascii="Cambria Math" w:hAnsi="Cambria Math" w:cs="Times New Roman"/>
-                  <w:sz w:val="24"/>
-                  <w:szCs w:val="24"/>
-                </w:rPr>
-                <m:t>-Lsinθ</m:t>
-              </m:r>
-              <m:sSup>
-                <m:sSupPr>
-                  <m:ctrlPr>
-                    <w:rPr>
-                      <w:rFonts w:ascii="Cambria Math" w:hAnsi="Cambria Math" w:cs="Times New Roman"/>
-                      <w:i/>
-                      <w:sz w:val="24"/>
-                      <w:szCs w:val="24"/>
-                    </w:rPr>
-                  </m:ctrlPr>
-                </m:sSupPr>
-                <m:e>
-                  <m:acc>
-                    <m:accPr>
-                      <m:chr m:val="̇"/>
-                      <m:ctrlPr>
-                        <w:rPr>
-                          <w:rFonts w:ascii="Cambria Math" w:hAnsi="Cambria Math" w:cs="Times New Roman"/>
-                          <w:i/>
-                          <w:sz w:val="24"/>
-                          <w:szCs w:val="24"/>
-                        </w:rPr>
-                      </m:ctrlPr>
-                    </m:accPr>
-                    <m:e>
-                      <m:r>
-                        <w:rPr>
-                          <w:rFonts w:ascii="Cambria Math" w:hAnsi="Cambria Math" w:cs="Times New Roman"/>
-                          <w:sz w:val="24"/>
-                          <w:szCs w:val="24"/>
-                        </w:rPr>
-                        <m:t>θ</m:t>
-                      </m:r>
-                    </m:e>
-                  </m:acc>
-                </m:e>
-                <m:sup>
-                  <m:r>
-                    <w:rPr>
-                      <w:rFonts w:ascii="Cambria Math" w:hAnsi="Cambria Math" w:cs="Times New Roman"/>
-                      <w:sz w:val="24"/>
-                      <w:szCs w:val="24"/>
-                    </w:rPr>
-                    <m:t>2</m:t>
-                  </m:r>
-                </m:sup>
-              </m:sSup>
-            </m:e>
-          </m:d>
-          <m:r>
-            <w:rPr>
-              <w:rFonts w:ascii="Cambria Math" w:hAnsi="Cambria Math" w:cs="Times New Roman"/>
-              <w:sz w:val="24"/>
-              <w:szCs w:val="24"/>
-            </w:rPr>
-            <m:t>=F-β</m:t>
-          </m:r>
-          <m:acc>
-            <m:accPr>
-              <m:chr m:val="̇"/>
-              <m:ctrlPr>
-                <w:rPr>
-                  <w:rFonts w:ascii="Cambria Math" w:hAnsi="Cambria Math" w:cs="Times New Roman"/>
-                  <w:i/>
-                  <w:sz w:val="24"/>
-                  <w:szCs w:val="24"/>
-                </w:rPr>
-              </m:ctrlPr>
-            </m:accPr>
-            <m:e>
-              <m:r>
-                <w:rPr>
-                  <w:rFonts w:ascii="Cambria Math" w:hAnsi="Cambria Math" w:cs="Times New Roman"/>
-                  <w:sz w:val="24"/>
-                  <w:szCs w:val="24"/>
-                </w:rPr>
-                <m:t>x</m:t>
-              </m:r>
-            </m:e>
-          </m:acc>
-        </m:oMath>
-      </m:oMathPara>
-    </w:p>
-    <w:p>
-      <w:pPr>
-        <w:rPr>
-          <w:rFonts w:ascii="Times New Roman" w:eastAsiaTheme="minorEastAsia" w:hAnsi="Times New Roman" w:cs="Times New Roman"/>
-          <w:iCs/>
-          <w:sz w:val="24"/>
-          <w:szCs w:val="24"/>
-        </w:rPr>
-      </w:pPr>
-      <m:oMathPara>
-        <m:oMath>
-          <m:d>
-            <m:dPr>
-              <m:ctrlPr>
-                <w:rPr>
-                  <w:rFonts w:ascii="Cambria Math" w:hAnsi="Cambria Math" w:cs="Times New Roman"/>
-                  <w:i/>
-                  <w:iCs/>
-                  <w:sz w:val="24"/>
-                  <w:szCs w:val="24"/>
-                </w:rPr>
-              </m:ctrlPr>
-            </m:dPr>
-            <m:e>
-              <m:r>
-                <w:rPr>
-                  <w:rFonts w:ascii="Cambria Math" w:hAnsi="Cambria Math" w:cs="Times New Roman"/>
-                  <w:sz w:val="24"/>
-                  <w:szCs w:val="24"/>
-                </w:rPr>
-                <m:t>M+m</m:t>
-              </m:r>
-            </m:e>
-          </m:d>
-          <m:acc>
-            <m:accPr>
-              <m:chr m:val="̈"/>
-              <m:ctrlPr>
-                <w:rPr>
-                  <w:rFonts w:ascii="Cambria Math" w:hAnsi="Cambria Math" w:cs="Times New Roman"/>
-                  <w:i/>
-                  <w:iCs/>
-                  <w:sz w:val="24"/>
-                  <w:szCs w:val="24"/>
-                </w:rPr>
-              </m:ctrlPr>
-            </m:accPr>
-            <m:e>
-              <m:r>
-                <w:rPr>
-                  <w:rFonts w:ascii="Cambria Math" w:hAnsi="Cambria Math" w:cs="Times New Roman"/>
-                  <w:sz w:val="24"/>
-                  <w:szCs w:val="24"/>
-                </w:rPr>
-                <m:t>x</m:t>
-              </m:r>
-            </m:e>
-          </m:acc>
-          <m:r>
-            <w:rPr>
-              <w:rFonts w:ascii="Cambria Math" w:hAnsi="Cambria Math" w:cs="Times New Roman"/>
-              <w:sz w:val="24"/>
-              <w:szCs w:val="24"/>
-            </w:rPr>
-            <m:t>+mLcos</m:t>
-          </m:r>
-          <m:d>
-            <m:dPr>
-              <m:ctrlPr>
-                <w:rPr>
-                  <w:rFonts w:ascii="Cambria Math" w:hAnsi="Cambria Math" w:cs="Times New Roman"/>
-                  <w:i/>
-                  <w:iCs/>
-                  <w:sz w:val="24"/>
-                  <w:szCs w:val="24"/>
-                </w:rPr>
-              </m:ctrlPr>
-            </m:dPr>
-            <m:e>
-              <m:r>
-                <w:rPr>
-                  <w:rFonts w:ascii="Cambria Math" w:hAnsi="Cambria Math" w:cs="Times New Roman"/>
-                  <w:sz w:val="24"/>
-                  <w:szCs w:val="24"/>
-                </w:rPr>
-                <m:t>θ</m:t>
-              </m:r>
-            </m:e>
-          </m:d>
-          <m:acc>
-            <m:accPr>
-              <m:chr m:val="̈"/>
-              <m:ctrlPr>
-                <w:rPr>
-                  <w:rFonts w:ascii="Cambria Math" w:hAnsi="Cambria Math" w:cs="Times New Roman"/>
-                  <w:i/>
-                  <w:iCs/>
-                  <w:sz w:val="24"/>
-                  <w:szCs w:val="24"/>
-                </w:rPr>
-              </m:ctrlPr>
-            </m:accPr>
-            <m:e>
-              <m:r>
-                <w:rPr>
-                  <w:rFonts w:ascii="Cambria Math" w:hAnsi="Cambria Math" w:cs="Times New Roman"/>
-                  <w:sz w:val="24"/>
-                  <w:szCs w:val="24"/>
-                </w:rPr>
-                <m:t>θ</m:t>
-              </m:r>
-            </m:e>
-          </m:acc>
-          <m:r>
-            <w:rPr>
-              <w:rFonts w:ascii="Cambria Math" w:hAnsi="Cambria Math" w:cs="Times New Roman"/>
-              <w:sz w:val="24"/>
-              <w:szCs w:val="24"/>
-            </w:rPr>
-            <m:t>-mL</m:t>
-          </m:r>
-          <m:r>
-            <m:rPr>
-              <m:sty m:val="p"/>
-            </m:rPr>
-            <w:rPr>
-              <w:rFonts w:ascii="Cambria Math" w:hAnsi="Cambria Math" w:cs="Times New Roman"/>
-              <w:sz w:val="24"/>
-              <w:szCs w:val="24"/>
-            </w:rPr>
-            <m:t>sin</m:t>
-          </m:r>
-          <m:d>
-            <m:dPr>
-              <m:ctrlPr>
-                <w:rPr>
-                  <w:rFonts w:ascii="Cambria Math" w:hAnsi="Cambria Math" w:cs="Times New Roman"/>
-                  <w:i/>
-                  <w:iCs/>
-                  <w:sz w:val="24"/>
-                  <w:szCs w:val="24"/>
-                </w:rPr>
-              </m:ctrlPr>
-            </m:dPr>
-            <m:e>
-              <m:r>
-                <w:rPr>
-                  <w:rFonts w:ascii="Cambria Math" w:hAnsi="Cambria Math" w:cs="Times New Roman"/>
-                  <w:sz w:val="24"/>
-                  <w:szCs w:val="24"/>
-                </w:rPr>
-                <m:t>θ</m:t>
-              </m:r>
-            </m:e>
-          </m:d>
-          <m:sSup>
-            <m:sSupPr>
-              <m:ctrlPr>
-                <w:rPr>
-                  <w:rFonts w:ascii="Cambria Math" w:hAnsi="Cambria Math" w:cs="Times New Roman"/>
-                  <w:i/>
-                  <w:iCs/>
-                  <w:sz w:val="24"/>
-                  <w:szCs w:val="24"/>
-                </w:rPr>
-              </m:ctrlPr>
-            </m:sSupPr>
-            <m:e>
-              <m:acc>
-                <m:accPr>
-                  <m:chr m:val="̇"/>
-                  <m:ctrlPr>
-                    <w:rPr>
-                      <w:rFonts w:ascii="Cambria Math" w:hAnsi="Cambria Math" w:cs="Times New Roman"/>
-                      <w:i/>
-                      <w:iCs/>
-                      <w:sz w:val="24"/>
-                      <w:szCs w:val="24"/>
-                    </w:rPr>
-                  </m:ctrlPr>
-                </m:accPr>
-                <m:e>
-                  <m:r>
-                    <w:rPr>
-                      <w:rFonts w:ascii="Cambria Math" w:hAnsi="Cambria Math" w:cs="Times New Roman"/>
-                      <w:sz w:val="24"/>
-                      <w:szCs w:val="24"/>
-                    </w:rPr>
-                    <m:t>θ</m:t>
-                  </m:r>
-                </m:e>
-              </m:acc>
-            </m:e>
-            <m:sup>
-              <m:r>
-                <w:rPr>
-                  <w:rFonts w:ascii="Cambria Math" w:hAnsi="Cambria Math" w:cs="Times New Roman"/>
+                  <w:rFonts w:ascii="Cambria Math" w:eastAsiaTheme="minorEastAsia" w:hAnsi="Cambria Math" w:cs="Times New Roman"/>
+                  <w:noProof/>
                   <w:sz w:val="24"/>
                   <w:szCs w:val="24"/>
                 </w:rPr>
                 <m:t>2</m:t>
               </m:r>
-            </m:sup>
-          </m:sSup>
-          <m:r>
-            <w:rPr>
-              <w:rFonts w:ascii="Cambria Math" w:hAnsi="Cambria Math" w:cs="Times New Roman"/>
-              <w:sz w:val="24"/>
-              <w:szCs w:val="24"/>
-            </w:rPr>
-            <m:t>=F-β</m:t>
-          </m:r>
-          <m:acc>
-            <m:accPr>
-              <m:chr m:val="̇"/>
-              <m:ctrlPr>
-                <w:rPr>
-                  <w:rFonts w:ascii="Cambria Math" w:hAnsi="Cambria Math" w:cs="Times New Roman"/>
-                  <w:i/>
-                  <w:iCs/>
-                  <w:sz w:val="24"/>
-                  <w:szCs w:val="24"/>
-                </w:rPr>
-              </m:ctrlPr>
-            </m:accPr>
-            <m:e>
-              <m:r>
-                <w:rPr>
-                  <w:rFonts w:ascii="Cambria Math" w:hAnsi="Cambria Math" w:cs="Times New Roman"/>
-                  <w:sz w:val="24"/>
-                  <w:szCs w:val="24"/>
-                </w:rPr>
-                <m:t>x</m:t>
-              </m:r>
-            </m:e>
-          </m:acc>
-          <m:r>
-            <w:rPr>
-              <w:rFonts w:ascii="Cambria Math" w:hAnsi="Cambria Math" w:cs="Times New Roman"/>
-              <w:sz w:val="24"/>
-              <w:szCs w:val="24"/>
-            </w:rPr>
-            <m:t>.</m:t>
-          </m:r>
-        </m:oMath>
-      </m:oMathPara>
+            </m:oMath>
+            <w:r>
+              <w:rPr>
+                <w:rFonts w:eastAsiaTheme="minorEastAsia" w:cs="Times New Roman"/>
+                <w:iCs w:val="0"/>
+                <w:sz w:val="24"/>
+                <w:szCs w:val="24"/>
+              </w:rPr>
+              <w:fldChar w:fldCharType="end"/>
+            </w:r>
+            <w:r>
+              <w:rPr>
+                <w:rFonts w:eastAsiaTheme="minorEastAsia" w:cs="Times New Roman"/>
+                <w:i w:val="0"/>
+                <w:sz w:val="24"/>
+                <w:szCs w:val="24"/>
+              </w:rPr>
+              <w:t>)</w:t>
+            </w:r>
+          </w:p>
+        </w:tc>
+      </w:tr>
+    </w:tbl>
+    <w:p>
+      <w:pPr>
+        <w:rPr>
+          <w:rFonts w:ascii="Times New Roman" w:eastAsiaTheme="minorEastAsia" w:hAnsi="Times New Roman" w:cs="Times New Roman"/>
+          <w:iCs/>
+          <w:sz w:val="24"/>
+          <w:szCs w:val="24"/>
+        </w:rPr>
+      </w:pPr>
     </w:p>
     <w:p>
       <w:pPr>
@@ -3942,9 +4503,8 @@
           <w:sz w:val="24"/>
           <w:szCs w:val="24"/>
         </w:rPr>
-        <w:t xml:space="preserve">Equilibrio sui momenti </w:t>
-      </w:r>
-      <w:proofErr w:type="spellStart"/>
+        <w:t>S</w:t>
+      </w:r>
       <w:r>
         <w:rPr>
           <w:rFonts w:ascii="Times New Roman" w:eastAsiaTheme="minorEastAsia" w:hAnsi="Times New Roman" w:cs="Times New Roman"/>
@@ -3952,214 +4512,1522 @@
           <w:sz w:val="24"/>
           <w:szCs w:val="24"/>
         </w:rPr>
-        <w:t>dellasta</w:t>
-      </w:r>
-      <w:proofErr w:type="spellEnd"/>
+        <w:t>uccessivamente, viene considerato</w:t>
+      </w:r>
+      <w:r>
+        <w:rPr>
+          <w:rFonts w:ascii="Times New Roman" w:eastAsiaTheme="minorEastAsia" w:hAnsi="Times New Roman" w:cs="Times New Roman"/>
+          <w:iCs/>
+          <w:sz w:val="24"/>
+          <w:szCs w:val="24"/>
+        </w:rPr>
+        <w:t xml:space="preserve"> il moto orizzontale del carrello</w:t>
+      </w:r>
+      <w:r>
+        <w:rPr>
+          <w:rFonts w:ascii="Times New Roman" w:eastAsiaTheme="minorEastAsia" w:hAnsi="Times New Roman" w:cs="Times New Roman"/>
+          <w:iCs/>
+          <w:sz w:val="24"/>
+          <w:szCs w:val="24"/>
+        </w:rPr>
+        <w:t xml:space="preserve">. Viene scritta l’equazione del moto per il centro di massa </w:t>
+      </w:r>
+      <m:oMath>
+        <m:r>
+          <w:rPr>
+            <w:rFonts w:ascii="Cambria Math" w:eastAsiaTheme="minorEastAsia" w:hAnsi="Cambria Math" w:cs="Times New Roman"/>
+            <w:sz w:val="24"/>
+            <w:szCs w:val="24"/>
+          </w:rPr>
+          <m:t>M</m:t>
+        </m:r>
+      </m:oMath>
+      <w:r>
+        <w:rPr>
+          <w:rFonts w:ascii="Times New Roman" w:eastAsiaTheme="minorEastAsia" w:hAnsi="Times New Roman" w:cs="Times New Roman"/>
+          <w:iCs/>
+          <w:sz w:val="24"/>
+          <w:szCs w:val="24"/>
+        </w:rPr>
+        <w:t>:</w:t>
+      </w:r>
     </w:p>
-    <w:p>
-      <w:pPr>
-        <w:rPr>
-          <w:rFonts w:ascii="Times New Roman" w:eastAsiaTheme="minorEastAsia" w:hAnsi="Times New Roman" w:cs="Times New Roman"/>
-          <w:iCs/>
-          <w:sz w:val="24"/>
-          <w:szCs w:val="24"/>
-        </w:rPr>
-      </w:pPr>
-      <m:oMathPara>
-        <m:oMath>
-          <m:r>
-            <w:rPr>
-              <w:rFonts w:ascii="Cambria Math" w:eastAsiaTheme="minorEastAsia" w:hAnsi="Cambria Math" w:cs="Times New Roman"/>
-              <w:sz w:val="24"/>
-              <w:szCs w:val="24"/>
-            </w:rPr>
-            <m:t>I</m:t>
-          </m:r>
-          <m:acc>
-            <m:accPr>
-              <m:chr m:val="̈"/>
-              <m:ctrlPr>
-                <w:rPr>
-                  <w:rFonts w:ascii="Cambria Math" w:eastAsiaTheme="minorEastAsia" w:hAnsi="Cambria Math" w:cs="Times New Roman"/>
-                  <w:i/>
-                  <w:iCs/>
-                  <w:sz w:val="24"/>
-                  <w:szCs w:val="24"/>
-                </w:rPr>
-              </m:ctrlPr>
-            </m:accPr>
-            <m:e>
+    <w:tbl>
+      <w:tblPr>
+        <w:tblStyle w:val="Grigliatabella"/>
+        <w:tblW w:w="9634" w:type="dxa"/>
+        <w:tblBorders>
+          <w:top w:val="none" w:sz="0" w:space="0" w:color="auto"/>
+          <w:left w:val="none" w:sz="0" w:space="0" w:color="auto"/>
+          <w:bottom w:val="none" w:sz="0" w:space="0" w:color="auto"/>
+          <w:right w:val="none" w:sz="0" w:space="0" w:color="auto"/>
+          <w:insideH w:val="none" w:sz="0" w:space="0" w:color="auto"/>
+          <w:insideV w:val="none" w:sz="0" w:space="0" w:color="auto"/>
+        </w:tblBorders>
+        <w:tblLook w:val="04A0" w:firstRow="1" w:lastRow="0" w:firstColumn="1" w:lastColumn="0" w:noHBand="0" w:noVBand="1"/>
+      </w:tblPr>
+      <w:tblGrid>
+        <w:gridCol w:w="421"/>
+        <w:gridCol w:w="8079"/>
+        <w:gridCol w:w="1134"/>
+      </w:tblGrid>
+      <w:tr>
+        <w:trPr>
+          <w:trHeight w:val="66"/>
+        </w:trPr>
+        <w:tc>
+          <w:tcPr>
+            <w:tcW w:w="421" w:type="dxa"/>
+            <w:vAlign w:val="center"/>
+          </w:tcPr>
+          <w:p>
+            <w:pPr>
+              <w:pStyle w:val="Didascalia"/>
+              <w:rPr>
+                <w:rFonts w:eastAsia="Times New Roman" w:cs="Times New Roman"/>
+                <w:i w:val="0"/>
+                <w:iCs w:val="0"/>
+                <w:sz w:val="24"/>
+                <w:szCs w:val="24"/>
+              </w:rPr>
+            </w:pPr>
+          </w:p>
+        </w:tc>
+        <w:tc>
+          <w:tcPr>
+            <w:tcW w:w="8079" w:type="dxa"/>
+            <w:vAlign w:val="center"/>
+          </w:tcPr>
+          <w:p>
+            <w:pPr>
+              <w:pStyle w:val="Didascalia"/>
+              <w:spacing w:after="160"/>
+              <w:rPr>
+                <w:rFonts w:eastAsiaTheme="minorEastAsia" w:cs="Times New Roman"/>
+                <w:iCs w:val="0"/>
+                <w:sz w:val="24"/>
+                <w:szCs w:val="24"/>
+              </w:rPr>
+            </w:pPr>
+            <m:oMathPara>
+              <m:oMath>
+                <m:r>
+                  <w:rPr>
+                    <w:rFonts w:ascii="Cambria Math" w:hAnsi="Cambria Math" w:cs="Times New Roman"/>
+                    <w:sz w:val="24"/>
+                    <w:szCs w:val="24"/>
+                  </w:rPr>
+                  <m:t>M</m:t>
+                </m:r>
+                <m:acc>
+                  <m:accPr>
+                    <m:chr m:val="̈"/>
+                    <m:ctrlPr>
+                      <w:rPr>
+                        <w:rFonts w:ascii="Cambria Math" w:hAnsi="Cambria Math" w:cs="Times New Roman"/>
+                        <w:sz w:val="24"/>
+                        <w:szCs w:val="24"/>
+                      </w:rPr>
+                    </m:ctrlPr>
+                  </m:accPr>
+                  <m:e>
+                    <m:r>
+                      <w:rPr>
+                        <w:rFonts w:ascii="Cambria Math" w:hAnsi="Cambria Math" w:cs="Times New Roman"/>
+                        <w:sz w:val="24"/>
+                        <w:szCs w:val="24"/>
+                      </w:rPr>
+                      <m:t>x</m:t>
+                    </m:r>
+                  </m:e>
+                </m:acc>
+                <m:r>
+                  <w:rPr>
+                    <w:rFonts w:ascii="Cambria Math" w:hAnsi="Cambria Math" w:cs="Times New Roman"/>
+                    <w:sz w:val="24"/>
+                    <w:szCs w:val="24"/>
+                  </w:rPr>
+                  <m:t>=F</m:t>
+                </m:r>
+                <m:r>
+                  <m:rPr>
+                    <m:sty m:val="p"/>
+                  </m:rPr>
+                  <w:rPr>
+                    <w:rFonts w:ascii="Cambria Math" w:hAnsi="Cambria Math" w:cs="Times New Roman"/>
+                    <w:sz w:val="24"/>
+                    <w:szCs w:val="24"/>
+                  </w:rPr>
+                  <m:t>+</m:t>
+                </m:r>
+                <m:r>
+                  <w:rPr>
+                    <w:rFonts w:ascii="Cambria Math" w:hAnsi="Cambria Math" w:cs="Times New Roman"/>
+                    <w:sz w:val="24"/>
+                    <w:szCs w:val="24"/>
+                  </w:rPr>
+                  <m:t>H-β</m:t>
+                </m:r>
+                <m:acc>
+                  <m:accPr>
+                    <m:chr m:val="̈"/>
+                    <m:ctrlPr>
+                      <w:rPr>
+                        <w:rFonts w:ascii="Cambria Math" w:hAnsi="Cambria Math" w:cs="Times New Roman"/>
+                        <w:sz w:val="24"/>
+                        <w:szCs w:val="24"/>
+                      </w:rPr>
+                    </m:ctrlPr>
+                  </m:accPr>
+                  <m:e>
+                    <m:r>
+                      <w:rPr>
+                        <w:rFonts w:ascii="Cambria Math" w:hAnsi="Cambria Math" w:cs="Times New Roman"/>
+                        <w:sz w:val="24"/>
+                        <w:szCs w:val="24"/>
+                      </w:rPr>
+                      <m:t>x</m:t>
+                    </m:r>
+                  </m:e>
+                </m:acc>
+                <m:r>
+                  <w:rPr>
+                    <w:rFonts w:ascii="Cambria Math" w:hAnsi="Cambria Math" w:cs="Times New Roman"/>
+                    <w:sz w:val="24"/>
+                    <w:szCs w:val="24"/>
+                  </w:rPr>
+                  <m:t xml:space="preserve">   ⟹   M</m:t>
+                </m:r>
+                <m:acc>
+                  <m:accPr>
+                    <m:chr m:val="̈"/>
+                    <m:ctrlPr>
+                      <w:rPr>
+                        <w:rFonts w:ascii="Cambria Math" w:hAnsi="Cambria Math" w:cs="Times New Roman"/>
+                        <w:sz w:val="24"/>
+                        <w:szCs w:val="24"/>
+                      </w:rPr>
+                    </m:ctrlPr>
+                  </m:accPr>
+                  <m:e>
+                    <m:r>
+                      <w:rPr>
+                        <w:rFonts w:ascii="Cambria Math" w:hAnsi="Cambria Math" w:cs="Times New Roman"/>
+                        <w:sz w:val="24"/>
+                        <w:szCs w:val="24"/>
+                      </w:rPr>
+                      <m:t>x</m:t>
+                    </m:r>
+                  </m:e>
+                </m:acc>
+                <m:r>
+                  <m:rPr>
+                    <m:sty m:val="p"/>
+                  </m:rPr>
+                  <w:rPr>
+                    <w:rFonts w:ascii="Cambria Math" w:hAnsi="Cambria Math" w:cs="Times New Roman"/>
+                    <w:sz w:val="24"/>
+                    <w:szCs w:val="24"/>
+                  </w:rPr>
+                  <m:t>-</m:t>
+                </m:r>
+                <m:r>
+                  <w:rPr>
+                    <w:rFonts w:ascii="Cambria Math" w:hAnsi="Cambria Math" w:cs="Times New Roman"/>
+                    <w:sz w:val="24"/>
+                    <w:szCs w:val="24"/>
+                  </w:rPr>
+                  <m:t>H=F-β</m:t>
+                </m:r>
+                <m:acc>
+                  <m:accPr>
+                    <m:chr m:val="̇"/>
+                    <m:ctrlPr>
+                      <w:rPr>
+                        <w:rFonts w:ascii="Cambria Math" w:hAnsi="Cambria Math" w:cs="Times New Roman"/>
+                        <w:sz w:val="24"/>
+                        <w:szCs w:val="24"/>
+                      </w:rPr>
+                    </m:ctrlPr>
+                  </m:accPr>
+                  <m:e>
+                    <m:r>
+                      <w:rPr>
+                        <w:rFonts w:ascii="Cambria Math" w:hAnsi="Cambria Math" w:cs="Times New Roman"/>
+                        <w:sz w:val="24"/>
+                        <w:szCs w:val="24"/>
+                      </w:rPr>
+                      <m:t>x</m:t>
+                    </m:r>
+                  </m:e>
+                </m:acc>
+                <m:r>
+                  <w:rPr>
+                    <w:rFonts w:ascii="Cambria Math" w:hAnsi="Cambria Math" w:cs="Times New Roman"/>
+                    <w:sz w:val="24"/>
+                    <w:szCs w:val="24"/>
+                  </w:rPr>
+                  <m:t>.</m:t>
+                </m:r>
+              </m:oMath>
+            </m:oMathPara>
+          </w:p>
+        </w:tc>
+        <w:tc>
+          <w:tcPr>
+            <w:tcW w:w="1134" w:type="dxa"/>
+            <w:vAlign w:val="center"/>
+          </w:tcPr>
+          <w:p>
+            <w:pPr>
+              <w:pStyle w:val="Didascalia"/>
+              <w:jc w:val="right"/>
+              <w:rPr>
+                <w:rFonts w:eastAsiaTheme="minorEastAsia" w:cs="Times New Roman"/>
+                <w:i w:val="0"/>
+                <w:sz w:val="24"/>
+                <w:szCs w:val="24"/>
+              </w:rPr>
+            </w:pPr>
+            <w:r>
+              <w:rPr>
+                <w:rFonts w:eastAsiaTheme="minorEastAsia" w:cs="Times New Roman"/>
+                <w:i w:val="0"/>
+                <w:sz w:val="24"/>
+                <w:szCs w:val="24"/>
+              </w:rPr>
+              <w:t>(</w:t>
+            </w:r>
+            <w:r>
+              <w:rPr>
+                <w:rFonts w:eastAsiaTheme="minorEastAsia" w:cs="Times New Roman"/>
+                <w:iCs w:val="0"/>
+                <w:sz w:val="24"/>
+                <w:szCs w:val="24"/>
+              </w:rPr>
+              <w:fldChar w:fldCharType="begin"/>
+            </w:r>
+            <m:oMath>
               <m:r>
+                <m:rPr>
+                  <m:sty m:val="p"/>
+                </m:rPr>
                 <w:rPr>
                   <w:rFonts w:ascii="Cambria Math" w:eastAsiaTheme="minorEastAsia" w:hAnsi="Cambria Math" w:cs="Times New Roman"/>
                   <w:sz w:val="24"/>
                   <w:szCs w:val="24"/>
                 </w:rPr>
-                <m:t>θ</m:t>
+                <m:t xml:space="preserve"> SEQ Equazione \* ARABIC </m:t>
               </m:r>
-            </m:e>
-          </m:acc>
-          <m:r>
-            <w:rPr>
-              <w:rFonts w:ascii="Cambria Math" w:eastAsiaTheme="minorEastAsia" w:hAnsi="Cambria Math" w:cs="Times New Roman"/>
-              <w:sz w:val="24"/>
-              <w:szCs w:val="24"/>
-            </w:rPr>
-            <m:t>=VL</m:t>
-          </m:r>
+            </m:oMath>
+            <w:r>
+              <w:rPr>
+                <w:rFonts w:eastAsiaTheme="minorEastAsia" w:cs="Times New Roman"/>
+                <w:iCs w:val="0"/>
+                <w:sz w:val="24"/>
+                <w:szCs w:val="24"/>
+              </w:rPr>
+              <w:fldChar w:fldCharType="separate"/>
+            </w:r>
+            <m:oMath>
+              <m:r>
+                <m:rPr>
+                  <m:sty m:val="p"/>
+                </m:rPr>
+                <w:rPr>
+                  <w:rFonts w:ascii="Cambria Math" w:eastAsiaTheme="minorEastAsia" w:hAnsi="Cambria Math" w:cs="Times New Roman"/>
+                  <w:noProof/>
+                  <w:sz w:val="24"/>
+                  <w:szCs w:val="24"/>
+                </w:rPr>
+                <m:t>3</m:t>
+              </m:r>
+            </m:oMath>
+            <w:r>
+              <w:rPr>
+                <w:rFonts w:eastAsiaTheme="minorEastAsia" w:cs="Times New Roman"/>
+                <w:iCs w:val="0"/>
+                <w:sz w:val="24"/>
+                <w:szCs w:val="24"/>
+              </w:rPr>
+              <w:fldChar w:fldCharType="end"/>
+            </w:r>
+            <w:r>
+              <w:rPr>
+                <w:rFonts w:eastAsiaTheme="minorEastAsia" w:cs="Times New Roman"/>
+                <w:i w:val="0"/>
+                <w:sz w:val="24"/>
+                <w:szCs w:val="24"/>
+              </w:rPr>
+              <w:t>)</w:t>
+            </w:r>
+          </w:p>
+        </w:tc>
+      </w:tr>
+    </w:tbl>
+    <w:p>
+      <w:pPr>
+        <w:ind w:firstLine="0"/>
+        <w:jc w:val="left"/>
+        <w:rPr>
+          <w:rFonts w:ascii="Times New Roman" w:eastAsiaTheme="minorEastAsia" w:hAnsi="Times New Roman" w:cs="Times New Roman"/>
+          <w:iCs/>
+          <w:sz w:val="24"/>
+          <w:szCs w:val="24"/>
+        </w:rPr>
+      </w:pPr>
+      <w:r>
+        <w:rPr>
+          <w:rFonts w:ascii="Times New Roman" w:eastAsiaTheme="minorEastAsia" w:hAnsi="Times New Roman" w:cs="Times New Roman"/>
+          <w:iCs/>
+          <w:sz w:val="24"/>
+          <w:szCs w:val="24"/>
+        </w:rPr>
+        <w:t>Sostituiamo (1) e (2) nell’equazione (3):</w:t>
+      </w:r>
+    </w:p>
+    <w:p>
+      <w:pPr>
+        <w:jc w:val="center"/>
+        <w:rPr>
+          <w:rFonts w:ascii="Times New Roman" w:eastAsiaTheme="minorEastAsia" w:hAnsi="Times New Roman" w:cs="Times New Roman"/>
+          <w:sz w:val="24"/>
+          <w:szCs w:val="24"/>
+        </w:rPr>
+      </w:pPr>
+      <m:oMath>
+        <m:r>
+          <w:rPr>
+            <w:rFonts w:ascii="Cambria Math" w:hAnsi="Cambria Math" w:cs="Times New Roman"/>
+            <w:sz w:val="24"/>
+            <w:szCs w:val="24"/>
+          </w:rPr>
+          <m:t>M</m:t>
+        </m:r>
+        <m:acc>
+          <m:accPr>
+            <m:chr m:val="̈"/>
+            <m:ctrlPr>
+              <w:rPr>
+                <w:rFonts w:ascii="Cambria Math" w:hAnsi="Cambria Math" w:cs="Times New Roman"/>
+                <w:i/>
+                <w:iCs/>
+                <w:sz w:val="24"/>
+                <w:szCs w:val="24"/>
+              </w:rPr>
+            </m:ctrlPr>
+          </m:accPr>
+          <m:e>
+            <m:r>
+              <w:rPr>
+                <w:rFonts w:ascii="Cambria Math" w:hAnsi="Cambria Math" w:cs="Times New Roman"/>
+                <w:sz w:val="24"/>
+                <w:szCs w:val="24"/>
+              </w:rPr>
+              <m:t>x</m:t>
+            </m:r>
+          </m:e>
+        </m:acc>
+        <m:r>
+          <w:rPr>
+            <w:rFonts w:ascii="Cambria Math" w:hAnsi="Cambria Math" w:cs="Times New Roman"/>
+            <w:sz w:val="24"/>
+            <w:szCs w:val="24"/>
+          </w:rPr>
+          <m:t>-</m:t>
+        </m:r>
+        <m:r>
+          <w:rPr>
+            <w:rFonts w:ascii="Cambria Math" w:hAnsi="Cambria Math" w:cs="Times New Roman"/>
+            <w:sz w:val="24"/>
+            <w:szCs w:val="24"/>
+          </w:rPr>
+          <m:t>m</m:t>
+        </m:r>
+        <m:d>
+          <m:dPr>
+            <m:ctrlPr>
+              <w:rPr>
+                <w:rFonts w:ascii="Cambria Math" w:hAnsi="Cambria Math" w:cs="Times New Roman"/>
+                <w:i/>
+                <w:sz w:val="24"/>
+                <w:szCs w:val="24"/>
+              </w:rPr>
+            </m:ctrlPr>
+          </m:dPr>
+          <m:e>
+            <m:r>
+              <w:rPr>
+                <w:rFonts w:ascii="Cambria Math" w:hAnsi="Cambria Math" w:cs="Times New Roman"/>
+                <w:sz w:val="24"/>
+                <w:szCs w:val="24"/>
+              </w:rPr>
+              <m:t>-</m:t>
+            </m:r>
+            <m:acc>
+              <m:accPr>
+                <m:chr m:val="̈"/>
+                <m:ctrlPr>
+                  <w:rPr>
+                    <w:rFonts w:ascii="Cambria Math" w:hAnsi="Cambria Math" w:cs="Times New Roman"/>
+                    <w:i/>
+                    <w:sz w:val="24"/>
+                    <w:szCs w:val="24"/>
+                  </w:rPr>
+                </m:ctrlPr>
+              </m:accPr>
+              <m:e>
+                <m:r>
+                  <w:rPr>
+                    <w:rFonts w:ascii="Cambria Math" w:hAnsi="Cambria Math" w:cs="Times New Roman"/>
+                    <w:sz w:val="24"/>
+                    <w:szCs w:val="24"/>
+                  </w:rPr>
+                  <m:t>x</m:t>
+                </m:r>
+              </m:e>
+            </m:acc>
+            <m:r>
+              <w:rPr>
+                <w:rFonts w:ascii="Cambria Math" w:hAnsi="Cambria Math" w:cs="Times New Roman"/>
+                <w:sz w:val="24"/>
+                <w:szCs w:val="24"/>
+              </w:rPr>
+              <m:t>+L</m:t>
+            </m:r>
+            <m:r>
+              <m:rPr>
+                <m:sty m:val="p"/>
+              </m:rPr>
+              <w:rPr>
+                <w:rFonts w:ascii="Cambria Math" w:hAnsi="Cambria Math" w:cs="Times New Roman"/>
+                <w:sz w:val="24"/>
+                <w:szCs w:val="24"/>
+              </w:rPr>
+              <m:t>cos</m:t>
+            </m:r>
+            <m:d>
+              <m:dPr>
+                <m:ctrlPr>
+                  <w:rPr>
+                    <w:rFonts w:ascii="Cambria Math" w:hAnsi="Cambria Math" w:cs="Times New Roman"/>
+                    <w:i/>
+                    <w:sz w:val="24"/>
+                    <w:szCs w:val="24"/>
+                  </w:rPr>
+                </m:ctrlPr>
+              </m:dPr>
+              <m:e>
+                <m:r>
+                  <w:rPr>
+                    <w:rFonts w:ascii="Cambria Math" w:hAnsi="Cambria Math" w:cs="Times New Roman"/>
+                    <w:sz w:val="24"/>
+                    <w:szCs w:val="24"/>
+                  </w:rPr>
+                  <m:t>θ</m:t>
+                </m:r>
+              </m:e>
+            </m:d>
+            <m:acc>
+              <m:accPr>
+                <m:chr m:val="̈"/>
+                <m:ctrlPr>
+                  <w:rPr>
+                    <w:rFonts w:ascii="Cambria Math" w:hAnsi="Cambria Math" w:cs="Times New Roman"/>
+                    <w:i/>
+                    <w:sz w:val="24"/>
+                    <w:szCs w:val="24"/>
+                  </w:rPr>
+                </m:ctrlPr>
+              </m:accPr>
+              <m:e>
+                <m:r>
+                  <w:rPr>
+                    <w:rFonts w:ascii="Cambria Math" w:hAnsi="Cambria Math" w:cs="Times New Roman"/>
+                    <w:sz w:val="24"/>
+                    <w:szCs w:val="24"/>
+                  </w:rPr>
+                  <m:t>θ</m:t>
+                </m:r>
+              </m:e>
+            </m:acc>
+            <m:r>
+              <w:rPr>
+                <w:rFonts w:ascii="Cambria Math" w:hAnsi="Cambria Math" w:cs="Times New Roman"/>
+                <w:sz w:val="24"/>
+                <w:szCs w:val="24"/>
+              </w:rPr>
+              <m:t>-Lsinθ</m:t>
+            </m:r>
+            <m:sSup>
+              <m:sSupPr>
+                <m:ctrlPr>
+                  <w:rPr>
+                    <w:rFonts w:ascii="Cambria Math" w:hAnsi="Cambria Math" w:cs="Times New Roman"/>
+                    <w:i/>
+                    <w:sz w:val="24"/>
+                    <w:szCs w:val="24"/>
+                  </w:rPr>
+                </m:ctrlPr>
+              </m:sSupPr>
+              <m:e>
+                <m:acc>
+                  <m:accPr>
+                    <m:chr m:val="̇"/>
+                    <m:ctrlPr>
+                      <w:rPr>
+                        <w:rFonts w:ascii="Cambria Math" w:hAnsi="Cambria Math" w:cs="Times New Roman"/>
+                        <w:i/>
+                        <w:sz w:val="24"/>
+                        <w:szCs w:val="24"/>
+                      </w:rPr>
+                    </m:ctrlPr>
+                  </m:accPr>
+                  <m:e>
+                    <m:r>
+                      <w:rPr>
+                        <w:rFonts w:ascii="Cambria Math" w:hAnsi="Cambria Math" w:cs="Times New Roman"/>
+                        <w:sz w:val="24"/>
+                        <w:szCs w:val="24"/>
+                      </w:rPr>
+                      <m:t>θ</m:t>
+                    </m:r>
+                  </m:e>
+                </m:acc>
+              </m:e>
+              <m:sup>
+                <m:r>
+                  <w:rPr>
+                    <w:rFonts w:ascii="Cambria Math" w:hAnsi="Cambria Math" w:cs="Times New Roman"/>
+                    <w:sz w:val="24"/>
+                    <w:szCs w:val="24"/>
+                  </w:rPr>
+                  <m:t>2</m:t>
+                </m:r>
+              </m:sup>
+            </m:sSup>
+          </m:e>
+        </m:d>
+        <m:r>
+          <w:rPr>
+            <w:rFonts w:ascii="Cambria Math" w:hAnsi="Cambria Math" w:cs="Times New Roman"/>
+            <w:sz w:val="24"/>
+            <w:szCs w:val="24"/>
+          </w:rPr>
+          <m:t>=F-β</m:t>
+        </m:r>
+        <m:acc>
+          <m:accPr>
+            <m:chr m:val="̇"/>
+            <m:ctrlPr>
+              <w:rPr>
+                <w:rFonts w:ascii="Cambria Math" w:hAnsi="Cambria Math" w:cs="Times New Roman"/>
+                <w:i/>
+                <w:sz w:val="24"/>
+                <w:szCs w:val="24"/>
+              </w:rPr>
+            </m:ctrlPr>
+          </m:accPr>
+          <m:e>
+            <m:r>
+              <w:rPr>
+                <w:rFonts w:ascii="Cambria Math" w:hAnsi="Cambria Math" w:cs="Times New Roman"/>
+                <w:sz w:val="24"/>
+                <w:szCs w:val="24"/>
+              </w:rPr>
+              <m:t>x</m:t>
+            </m:r>
+          </m:e>
+        </m:acc>
+      </m:oMath>
+      <w:r>
+        <w:rPr>
+          <w:rFonts w:ascii="Times New Roman" w:eastAsiaTheme="minorEastAsia" w:hAnsi="Times New Roman" w:cs="Times New Roman"/>
+          <w:sz w:val="24"/>
+          <w:szCs w:val="24"/>
+        </w:rPr>
+        <w:t>,</w:t>
+      </w:r>
+    </w:p>
+    <w:tbl>
+      <w:tblPr>
+        <w:tblStyle w:val="Grigliatabella"/>
+        <w:tblW w:w="9634" w:type="dxa"/>
+        <w:tblBorders>
+          <w:top w:val="none" w:sz="0" w:space="0" w:color="auto"/>
+          <w:left w:val="none" w:sz="0" w:space="0" w:color="auto"/>
+          <w:bottom w:val="none" w:sz="0" w:space="0" w:color="auto"/>
+          <w:right w:val="none" w:sz="0" w:space="0" w:color="auto"/>
+          <w:insideH w:val="none" w:sz="0" w:space="0" w:color="auto"/>
+          <w:insideV w:val="none" w:sz="0" w:space="0" w:color="auto"/>
+        </w:tblBorders>
+        <w:tblLook w:val="04A0" w:firstRow="1" w:lastRow="0" w:firstColumn="1" w:lastColumn="0" w:noHBand="0" w:noVBand="1"/>
+      </w:tblPr>
+      <w:tblGrid>
+        <w:gridCol w:w="421"/>
+        <w:gridCol w:w="8079"/>
+        <w:gridCol w:w="1134"/>
+      </w:tblGrid>
+      <w:tr>
+        <w:trPr>
+          <w:trHeight w:val="66"/>
+        </w:trPr>
+        <w:tc>
+          <w:tcPr>
+            <w:tcW w:w="421" w:type="dxa"/>
+            <w:vAlign w:val="center"/>
+          </w:tcPr>
+          <w:p>
+            <w:pPr>
+              <w:pStyle w:val="Didascalia"/>
+              <w:rPr>
+                <w:rFonts w:eastAsia="Times New Roman" w:cs="Times New Roman"/>
+                <w:i w:val="0"/>
+                <w:iCs w:val="0"/>
+                <w:sz w:val="24"/>
+                <w:szCs w:val="24"/>
+              </w:rPr>
+            </w:pPr>
+          </w:p>
+        </w:tc>
+        <w:tc>
+          <w:tcPr>
+            <w:tcW w:w="8079" w:type="dxa"/>
+            <w:vAlign w:val="center"/>
+          </w:tcPr>
+          <w:p>
+            <w:pPr>
+              <w:pStyle w:val="Didascalia"/>
+              <w:spacing w:after="160"/>
+              <w:rPr>
+                <w:rFonts w:eastAsiaTheme="minorEastAsia" w:cs="Times New Roman"/>
+                <w:iCs w:val="0"/>
+                <w:sz w:val="24"/>
+                <w:szCs w:val="24"/>
+              </w:rPr>
+            </w:pPr>
+            <m:oMathPara>
+              <m:oMath>
+                <m:d>
+                  <m:dPr>
+                    <m:ctrlPr>
+                      <w:rPr>
+                        <w:rFonts w:ascii="Cambria Math" w:hAnsi="Cambria Math" w:cs="Times New Roman"/>
+                        <w:sz w:val="24"/>
+                        <w:szCs w:val="24"/>
+                      </w:rPr>
+                    </m:ctrlPr>
+                  </m:dPr>
+                  <m:e>
+                    <m:r>
+                      <w:rPr>
+                        <w:rFonts w:ascii="Cambria Math" w:hAnsi="Cambria Math" w:cs="Times New Roman"/>
+                        <w:sz w:val="24"/>
+                        <w:szCs w:val="24"/>
+                      </w:rPr>
+                      <m:t>M+m</m:t>
+                    </m:r>
+                  </m:e>
+                </m:d>
+                <m:acc>
+                  <m:accPr>
+                    <m:chr m:val="̈"/>
+                    <m:ctrlPr>
+                      <w:rPr>
+                        <w:rFonts w:ascii="Cambria Math" w:hAnsi="Cambria Math" w:cs="Times New Roman"/>
+                        <w:sz w:val="24"/>
+                        <w:szCs w:val="24"/>
+                      </w:rPr>
+                    </m:ctrlPr>
+                  </m:accPr>
+                  <m:e>
+                    <m:r>
+                      <w:rPr>
+                        <w:rFonts w:ascii="Cambria Math" w:hAnsi="Cambria Math" w:cs="Times New Roman"/>
+                        <w:sz w:val="24"/>
+                        <w:szCs w:val="24"/>
+                      </w:rPr>
+                      <m:t>x</m:t>
+                    </m:r>
+                  </m:e>
+                </m:acc>
+                <m:r>
+                  <m:rPr>
+                    <m:sty m:val="p"/>
+                  </m:rPr>
+                  <w:rPr>
+                    <w:rFonts w:ascii="Cambria Math" w:hAnsi="Cambria Math" w:cs="Times New Roman"/>
+                    <w:sz w:val="24"/>
+                    <w:szCs w:val="24"/>
+                  </w:rPr>
+                  <m:t>-</m:t>
+                </m:r>
+                <m:r>
+                  <w:rPr>
+                    <w:rFonts w:ascii="Cambria Math" w:hAnsi="Cambria Math" w:cs="Times New Roman"/>
+                    <w:sz w:val="24"/>
+                    <w:szCs w:val="24"/>
+                  </w:rPr>
+                  <m:t>mLcos</m:t>
+                </m:r>
+                <m:d>
+                  <m:dPr>
+                    <m:ctrlPr>
+                      <w:rPr>
+                        <w:rFonts w:ascii="Cambria Math" w:hAnsi="Cambria Math" w:cs="Times New Roman"/>
+                        <w:sz w:val="24"/>
+                        <w:szCs w:val="24"/>
+                      </w:rPr>
+                    </m:ctrlPr>
+                  </m:dPr>
+                  <m:e>
+                    <m:r>
+                      <w:rPr>
+                        <w:rFonts w:ascii="Cambria Math" w:hAnsi="Cambria Math" w:cs="Times New Roman"/>
+                        <w:sz w:val="24"/>
+                        <w:szCs w:val="24"/>
+                      </w:rPr>
+                      <m:t>θ</m:t>
+                    </m:r>
+                  </m:e>
+                </m:d>
+                <m:acc>
+                  <m:accPr>
+                    <m:chr m:val="̈"/>
+                    <m:ctrlPr>
+                      <w:rPr>
+                        <w:rFonts w:ascii="Cambria Math" w:hAnsi="Cambria Math" w:cs="Times New Roman"/>
+                        <w:sz w:val="24"/>
+                        <w:szCs w:val="24"/>
+                      </w:rPr>
+                    </m:ctrlPr>
+                  </m:accPr>
+                  <m:e>
+                    <m:r>
+                      <w:rPr>
+                        <w:rFonts w:ascii="Cambria Math" w:hAnsi="Cambria Math" w:cs="Times New Roman"/>
+                        <w:sz w:val="24"/>
+                        <w:szCs w:val="24"/>
+                      </w:rPr>
+                      <m:t>θ</m:t>
+                    </m:r>
+                  </m:e>
+                </m:acc>
+                <m:r>
+                  <m:rPr>
+                    <m:sty m:val="p"/>
+                  </m:rPr>
+                  <w:rPr>
+                    <w:rFonts w:ascii="Cambria Math" w:hAnsi="Cambria Math" w:cs="Times New Roman"/>
+                    <w:sz w:val="24"/>
+                    <w:szCs w:val="24"/>
+                  </w:rPr>
+                  <m:t>+</m:t>
+                </m:r>
+                <m:r>
+                  <w:rPr>
+                    <w:rFonts w:ascii="Cambria Math" w:hAnsi="Cambria Math" w:cs="Times New Roman"/>
+                    <w:sz w:val="24"/>
+                    <w:szCs w:val="24"/>
+                  </w:rPr>
+                  <m:t>mLsin</m:t>
+                </m:r>
+                <m:d>
+                  <m:dPr>
+                    <m:ctrlPr>
+                      <w:rPr>
+                        <w:rFonts w:ascii="Cambria Math" w:hAnsi="Cambria Math" w:cs="Times New Roman"/>
+                        <w:sz w:val="24"/>
+                        <w:szCs w:val="24"/>
+                      </w:rPr>
+                    </m:ctrlPr>
+                  </m:dPr>
+                  <m:e>
+                    <m:r>
+                      <w:rPr>
+                        <w:rFonts w:ascii="Cambria Math" w:hAnsi="Cambria Math" w:cs="Times New Roman"/>
+                        <w:sz w:val="24"/>
+                        <w:szCs w:val="24"/>
+                      </w:rPr>
+                      <m:t>θ</m:t>
+                    </m:r>
+                  </m:e>
+                </m:d>
+                <m:sSup>
+                  <m:sSupPr>
+                    <m:ctrlPr>
+                      <w:rPr>
+                        <w:rFonts w:ascii="Cambria Math" w:hAnsi="Cambria Math" w:cs="Times New Roman"/>
+                        <w:sz w:val="24"/>
+                        <w:szCs w:val="24"/>
+                      </w:rPr>
+                    </m:ctrlPr>
+                  </m:sSupPr>
+                  <m:e>
+                    <m:acc>
+                      <m:accPr>
+                        <m:chr m:val="̇"/>
+                        <m:ctrlPr>
+                          <w:rPr>
+                            <w:rFonts w:ascii="Cambria Math" w:hAnsi="Cambria Math" w:cs="Times New Roman"/>
+                            <w:sz w:val="24"/>
+                            <w:szCs w:val="24"/>
+                          </w:rPr>
+                        </m:ctrlPr>
+                      </m:accPr>
+                      <m:e>
+                        <m:r>
+                          <w:rPr>
+                            <w:rFonts w:ascii="Cambria Math" w:hAnsi="Cambria Math" w:cs="Times New Roman"/>
+                            <w:sz w:val="24"/>
+                            <w:szCs w:val="24"/>
+                          </w:rPr>
+                          <m:t>θ</m:t>
+                        </m:r>
+                      </m:e>
+                    </m:acc>
+                  </m:e>
+                  <m:sup>
+                    <m:r>
+                      <w:rPr>
+                        <w:rFonts w:ascii="Cambria Math" w:hAnsi="Cambria Math" w:cs="Times New Roman"/>
+                        <w:sz w:val="24"/>
+                        <w:szCs w:val="24"/>
+                      </w:rPr>
+                      <m:t>2</m:t>
+                    </m:r>
+                  </m:sup>
+                </m:sSup>
+                <m:r>
+                  <w:rPr>
+                    <w:rFonts w:ascii="Cambria Math" w:hAnsi="Cambria Math" w:cs="Times New Roman"/>
+                    <w:sz w:val="24"/>
+                    <w:szCs w:val="24"/>
+                  </w:rPr>
+                  <m:t>=F-β</m:t>
+                </m:r>
+                <m:acc>
+                  <m:accPr>
+                    <m:chr m:val="̇"/>
+                    <m:ctrlPr>
+                      <w:rPr>
+                        <w:rFonts w:ascii="Cambria Math" w:hAnsi="Cambria Math" w:cs="Times New Roman"/>
+                        <w:sz w:val="24"/>
+                        <w:szCs w:val="24"/>
+                      </w:rPr>
+                    </m:ctrlPr>
+                  </m:accPr>
+                  <m:e>
+                    <m:r>
+                      <w:rPr>
+                        <w:rFonts w:ascii="Cambria Math" w:hAnsi="Cambria Math" w:cs="Times New Roman"/>
+                        <w:sz w:val="24"/>
+                        <w:szCs w:val="24"/>
+                      </w:rPr>
+                      <m:t>x</m:t>
+                    </m:r>
+                  </m:e>
+                </m:acc>
+                <m:r>
+                  <w:rPr>
+                    <w:rFonts w:ascii="Cambria Math" w:hAnsi="Cambria Math" w:cs="Times New Roman"/>
+                    <w:sz w:val="24"/>
+                    <w:szCs w:val="24"/>
+                  </w:rPr>
+                  <m:t>.</m:t>
+                </m:r>
+              </m:oMath>
+            </m:oMathPara>
+          </w:p>
+        </w:tc>
+        <w:tc>
+          <w:tcPr>
+            <w:tcW w:w="1134" w:type="dxa"/>
+            <w:vAlign w:val="center"/>
+          </w:tcPr>
+          <w:p>
+            <w:pPr>
+              <w:pStyle w:val="Didascalia"/>
+              <w:jc w:val="right"/>
+              <w:rPr>
+                <w:rFonts w:eastAsiaTheme="minorEastAsia" w:cs="Times New Roman"/>
+                <w:i w:val="0"/>
+                <w:sz w:val="24"/>
+                <w:szCs w:val="24"/>
+              </w:rPr>
+            </w:pPr>
+            <w:r>
+              <w:rPr>
+                <w:rFonts w:eastAsiaTheme="minorEastAsia" w:cs="Times New Roman"/>
+                <w:i w:val="0"/>
+                <w:sz w:val="24"/>
+                <w:szCs w:val="24"/>
+              </w:rPr>
+              <w:t>(</w:t>
+            </w:r>
+            <w:r>
+              <w:rPr>
+                <w:rFonts w:eastAsiaTheme="minorEastAsia" w:cs="Times New Roman"/>
+                <w:iCs w:val="0"/>
+                <w:sz w:val="24"/>
+                <w:szCs w:val="24"/>
+              </w:rPr>
+              <w:fldChar w:fldCharType="begin"/>
+            </w:r>
+            <m:oMath>
+              <m:r>
+                <m:rPr>
+                  <m:sty m:val="p"/>
+                </m:rPr>
+                <w:rPr>
+                  <w:rFonts w:ascii="Cambria Math" w:eastAsiaTheme="minorEastAsia" w:hAnsi="Cambria Math" w:cs="Times New Roman"/>
+                  <w:sz w:val="24"/>
+                  <w:szCs w:val="24"/>
+                </w:rPr>
+                <m:t xml:space="preserve"> SEQ Equazione \* ARABIC </m:t>
+              </m:r>
+            </m:oMath>
+            <w:r>
+              <w:rPr>
+                <w:rFonts w:eastAsiaTheme="minorEastAsia" w:cs="Times New Roman"/>
+                <w:iCs w:val="0"/>
+                <w:sz w:val="24"/>
+                <w:szCs w:val="24"/>
+              </w:rPr>
+              <w:fldChar w:fldCharType="separate"/>
+            </w:r>
+            <m:oMath>
+              <m:r>
+                <m:rPr>
+                  <m:sty m:val="p"/>
+                </m:rPr>
+                <w:rPr>
+                  <w:rFonts w:ascii="Cambria Math" w:eastAsiaTheme="minorEastAsia" w:hAnsi="Cambria Math" w:cs="Times New Roman"/>
+                  <w:noProof/>
+                  <w:sz w:val="24"/>
+                  <w:szCs w:val="24"/>
+                </w:rPr>
+                <m:t>4</m:t>
+              </m:r>
+            </m:oMath>
+            <w:r>
+              <w:rPr>
+                <w:rFonts w:eastAsiaTheme="minorEastAsia" w:cs="Times New Roman"/>
+                <w:iCs w:val="0"/>
+                <w:sz w:val="24"/>
+                <w:szCs w:val="24"/>
+              </w:rPr>
+              <w:fldChar w:fldCharType="end"/>
+            </w:r>
+            <w:r>
+              <w:rPr>
+                <w:rFonts w:eastAsiaTheme="minorEastAsia" w:cs="Times New Roman"/>
+                <w:i w:val="0"/>
+                <w:sz w:val="24"/>
+                <w:szCs w:val="24"/>
+              </w:rPr>
+              <w:t>)</w:t>
+            </w:r>
+          </w:p>
+        </w:tc>
+      </w:tr>
+    </w:tbl>
+    <w:p>
+      <w:pPr>
+        <w:jc w:val="center"/>
+        <w:rPr>
+          <w:rFonts w:ascii="Times New Roman" w:eastAsiaTheme="minorEastAsia" w:hAnsi="Times New Roman" w:cs="Times New Roman"/>
+          <w:sz w:val="24"/>
+          <w:szCs w:val="24"/>
+        </w:rPr>
+      </w:pPr>
+      <w:r>
+        <w:rPr>
+          <w:rFonts w:ascii="Times New Roman" w:eastAsiaTheme="minorEastAsia" w:hAnsi="Times New Roman" w:cs="Times New Roman"/>
+          <w:sz w:val="24"/>
+          <w:szCs w:val="24"/>
+        </w:rPr>
+        <w:t xml:space="preserve"> </w:t>
+      </w:r>
+    </w:p>
+    <w:p>
+      <w:pPr>
+        <w:ind w:firstLine="0"/>
+        <w:jc w:val="left"/>
+        <w:rPr>
+          <w:rFonts w:ascii="Times New Roman" w:eastAsiaTheme="minorEastAsia" w:hAnsi="Times New Roman" w:cs="Times New Roman"/>
+          <w:iCs/>
+          <w:sz w:val="24"/>
+          <w:szCs w:val="24"/>
+        </w:rPr>
+      </w:pPr>
+      <w:r>
+        <w:rPr>
+          <w:rFonts w:ascii="Times New Roman" w:eastAsiaTheme="minorEastAsia" w:hAnsi="Times New Roman" w:cs="Times New Roman"/>
+          <w:iCs/>
+          <w:sz w:val="24"/>
+          <w:szCs w:val="24"/>
+        </w:rPr>
+        <w:t xml:space="preserve">Viene ripreso il diagramma dell’asta, e viene formulata l’equazione </w:t>
+      </w:r>
+      <w:r>
+        <w:rPr>
+          <w:rFonts w:ascii="Times New Roman" w:eastAsiaTheme="minorEastAsia" w:hAnsi="Times New Roman" w:cs="Times New Roman"/>
+          <w:iCs/>
+          <w:sz w:val="24"/>
+          <w:szCs w:val="24"/>
+        </w:rPr>
+        <w:t>di equilibrio dei momenti agenti. I momenti vengono calcolati dal centro di massa dell’asta:</w:t>
+      </w:r>
+    </w:p>
+    <w:tbl>
+      <w:tblPr>
+        <w:tblStyle w:val="Grigliatabella"/>
+        <w:tblW w:w="9634" w:type="dxa"/>
+        <w:tblBorders>
+          <w:top w:val="none" w:sz="0" w:space="0" w:color="auto"/>
+          <w:left w:val="none" w:sz="0" w:space="0" w:color="auto"/>
+          <w:bottom w:val="none" w:sz="0" w:space="0" w:color="auto"/>
+          <w:right w:val="none" w:sz="0" w:space="0" w:color="auto"/>
+          <w:insideH w:val="none" w:sz="0" w:space="0" w:color="auto"/>
+          <w:insideV w:val="none" w:sz="0" w:space="0" w:color="auto"/>
+        </w:tblBorders>
+        <w:tblLook w:val="04A0" w:firstRow="1" w:lastRow="0" w:firstColumn="1" w:lastColumn="0" w:noHBand="0" w:noVBand="1"/>
+      </w:tblPr>
+      <w:tblGrid>
+        <w:gridCol w:w="421"/>
+        <w:gridCol w:w="8079"/>
+        <w:gridCol w:w="1134"/>
+      </w:tblGrid>
+      <w:tr>
+        <w:trPr>
+          <w:trHeight w:val="66"/>
+        </w:trPr>
+        <w:tc>
+          <w:tcPr>
+            <w:tcW w:w="421" w:type="dxa"/>
+            <w:vAlign w:val="center"/>
+          </w:tcPr>
+          <w:p>
+            <w:pPr>
+              <w:pStyle w:val="Didascalia"/>
+              <w:rPr>
+                <w:rFonts w:eastAsia="Times New Roman" w:cs="Times New Roman"/>
+                <w:i w:val="0"/>
+                <w:iCs w:val="0"/>
+                <w:sz w:val="24"/>
+                <w:szCs w:val="24"/>
+              </w:rPr>
+            </w:pPr>
+          </w:p>
+        </w:tc>
+        <w:tc>
+          <w:tcPr>
+            <w:tcW w:w="8079" w:type="dxa"/>
+            <w:vAlign w:val="center"/>
+          </w:tcPr>
+          <w:p>
+            <w:pPr>
+              <w:pStyle w:val="Didascalia"/>
+              <w:spacing w:after="160"/>
+              <w:rPr>
+                <w:rFonts w:eastAsiaTheme="minorEastAsia" w:cs="Times New Roman"/>
+                <w:iCs w:val="0"/>
+                <w:sz w:val="24"/>
+                <w:szCs w:val="24"/>
+              </w:rPr>
+            </w:pPr>
+            <m:oMathPara>
+              <m:oMath>
+                <m:r>
+                  <m:rPr>
+                    <m:sty m:val="p"/>
+                  </m:rPr>
+                  <w:rPr>
+                    <w:rFonts w:ascii="Cambria Math" w:eastAsiaTheme="minorEastAsia" w:hAnsi="Cambria Math" w:cs="Times New Roman"/>
+                    <w:sz w:val="24"/>
+                    <w:szCs w:val="24"/>
+                  </w:rPr>
+                  <m:t>I</m:t>
+                </m:r>
+                <m:acc>
+                  <m:accPr>
+                    <m:chr m:val="̈"/>
+                    <m:ctrlPr>
+                      <w:rPr>
+                        <w:rFonts w:ascii="Cambria Math" w:eastAsiaTheme="minorEastAsia" w:hAnsi="Cambria Math" w:cs="Times New Roman"/>
+                        <w:sz w:val="24"/>
+                        <w:szCs w:val="24"/>
+                      </w:rPr>
+                    </m:ctrlPr>
+                  </m:accPr>
+                  <m:e>
+                    <m:r>
+                      <w:rPr>
+                        <w:rFonts w:ascii="Cambria Math" w:eastAsiaTheme="minorEastAsia" w:hAnsi="Cambria Math" w:cs="Times New Roman"/>
+                        <w:sz w:val="24"/>
+                        <w:szCs w:val="24"/>
+                      </w:rPr>
+                      <m:t>θ</m:t>
+                    </m:r>
+                  </m:e>
+                </m:acc>
+                <m:r>
+                  <w:rPr>
+                    <w:rFonts w:ascii="Cambria Math" w:eastAsiaTheme="minorEastAsia" w:hAnsi="Cambria Math" w:cs="Times New Roman"/>
+                    <w:sz w:val="24"/>
+                    <w:szCs w:val="24"/>
+                  </w:rPr>
+                  <m:t>=VLsin</m:t>
+                </m:r>
+                <m:d>
+                  <m:dPr>
+                    <m:ctrlPr>
+                      <w:rPr>
+                        <w:rFonts w:ascii="Cambria Math" w:eastAsiaTheme="minorEastAsia" w:hAnsi="Cambria Math" w:cs="Times New Roman"/>
+                        <w:sz w:val="24"/>
+                        <w:szCs w:val="24"/>
+                      </w:rPr>
+                    </m:ctrlPr>
+                  </m:dPr>
+                  <m:e>
+                    <m:r>
+                      <w:rPr>
+                        <w:rFonts w:ascii="Cambria Math" w:eastAsiaTheme="minorEastAsia" w:hAnsi="Cambria Math" w:cs="Times New Roman"/>
+                        <w:sz w:val="24"/>
+                        <w:szCs w:val="24"/>
+                      </w:rPr>
+                      <m:t>θ</m:t>
+                    </m:r>
+                  </m:e>
+                </m:d>
+                <m:r>
+                  <w:rPr>
+                    <w:rFonts w:ascii="Cambria Math" w:eastAsiaTheme="minorEastAsia" w:hAnsi="Cambria Math" w:cs="Times New Roman"/>
+                    <w:sz w:val="24"/>
+                    <w:szCs w:val="24"/>
+                  </w:rPr>
+                  <m:t>-HLcos</m:t>
+                </m:r>
+                <m:d>
+                  <m:dPr>
+                    <m:ctrlPr>
+                      <w:rPr>
+                        <w:rFonts w:ascii="Cambria Math" w:eastAsiaTheme="minorEastAsia" w:hAnsi="Cambria Math" w:cs="Times New Roman"/>
+                        <w:sz w:val="24"/>
+                        <w:szCs w:val="24"/>
+                      </w:rPr>
+                    </m:ctrlPr>
+                  </m:dPr>
+                  <m:e>
+                    <m:r>
+                      <w:rPr>
+                        <w:rFonts w:ascii="Cambria Math" w:eastAsiaTheme="minorEastAsia" w:hAnsi="Cambria Math" w:cs="Times New Roman"/>
+                        <w:sz w:val="24"/>
+                        <w:szCs w:val="24"/>
+                      </w:rPr>
+                      <m:t>θ</m:t>
+                    </m:r>
+                  </m:e>
+                </m:d>
+                <m:r>
+                  <w:rPr>
+                    <w:rFonts w:ascii="Cambria Math" w:eastAsiaTheme="minorEastAsia" w:hAnsi="Cambria Math" w:cs="Times New Roman"/>
+                    <w:sz w:val="24"/>
+                    <w:szCs w:val="24"/>
+                  </w:rPr>
+                  <m:t>-α</m:t>
+                </m:r>
+                <m:acc>
+                  <m:accPr>
+                    <m:chr m:val="̇"/>
+                    <m:ctrlPr>
+                      <w:rPr>
+                        <w:rFonts w:ascii="Cambria Math" w:eastAsiaTheme="minorEastAsia" w:hAnsi="Cambria Math" w:cs="Times New Roman"/>
+                        <w:sz w:val="24"/>
+                        <w:szCs w:val="24"/>
+                      </w:rPr>
+                    </m:ctrlPr>
+                  </m:accPr>
+                  <m:e>
+                    <m:r>
+                      <w:rPr>
+                        <w:rFonts w:ascii="Cambria Math" w:eastAsiaTheme="minorEastAsia" w:hAnsi="Cambria Math" w:cs="Times New Roman"/>
+                        <w:sz w:val="24"/>
+                        <w:szCs w:val="24"/>
+                      </w:rPr>
+                      <m:t>θ</m:t>
+                    </m:r>
+                  </m:e>
+                </m:acc>
+                <m:r>
+                  <w:rPr>
+                    <w:rFonts w:ascii="Cambria Math" w:eastAsiaTheme="minorEastAsia" w:hAnsi="Cambria Math" w:cs="Times New Roman"/>
+                    <w:sz w:val="24"/>
+                    <w:szCs w:val="24"/>
+                  </w:rPr>
+                  <m:t>,</m:t>
+                </m:r>
+              </m:oMath>
+            </m:oMathPara>
+          </w:p>
+        </w:tc>
+        <w:tc>
+          <w:tcPr>
+            <w:tcW w:w="1134" w:type="dxa"/>
+            <w:vAlign w:val="center"/>
+          </w:tcPr>
+          <w:p>
+            <w:pPr>
+              <w:pStyle w:val="Didascalia"/>
+              <w:jc w:val="right"/>
+              <w:rPr>
+                <w:rFonts w:eastAsiaTheme="minorEastAsia" w:cs="Times New Roman"/>
+                <w:i w:val="0"/>
+                <w:sz w:val="24"/>
+                <w:szCs w:val="24"/>
+              </w:rPr>
+            </w:pPr>
+            <w:r>
+              <w:rPr>
+                <w:rFonts w:eastAsiaTheme="minorEastAsia" w:cs="Times New Roman"/>
+                <w:i w:val="0"/>
+                <w:sz w:val="24"/>
+                <w:szCs w:val="24"/>
+              </w:rPr>
+              <w:t>(</w:t>
+            </w:r>
+            <w:r>
+              <w:rPr>
+                <w:rFonts w:eastAsiaTheme="minorEastAsia" w:cs="Times New Roman"/>
+                <w:iCs w:val="0"/>
+                <w:sz w:val="24"/>
+                <w:szCs w:val="24"/>
+              </w:rPr>
+              <w:fldChar w:fldCharType="begin"/>
+            </w:r>
+            <m:oMath>
+              <m:r>
+                <m:rPr>
+                  <m:sty m:val="p"/>
+                </m:rPr>
+                <w:rPr>
+                  <w:rFonts w:ascii="Cambria Math" w:eastAsiaTheme="minorEastAsia" w:hAnsi="Cambria Math" w:cs="Times New Roman"/>
+                  <w:sz w:val="24"/>
+                  <w:szCs w:val="24"/>
+                </w:rPr>
+                <m:t xml:space="preserve"> SEQ Equazione \* ARABIC </m:t>
+              </m:r>
+            </m:oMath>
+            <w:r>
+              <w:rPr>
+                <w:rFonts w:eastAsiaTheme="minorEastAsia" w:cs="Times New Roman"/>
+                <w:iCs w:val="0"/>
+                <w:sz w:val="24"/>
+                <w:szCs w:val="24"/>
+              </w:rPr>
+              <w:fldChar w:fldCharType="separate"/>
+            </w:r>
+            <m:oMath>
+              <m:r>
+                <m:rPr>
+                  <m:sty m:val="p"/>
+                </m:rPr>
+                <w:rPr>
+                  <w:rFonts w:ascii="Cambria Math" w:eastAsiaTheme="minorEastAsia" w:hAnsi="Cambria Math" w:cs="Times New Roman"/>
+                  <w:noProof/>
+                  <w:sz w:val="24"/>
+                  <w:szCs w:val="24"/>
+                </w:rPr>
+                <m:t>5</m:t>
+              </m:r>
+            </m:oMath>
+            <w:r>
+              <w:rPr>
+                <w:rFonts w:eastAsiaTheme="minorEastAsia" w:cs="Times New Roman"/>
+                <w:iCs w:val="0"/>
+                <w:sz w:val="24"/>
+                <w:szCs w:val="24"/>
+              </w:rPr>
+              <w:fldChar w:fldCharType="end"/>
+            </w:r>
+            <w:r>
+              <w:rPr>
+                <w:rFonts w:eastAsiaTheme="minorEastAsia" w:cs="Times New Roman"/>
+                <w:i w:val="0"/>
+                <w:sz w:val="24"/>
+                <w:szCs w:val="24"/>
+              </w:rPr>
+              <w:t>)</w:t>
+            </w:r>
+          </w:p>
+        </w:tc>
+      </w:tr>
+    </w:tbl>
+    <w:p>
+      <w:pPr>
+        <w:ind w:firstLine="0"/>
+        <w:jc w:val="left"/>
+        <w:rPr>
+          <w:rFonts w:ascii="Times New Roman" w:eastAsiaTheme="minorEastAsia" w:hAnsi="Times New Roman" w:cs="Times New Roman"/>
+          <w:sz w:val="24"/>
+          <w:szCs w:val="24"/>
+        </w:rPr>
+      </w:pPr>
+      <w:r>
+        <w:rPr>
+          <w:rFonts w:ascii="Times New Roman" w:eastAsiaTheme="minorEastAsia" w:hAnsi="Times New Roman" w:cs="Times New Roman"/>
+          <w:sz w:val="24"/>
+          <w:szCs w:val="24"/>
+        </w:rPr>
+        <w:lastRenderedPageBreak/>
+        <w:t xml:space="preserve">dove </w:t>
+      </w:r>
+      <m:oMath>
+        <m:r>
+          <w:rPr>
+            <w:rFonts w:ascii="Cambria Math" w:eastAsiaTheme="minorEastAsia" w:hAnsi="Cambria Math" w:cs="Times New Roman"/>
+            <w:sz w:val="24"/>
+            <w:szCs w:val="24"/>
+          </w:rPr>
+          <m:t>I</m:t>
+        </m:r>
+      </m:oMath>
+      <w:r>
+        <w:rPr>
+          <w:rFonts w:ascii="Times New Roman" w:eastAsiaTheme="minorEastAsia" w:hAnsi="Times New Roman" w:cs="Times New Roman"/>
+          <w:sz w:val="24"/>
+          <w:szCs w:val="24"/>
+        </w:rPr>
+        <w:t xml:space="preserve">, è il momento d’inerzia della sbarra misurato dal suo centro di massa, che per una sbarra di massa uniforme è pari a </w:t>
+      </w:r>
+      <m:oMath>
+        <m:r>
+          <w:rPr>
+            <w:rFonts w:ascii="Cambria Math" w:eastAsiaTheme="minorEastAsia" w:hAnsi="Cambria Math" w:cs="Times New Roman"/>
+            <w:sz w:val="24"/>
+            <w:szCs w:val="24"/>
+          </w:rPr>
+          <m:t>I=</m:t>
+        </m:r>
+        <m:f>
+          <m:fPr>
+            <m:ctrlPr>
+              <w:rPr>
+                <w:rFonts w:ascii="Cambria Math" w:eastAsiaTheme="minorEastAsia" w:hAnsi="Cambria Math" w:cs="Times New Roman"/>
+                <w:i/>
+                <w:sz w:val="24"/>
+                <w:szCs w:val="24"/>
+              </w:rPr>
+            </m:ctrlPr>
+          </m:fPr>
+          <m:num>
+            <m:r>
+              <w:rPr>
+                <w:rFonts w:ascii="Cambria Math" w:eastAsiaTheme="minorEastAsia" w:hAnsi="Cambria Math" w:cs="Times New Roman"/>
+                <w:sz w:val="24"/>
+                <w:szCs w:val="24"/>
+              </w:rPr>
+              <m:t>1</m:t>
+            </m:r>
+          </m:num>
+          <m:den>
+            <m:r>
+              <w:rPr>
+                <w:rFonts w:ascii="Cambria Math" w:eastAsiaTheme="minorEastAsia" w:hAnsi="Cambria Math" w:cs="Times New Roman"/>
+                <w:sz w:val="24"/>
+                <w:szCs w:val="24"/>
+              </w:rPr>
+              <m:t>3</m:t>
+            </m:r>
+          </m:den>
+        </m:f>
+        <m:r>
+          <w:rPr>
+            <w:rFonts w:ascii="Cambria Math" w:eastAsiaTheme="minorEastAsia" w:hAnsi="Cambria Math" w:cs="Times New Roman"/>
+            <w:sz w:val="24"/>
+            <w:szCs w:val="24"/>
+          </w:rPr>
+          <m:t>m</m:t>
+        </m:r>
+        <m:sSup>
+          <m:sSupPr>
+            <m:ctrlPr>
+              <w:rPr>
+                <w:rFonts w:ascii="Cambria Math" w:eastAsiaTheme="minorEastAsia" w:hAnsi="Cambria Math" w:cs="Times New Roman"/>
+                <w:i/>
+                <w:sz w:val="24"/>
+                <w:szCs w:val="24"/>
+              </w:rPr>
+            </m:ctrlPr>
+          </m:sSupPr>
+          <m:e>
+            <m:r>
+              <w:rPr>
+                <w:rFonts w:ascii="Cambria Math" w:eastAsiaTheme="minorEastAsia" w:hAnsi="Cambria Math" w:cs="Times New Roman"/>
+                <w:sz w:val="24"/>
+                <w:szCs w:val="24"/>
+              </w:rPr>
+              <m:t>L</m:t>
+            </m:r>
+          </m:e>
+          <m:sup>
+            <m:r>
+              <w:rPr>
+                <w:rFonts w:ascii="Cambria Math" w:eastAsiaTheme="minorEastAsia" w:hAnsi="Cambria Math" w:cs="Times New Roman"/>
+                <w:sz w:val="24"/>
+                <w:szCs w:val="24"/>
+              </w:rPr>
+              <m:t>2</m:t>
+            </m:r>
+          </m:sup>
+        </m:sSup>
+      </m:oMath>
+      <w:r>
+        <w:rPr>
+          <w:rFonts w:ascii="Times New Roman" w:eastAsiaTheme="minorEastAsia" w:hAnsi="Times New Roman" w:cs="Times New Roman"/>
+          <w:sz w:val="24"/>
+          <w:szCs w:val="24"/>
+        </w:rPr>
+        <w:t xml:space="preserve">. </w:t>
+      </w:r>
+    </w:p>
+    <w:p>
+      <w:pPr>
+        <w:ind w:firstLine="0"/>
+        <w:jc w:val="left"/>
+        <w:rPr>
+          <w:rFonts w:ascii="Times New Roman" w:eastAsiaTheme="minorEastAsia" w:hAnsi="Times New Roman" w:cs="Times New Roman"/>
+          <w:sz w:val="24"/>
+          <w:szCs w:val="24"/>
+        </w:rPr>
+      </w:pPr>
+      <w:r>
+        <w:rPr>
+          <w:rFonts w:ascii="Times New Roman" w:eastAsiaTheme="minorEastAsia" w:hAnsi="Times New Roman" w:cs="Times New Roman"/>
+          <w:sz w:val="24"/>
+          <w:szCs w:val="24"/>
+        </w:rPr>
+        <w:t>Vengono sostituite le equazioni (1) e (2) nell’equazione (5):</w:t>
+      </w:r>
+    </w:p>
+    <w:p>
+      <w:pPr>
+        <w:jc w:val="left"/>
+        <w:rPr>
+          <w:rFonts w:ascii="Times New Roman" w:eastAsiaTheme="minorEastAsia" w:hAnsi="Times New Roman" w:cs="Times New Roman"/>
+        </w:rPr>
+      </w:pPr>
+      <m:oMathPara>
+        <m:oMath>
           <m:r>
             <m:rPr>
               <m:sty m:val="p"/>
             </m:rPr>
             <w:rPr>
               <w:rFonts w:ascii="Cambria Math" w:eastAsiaTheme="minorEastAsia" w:hAnsi="Cambria Math" w:cs="Times New Roman"/>
-              <w:sz w:val="24"/>
-              <w:szCs w:val="24"/>
             </w:rPr>
-            <m:t>sin</m:t>
-          </m:r>
-          <m:d>
-            <m:dPr>
-              <m:ctrlPr>
-                <w:rPr>
-                  <w:rFonts w:ascii="Cambria Math" w:eastAsiaTheme="minorEastAsia" w:hAnsi="Cambria Math" w:cs="Times New Roman"/>
-                  <w:i/>
-                  <w:iCs/>
-                  <w:sz w:val="24"/>
-                  <w:szCs w:val="24"/>
-                </w:rPr>
-              </m:ctrlPr>
-            </m:dPr>
-            <m:e>
-              <m:r>
-                <w:rPr>
-                  <w:rFonts w:ascii="Cambria Math" w:eastAsiaTheme="minorEastAsia" w:hAnsi="Cambria Math" w:cs="Times New Roman"/>
-                  <w:sz w:val="24"/>
-                  <w:szCs w:val="24"/>
-                </w:rPr>
-                <m:t>θ</m:t>
-              </m:r>
-            </m:e>
-          </m:d>
-          <m:r>
-            <w:rPr>
-              <w:rFonts w:ascii="Cambria Math" w:eastAsiaTheme="minorEastAsia" w:hAnsi="Cambria Math" w:cs="Times New Roman"/>
-              <w:sz w:val="24"/>
-              <w:szCs w:val="24"/>
-            </w:rPr>
-            <m:t>-HL</m:t>
-          </m:r>
-          <m:r>
-            <m:rPr>
-              <m:sty m:val="p"/>
-            </m:rPr>
-            <w:rPr>
-              <w:rFonts w:ascii="Cambria Math" w:eastAsiaTheme="minorEastAsia" w:hAnsi="Cambria Math" w:cs="Times New Roman"/>
-              <w:sz w:val="24"/>
-              <w:szCs w:val="24"/>
-            </w:rPr>
-            <m:t>cos</m:t>
-          </m:r>
-          <m:d>
-            <m:dPr>
-              <m:ctrlPr>
-                <w:rPr>
-                  <w:rFonts w:ascii="Cambria Math" w:eastAsiaTheme="minorEastAsia" w:hAnsi="Cambria Math" w:cs="Times New Roman"/>
-                  <w:i/>
-                  <w:iCs/>
-                  <w:sz w:val="24"/>
-                  <w:szCs w:val="24"/>
-                </w:rPr>
-              </m:ctrlPr>
-            </m:dPr>
-            <m:e>
-              <m:r>
-                <w:rPr>
-                  <w:rFonts w:ascii="Cambria Math" w:eastAsiaTheme="minorEastAsia" w:hAnsi="Cambria Math" w:cs="Times New Roman"/>
-                  <w:sz w:val="24"/>
-                  <w:szCs w:val="24"/>
-                </w:rPr>
-                <m:t>θ</m:t>
-              </m:r>
-            </m:e>
-          </m:d>
-          <m:r>
-            <w:rPr>
-              <w:rFonts w:ascii="Cambria Math" w:eastAsiaTheme="minorEastAsia" w:hAnsi="Cambria Math" w:cs="Times New Roman"/>
-              <w:sz w:val="24"/>
-              <w:szCs w:val="24"/>
-            </w:rPr>
-            <m:t>-α</m:t>
-          </m:r>
-          <m:acc>
-            <m:accPr>
-              <m:chr m:val="̇"/>
-              <m:ctrlPr>
-                <w:rPr>
-                  <w:rFonts w:ascii="Cambria Math" w:eastAsiaTheme="minorEastAsia" w:hAnsi="Cambria Math" w:cs="Times New Roman"/>
-                  <w:i/>
-                  <w:iCs/>
-                  <w:sz w:val="24"/>
-                  <w:szCs w:val="24"/>
-                </w:rPr>
-              </m:ctrlPr>
-            </m:accPr>
-            <m:e>
-              <m:r>
-                <w:rPr>
-                  <w:rFonts w:ascii="Cambria Math" w:eastAsiaTheme="minorEastAsia" w:hAnsi="Cambria Math" w:cs="Times New Roman"/>
-                  <w:sz w:val="24"/>
-                  <w:szCs w:val="24"/>
-                </w:rPr>
-                <m:t>θ</m:t>
-              </m:r>
-            </m:e>
-          </m:acc>
-          <m:r>
-            <w:rPr>
-              <w:rFonts w:ascii="Cambria Math" w:eastAsiaTheme="minorEastAsia" w:hAnsi="Cambria Math" w:cs="Times New Roman"/>
-              <w:sz w:val="24"/>
-              <w:szCs w:val="24"/>
-            </w:rPr>
-            <m:t>.</m:t>
-          </m:r>
-        </m:oMath>
-      </m:oMathPara>
-    </w:p>
-    <w:p>
-      <w:pPr>
-        <w:rPr>
-          <w:rFonts w:ascii="Times New Roman" w:eastAsiaTheme="minorEastAsia" w:hAnsi="Times New Roman" w:cs="Times New Roman"/>
-          <w:iCs/>
-          <w:sz w:val="24"/>
-          <w:szCs w:val="24"/>
-        </w:rPr>
-      </w:pPr>
-      <w:r>
-        <w:rPr>
-          <w:rFonts w:ascii="Times New Roman" w:eastAsiaTheme="minorEastAsia" w:hAnsi="Times New Roman" w:cs="Times New Roman"/>
-          <w:iCs/>
-          <w:sz w:val="24"/>
-          <w:szCs w:val="24"/>
-        </w:rPr>
-        <w:t>Sostituiamo H e V</w:t>
-      </w:r>
-    </w:p>
-    <w:p>
-      <w:pPr>
-        <w:rPr>
-          <w:rFonts w:ascii="Times New Roman" w:eastAsiaTheme="minorEastAsia" w:hAnsi="Times New Roman" w:cs="Times New Roman"/>
-          <w:i/>
-        </w:rPr>
-      </w:pPr>
-      <m:oMathPara>
-        <m:oMath>
-          <m:r>
-            <w:rPr>
-              <w:rFonts w:ascii="Cambria Math" w:eastAsiaTheme="minorEastAsia" w:hAnsi="Cambria Math" w:cs="Times New Roman"/>
-            </w:rPr>
-            <w:lastRenderedPageBreak/>
-            <m:t>J</m:t>
+            <m:t>I</m:t>
           </m:r>
           <m:acc>
             <m:accPr>
@@ -4399,6 +6267,12 @@
               </m:ctrlPr>
             </m:dPr>
             <m:e>
+              <m:r>
+                <w:rPr>
+                  <w:rFonts w:ascii="Cambria Math" w:hAnsi="Cambria Math" w:cs="Times New Roman"/>
+                </w:rPr>
+                <m:t>-</m:t>
+              </m:r>
               <m:acc>
                 <m:accPr>
                   <m:chr m:val="̈"/>
@@ -4580,712 +6454,1080 @@
     </w:p>
     <w:p>
       <w:pPr>
+        <w:ind w:firstLine="0"/>
+        <w:jc w:val="left"/>
+        <w:rPr>
+          <w:rFonts w:ascii="Times New Roman" w:eastAsiaTheme="minorEastAsia" w:hAnsi="Times New Roman" w:cs="Times New Roman"/>
+        </w:rPr>
+      </w:pPr>
+      <w:r>
         <w:rPr>
           <w:rFonts w:ascii="Times New Roman" w:eastAsiaTheme="minorEastAsia" w:hAnsi="Times New Roman" w:cs="Times New Roman"/>
           <w:iCs/>
           <w:sz w:val="24"/>
           <w:szCs w:val="24"/>
         </w:rPr>
-      </w:pPr>
-      <w:r>
-        <w:rPr>
-          <w:rFonts w:ascii="Times New Roman" w:eastAsiaTheme="minorEastAsia" w:hAnsi="Times New Roman" w:cs="Times New Roman"/>
-          <w:iCs/>
-          <w:sz w:val="24"/>
-          <w:szCs w:val="24"/>
-        </w:rPr>
         <w:t>Svolgendo i prodotti e riordinando i termini si giunge a:</w:t>
       </w:r>
     </w:p>
-    <w:p>
-      <w:pPr>
-        <w:rPr>
-          <w:rFonts w:ascii="Times New Roman" w:hAnsi="Times New Roman" w:cs="Times New Roman"/>
-          <w:sz w:val="24"/>
-          <w:szCs w:val="24"/>
-        </w:rPr>
-      </w:pPr>
-      <m:oMathPara>
-        <m:oMath>
-          <m:d>
-            <m:dPr>
-              <m:ctrlPr>
+    <w:tbl>
+      <w:tblPr>
+        <w:tblStyle w:val="Grigliatabella"/>
+        <w:tblW w:w="9634" w:type="dxa"/>
+        <w:tblBorders>
+          <w:top w:val="none" w:sz="0" w:space="0" w:color="auto"/>
+          <w:left w:val="none" w:sz="0" w:space="0" w:color="auto"/>
+          <w:bottom w:val="none" w:sz="0" w:space="0" w:color="auto"/>
+          <w:right w:val="none" w:sz="0" w:space="0" w:color="auto"/>
+          <w:insideH w:val="none" w:sz="0" w:space="0" w:color="auto"/>
+          <w:insideV w:val="none" w:sz="0" w:space="0" w:color="auto"/>
+        </w:tblBorders>
+        <w:tblLook w:val="04A0" w:firstRow="1" w:lastRow="0" w:firstColumn="1" w:lastColumn="0" w:noHBand="0" w:noVBand="1"/>
+      </w:tblPr>
+      <w:tblGrid>
+        <w:gridCol w:w="421"/>
+        <w:gridCol w:w="8079"/>
+        <w:gridCol w:w="1134"/>
+      </w:tblGrid>
+      <w:tr>
+        <w:trPr>
+          <w:trHeight w:val="66"/>
+        </w:trPr>
+        <w:tc>
+          <w:tcPr>
+            <w:tcW w:w="421" w:type="dxa"/>
+            <w:vAlign w:val="center"/>
+          </w:tcPr>
+          <w:p>
+            <w:pPr>
+              <w:pStyle w:val="Didascalia"/>
+              <w:rPr>
+                <w:rFonts w:eastAsia="Times New Roman" w:cs="Times New Roman"/>
+                <w:i w:val="0"/>
+                <w:iCs w:val="0"/>
+                <w:sz w:val="24"/>
+                <w:szCs w:val="24"/>
+              </w:rPr>
+            </w:pPr>
+          </w:p>
+        </w:tc>
+        <w:tc>
+          <w:tcPr>
+            <w:tcW w:w="8079" w:type="dxa"/>
+            <w:vAlign w:val="center"/>
+          </w:tcPr>
+          <w:p>
+            <w:pPr>
+              <w:pStyle w:val="Didascalia"/>
+              <w:spacing w:after="240"/>
+              <w:rPr>
+                <w:rFonts w:eastAsiaTheme="minorEastAsia" w:cs="Times New Roman"/>
+                <w:iCs w:val="0"/>
+                <w:sz w:val="24"/>
+                <w:szCs w:val="24"/>
+              </w:rPr>
+            </w:pPr>
+            <m:oMathPara>
+              <m:oMath>
+                <m:d>
+                  <m:dPr>
+                    <m:ctrlPr>
+                      <w:rPr>
+                        <w:rFonts w:ascii="Cambria Math" w:hAnsi="Cambria Math" w:cs="Times New Roman"/>
+                        <w:sz w:val="24"/>
+                        <w:szCs w:val="24"/>
+                      </w:rPr>
+                    </m:ctrlPr>
+                  </m:dPr>
+                  <m:e>
+                    <m:r>
+                      <m:rPr>
+                        <m:sty m:val="p"/>
+                      </m:rPr>
+                      <w:rPr>
+                        <w:rFonts w:ascii="Cambria Math" w:hAnsi="Cambria Math" w:cs="Times New Roman"/>
+                        <w:sz w:val="24"/>
+                        <w:szCs w:val="24"/>
+                      </w:rPr>
+                      <m:t>I</m:t>
+                    </m:r>
+                    <m:r>
+                      <w:rPr>
+                        <w:rFonts w:ascii="Cambria Math" w:hAnsi="Cambria Math" w:cs="Times New Roman"/>
+                        <w:sz w:val="24"/>
+                        <w:szCs w:val="24"/>
+                      </w:rPr>
+                      <m:t>+m</m:t>
+                    </m:r>
+                    <m:sSup>
+                      <m:sSupPr>
+                        <m:ctrlPr>
+                          <w:rPr>
+                            <w:rFonts w:ascii="Cambria Math" w:hAnsi="Cambria Math" w:cs="Times New Roman"/>
+                            <w:sz w:val="24"/>
+                            <w:szCs w:val="24"/>
+                          </w:rPr>
+                        </m:ctrlPr>
+                      </m:sSupPr>
+                      <m:e>
+                        <m:r>
+                          <w:rPr>
+                            <w:rFonts w:ascii="Cambria Math" w:hAnsi="Cambria Math" w:cs="Times New Roman"/>
+                            <w:sz w:val="24"/>
+                            <w:szCs w:val="24"/>
+                          </w:rPr>
+                          <m:t>L</m:t>
+                        </m:r>
+                      </m:e>
+                      <m:sup>
+                        <m:r>
+                          <w:rPr>
+                            <w:rFonts w:ascii="Cambria Math" w:hAnsi="Cambria Math" w:cs="Times New Roman"/>
+                            <w:sz w:val="24"/>
+                            <w:szCs w:val="24"/>
+                          </w:rPr>
+                          <m:t>2</m:t>
+                        </m:r>
+                      </m:sup>
+                    </m:sSup>
+                  </m:e>
+                </m:d>
+                <m:acc>
+                  <m:accPr>
+                    <m:chr m:val="̈"/>
+                    <m:ctrlPr>
+                      <w:rPr>
+                        <w:rFonts w:ascii="Cambria Math" w:hAnsi="Cambria Math" w:cs="Times New Roman"/>
+                        <w:sz w:val="24"/>
+                        <w:szCs w:val="24"/>
+                      </w:rPr>
+                    </m:ctrlPr>
+                  </m:accPr>
+                  <m:e>
+                    <m:r>
+                      <w:rPr>
+                        <w:rFonts w:ascii="Cambria Math" w:hAnsi="Cambria Math" w:cs="Times New Roman"/>
+                        <w:sz w:val="24"/>
+                        <w:szCs w:val="24"/>
+                      </w:rPr>
+                      <m:t>θ</m:t>
+                    </m:r>
+                  </m:e>
+                </m:acc>
+                <m:r>
+                  <m:rPr>
+                    <m:sty m:val="p"/>
+                  </m:rPr>
+                  <w:rPr>
+                    <w:rFonts w:ascii="Cambria Math" w:hAnsi="Cambria Math" w:cs="Times New Roman"/>
+                    <w:sz w:val="24"/>
+                    <w:szCs w:val="24"/>
+                  </w:rPr>
+                  <m:t>-</m:t>
+                </m:r>
+                <m:r>
+                  <w:rPr>
+                    <w:rFonts w:ascii="Cambria Math" w:hAnsi="Cambria Math" w:cs="Times New Roman"/>
+                    <w:sz w:val="24"/>
+                    <w:szCs w:val="24"/>
+                  </w:rPr>
+                  <m:t>mLcos</m:t>
+                </m:r>
+                <m:d>
+                  <m:dPr>
+                    <m:ctrlPr>
+                      <w:rPr>
+                        <w:rFonts w:ascii="Cambria Math" w:hAnsi="Cambria Math" w:cs="Times New Roman"/>
+                        <w:sz w:val="24"/>
+                        <w:szCs w:val="24"/>
+                      </w:rPr>
+                    </m:ctrlPr>
+                  </m:dPr>
+                  <m:e>
+                    <m:r>
+                      <w:rPr>
+                        <w:rFonts w:ascii="Cambria Math" w:hAnsi="Cambria Math" w:cs="Times New Roman"/>
+                        <w:sz w:val="24"/>
+                        <w:szCs w:val="24"/>
+                      </w:rPr>
+                      <m:t>θ</m:t>
+                    </m:r>
+                  </m:e>
+                </m:d>
+                <m:acc>
+                  <m:accPr>
+                    <m:chr m:val="̈"/>
+                    <m:ctrlPr>
+                      <w:rPr>
+                        <w:rFonts w:ascii="Cambria Math" w:hAnsi="Cambria Math" w:cs="Times New Roman"/>
+                        <w:sz w:val="24"/>
+                        <w:szCs w:val="24"/>
+                      </w:rPr>
+                    </m:ctrlPr>
+                  </m:accPr>
+                  <m:e>
+                    <m:r>
+                      <w:rPr>
+                        <w:rFonts w:ascii="Cambria Math" w:hAnsi="Cambria Math" w:cs="Times New Roman"/>
+                        <w:sz w:val="24"/>
+                        <w:szCs w:val="24"/>
+                      </w:rPr>
+                      <m:t>x</m:t>
+                    </m:r>
+                  </m:e>
+                </m:acc>
+                <m:r>
+                  <w:rPr>
+                    <w:rFonts w:ascii="Cambria Math" w:hAnsi="Cambria Math" w:cs="Times New Roman"/>
+                    <w:sz w:val="24"/>
+                    <w:szCs w:val="24"/>
+                  </w:rPr>
+                  <m:t>=mgLsinθ-α</m:t>
+                </m:r>
+                <m:acc>
+                  <m:accPr>
+                    <m:chr m:val="̇"/>
+                    <m:ctrlPr>
+                      <w:rPr>
+                        <w:rFonts w:ascii="Cambria Math" w:hAnsi="Cambria Math" w:cs="Times New Roman"/>
+                        <w:sz w:val="24"/>
+                        <w:szCs w:val="24"/>
+                      </w:rPr>
+                    </m:ctrlPr>
+                  </m:accPr>
+                  <m:e>
+                    <m:r>
+                      <w:rPr>
+                        <w:rFonts w:ascii="Cambria Math" w:hAnsi="Cambria Math" w:cs="Times New Roman"/>
+                        <w:sz w:val="24"/>
+                        <w:szCs w:val="24"/>
+                      </w:rPr>
+                      <m:t>θ</m:t>
+                    </m:r>
+                  </m:e>
+                </m:acc>
+                <m:r>
+                  <w:rPr>
+                    <w:rFonts w:ascii="Cambria Math" w:hAnsi="Cambria Math" w:cs="Times New Roman"/>
+                    <w:sz w:val="24"/>
+                    <w:szCs w:val="24"/>
+                  </w:rPr>
+                  <m:t>.</m:t>
+                </m:r>
+              </m:oMath>
+            </m:oMathPara>
+          </w:p>
+        </w:tc>
+        <w:tc>
+          <w:tcPr>
+            <w:tcW w:w="1134" w:type="dxa"/>
+            <w:vAlign w:val="center"/>
+          </w:tcPr>
+          <w:p>
+            <w:pPr>
+              <w:pStyle w:val="Didascalia"/>
+              <w:jc w:val="right"/>
+              <w:rPr>
+                <w:rFonts w:eastAsiaTheme="minorEastAsia" w:cs="Times New Roman"/>
+                <w:i w:val="0"/>
+                <w:sz w:val="24"/>
+                <w:szCs w:val="24"/>
+              </w:rPr>
+            </w:pPr>
+            <w:r>
+              <w:rPr>
+                <w:rFonts w:eastAsiaTheme="minorEastAsia" w:cs="Times New Roman"/>
+                <w:i w:val="0"/>
+                <w:sz w:val="24"/>
+                <w:szCs w:val="24"/>
+              </w:rPr>
+              <w:t>(</w:t>
+            </w:r>
+            <w:r>
+              <w:rPr>
+                <w:rFonts w:eastAsiaTheme="minorEastAsia" w:cs="Times New Roman"/>
+                <w:iCs w:val="0"/>
+                <w:sz w:val="24"/>
+                <w:szCs w:val="24"/>
+              </w:rPr>
+              <w:fldChar w:fldCharType="begin"/>
+            </w:r>
+            <m:oMath>
+              <m:r>
+                <m:rPr>
+                  <m:sty m:val="p"/>
+                </m:rPr>
                 <w:rPr>
-                  <w:rFonts w:ascii="Cambria Math" w:hAnsi="Cambria Math" w:cs="Times New Roman"/>
-                  <w:i/>
-                  <w:iCs/>
+                  <w:rFonts w:ascii="Cambria Math" w:eastAsiaTheme="minorEastAsia" w:hAnsi="Cambria Math" w:cs="Times New Roman"/>
                   <w:sz w:val="24"/>
                   <w:szCs w:val="24"/>
                 </w:rPr>
-              </m:ctrlPr>
-            </m:dPr>
-            <m:e>
+                <m:t xml:space="preserve"> SEQ Equazione \* ARABIC </m:t>
+              </m:r>
+            </m:oMath>
+            <w:r>
+              <w:rPr>
+                <w:rFonts w:eastAsiaTheme="minorEastAsia" w:cs="Times New Roman"/>
+                <w:iCs w:val="0"/>
+                <w:sz w:val="24"/>
+                <w:szCs w:val="24"/>
+              </w:rPr>
+              <w:fldChar w:fldCharType="separate"/>
+            </w:r>
+            <m:oMath>
               <m:r>
+                <m:rPr>
+                  <m:sty m:val="p"/>
+                </m:rPr>
                 <w:rPr>
-                  <w:rFonts w:ascii="Cambria Math" w:hAnsi="Cambria Math" w:cs="Times New Roman"/>
+                  <w:rFonts w:ascii="Cambria Math" w:eastAsiaTheme="minorEastAsia" w:hAnsi="Cambria Math" w:cs="Times New Roman"/>
+                  <w:noProof/>
                   <w:sz w:val="24"/>
                   <w:szCs w:val="24"/>
                 </w:rPr>
-                <m:t>J+m</m:t>
+                <m:t>6</m:t>
               </m:r>
-              <m:sSup>
-                <m:sSupPr>
-                  <m:ctrlPr>
-                    <w:rPr>
-                      <w:rFonts w:ascii="Cambria Math" w:hAnsi="Cambria Math" w:cs="Times New Roman"/>
-                      <w:i/>
-                      <w:sz w:val="24"/>
-                      <w:szCs w:val="24"/>
-                    </w:rPr>
-                  </m:ctrlPr>
-                </m:sSupPr>
-                <m:e>
-                  <m:r>
-                    <w:rPr>
-                      <w:rFonts w:ascii="Cambria Math" w:hAnsi="Cambria Math" w:cs="Times New Roman"/>
-                      <w:sz w:val="24"/>
-                      <w:szCs w:val="24"/>
-                    </w:rPr>
-                    <m:t>L</m:t>
-                  </m:r>
-                </m:e>
-                <m:sup>
-                  <m:r>
-                    <w:rPr>
-                      <w:rFonts w:ascii="Cambria Math" w:hAnsi="Cambria Math" w:cs="Times New Roman"/>
-                      <w:sz w:val="24"/>
-                      <w:szCs w:val="24"/>
-                    </w:rPr>
-                    <m:t>2</m:t>
-                  </m:r>
-                </m:sup>
-              </m:sSup>
-            </m:e>
-          </m:d>
-          <m:acc>
-            <m:accPr>
-              <m:chr m:val="̈"/>
-              <m:ctrlPr>
+            </m:oMath>
+            <w:r>
+              <w:rPr>
+                <w:rFonts w:eastAsiaTheme="minorEastAsia" w:cs="Times New Roman"/>
+                <w:iCs w:val="0"/>
+                <w:sz w:val="24"/>
+                <w:szCs w:val="24"/>
+              </w:rPr>
+              <w:fldChar w:fldCharType="end"/>
+            </w:r>
+            <w:r>
+              <w:rPr>
+                <w:rFonts w:eastAsiaTheme="minorEastAsia" w:cs="Times New Roman"/>
+                <w:i w:val="0"/>
+                <w:sz w:val="24"/>
+                <w:szCs w:val="24"/>
+              </w:rPr>
+              <w:t>)</w:t>
+            </w:r>
+          </w:p>
+        </w:tc>
+      </w:tr>
+    </w:tbl>
+    <w:p>
+      <w:pPr>
+        <w:ind w:firstLine="0"/>
+        <w:rPr>
+          <w:rFonts w:ascii="Times New Roman" w:eastAsiaTheme="minorEastAsia" w:hAnsi="Times New Roman" w:cs="Times New Roman"/>
+          <w:iCs/>
+          <w:sz w:val="24"/>
+          <w:szCs w:val="24"/>
+        </w:rPr>
+      </w:pPr>
+      <w:r>
+        <w:rPr>
+          <w:rFonts w:ascii="Times New Roman" w:hAnsi="Times New Roman" w:cs="Times New Roman"/>
+          <w:sz w:val="24"/>
+          <w:szCs w:val="24"/>
+        </w:rPr>
+        <w:t xml:space="preserve">Si è giunti a un sistema lineare di due equazioni </w:t>
+      </w:r>
+      <w:r>
+        <w:rPr>
+          <w:rFonts w:ascii="Times New Roman" w:hAnsi="Times New Roman" w:cs="Times New Roman"/>
+          <w:sz w:val="24"/>
+          <w:szCs w:val="24"/>
+        </w:rPr>
+        <w:t xml:space="preserve">(4) (6) </w:t>
+      </w:r>
+      <w:r>
+        <w:rPr>
+          <w:rFonts w:ascii="Times New Roman" w:hAnsi="Times New Roman" w:cs="Times New Roman"/>
+          <w:sz w:val="24"/>
+          <w:szCs w:val="24"/>
+        </w:rPr>
+        <w:t xml:space="preserve">nelle incognite </w:t>
+      </w:r>
+      <m:oMath>
+        <m:acc>
+          <m:accPr>
+            <m:chr m:val="̈"/>
+            <m:ctrlPr>
+              <w:rPr>
+                <w:rFonts w:ascii="Cambria Math" w:hAnsi="Cambria Math" w:cs="Times New Roman"/>
+                <w:i/>
+                <w:sz w:val="24"/>
+                <w:szCs w:val="24"/>
+              </w:rPr>
+            </m:ctrlPr>
+          </m:accPr>
+          <m:e>
+            <m:r>
+              <w:rPr>
+                <w:rFonts w:ascii="Cambria Math" w:hAnsi="Cambria Math" w:cs="Times New Roman"/>
+                <w:sz w:val="24"/>
+                <w:szCs w:val="24"/>
+              </w:rPr>
+              <m:t>θ</m:t>
+            </m:r>
+          </m:e>
+        </m:acc>
+      </m:oMath>
+      <w:r>
+        <w:rPr>
+          <w:rFonts w:ascii="Times New Roman" w:eastAsiaTheme="minorEastAsia" w:hAnsi="Times New Roman" w:cs="Times New Roman"/>
+          <w:sz w:val="24"/>
+          <w:szCs w:val="24"/>
+        </w:rPr>
+        <w:t xml:space="preserve"> e </w:t>
+      </w:r>
+      <m:oMath>
+        <m:acc>
+          <m:accPr>
+            <m:chr m:val="̈"/>
+            <m:ctrlPr>
+              <w:rPr>
+                <w:rFonts w:ascii="Cambria Math" w:eastAsiaTheme="minorEastAsia" w:hAnsi="Cambria Math" w:cs="Times New Roman"/>
+                <w:i/>
+                <w:sz w:val="24"/>
+                <w:szCs w:val="24"/>
+              </w:rPr>
+            </m:ctrlPr>
+          </m:accPr>
+          <m:e>
+            <m:r>
+              <w:rPr>
+                <w:rFonts w:ascii="Cambria Math" w:eastAsiaTheme="minorEastAsia" w:hAnsi="Cambria Math" w:cs="Times New Roman"/>
+                <w:sz w:val="24"/>
+                <w:szCs w:val="24"/>
+              </w:rPr>
+              <m:t>x</m:t>
+            </m:r>
+          </m:e>
+        </m:acc>
+      </m:oMath>
+      <w:r>
+        <w:rPr>
+          <w:rFonts w:ascii="Times New Roman" w:eastAsiaTheme="minorEastAsia" w:hAnsi="Times New Roman" w:cs="Times New Roman"/>
+          <w:sz w:val="24"/>
+          <w:szCs w:val="24"/>
+        </w:rPr>
+        <w:t>:</w:t>
+      </w:r>
+    </w:p>
+    <w:tbl>
+      <w:tblPr>
+        <w:tblStyle w:val="Grigliatabella"/>
+        <w:tblW w:w="9634" w:type="dxa"/>
+        <w:tblBorders>
+          <w:top w:val="none" w:sz="0" w:space="0" w:color="auto"/>
+          <w:left w:val="none" w:sz="0" w:space="0" w:color="auto"/>
+          <w:bottom w:val="none" w:sz="0" w:space="0" w:color="auto"/>
+          <w:right w:val="none" w:sz="0" w:space="0" w:color="auto"/>
+          <w:insideH w:val="none" w:sz="0" w:space="0" w:color="auto"/>
+          <w:insideV w:val="none" w:sz="0" w:space="0" w:color="auto"/>
+        </w:tblBorders>
+        <w:tblLook w:val="04A0" w:firstRow="1" w:lastRow="0" w:firstColumn="1" w:lastColumn="0" w:noHBand="0" w:noVBand="1"/>
+      </w:tblPr>
+      <w:tblGrid>
+        <w:gridCol w:w="421"/>
+        <w:gridCol w:w="8079"/>
+        <w:gridCol w:w="1134"/>
+      </w:tblGrid>
+      <w:tr>
+        <w:trPr>
+          <w:trHeight w:val="66"/>
+        </w:trPr>
+        <w:tc>
+          <w:tcPr>
+            <w:tcW w:w="421" w:type="dxa"/>
+            <w:vAlign w:val="center"/>
+          </w:tcPr>
+          <w:p>
+            <w:pPr>
+              <w:pStyle w:val="Didascalia"/>
+              <w:rPr>
+                <w:rFonts w:eastAsia="Times New Roman" w:cs="Times New Roman"/>
+                <w:i w:val="0"/>
+                <w:iCs w:val="0"/>
+                <w:sz w:val="24"/>
+                <w:szCs w:val="24"/>
+              </w:rPr>
+            </w:pPr>
+          </w:p>
+        </w:tc>
+        <w:tc>
+          <w:tcPr>
+            <w:tcW w:w="8079" w:type="dxa"/>
+            <w:vAlign w:val="center"/>
+          </w:tcPr>
+          <w:p>
+            <w:pPr>
+              <w:pStyle w:val="Didascalia"/>
+              <w:spacing w:after="240"/>
+              <w:rPr>
+                <w:rFonts w:eastAsiaTheme="minorEastAsia" w:cs="Times New Roman"/>
+                <w:iCs w:val="0"/>
+                <w:sz w:val="24"/>
+                <w:szCs w:val="24"/>
+              </w:rPr>
+            </w:pPr>
+            <m:oMathPara>
+              <m:oMath>
+                <m:d>
+                  <m:dPr>
+                    <m:begChr m:val="{"/>
+                    <m:endChr m:val=""/>
+                    <m:ctrlPr>
+                      <w:rPr>
+                        <w:rFonts w:ascii="Cambria Math" w:hAnsi="Cambria Math" w:cs="Times New Roman"/>
+                        <w:sz w:val="24"/>
+                        <w:szCs w:val="24"/>
+                      </w:rPr>
+                    </m:ctrlPr>
+                  </m:dPr>
+                  <m:e>
+                    <m:eqArr>
+                      <m:eqArrPr>
+                        <m:ctrlPr>
+                          <w:rPr>
+                            <w:rFonts w:ascii="Cambria Math" w:hAnsi="Cambria Math" w:cs="Times New Roman"/>
+                            <w:sz w:val="24"/>
+                            <w:szCs w:val="24"/>
+                          </w:rPr>
+                        </m:ctrlPr>
+                      </m:eqArrPr>
+                      <m:e>
+                        <m:d>
+                          <m:dPr>
+                            <m:ctrlPr>
+                              <w:rPr>
+                                <w:rFonts w:ascii="Cambria Math" w:hAnsi="Cambria Math" w:cs="Times New Roman"/>
+                                <w:sz w:val="24"/>
+                                <w:szCs w:val="24"/>
+                              </w:rPr>
+                            </m:ctrlPr>
+                          </m:dPr>
+                          <m:e>
+                            <m:r>
+                              <w:rPr>
+                                <w:rFonts w:ascii="Cambria Math" w:hAnsi="Cambria Math" w:cs="Times New Roman"/>
+                                <w:sz w:val="24"/>
+                                <w:szCs w:val="24"/>
+                              </w:rPr>
+                              <m:t>M+m</m:t>
+                            </m:r>
+                          </m:e>
+                        </m:d>
+                        <m:acc>
+                          <m:accPr>
+                            <m:chr m:val="̈"/>
+                            <m:ctrlPr>
+                              <w:rPr>
+                                <w:rFonts w:ascii="Cambria Math" w:hAnsi="Cambria Math" w:cs="Times New Roman"/>
+                                <w:sz w:val="24"/>
+                                <w:szCs w:val="24"/>
+                              </w:rPr>
+                            </m:ctrlPr>
+                          </m:accPr>
+                          <m:e>
+                            <m:r>
+                              <w:rPr>
+                                <w:rFonts w:ascii="Cambria Math" w:hAnsi="Cambria Math" w:cs="Times New Roman"/>
+                                <w:sz w:val="24"/>
+                                <w:szCs w:val="24"/>
+                              </w:rPr>
+                              <m:t>x</m:t>
+                            </m:r>
+                          </m:e>
+                        </m:acc>
+                        <m:r>
+                          <m:rPr>
+                            <m:sty m:val="p"/>
+                          </m:rPr>
+                          <w:rPr>
+                            <w:rFonts w:ascii="Cambria Math" w:hAnsi="Cambria Math" w:cs="Times New Roman"/>
+                            <w:sz w:val="24"/>
+                            <w:szCs w:val="24"/>
+                          </w:rPr>
+                          <m:t>-</m:t>
+                        </m:r>
+                        <m:r>
+                          <w:rPr>
+                            <w:rFonts w:ascii="Cambria Math" w:hAnsi="Cambria Math" w:cs="Times New Roman"/>
+                            <w:sz w:val="24"/>
+                            <w:szCs w:val="24"/>
+                          </w:rPr>
+                          <m:t>mLcos</m:t>
+                        </m:r>
+                        <m:d>
+                          <m:dPr>
+                            <m:ctrlPr>
+                              <w:rPr>
+                                <w:rFonts w:ascii="Cambria Math" w:hAnsi="Cambria Math" w:cs="Times New Roman"/>
+                                <w:sz w:val="24"/>
+                                <w:szCs w:val="24"/>
+                              </w:rPr>
+                            </m:ctrlPr>
+                          </m:dPr>
+                          <m:e>
+                            <m:r>
+                              <w:rPr>
+                                <w:rFonts w:ascii="Cambria Math" w:hAnsi="Cambria Math" w:cs="Times New Roman"/>
+                                <w:sz w:val="24"/>
+                                <w:szCs w:val="24"/>
+                              </w:rPr>
+                              <m:t>θ</m:t>
+                            </m:r>
+                          </m:e>
+                        </m:d>
+                        <m:acc>
+                          <m:accPr>
+                            <m:chr m:val="̈"/>
+                            <m:ctrlPr>
+                              <w:rPr>
+                                <w:rFonts w:ascii="Cambria Math" w:hAnsi="Cambria Math" w:cs="Times New Roman"/>
+                                <w:sz w:val="24"/>
+                                <w:szCs w:val="24"/>
+                              </w:rPr>
+                            </m:ctrlPr>
+                          </m:accPr>
+                          <m:e>
+                            <m:r>
+                              <w:rPr>
+                                <w:rFonts w:ascii="Cambria Math" w:hAnsi="Cambria Math" w:cs="Times New Roman"/>
+                                <w:sz w:val="24"/>
+                                <w:szCs w:val="24"/>
+                              </w:rPr>
+                              <m:t>θ</m:t>
+                            </m:r>
+                          </m:e>
+                        </m:acc>
+                        <m:r>
+                          <w:rPr>
+                            <w:rFonts w:ascii="Cambria Math" w:hAnsi="Cambria Math" w:cs="Times New Roman"/>
+                            <w:sz w:val="24"/>
+                            <w:szCs w:val="24"/>
+                          </w:rPr>
+                          <m:t>=F-β</m:t>
+                        </m:r>
+                        <m:acc>
+                          <m:accPr>
+                            <m:chr m:val="̇"/>
+                            <m:ctrlPr>
+                              <w:rPr>
+                                <w:rFonts w:ascii="Cambria Math" w:hAnsi="Cambria Math" w:cs="Times New Roman"/>
+                                <w:sz w:val="24"/>
+                                <w:szCs w:val="24"/>
+                              </w:rPr>
+                            </m:ctrlPr>
+                          </m:accPr>
+                          <m:e>
+                            <m:r>
+                              <w:rPr>
+                                <w:rFonts w:ascii="Cambria Math" w:hAnsi="Cambria Math" w:cs="Times New Roman"/>
+                                <w:sz w:val="24"/>
+                                <w:szCs w:val="24"/>
+                              </w:rPr>
+                              <m:t>x</m:t>
+                            </m:r>
+                          </m:e>
+                        </m:acc>
+                        <m:r>
+                          <m:rPr>
+                            <m:sty m:val="p"/>
+                          </m:rPr>
+                          <w:rPr>
+                            <w:rFonts w:ascii="Cambria Math" w:hAnsi="Cambria Math" w:cs="Times New Roman"/>
+                            <w:sz w:val="24"/>
+                            <w:szCs w:val="24"/>
+                          </w:rPr>
+                          <m:t>-</m:t>
+                        </m:r>
+                        <m:r>
+                          <w:rPr>
+                            <w:rFonts w:ascii="Cambria Math" w:hAnsi="Cambria Math" w:cs="Times New Roman"/>
+                            <w:sz w:val="24"/>
+                            <w:szCs w:val="24"/>
+                          </w:rPr>
+                          <m:t>mLsin</m:t>
+                        </m:r>
+                        <m:d>
+                          <m:dPr>
+                            <m:ctrlPr>
+                              <w:rPr>
+                                <w:rFonts w:ascii="Cambria Math" w:hAnsi="Cambria Math" w:cs="Times New Roman"/>
+                                <w:sz w:val="24"/>
+                                <w:szCs w:val="24"/>
+                              </w:rPr>
+                            </m:ctrlPr>
+                          </m:dPr>
+                          <m:e>
+                            <m:r>
+                              <w:rPr>
+                                <w:rFonts w:ascii="Cambria Math" w:hAnsi="Cambria Math" w:cs="Times New Roman"/>
+                                <w:sz w:val="24"/>
+                                <w:szCs w:val="24"/>
+                              </w:rPr>
+                              <m:t>θ</m:t>
+                            </m:r>
+                          </m:e>
+                        </m:d>
+                        <m:sSup>
+                          <m:sSupPr>
+                            <m:ctrlPr>
+                              <w:rPr>
+                                <w:rFonts w:ascii="Cambria Math" w:hAnsi="Cambria Math" w:cs="Times New Roman"/>
+                                <w:sz w:val="24"/>
+                                <w:szCs w:val="24"/>
+                              </w:rPr>
+                            </m:ctrlPr>
+                          </m:sSupPr>
+                          <m:e>
+                            <m:acc>
+                              <m:accPr>
+                                <m:chr m:val="̇"/>
+                                <m:ctrlPr>
+                                  <w:rPr>
+                                    <w:rFonts w:ascii="Cambria Math" w:hAnsi="Cambria Math" w:cs="Times New Roman"/>
+                                    <w:sz w:val="24"/>
+                                    <w:szCs w:val="24"/>
+                                  </w:rPr>
+                                </m:ctrlPr>
+                              </m:accPr>
+                              <m:e>
+                                <m:r>
+                                  <w:rPr>
+                                    <w:rFonts w:ascii="Cambria Math" w:hAnsi="Cambria Math" w:cs="Times New Roman"/>
+                                    <w:sz w:val="24"/>
+                                    <w:szCs w:val="24"/>
+                                  </w:rPr>
+                                  <m:t>θ</m:t>
+                                </m:r>
+                              </m:e>
+                            </m:acc>
+                          </m:e>
+                          <m:sup>
+                            <m:r>
+                              <w:rPr>
+                                <w:rFonts w:ascii="Cambria Math" w:hAnsi="Cambria Math" w:cs="Times New Roman"/>
+                                <w:sz w:val="24"/>
+                                <w:szCs w:val="24"/>
+                              </w:rPr>
+                              <m:t>2</m:t>
+                            </m:r>
+                          </m:sup>
+                        </m:sSup>
+                      </m:e>
+                      <m:e>
+                        <m:d>
+                          <m:dPr>
+                            <m:ctrlPr>
+                              <w:rPr>
+                                <w:rFonts w:ascii="Cambria Math" w:hAnsi="Cambria Math" w:cs="Times New Roman"/>
+                                <w:sz w:val="24"/>
+                                <w:szCs w:val="24"/>
+                              </w:rPr>
+                            </m:ctrlPr>
+                          </m:dPr>
+                          <m:e>
+                            <m:r>
+                              <m:rPr>
+                                <m:sty m:val="p"/>
+                              </m:rPr>
+                              <w:rPr>
+                                <w:rFonts w:ascii="Cambria Math" w:hAnsi="Cambria Math" w:cs="Times New Roman"/>
+                                <w:sz w:val="24"/>
+                                <w:szCs w:val="24"/>
+                              </w:rPr>
+                              <m:t>I</m:t>
+                            </m:r>
+                            <m:r>
+                              <w:rPr>
+                                <w:rFonts w:ascii="Cambria Math" w:hAnsi="Cambria Math" w:cs="Times New Roman"/>
+                                <w:sz w:val="24"/>
+                                <w:szCs w:val="24"/>
+                              </w:rPr>
+                              <m:t>+m</m:t>
+                            </m:r>
+                            <m:sSup>
+                              <m:sSupPr>
+                                <m:ctrlPr>
+                                  <w:rPr>
+                                    <w:rFonts w:ascii="Cambria Math" w:hAnsi="Cambria Math" w:cs="Times New Roman"/>
+                                    <w:sz w:val="24"/>
+                                    <w:szCs w:val="24"/>
+                                  </w:rPr>
+                                </m:ctrlPr>
+                              </m:sSupPr>
+                              <m:e>
+                                <m:r>
+                                  <w:rPr>
+                                    <w:rFonts w:ascii="Cambria Math" w:hAnsi="Cambria Math" w:cs="Times New Roman"/>
+                                    <w:sz w:val="24"/>
+                                    <w:szCs w:val="24"/>
+                                  </w:rPr>
+                                  <m:t>L</m:t>
+                                </m:r>
+                              </m:e>
+                              <m:sup>
+                                <m:r>
+                                  <w:rPr>
+                                    <w:rFonts w:ascii="Cambria Math" w:hAnsi="Cambria Math" w:cs="Times New Roman"/>
+                                    <w:sz w:val="24"/>
+                                    <w:szCs w:val="24"/>
+                                  </w:rPr>
+                                  <m:t>2</m:t>
+                                </m:r>
+                              </m:sup>
+                            </m:sSup>
+                          </m:e>
+                        </m:d>
+                        <m:acc>
+                          <m:accPr>
+                            <m:chr m:val="̈"/>
+                            <m:ctrlPr>
+                              <w:rPr>
+                                <w:rFonts w:ascii="Cambria Math" w:hAnsi="Cambria Math" w:cs="Times New Roman"/>
+                                <w:sz w:val="24"/>
+                                <w:szCs w:val="24"/>
+                              </w:rPr>
+                            </m:ctrlPr>
+                          </m:accPr>
+                          <m:e>
+                            <m:r>
+                              <w:rPr>
+                                <w:rFonts w:ascii="Cambria Math" w:hAnsi="Cambria Math" w:cs="Times New Roman"/>
+                                <w:sz w:val="24"/>
+                                <w:szCs w:val="24"/>
+                              </w:rPr>
+                              <m:t>θ</m:t>
+                            </m:r>
+                          </m:e>
+                        </m:acc>
+                        <m:r>
+                          <m:rPr>
+                            <m:sty m:val="p"/>
+                          </m:rPr>
+                          <w:rPr>
+                            <w:rFonts w:ascii="Cambria Math" w:hAnsi="Cambria Math" w:cs="Times New Roman"/>
+                            <w:sz w:val="24"/>
+                            <w:szCs w:val="24"/>
+                          </w:rPr>
+                          <m:t>-</m:t>
+                        </m:r>
+                        <m:r>
+                          <w:rPr>
+                            <w:rFonts w:ascii="Cambria Math" w:hAnsi="Cambria Math" w:cs="Times New Roman"/>
+                            <w:sz w:val="24"/>
+                            <w:szCs w:val="24"/>
+                          </w:rPr>
+                          <m:t>mLcos</m:t>
+                        </m:r>
+                        <m:d>
+                          <m:dPr>
+                            <m:ctrlPr>
+                              <w:rPr>
+                                <w:rFonts w:ascii="Cambria Math" w:hAnsi="Cambria Math" w:cs="Times New Roman"/>
+                                <w:sz w:val="24"/>
+                                <w:szCs w:val="24"/>
+                              </w:rPr>
+                            </m:ctrlPr>
+                          </m:dPr>
+                          <m:e>
+                            <m:r>
+                              <w:rPr>
+                                <w:rFonts w:ascii="Cambria Math" w:hAnsi="Cambria Math" w:cs="Times New Roman"/>
+                                <w:sz w:val="24"/>
+                                <w:szCs w:val="24"/>
+                              </w:rPr>
+                              <m:t>θ</m:t>
+                            </m:r>
+                          </m:e>
+                        </m:d>
+                        <m:acc>
+                          <m:accPr>
+                            <m:chr m:val="̈"/>
+                            <m:ctrlPr>
+                              <w:rPr>
+                                <w:rFonts w:ascii="Cambria Math" w:hAnsi="Cambria Math" w:cs="Times New Roman"/>
+                                <w:sz w:val="24"/>
+                                <w:szCs w:val="24"/>
+                              </w:rPr>
+                            </m:ctrlPr>
+                          </m:accPr>
+                          <m:e>
+                            <m:r>
+                              <w:rPr>
+                                <w:rFonts w:ascii="Cambria Math" w:hAnsi="Cambria Math" w:cs="Times New Roman"/>
+                                <w:sz w:val="24"/>
+                                <w:szCs w:val="24"/>
+                              </w:rPr>
+                              <m:t>x</m:t>
+                            </m:r>
+                          </m:e>
+                        </m:acc>
+                        <m:r>
+                          <w:rPr>
+                            <w:rFonts w:ascii="Cambria Math" w:hAnsi="Cambria Math" w:cs="Times New Roman"/>
+                            <w:sz w:val="24"/>
+                            <w:szCs w:val="24"/>
+                          </w:rPr>
+                          <m:t>=mgLsinθ-α</m:t>
+                        </m:r>
+                        <m:acc>
+                          <m:accPr>
+                            <m:chr m:val="̇"/>
+                            <m:ctrlPr>
+                              <w:rPr>
+                                <w:rFonts w:ascii="Cambria Math" w:hAnsi="Cambria Math" w:cs="Times New Roman"/>
+                                <w:sz w:val="24"/>
+                                <w:szCs w:val="24"/>
+                              </w:rPr>
+                            </m:ctrlPr>
+                          </m:accPr>
+                          <m:e>
+                            <m:r>
+                              <w:rPr>
+                                <w:rFonts w:ascii="Cambria Math" w:hAnsi="Cambria Math" w:cs="Times New Roman"/>
+                                <w:sz w:val="24"/>
+                                <w:szCs w:val="24"/>
+                              </w:rPr>
+                              <m:t>θ</m:t>
+                            </m:r>
+                          </m:e>
+                        </m:acc>
+                      </m:e>
+                    </m:eqArr>
+                  </m:e>
+                </m:d>
+                <m:r>
+                  <m:rPr>
+                    <m:sty m:val="p"/>
+                  </m:rPr>
+                  <w:rPr>
+                    <w:rFonts w:ascii="Cambria Math" w:hAnsi="Cambria Math" w:cs="Times New Roman"/>
+                    <w:sz w:val="24"/>
+                    <w:szCs w:val="24"/>
+                  </w:rPr>
+                  <m:t>,</m:t>
+                </m:r>
+              </m:oMath>
+            </m:oMathPara>
+          </w:p>
+        </w:tc>
+        <w:tc>
+          <w:tcPr>
+            <w:tcW w:w="1134" w:type="dxa"/>
+            <w:vAlign w:val="center"/>
+          </w:tcPr>
+          <w:p>
+            <w:pPr>
+              <w:pStyle w:val="Didascalia"/>
+              <w:jc w:val="right"/>
+              <w:rPr>
+                <w:rFonts w:eastAsiaTheme="minorEastAsia" w:cs="Times New Roman"/>
+                <w:i w:val="0"/>
+                <w:sz w:val="24"/>
+                <w:szCs w:val="24"/>
+              </w:rPr>
+            </w:pPr>
+            <w:r>
+              <w:rPr>
+                <w:rFonts w:eastAsiaTheme="minorEastAsia" w:cs="Times New Roman"/>
+                <w:i w:val="0"/>
+                <w:sz w:val="24"/>
+                <w:szCs w:val="24"/>
+              </w:rPr>
+              <w:t>(</w:t>
+            </w:r>
+            <w:r>
+              <w:rPr>
+                <w:rFonts w:eastAsiaTheme="minorEastAsia" w:cs="Times New Roman"/>
+                <w:iCs w:val="0"/>
+                <w:sz w:val="24"/>
+                <w:szCs w:val="24"/>
+              </w:rPr>
+              <w:fldChar w:fldCharType="begin"/>
+            </w:r>
+            <m:oMath>
+              <m:r>
+                <m:rPr>
+                  <m:sty m:val="p"/>
+                </m:rPr>
                 <w:rPr>
-                  <w:rFonts w:ascii="Cambria Math" w:hAnsi="Cambria Math" w:cs="Times New Roman"/>
-                  <w:i/>
+                  <w:rFonts w:ascii="Cambria Math" w:eastAsiaTheme="minorEastAsia" w:hAnsi="Cambria Math" w:cs="Times New Roman"/>
                   <w:sz w:val="24"/>
                   <w:szCs w:val="24"/>
                 </w:rPr>
-              </m:ctrlPr>
-            </m:accPr>
-            <m:e>
+                <m:t xml:space="preserve"> SEQ Equazione \* ARABIC </m:t>
+              </m:r>
+            </m:oMath>
+            <w:r>
+              <w:rPr>
+                <w:rFonts w:eastAsiaTheme="minorEastAsia" w:cs="Times New Roman"/>
+                <w:iCs w:val="0"/>
+                <w:sz w:val="24"/>
+                <w:szCs w:val="24"/>
+              </w:rPr>
+              <w:fldChar w:fldCharType="separate"/>
+            </w:r>
+            <m:oMath>
               <m:r>
+                <m:rPr>
+                  <m:sty m:val="p"/>
+                </m:rPr>
                 <w:rPr>
-                  <w:rFonts w:ascii="Cambria Math" w:hAnsi="Cambria Math" w:cs="Times New Roman"/>
+                  <w:rFonts w:ascii="Cambria Math" w:eastAsiaTheme="minorEastAsia" w:hAnsi="Cambria Math" w:cs="Times New Roman"/>
+                  <w:noProof/>
                   <w:sz w:val="24"/>
                   <w:szCs w:val="24"/>
                 </w:rPr>
-                <m:t>θ</m:t>
+                <m:t>7</m:t>
               </m:r>
-            </m:e>
-          </m:acc>
-          <m:r>
-            <w:rPr>
-              <w:rFonts w:ascii="Cambria Math" w:hAnsi="Cambria Math" w:cs="Times New Roman"/>
-              <w:sz w:val="24"/>
-              <w:szCs w:val="24"/>
-            </w:rPr>
-            <m:t>+mLcos</m:t>
-          </m:r>
-          <m:d>
-            <m:dPr>
-              <m:ctrlPr>
-                <w:rPr>
-                  <w:rFonts w:ascii="Cambria Math" w:hAnsi="Cambria Math" w:cs="Times New Roman"/>
-                  <w:i/>
-                  <w:iCs/>
-                  <w:sz w:val="24"/>
-                  <w:szCs w:val="24"/>
-                </w:rPr>
-              </m:ctrlPr>
-            </m:dPr>
-            <m:e>
-              <m:r>
-                <w:rPr>
-                  <w:rFonts w:ascii="Cambria Math" w:hAnsi="Cambria Math" w:cs="Times New Roman"/>
-                  <w:sz w:val="24"/>
-                  <w:szCs w:val="24"/>
-                </w:rPr>
-                <m:t>θ</m:t>
-              </m:r>
-            </m:e>
-          </m:d>
-          <m:acc>
-            <m:accPr>
-              <m:chr m:val="̈"/>
-              <m:ctrlPr>
-                <w:rPr>
-                  <w:rFonts w:ascii="Cambria Math" w:hAnsi="Cambria Math" w:cs="Times New Roman"/>
-                  <w:i/>
-                  <w:iCs/>
-                  <w:sz w:val="24"/>
-                  <w:szCs w:val="24"/>
-                </w:rPr>
-              </m:ctrlPr>
-            </m:accPr>
-            <m:e>
-              <m:r>
-                <w:rPr>
-                  <w:rFonts w:ascii="Cambria Math" w:hAnsi="Cambria Math" w:cs="Times New Roman"/>
-                  <w:sz w:val="24"/>
-                  <w:szCs w:val="24"/>
-                </w:rPr>
-                <m:t>x</m:t>
-              </m:r>
-            </m:e>
-          </m:acc>
-          <m:r>
-            <w:rPr>
-              <w:rFonts w:ascii="Cambria Math" w:hAnsi="Cambria Math" w:cs="Times New Roman"/>
-              <w:sz w:val="24"/>
-              <w:szCs w:val="24"/>
-            </w:rPr>
-            <m:t>=mgL</m:t>
-          </m:r>
-          <m:r>
-            <m:rPr>
-              <m:sty m:val="p"/>
-            </m:rPr>
-            <w:rPr>
-              <w:rFonts w:ascii="Cambria Math" w:hAnsi="Cambria Math" w:cs="Times New Roman"/>
-              <w:sz w:val="24"/>
-              <w:szCs w:val="24"/>
-            </w:rPr>
-            <m:t>sin</m:t>
-          </m:r>
-          <m:r>
-            <w:rPr>
-              <w:rFonts w:ascii="Cambria Math" w:hAnsi="Cambria Math" w:cs="Times New Roman"/>
-              <w:sz w:val="24"/>
-              <w:szCs w:val="24"/>
-            </w:rPr>
-            <m:t>θ-α</m:t>
-          </m:r>
-          <m:acc>
-            <m:accPr>
-              <m:chr m:val="̇"/>
-              <m:ctrlPr>
-                <w:rPr>
-                  <w:rFonts w:ascii="Cambria Math" w:hAnsi="Cambria Math" w:cs="Times New Roman"/>
-                  <w:i/>
-                  <w:sz w:val="24"/>
-                  <w:szCs w:val="24"/>
-                </w:rPr>
-              </m:ctrlPr>
-            </m:accPr>
-            <m:e>
-              <m:r>
-                <w:rPr>
-                  <w:rFonts w:ascii="Cambria Math" w:hAnsi="Cambria Math" w:cs="Times New Roman"/>
-                  <w:sz w:val="24"/>
-                  <w:szCs w:val="24"/>
-                </w:rPr>
-                <m:t>θ</m:t>
-              </m:r>
-            </m:e>
-          </m:acc>
-          <m:r>
-            <w:rPr>
-              <w:rFonts w:ascii="Cambria Math" w:hAnsi="Cambria Math" w:cs="Times New Roman"/>
-              <w:sz w:val="24"/>
-              <w:szCs w:val="24"/>
-            </w:rPr>
-            <m:t>.</m:t>
-          </m:r>
-        </m:oMath>
-      </m:oMathPara>
-    </w:p>
+            </m:oMath>
+            <w:r>
+              <w:rPr>
+                <w:rFonts w:eastAsiaTheme="minorEastAsia" w:cs="Times New Roman"/>
+                <w:iCs w:val="0"/>
+                <w:sz w:val="24"/>
+                <w:szCs w:val="24"/>
+              </w:rPr>
+              <w:fldChar w:fldCharType="end"/>
+            </w:r>
+            <w:r>
+              <w:rPr>
+                <w:rFonts w:eastAsiaTheme="minorEastAsia" w:cs="Times New Roman"/>
+                <w:i w:val="0"/>
+                <w:sz w:val="24"/>
+                <w:szCs w:val="24"/>
+              </w:rPr>
+              <w:t>)</w:t>
+            </w:r>
+          </w:p>
+        </w:tc>
+      </w:tr>
+    </w:tbl>
     <w:p>
       <w:pPr>
-        <w:rPr>
-          <w:rFonts w:ascii="Times New Roman" w:hAnsi="Times New Roman" w:cs="Times New Roman"/>
+        <w:ind w:firstLine="0"/>
+        <w:rPr>
+          <w:rFonts w:ascii="Times New Roman" w:eastAsiaTheme="minorEastAsia" w:hAnsi="Times New Roman" w:cs="Times New Roman"/>
           <w:sz w:val="24"/>
           <w:szCs w:val="24"/>
         </w:rPr>
       </w:pPr>
       <w:r>
         <w:rPr>
-          <w:rFonts w:ascii="Times New Roman" w:hAnsi="Times New Roman" w:cs="Times New Roman"/>
-          <w:sz w:val="24"/>
-          <w:szCs w:val="24"/>
-        </w:rPr>
-        <w:t>Riassunto</w:t>
-      </w:r>
-    </w:p>
-    <w:p>
-      <w:pPr>
-        <w:rPr>
-          <w:rFonts w:ascii="Times New Roman" w:eastAsiaTheme="minorEastAsia" w:hAnsi="Times New Roman" w:cs="Times New Roman"/>
-          <w:sz w:val="24"/>
-          <w:szCs w:val="24"/>
-        </w:rPr>
-      </w:pPr>
-      <m:oMathPara>
-        <m:oMath>
-          <m:d>
-            <m:dPr>
-              <m:begChr m:val="{"/>
-              <m:endChr m:val=""/>
-              <m:ctrlPr>
-                <w:rPr>
-                  <w:rFonts w:ascii="Cambria Math" w:hAnsi="Cambria Math" w:cs="Times New Roman"/>
-                  <w:i/>
-                  <w:sz w:val="24"/>
-                  <w:szCs w:val="24"/>
-                </w:rPr>
-              </m:ctrlPr>
-            </m:dPr>
-            <m:e>
-              <m:eqArr>
-                <m:eqArrPr>
-                  <m:ctrlPr>
-                    <w:rPr>
-                      <w:rFonts w:ascii="Cambria Math" w:hAnsi="Cambria Math" w:cs="Times New Roman"/>
-                      <w:i/>
-                      <w:sz w:val="24"/>
-                      <w:szCs w:val="24"/>
-                    </w:rPr>
-                  </m:ctrlPr>
-                </m:eqArrPr>
-                <m:e>
-                  <m:d>
-                    <m:dPr>
-                      <m:ctrlPr>
-                        <w:rPr>
-                          <w:rFonts w:ascii="Cambria Math" w:hAnsi="Cambria Math" w:cs="Times New Roman"/>
-                          <w:i/>
-                          <w:iCs/>
-                          <w:sz w:val="24"/>
-                          <w:szCs w:val="24"/>
-                        </w:rPr>
-                      </m:ctrlPr>
-                    </m:dPr>
-                    <m:e>
-                      <m:r>
-                        <w:rPr>
-                          <w:rFonts w:ascii="Cambria Math" w:hAnsi="Cambria Math" w:cs="Times New Roman"/>
-                          <w:sz w:val="24"/>
-                          <w:szCs w:val="24"/>
-                        </w:rPr>
-                        <m:t>M+m</m:t>
-                      </m:r>
-                    </m:e>
-                  </m:d>
-                  <m:acc>
-                    <m:accPr>
-                      <m:chr m:val="̈"/>
-                      <m:ctrlPr>
-                        <w:rPr>
-                          <w:rFonts w:ascii="Cambria Math" w:hAnsi="Cambria Math" w:cs="Times New Roman"/>
-                          <w:i/>
-                          <w:iCs/>
-                          <w:sz w:val="24"/>
-                          <w:szCs w:val="24"/>
-                        </w:rPr>
-                      </m:ctrlPr>
-                    </m:accPr>
-                    <m:e>
-                      <m:r>
-                        <w:rPr>
-                          <w:rFonts w:ascii="Cambria Math" w:hAnsi="Cambria Math" w:cs="Times New Roman"/>
-                          <w:sz w:val="24"/>
-                          <w:szCs w:val="24"/>
-                        </w:rPr>
-                        <m:t>x</m:t>
-                      </m:r>
-                    </m:e>
-                  </m:acc>
-                  <m:r>
-                    <w:rPr>
-                      <w:rFonts w:ascii="Cambria Math" w:hAnsi="Cambria Math" w:cs="Times New Roman"/>
-                      <w:sz w:val="24"/>
-                      <w:szCs w:val="24"/>
-                    </w:rPr>
-                    <m:t>+mLcos</m:t>
-                  </m:r>
-                  <m:d>
-                    <m:dPr>
-                      <m:ctrlPr>
-                        <w:rPr>
-                          <w:rFonts w:ascii="Cambria Math" w:hAnsi="Cambria Math" w:cs="Times New Roman"/>
-                          <w:i/>
-                          <w:iCs/>
-                          <w:sz w:val="24"/>
-                          <w:szCs w:val="24"/>
-                        </w:rPr>
-                      </m:ctrlPr>
-                    </m:dPr>
-                    <m:e>
-                      <m:r>
-                        <w:rPr>
-                          <w:rFonts w:ascii="Cambria Math" w:hAnsi="Cambria Math" w:cs="Times New Roman"/>
-                          <w:sz w:val="24"/>
-                          <w:szCs w:val="24"/>
-                        </w:rPr>
-                        <m:t>θ</m:t>
-                      </m:r>
-                    </m:e>
-                  </m:d>
-                  <m:acc>
-                    <m:accPr>
-                      <m:chr m:val="̈"/>
-                      <m:ctrlPr>
-                        <w:rPr>
-                          <w:rFonts w:ascii="Cambria Math" w:hAnsi="Cambria Math" w:cs="Times New Roman"/>
-                          <w:i/>
-                          <w:iCs/>
-                          <w:sz w:val="24"/>
-                          <w:szCs w:val="24"/>
-                        </w:rPr>
-                      </m:ctrlPr>
-                    </m:accPr>
-                    <m:e>
-                      <m:r>
-                        <w:rPr>
-                          <w:rFonts w:ascii="Cambria Math" w:hAnsi="Cambria Math" w:cs="Times New Roman"/>
-                          <w:sz w:val="24"/>
-                          <w:szCs w:val="24"/>
-                        </w:rPr>
-                        <m:t>θ</m:t>
-                      </m:r>
-                    </m:e>
-                  </m:acc>
-                  <m:r>
-                    <w:rPr>
-                      <w:rFonts w:ascii="Cambria Math" w:hAnsi="Cambria Math" w:cs="Times New Roman"/>
-                      <w:sz w:val="24"/>
-                      <w:szCs w:val="24"/>
-                    </w:rPr>
-                    <m:t>=F-β</m:t>
-                  </m:r>
-                  <m:acc>
-                    <m:accPr>
-                      <m:chr m:val="̇"/>
-                      <m:ctrlPr>
-                        <w:rPr>
-                          <w:rFonts w:ascii="Cambria Math" w:hAnsi="Cambria Math" w:cs="Times New Roman"/>
-                          <w:i/>
-                          <w:iCs/>
-                          <w:sz w:val="24"/>
-                          <w:szCs w:val="24"/>
-                        </w:rPr>
-                      </m:ctrlPr>
-                    </m:accPr>
-                    <m:e>
-                      <m:r>
-                        <w:rPr>
-                          <w:rFonts w:ascii="Cambria Math" w:hAnsi="Cambria Math" w:cs="Times New Roman"/>
-                          <w:sz w:val="24"/>
-                          <w:szCs w:val="24"/>
-                        </w:rPr>
-                        <m:t>x</m:t>
-                      </m:r>
-                    </m:e>
-                  </m:acc>
-                  <m:r>
-                    <w:rPr>
-                      <w:rFonts w:ascii="Cambria Math" w:hAnsi="Cambria Math" w:cs="Times New Roman"/>
-                      <w:sz w:val="24"/>
-                      <w:szCs w:val="24"/>
-                    </w:rPr>
-                    <m:t>+mL</m:t>
-                  </m:r>
-                  <m:r>
-                    <m:rPr>
-                      <m:sty m:val="p"/>
-                    </m:rPr>
-                    <w:rPr>
-                      <w:rFonts w:ascii="Cambria Math" w:hAnsi="Cambria Math" w:cs="Times New Roman"/>
-                      <w:sz w:val="24"/>
-                      <w:szCs w:val="24"/>
-                    </w:rPr>
-                    <m:t>sin</m:t>
-                  </m:r>
-                  <m:d>
-                    <m:dPr>
-                      <m:ctrlPr>
-                        <w:rPr>
-                          <w:rFonts w:ascii="Cambria Math" w:hAnsi="Cambria Math" w:cs="Times New Roman"/>
-                          <w:i/>
-                          <w:iCs/>
-                          <w:sz w:val="24"/>
-                          <w:szCs w:val="24"/>
-                        </w:rPr>
-                      </m:ctrlPr>
-                    </m:dPr>
-                    <m:e>
-                      <m:r>
-                        <w:rPr>
-                          <w:rFonts w:ascii="Cambria Math" w:hAnsi="Cambria Math" w:cs="Times New Roman"/>
-                          <w:sz w:val="24"/>
-                          <w:szCs w:val="24"/>
-                        </w:rPr>
-                        <m:t>θ</m:t>
-                      </m:r>
-                    </m:e>
-                  </m:d>
-                  <m:sSup>
-                    <m:sSupPr>
-                      <m:ctrlPr>
-                        <w:rPr>
-                          <w:rFonts w:ascii="Cambria Math" w:hAnsi="Cambria Math" w:cs="Times New Roman"/>
-                          <w:i/>
-                          <w:iCs/>
-                          <w:sz w:val="24"/>
-                          <w:szCs w:val="24"/>
-                        </w:rPr>
-                      </m:ctrlPr>
-                    </m:sSupPr>
-                    <m:e>
-                      <m:acc>
-                        <m:accPr>
-                          <m:chr m:val="̇"/>
-                          <m:ctrlPr>
-                            <w:rPr>
-                              <w:rFonts w:ascii="Cambria Math" w:hAnsi="Cambria Math" w:cs="Times New Roman"/>
-                              <w:i/>
-                              <w:iCs/>
-                              <w:sz w:val="24"/>
-                              <w:szCs w:val="24"/>
-                            </w:rPr>
-                          </m:ctrlPr>
-                        </m:accPr>
-                        <m:e>
-                          <m:r>
-                            <w:rPr>
-                              <w:rFonts w:ascii="Cambria Math" w:hAnsi="Cambria Math" w:cs="Times New Roman"/>
-                              <w:sz w:val="24"/>
-                              <w:szCs w:val="24"/>
-                            </w:rPr>
-                            <m:t>θ</m:t>
-                          </m:r>
-                        </m:e>
-                      </m:acc>
-                    </m:e>
-                    <m:sup>
-                      <m:r>
-                        <w:rPr>
-                          <w:rFonts w:ascii="Cambria Math" w:hAnsi="Cambria Math" w:cs="Times New Roman"/>
-                          <w:sz w:val="24"/>
-                          <w:szCs w:val="24"/>
-                        </w:rPr>
-                        <m:t>2</m:t>
-                      </m:r>
-                    </m:sup>
-                  </m:sSup>
-                </m:e>
-                <m:e>
-                  <m:d>
-                    <m:dPr>
-                      <m:ctrlPr>
-                        <w:rPr>
-                          <w:rFonts w:ascii="Cambria Math" w:hAnsi="Cambria Math" w:cs="Times New Roman"/>
-                          <w:i/>
-                          <w:iCs/>
-                          <w:sz w:val="24"/>
-                          <w:szCs w:val="24"/>
-                        </w:rPr>
-                      </m:ctrlPr>
-                    </m:dPr>
-                    <m:e>
-                      <m:r>
-                        <w:rPr>
-                          <w:rFonts w:ascii="Cambria Math" w:hAnsi="Cambria Math" w:cs="Times New Roman"/>
-                          <w:sz w:val="24"/>
-                          <w:szCs w:val="24"/>
-                        </w:rPr>
-                        <m:t>J+m</m:t>
-                      </m:r>
-                      <m:sSup>
-                        <m:sSupPr>
-                          <m:ctrlPr>
-                            <w:rPr>
-                              <w:rFonts w:ascii="Cambria Math" w:hAnsi="Cambria Math" w:cs="Times New Roman"/>
-                              <w:i/>
-                              <w:sz w:val="24"/>
-                              <w:szCs w:val="24"/>
-                            </w:rPr>
-                          </m:ctrlPr>
-                        </m:sSupPr>
-                        <m:e>
-                          <m:r>
-                            <w:rPr>
-                              <w:rFonts w:ascii="Cambria Math" w:hAnsi="Cambria Math" w:cs="Times New Roman"/>
-                              <w:sz w:val="24"/>
-                              <w:szCs w:val="24"/>
-                            </w:rPr>
-                            <m:t>L</m:t>
-                          </m:r>
-                        </m:e>
-                        <m:sup>
-                          <m:r>
-                            <w:rPr>
-                              <w:rFonts w:ascii="Cambria Math" w:hAnsi="Cambria Math" w:cs="Times New Roman"/>
-                              <w:sz w:val="24"/>
-                              <w:szCs w:val="24"/>
-                            </w:rPr>
-                            <m:t>2</m:t>
-                          </m:r>
-                        </m:sup>
-                      </m:sSup>
-                    </m:e>
-                  </m:d>
-                  <m:acc>
-                    <m:accPr>
-                      <m:chr m:val="̈"/>
-                      <m:ctrlPr>
-                        <w:rPr>
-                          <w:rFonts w:ascii="Cambria Math" w:hAnsi="Cambria Math" w:cs="Times New Roman"/>
-                          <w:i/>
-                          <w:sz w:val="24"/>
-                          <w:szCs w:val="24"/>
-                        </w:rPr>
-                      </m:ctrlPr>
-                    </m:accPr>
-                    <m:e>
-                      <m:r>
-                        <w:rPr>
-                          <w:rFonts w:ascii="Cambria Math" w:hAnsi="Cambria Math" w:cs="Times New Roman"/>
-                          <w:sz w:val="24"/>
-                          <w:szCs w:val="24"/>
-                        </w:rPr>
-                        <m:t>θ</m:t>
-                      </m:r>
-                    </m:e>
-                  </m:acc>
-                  <m:r>
-                    <w:rPr>
-                      <w:rFonts w:ascii="Cambria Math" w:hAnsi="Cambria Math" w:cs="Times New Roman"/>
-                      <w:sz w:val="24"/>
-                      <w:szCs w:val="24"/>
-                    </w:rPr>
-                    <m:t>+mLcos</m:t>
-                  </m:r>
-                  <m:d>
-                    <m:dPr>
-                      <m:ctrlPr>
-                        <w:rPr>
-                          <w:rFonts w:ascii="Cambria Math" w:hAnsi="Cambria Math" w:cs="Times New Roman"/>
-                          <w:i/>
-                          <w:iCs/>
-                          <w:sz w:val="24"/>
-                          <w:szCs w:val="24"/>
-                        </w:rPr>
-                      </m:ctrlPr>
-                    </m:dPr>
-                    <m:e>
-                      <m:r>
-                        <w:rPr>
-                          <w:rFonts w:ascii="Cambria Math" w:hAnsi="Cambria Math" w:cs="Times New Roman"/>
-                          <w:sz w:val="24"/>
-                          <w:szCs w:val="24"/>
-                        </w:rPr>
-                        <m:t>θ</m:t>
-                      </m:r>
-                    </m:e>
-                  </m:d>
-                  <m:acc>
-                    <m:accPr>
-                      <m:chr m:val="̈"/>
-                      <m:ctrlPr>
-                        <w:rPr>
-                          <w:rFonts w:ascii="Cambria Math" w:hAnsi="Cambria Math" w:cs="Times New Roman"/>
-                          <w:i/>
-                          <w:iCs/>
-                          <w:sz w:val="24"/>
-                          <w:szCs w:val="24"/>
-                        </w:rPr>
-                      </m:ctrlPr>
-                    </m:accPr>
-                    <m:e>
-                      <m:r>
-                        <w:rPr>
-                          <w:rFonts w:ascii="Cambria Math" w:hAnsi="Cambria Math" w:cs="Times New Roman"/>
-                          <w:sz w:val="24"/>
-                          <w:szCs w:val="24"/>
-                        </w:rPr>
-                        <m:t>x</m:t>
-                      </m:r>
-                    </m:e>
-                  </m:acc>
-                  <m:r>
-                    <w:rPr>
-                      <w:rFonts w:ascii="Cambria Math" w:hAnsi="Cambria Math" w:cs="Times New Roman"/>
-                      <w:sz w:val="24"/>
-                      <w:szCs w:val="24"/>
-                    </w:rPr>
-                    <m:t>=mgL</m:t>
-                  </m:r>
-                  <m:r>
-                    <m:rPr>
-                      <m:sty m:val="p"/>
-                    </m:rPr>
-                    <w:rPr>
-                      <w:rFonts w:ascii="Cambria Math" w:hAnsi="Cambria Math" w:cs="Times New Roman"/>
-                      <w:sz w:val="24"/>
-                      <w:szCs w:val="24"/>
-                    </w:rPr>
-                    <m:t>sin</m:t>
-                  </m:r>
-                  <m:r>
-                    <w:rPr>
-                      <w:rFonts w:ascii="Cambria Math" w:hAnsi="Cambria Math" w:cs="Times New Roman"/>
-                      <w:sz w:val="24"/>
-                      <w:szCs w:val="24"/>
-                    </w:rPr>
-                    <m:t>θ-α</m:t>
-                  </m:r>
-                  <m:acc>
-                    <m:accPr>
-                      <m:chr m:val="̇"/>
-                      <m:ctrlPr>
-                        <w:rPr>
-                          <w:rFonts w:ascii="Cambria Math" w:hAnsi="Cambria Math" w:cs="Times New Roman"/>
-                          <w:i/>
-                          <w:sz w:val="24"/>
-                          <w:szCs w:val="24"/>
-                        </w:rPr>
-                      </m:ctrlPr>
-                    </m:accPr>
-                    <m:e>
-                      <m:r>
-                        <w:rPr>
-                          <w:rFonts w:ascii="Cambria Math" w:hAnsi="Cambria Math" w:cs="Times New Roman"/>
-                          <w:sz w:val="24"/>
-                          <w:szCs w:val="24"/>
-                        </w:rPr>
-                        <m:t>θ</m:t>
-                      </m:r>
-                    </m:e>
-                  </m:acc>
-                </m:e>
-              </m:eqArr>
-            </m:e>
-          </m:d>
-        </m:oMath>
-      </m:oMathPara>
-    </w:p>
-    <w:p>
-      <w:pPr>
-        <w:rPr>
-          <w:rFonts w:ascii="Times New Roman" w:eastAsiaTheme="minorEastAsia" w:hAnsi="Times New Roman" w:cs="Times New Roman"/>
-          <w:sz w:val="24"/>
-          <w:szCs w:val="24"/>
-        </w:rPr>
-      </w:pPr>
-      <w:r>
-        <w:rPr>
           <w:rFonts w:ascii="Times New Roman" w:eastAsiaTheme="minorEastAsia" w:hAnsi="Times New Roman" w:cs="Times New Roman"/>
           <w:sz w:val="24"/>
           <w:szCs w:val="24"/>
         </w:rPr>
         <w:t>In forma matriciale</w:t>
+      </w:r>
+      <w:r>
+        <w:rPr>
+          <w:rFonts w:ascii="Times New Roman" w:eastAsiaTheme="minorEastAsia" w:hAnsi="Times New Roman" w:cs="Times New Roman"/>
+          <w:sz w:val="24"/>
+          <w:szCs w:val="24"/>
+        </w:rPr>
+        <w:t>:</w:t>
       </w:r>
     </w:p>
     <w:p>
@@ -5349,12 +7591,28 @@
                         <w:sz w:val="24"/>
                         <w:szCs w:val="24"/>
                       </w:rPr>
+                      <m:t>-</m:t>
+                    </m:r>
+                    <m:r>
+                      <w:rPr>
+                        <w:rFonts w:ascii="Cambria Math" w:eastAsiaTheme="minorEastAsia" w:hAnsi="Cambria Math" w:cs="Times New Roman"/>
+                        <w:sz w:val="24"/>
+                        <w:szCs w:val="24"/>
+                      </w:rPr>
                       <m:t>mLcosθ</m:t>
                     </m:r>
                   </m:e>
                 </m:mr>
                 <m:mr>
                   <m:e>
+                    <m:r>
+                      <w:rPr>
+                        <w:rFonts w:ascii="Cambria Math" w:eastAsiaTheme="minorEastAsia" w:hAnsi="Cambria Math" w:cs="Times New Roman"/>
+                        <w:sz w:val="24"/>
+                        <w:szCs w:val="24"/>
+                      </w:rPr>
+                      <m:t>-</m:t>
+                    </m:r>
                     <m:r>
                       <w:rPr>
                         <w:rFonts w:ascii="Cambria Math" w:eastAsiaTheme="minorEastAsia" w:hAnsi="Cambria Math" w:cs="Times New Roman"/>
@@ -5390,7 +7648,15 @@
                         <w:sz w:val="24"/>
                         <w:szCs w:val="24"/>
                       </w:rPr>
-                      <m:t>J+m</m:t>
+                      <m:t>I</m:t>
+                    </m:r>
+                    <m:r>
+                      <w:rPr>
+                        <w:rFonts w:ascii="Cambria Math" w:eastAsiaTheme="minorEastAsia" w:hAnsi="Cambria Math" w:cs="Times New Roman"/>
+                        <w:sz w:val="24"/>
+                        <w:szCs w:val="24"/>
+                      </w:rPr>
+                      <m:t>+m</m:t>
                     </m:r>
                     <m:sSup>
                       <m:sSupPr>
@@ -5431,6 +7697,8 @@
           </m:d>
           <m:d>
             <m:dPr>
+              <m:begChr m:val="["/>
+              <m:endChr m:val="]"/>
               <m:ctrlPr>
                 <w:rPr>
                   <w:rFonts w:ascii="Cambria Math" w:eastAsiaTheme="minorEastAsia" w:hAnsi="Cambria Math" w:cs="Times New Roman"/>
@@ -5598,7 +7866,15 @@
                         <w:sz w:val="24"/>
                         <w:szCs w:val="24"/>
                       </w:rPr>
-                      <m:t>+mL</m:t>
+                      <m:t>-</m:t>
+                    </m:r>
+                    <m:r>
+                      <w:rPr>
+                        <w:rFonts w:ascii="Cambria Math" w:hAnsi="Cambria Math" w:cs="Times New Roman"/>
+                        <w:sz w:val="24"/>
+                        <w:szCs w:val="24"/>
+                      </w:rPr>
+                      <m:t>mL</m:t>
                     </m:r>
                     <m:r>
                       <m:rPr>
@@ -5748,7 +8024,7 @@
     <w:p>
       <w:pPr>
         <w:rPr>
-          <w:rFonts w:ascii="Times New Roman" w:hAnsi="Times New Roman" w:cs="Times New Roman"/>
+          <w:rFonts w:ascii="Times New Roman" w:eastAsiaTheme="minorEastAsia" w:hAnsi="Times New Roman" w:cs="Times New Roman"/>
           <w:sz w:val="24"/>
           <w:szCs w:val="24"/>
         </w:rPr>
@@ -5759,30 +8035,608 @@
           <w:sz w:val="24"/>
           <w:szCs w:val="24"/>
         </w:rPr>
-        <w:t>Inversione matrice</w:t>
+        <w:t>L’inversa della matrice</w:t>
+      </w:r>
+      <w:r>
+        <w:rPr>
+          <w:rFonts w:ascii="Times New Roman" w:hAnsi="Times New Roman" w:cs="Times New Roman"/>
+          <w:sz w:val="24"/>
+          <w:szCs w:val="24"/>
+        </w:rPr>
+        <w:t xml:space="preserve"> simmetrica</w:t>
+      </w:r>
+      <w:r>
+        <w:rPr>
+          <w:rFonts w:ascii="Times New Roman" w:hAnsi="Times New Roman" w:cs="Times New Roman"/>
+          <w:sz w:val="24"/>
+          <w:szCs w:val="24"/>
+        </w:rPr>
+        <w:t xml:space="preserve"> </w:t>
+      </w:r>
+      <m:oMath>
+        <m:r>
+          <w:rPr>
+            <w:rFonts w:ascii="Cambria Math" w:hAnsi="Cambria Math" w:cs="Times New Roman"/>
+            <w:sz w:val="24"/>
+            <w:szCs w:val="24"/>
+          </w:rPr>
+          <m:t>2×2</m:t>
+        </m:r>
+      </m:oMath>
+      <w:r>
+        <w:rPr>
+          <w:rFonts w:ascii="Times New Roman" w:eastAsiaTheme="minorEastAsia" w:hAnsi="Times New Roman" w:cs="Times New Roman"/>
+          <w:sz w:val="24"/>
+          <w:szCs w:val="24"/>
+        </w:rPr>
+        <w:t xml:space="preserve"> è facilmente calcolabile una volta calcolato il determinante</w:t>
+      </w:r>
+      <w:r>
+        <w:rPr>
+          <w:rFonts w:ascii="Times New Roman" w:eastAsiaTheme="minorEastAsia" w:hAnsi="Times New Roman" w:cs="Times New Roman"/>
+          <w:sz w:val="24"/>
+          <w:szCs w:val="24"/>
+        </w:rPr>
+        <w:t xml:space="preserve"> </w:t>
+      </w:r>
+      <m:oMath>
+        <m:r>
+          <w:rPr>
+            <w:rFonts w:ascii="Cambria Math" w:eastAsiaTheme="minorEastAsia" w:hAnsi="Cambria Math" w:cs="Times New Roman"/>
+            <w:sz w:val="24"/>
+            <w:szCs w:val="24"/>
+          </w:rPr>
+          <m:t>∆=</m:t>
+        </m:r>
+        <m:d>
+          <m:dPr>
+            <m:ctrlPr>
+              <w:rPr>
+                <w:rFonts w:ascii="Cambria Math" w:eastAsiaTheme="minorEastAsia" w:hAnsi="Cambria Math" w:cs="Times New Roman"/>
+                <w:i/>
+                <w:sz w:val="24"/>
+                <w:szCs w:val="24"/>
+              </w:rPr>
+            </m:ctrlPr>
+          </m:dPr>
+          <m:e>
+            <m:r>
+              <w:rPr>
+                <w:rFonts w:ascii="Cambria Math" w:eastAsiaTheme="minorEastAsia" w:hAnsi="Cambria Math" w:cs="Times New Roman"/>
+                <w:sz w:val="24"/>
+                <w:szCs w:val="24"/>
+              </w:rPr>
+              <m:t>M+m</m:t>
+            </m:r>
+          </m:e>
+        </m:d>
+        <m:d>
+          <m:dPr>
+            <m:ctrlPr>
+              <w:rPr>
+                <w:rFonts w:ascii="Cambria Math" w:eastAsiaTheme="minorEastAsia" w:hAnsi="Cambria Math" w:cs="Times New Roman"/>
+                <w:i/>
+                <w:sz w:val="24"/>
+                <w:szCs w:val="24"/>
+              </w:rPr>
+            </m:ctrlPr>
+          </m:dPr>
+          <m:e>
+            <m:r>
+              <w:rPr>
+                <w:rFonts w:ascii="Cambria Math" w:eastAsiaTheme="minorEastAsia" w:hAnsi="Cambria Math" w:cs="Times New Roman"/>
+                <w:sz w:val="24"/>
+                <w:szCs w:val="24"/>
+              </w:rPr>
+              <m:t>J+m</m:t>
+            </m:r>
+            <m:sSup>
+              <m:sSupPr>
+                <m:ctrlPr>
+                  <w:rPr>
+                    <w:rFonts w:ascii="Cambria Math" w:eastAsiaTheme="minorEastAsia" w:hAnsi="Cambria Math" w:cs="Times New Roman"/>
+                    <w:i/>
+                    <w:sz w:val="24"/>
+                    <w:szCs w:val="24"/>
+                  </w:rPr>
+                </m:ctrlPr>
+              </m:sSupPr>
+              <m:e>
+                <m:r>
+                  <w:rPr>
+                    <w:rFonts w:ascii="Cambria Math" w:eastAsiaTheme="minorEastAsia" w:hAnsi="Cambria Math" w:cs="Times New Roman"/>
+                    <w:sz w:val="24"/>
+                    <w:szCs w:val="24"/>
+                  </w:rPr>
+                  <m:t>L</m:t>
+                </m:r>
+              </m:e>
+              <m:sup>
+                <m:r>
+                  <w:rPr>
+                    <w:rFonts w:ascii="Cambria Math" w:eastAsiaTheme="minorEastAsia" w:hAnsi="Cambria Math" w:cs="Times New Roman"/>
+                    <w:sz w:val="24"/>
+                    <w:szCs w:val="24"/>
+                  </w:rPr>
+                  <m:t>2</m:t>
+                </m:r>
+              </m:sup>
+            </m:sSup>
+          </m:e>
+        </m:d>
+        <m:r>
+          <w:rPr>
+            <w:rFonts w:ascii="Cambria Math" w:eastAsiaTheme="minorEastAsia" w:hAnsi="Cambria Math" w:cs="Times New Roman"/>
+            <w:sz w:val="24"/>
+            <w:szCs w:val="24"/>
+          </w:rPr>
+          <m:t>-</m:t>
+        </m:r>
+        <m:sSup>
+          <m:sSupPr>
+            <m:ctrlPr>
+              <w:rPr>
+                <w:rFonts w:ascii="Cambria Math" w:eastAsiaTheme="minorEastAsia" w:hAnsi="Cambria Math" w:cs="Times New Roman"/>
+                <w:i/>
+                <w:sz w:val="24"/>
+                <w:szCs w:val="24"/>
+              </w:rPr>
+            </m:ctrlPr>
+          </m:sSupPr>
+          <m:e>
+            <m:d>
+              <m:dPr>
+                <m:ctrlPr>
+                  <w:rPr>
+                    <w:rFonts w:ascii="Cambria Math" w:eastAsiaTheme="minorEastAsia" w:hAnsi="Cambria Math" w:cs="Times New Roman"/>
+                    <w:i/>
+                    <w:sz w:val="24"/>
+                    <w:szCs w:val="24"/>
+                  </w:rPr>
+                </m:ctrlPr>
+              </m:dPr>
+              <m:e>
+                <m:r>
+                  <w:rPr>
+                    <w:rFonts w:ascii="Cambria Math" w:eastAsiaTheme="minorEastAsia" w:hAnsi="Cambria Math" w:cs="Times New Roman"/>
+                    <w:sz w:val="24"/>
+                    <w:szCs w:val="24"/>
+                  </w:rPr>
+                  <m:t>mL</m:t>
+                </m:r>
+                <m:r>
+                  <m:rPr>
+                    <m:sty m:val="p"/>
+                  </m:rPr>
+                  <w:rPr>
+                    <w:rFonts w:ascii="Cambria Math" w:eastAsiaTheme="minorEastAsia" w:hAnsi="Cambria Math" w:cs="Times New Roman"/>
+                    <w:sz w:val="24"/>
+                    <w:szCs w:val="24"/>
+                  </w:rPr>
+                  <m:t>cos</m:t>
+                </m:r>
+                <m:d>
+                  <m:dPr>
+                    <m:ctrlPr>
+                      <w:rPr>
+                        <w:rFonts w:ascii="Cambria Math" w:eastAsiaTheme="minorEastAsia" w:hAnsi="Cambria Math" w:cs="Times New Roman"/>
+                        <w:i/>
+                        <w:sz w:val="24"/>
+                        <w:szCs w:val="24"/>
+                      </w:rPr>
+                    </m:ctrlPr>
+                  </m:dPr>
+                  <m:e>
+                    <m:r>
+                      <w:rPr>
+                        <w:rFonts w:ascii="Cambria Math" w:eastAsiaTheme="minorEastAsia" w:hAnsi="Cambria Math" w:cs="Times New Roman"/>
+                        <w:sz w:val="24"/>
+                        <w:szCs w:val="24"/>
+                      </w:rPr>
+                      <m:t>θ</m:t>
+                    </m:r>
+                  </m:e>
+                </m:d>
+              </m:e>
+            </m:d>
+          </m:e>
+          <m:sup>
+            <m:r>
+              <w:rPr>
+                <w:rFonts w:ascii="Cambria Math" w:eastAsiaTheme="minorEastAsia" w:hAnsi="Cambria Math" w:cs="Times New Roman"/>
+                <w:sz w:val="24"/>
+                <w:szCs w:val="24"/>
+              </w:rPr>
+              <m:t>2</m:t>
+            </m:r>
+          </m:sup>
+        </m:sSup>
+      </m:oMath>
+      <w:r>
+        <w:rPr>
+          <w:rFonts w:ascii="Times New Roman" w:eastAsiaTheme="minorEastAsia" w:hAnsi="Times New Roman" w:cs="Times New Roman"/>
+          <w:sz w:val="24"/>
+          <w:szCs w:val="24"/>
+        </w:rPr>
+        <w:t>:</w:t>
       </w:r>
     </w:p>
     <w:p>
       <w:pPr>
-        <w:rPr>
-          <w:rFonts w:ascii="Times New Roman" w:hAnsi="Times New Roman" w:cs="Times New Roman"/>
+        <w:jc w:val="center"/>
+        <w:rPr>
+          <w:rFonts w:ascii="Times New Roman" w:eastAsiaTheme="minorEastAsia" w:hAnsi="Times New Roman" w:cs="Times New Roman"/>
           <w:sz w:val="24"/>
           <w:szCs w:val="24"/>
         </w:rPr>
       </w:pPr>
-      <w:r>
-        <w:rPr>
-          <w:rFonts w:ascii="Times New Roman" w:hAnsi="Times New Roman" w:cs="Times New Roman"/>
-          <w:sz w:val="24"/>
-          <w:szCs w:val="24"/>
-          <w:highlight w:val="cyan"/>
-        </w:rPr>
-        <w:t>…DA COMPLETARE</w:t>
-      </w:r>
+      <m:oMathPara>
+        <m:oMath>
+          <m:sSup>
+            <m:sSupPr>
+              <m:ctrlPr>
+                <w:rPr>
+                  <w:rFonts w:ascii="Cambria Math" w:eastAsiaTheme="minorEastAsia" w:hAnsi="Cambria Math" w:cs="Times New Roman"/>
+                  <w:i/>
+                  <w:sz w:val="24"/>
+                  <w:szCs w:val="24"/>
+                </w:rPr>
+              </m:ctrlPr>
+            </m:sSupPr>
+            <m:e>
+              <m:d>
+                <m:dPr>
+                  <m:begChr m:val="["/>
+                  <m:endChr m:val="]"/>
+                  <m:ctrlPr>
+                    <w:rPr>
+                      <w:rFonts w:ascii="Cambria Math" w:eastAsiaTheme="minorEastAsia" w:hAnsi="Cambria Math" w:cs="Times New Roman"/>
+                      <w:i/>
+                      <w:sz w:val="24"/>
+                      <w:szCs w:val="24"/>
+                    </w:rPr>
+                  </m:ctrlPr>
+                </m:dPr>
+                <m:e>
+                  <m:m>
+                    <m:mPr>
+                      <m:mcs>
+                        <m:mc>
+                          <m:mcPr>
+                            <m:count m:val="2"/>
+                            <m:mcJc m:val="center"/>
+                          </m:mcPr>
+                        </m:mc>
+                      </m:mcs>
+                      <m:ctrlPr>
+                        <w:rPr>
+                          <w:rFonts w:ascii="Cambria Math" w:eastAsiaTheme="minorEastAsia" w:hAnsi="Cambria Math" w:cs="Times New Roman"/>
+                          <w:i/>
+                          <w:sz w:val="24"/>
+                          <w:szCs w:val="24"/>
+                        </w:rPr>
+                      </m:ctrlPr>
+                    </m:mPr>
+                    <m:mr>
+                      <m:e>
+                        <m:r>
+                          <w:rPr>
+                            <w:rFonts w:ascii="Cambria Math" w:eastAsiaTheme="minorEastAsia" w:hAnsi="Cambria Math" w:cs="Times New Roman"/>
+                            <w:sz w:val="24"/>
+                            <w:szCs w:val="24"/>
+                          </w:rPr>
+                          <m:t>M+m</m:t>
+                        </m:r>
+                      </m:e>
+                      <m:e>
+                        <m:r>
+                          <w:rPr>
+                            <w:rFonts w:ascii="Cambria Math" w:eastAsiaTheme="minorEastAsia" w:hAnsi="Cambria Math" w:cs="Times New Roman"/>
+                            <w:sz w:val="24"/>
+                            <w:szCs w:val="24"/>
+                          </w:rPr>
+                          <m:t>-mLcosθ</m:t>
+                        </m:r>
+                      </m:e>
+                    </m:mr>
+                    <m:mr>
+                      <m:e>
+                        <m:r>
+                          <w:rPr>
+                            <w:rFonts w:ascii="Cambria Math" w:eastAsiaTheme="minorEastAsia" w:hAnsi="Cambria Math" w:cs="Times New Roman"/>
+                            <w:sz w:val="24"/>
+                            <w:szCs w:val="24"/>
+                          </w:rPr>
+                          <m:t>-mL</m:t>
+                        </m:r>
+                        <m:r>
+                          <m:rPr>
+                            <m:sty m:val="p"/>
+                          </m:rPr>
+                          <w:rPr>
+                            <w:rFonts w:ascii="Cambria Math" w:eastAsiaTheme="minorEastAsia" w:hAnsi="Cambria Math" w:cs="Times New Roman"/>
+                            <w:sz w:val="24"/>
+                            <w:szCs w:val="24"/>
+                          </w:rPr>
+                          <m:t>cos</m:t>
+                        </m:r>
+                        <m:r>
+                          <w:rPr>
+                            <w:rFonts w:ascii="Cambria Math" w:eastAsiaTheme="minorEastAsia" w:hAnsi="Cambria Math" w:cs="Times New Roman"/>
+                            <w:sz w:val="24"/>
+                            <w:szCs w:val="24"/>
+                          </w:rPr>
+                          <m:t>θ</m:t>
+                        </m:r>
+                      </m:e>
+                      <m:e>
+                        <m:r>
+                          <w:rPr>
+                            <w:rFonts w:ascii="Cambria Math" w:eastAsiaTheme="minorEastAsia" w:hAnsi="Cambria Math" w:cs="Times New Roman"/>
+                            <w:sz w:val="24"/>
+                            <w:szCs w:val="24"/>
+                          </w:rPr>
+                          <m:t>I+m</m:t>
+                        </m:r>
+                        <m:sSup>
+                          <m:sSupPr>
+                            <m:ctrlPr>
+                              <w:rPr>
+                                <w:rFonts w:ascii="Cambria Math" w:eastAsiaTheme="minorEastAsia" w:hAnsi="Cambria Math" w:cs="Times New Roman"/>
+                                <w:i/>
+                                <w:sz w:val="24"/>
+                                <w:szCs w:val="24"/>
+                              </w:rPr>
+                            </m:ctrlPr>
+                          </m:sSupPr>
+                          <m:e>
+                            <m:r>
+                              <w:rPr>
+                                <w:rFonts w:ascii="Cambria Math" w:eastAsiaTheme="minorEastAsia" w:hAnsi="Cambria Math" w:cs="Times New Roman"/>
+                                <w:sz w:val="24"/>
+                                <w:szCs w:val="24"/>
+                              </w:rPr>
+                              <m:t>L</m:t>
+                            </m:r>
+                          </m:e>
+                          <m:sup>
+                            <m:r>
+                              <w:rPr>
+                                <w:rFonts w:ascii="Cambria Math" w:eastAsiaTheme="minorEastAsia" w:hAnsi="Cambria Math" w:cs="Times New Roman"/>
+                                <w:sz w:val="24"/>
+                                <w:szCs w:val="24"/>
+                              </w:rPr>
+                              <m:t>2</m:t>
+                            </m:r>
+                          </m:sup>
+                        </m:sSup>
+                      </m:e>
+                    </m:mr>
+                  </m:m>
+                </m:e>
+              </m:d>
+            </m:e>
+            <m:sup>
+              <m:r>
+                <w:rPr>
+                  <w:rFonts w:ascii="Cambria Math" w:eastAsiaTheme="minorEastAsia" w:hAnsi="Cambria Math" w:cs="Times New Roman"/>
+                  <w:sz w:val="24"/>
+                  <w:szCs w:val="24"/>
+                </w:rPr>
+                <m:t>-1</m:t>
+              </m:r>
+            </m:sup>
+          </m:sSup>
+          <m:r>
+            <w:rPr>
+              <w:rFonts w:ascii="Cambria Math" w:eastAsiaTheme="minorEastAsia" w:hAnsi="Cambria Math" w:cs="Times New Roman"/>
+              <w:sz w:val="24"/>
+              <w:szCs w:val="24"/>
+            </w:rPr>
+            <m:t>=</m:t>
+          </m:r>
+          <m:f>
+            <m:fPr>
+              <m:type m:val="lin"/>
+              <m:ctrlPr>
+                <w:rPr>
+                  <w:rFonts w:ascii="Cambria Math" w:eastAsiaTheme="minorEastAsia" w:hAnsi="Cambria Math" w:cs="Times New Roman"/>
+                  <w:i/>
+                  <w:sz w:val="24"/>
+                  <w:szCs w:val="24"/>
+                </w:rPr>
+              </m:ctrlPr>
+            </m:fPr>
+            <m:num>
+              <m:r>
+                <w:rPr>
+                  <w:rFonts w:ascii="Cambria Math" w:eastAsiaTheme="minorEastAsia" w:hAnsi="Cambria Math" w:cs="Times New Roman"/>
+                  <w:sz w:val="24"/>
+                  <w:szCs w:val="24"/>
+                </w:rPr>
+                <m:t>1</m:t>
+              </m:r>
+            </m:num>
+            <m:den>
+              <m:r>
+                <w:rPr>
+                  <w:rFonts w:ascii="Cambria Math" w:eastAsiaTheme="minorEastAsia" w:hAnsi="Cambria Math" w:cs="Times New Roman"/>
+                  <w:sz w:val="24"/>
+                  <w:szCs w:val="24"/>
+                </w:rPr>
+                <m:t>∆</m:t>
+              </m:r>
+            </m:den>
+          </m:f>
+          <m:d>
+            <m:dPr>
+              <m:begChr m:val="["/>
+              <m:endChr m:val="]"/>
+              <m:ctrlPr>
+                <w:rPr>
+                  <w:rFonts w:ascii="Cambria Math" w:eastAsiaTheme="minorEastAsia" w:hAnsi="Cambria Math" w:cs="Times New Roman"/>
+                  <w:i/>
+                  <w:sz w:val="24"/>
+                  <w:szCs w:val="24"/>
+                </w:rPr>
+              </m:ctrlPr>
+            </m:dPr>
+            <m:e>
+              <m:m>
+                <m:mPr>
+                  <m:mcs>
+                    <m:mc>
+                      <m:mcPr>
+                        <m:count m:val="2"/>
+                        <m:mcJc m:val="center"/>
+                      </m:mcPr>
+                    </m:mc>
+                  </m:mcs>
+                  <m:ctrlPr>
+                    <w:rPr>
+                      <w:rFonts w:ascii="Cambria Math" w:eastAsiaTheme="minorEastAsia" w:hAnsi="Cambria Math" w:cs="Times New Roman"/>
+                      <w:i/>
+                      <w:sz w:val="24"/>
+                      <w:szCs w:val="24"/>
+                    </w:rPr>
+                  </m:ctrlPr>
+                </m:mPr>
+                <m:mr>
+                  <m:e>
+                    <m:r>
+                      <w:rPr>
+                        <w:rFonts w:ascii="Cambria Math" w:eastAsiaTheme="minorEastAsia" w:hAnsi="Cambria Math" w:cs="Times New Roman"/>
+                        <w:sz w:val="24"/>
+                        <w:szCs w:val="24"/>
+                      </w:rPr>
+                      <m:t>I+m</m:t>
+                    </m:r>
+                    <m:sSup>
+                      <m:sSupPr>
+                        <m:ctrlPr>
+                          <w:rPr>
+                            <w:rFonts w:ascii="Cambria Math" w:eastAsiaTheme="minorEastAsia" w:hAnsi="Cambria Math" w:cs="Times New Roman"/>
+                            <w:i/>
+                            <w:sz w:val="24"/>
+                            <w:szCs w:val="24"/>
+                          </w:rPr>
+                        </m:ctrlPr>
+                      </m:sSupPr>
+                      <m:e>
+                        <m:r>
+                          <w:rPr>
+                            <w:rFonts w:ascii="Cambria Math" w:eastAsiaTheme="minorEastAsia" w:hAnsi="Cambria Math" w:cs="Times New Roman"/>
+                            <w:sz w:val="24"/>
+                            <w:szCs w:val="24"/>
+                          </w:rPr>
+                          <m:t>L</m:t>
+                        </m:r>
+                      </m:e>
+                      <m:sup>
+                        <m:r>
+                          <w:rPr>
+                            <w:rFonts w:ascii="Cambria Math" w:eastAsiaTheme="minorEastAsia" w:hAnsi="Cambria Math" w:cs="Times New Roman"/>
+                            <w:sz w:val="24"/>
+                            <w:szCs w:val="24"/>
+                          </w:rPr>
+                          <m:t>2</m:t>
+                        </m:r>
+                      </m:sup>
+                    </m:sSup>
+                  </m:e>
+                  <m:e>
+                    <m:r>
+                      <w:rPr>
+                        <w:rFonts w:ascii="Cambria Math" w:eastAsiaTheme="minorEastAsia" w:hAnsi="Cambria Math" w:cs="Times New Roman"/>
+                        <w:sz w:val="24"/>
+                        <w:szCs w:val="24"/>
+                      </w:rPr>
+                      <m:t>mL</m:t>
+                    </m:r>
+                    <m:r>
+                      <m:rPr>
+                        <m:sty m:val="p"/>
+                      </m:rPr>
+                      <w:rPr>
+                        <w:rFonts w:ascii="Cambria Math" w:eastAsiaTheme="minorEastAsia" w:hAnsi="Cambria Math" w:cs="Times New Roman"/>
+                        <w:sz w:val="24"/>
+                        <w:szCs w:val="24"/>
+                      </w:rPr>
+                      <m:t>cos</m:t>
+                    </m:r>
+                    <m:r>
+                      <w:rPr>
+                        <w:rFonts w:ascii="Cambria Math" w:eastAsiaTheme="minorEastAsia" w:hAnsi="Cambria Math" w:cs="Times New Roman"/>
+                        <w:sz w:val="24"/>
+                        <w:szCs w:val="24"/>
+                      </w:rPr>
+                      <m:t>θ</m:t>
+                    </m:r>
+                    <m:ctrlPr>
+                      <w:rPr>
+                        <w:rFonts w:ascii="Cambria Math" w:eastAsia="Cambria Math" w:hAnsi="Cambria Math" w:cs="Cambria Math"/>
+                        <w:i/>
+                      </w:rPr>
+                    </m:ctrlPr>
+                  </m:e>
+                </m:mr>
+                <m:mr>
+                  <m:e>
+                    <m:r>
+                      <w:rPr>
+                        <w:rFonts w:ascii="Cambria Math" w:eastAsiaTheme="minorEastAsia" w:hAnsi="Cambria Math" w:cs="Times New Roman"/>
+                        <w:sz w:val="24"/>
+                        <w:szCs w:val="24"/>
+                      </w:rPr>
+                      <m:t>mL</m:t>
+                    </m:r>
+                    <m:r>
+                      <m:rPr>
+                        <m:sty m:val="p"/>
+                      </m:rPr>
+                      <w:rPr>
+                        <w:rFonts w:ascii="Cambria Math" w:eastAsiaTheme="minorEastAsia" w:hAnsi="Cambria Math" w:cs="Times New Roman"/>
+                        <w:sz w:val="24"/>
+                        <w:szCs w:val="24"/>
+                      </w:rPr>
+                      <m:t>cos</m:t>
+                    </m:r>
+                    <m:r>
+                      <w:rPr>
+                        <w:rFonts w:ascii="Cambria Math" w:eastAsiaTheme="minorEastAsia" w:hAnsi="Cambria Math" w:cs="Times New Roman"/>
+                        <w:sz w:val="24"/>
+                        <w:szCs w:val="24"/>
+                      </w:rPr>
+                      <m:t>θ</m:t>
+                    </m:r>
+                    <m:ctrlPr>
+                      <w:rPr>
+                        <w:rFonts w:ascii="Cambria Math" w:eastAsia="Cambria Math" w:hAnsi="Cambria Math" w:cs="Cambria Math"/>
+                        <w:i/>
+                      </w:rPr>
+                    </m:ctrlPr>
+                  </m:e>
+                  <m:e>
+                    <m:r>
+                      <w:rPr>
+                        <w:rFonts w:ascii="Cambria Math" w:eastAsiaTheme="minorEastAsia" w:hAnsi="Cambria Math" w:cs="Times New Roman"/>
+                        <w:sz w:val="24"/>
+                        <w:szCs w:val="24"/>
+                      </w:rPr>
+                      <m:t>M+m</m:t>
+                    </m:r>
+                  </m:e>
+                </m:mr>
+              </m:m>
+            </m:e>
+          </m:d>
+        </m:oMath>
+      </m:oMathPara>
     </w:p>
     <w:p>
       <w:pPr>
-        <w:ind w:firstLine="567"/>
+        <w:ind w:firstLine="0"/>
+        <w:jc w:val="left"/>
         <w:rPr>
           <w:rFonts w:ascii="Times New Roman" w:eastAsiaTheme="minorEastAsia" w:hAnsi="Times New Roman" w:cs="Times New Roman"/>
           <w:sz w:val="24"/>
@@ -5791,11 +8645,660 @@
       </w:pPr>
       <w:r>
         <w:rPr>
-          <w:rFonts w:ascii="Times New Roman" w:hAnsi="Times New Roman" w:cs="Times New Roman"/>
-          <w:sz w:val="24"/>
-          <w:szCs w:val="24"/>
-        </w:rPr>
-        <w:t>Giungiamo alle seguenti equazioni</w:t>
+          <w:rFonts w:ascii="Times New Roman" w:eastAsiaTheme="minorEastAsia" w:hAnsi="Times New Roman" w:cs="Times New Roman"/>
+          <w:sz w:val="24"/>
+          <w:szCs w:val="24"/>
+        </w:rPr>
+        <w:t>Si ottiene pertanto che:</w:t>
+      </w:r>
+    </w:p>
+    <w:tbl>
+      <w:tblPr>
+        <w:tblStyle w:val="Grigliatabella"/>
+        <w:tblW w:w="9634" w:type="dxa"/>
+        <w:tblBorders>
+          <w:top w:val="none" w:sz="0" w:space="0" w:color="auto"/>
+          <w:left w:val="none" w:sz="0" w:space="0" w:color="auto"/>
+          <w:bottom w:val="none" w:sz="0" w:space="0" w:color="auto"/>
+          <w:right w:val="none" w:sz="0" w:space="0" w:color="auto"/>
+          <w:insideH w:val="none" w:sz="0" w:space="0" w:color="auto"/>
+          <w:insideV w:val="none" w:sz="0" w:space="0" w:color="auto"/>
+        </w:tblBorders>
+        <w:tblLook w:val="04A0" w:firstRow="1" w:lastRow="0" w:firstColumn="1" w:lastColumn="0" w:noHBand="0" w:noVBand="1"/>
+      </w:tblPr>
+      <w:tblGrid>
+        <w:gridCol w:w="421"/>
+        <w:gridCol w:w="8079"/>
+        <w:gridCol w:w="1134"/>
+      </w:tblGrid>
+      <w:tr>
+        <w:trPr>
+          <w:trHeight w:val="66"/>
+        </w:trPr>
+        <w:tc>
+          <w:tcPr>
+            <w:tcW w:w="421" w:type="dxa"/>
+            <w:vAlign w:val="center"/>
+          </w:tcPr>
+          <w:p>
+            <w:pPr>
+              <w:pStyle w:val="Didascalia"/>
+              <w:ind w:firstLine="0"/>
+              <w:rPr>
+                <w:rFonts w:eastAsia="Times New Roman" w:cs="Times New Roman"/>
+                <w:i w:val="0"/>
+                <w:iCs w:val="0"/>
+                <w:sz w:val="24"/>
+                <w:szCs w:val="24"/>
+              </w:rPr>
+            </w:pPr>
+          </w:p>
+        </w:tc>
+        <w:tc>
+          <w:tcPr>
+            <w:tcW w:w="8079" w:type="dxa"/>
+            <w:vAlign w:val="center"/>
+          </w:tcPr>
+          <w:p>
+            <w:pPr>
+              <w:pStyle w:val="Didascalia"/>
+              <w:spacing w:after="600"/>
+              <w:ind w:firstLine="0"/>
+              <w:rPr>
+                <w:rFonts w:eastAsiaTheme="minorEastAsia" w:cs="Times New Roman"/>
+                <w:iCs w:val="0"/>
+                <w:sz w:val="24"/>
+                <w:szCs w:val="24"/>
+              </w:rPr>
+            </w:pPr>
+            <m:oMathPara>
+              <m:oMath>
+                <m:d>
+                  <m:dPr>
+                    <m:begChr m:val="["/>
+                    <m:endChr m:val="]"/>
+                    <m:ctrlPr>
+                      <w:rPr>
+                        <w:rFonts w:ascii="Cambria Math" w:eastAsiaTheme="minorEastAsia" w:hAnsi="Cambria Math" w:cs="Times New Roman"/>
+                        <w:iCs w:val="0"/>
+                        <w:color w:val="auto"/>
+                        <w:sz w:val="24"/>
+                        <w:szCs w:val="24"/>
+                      </w:rPr>
+                    </m:ctrlPr>
+                  </m:dPr>
+                  <m:e>
+                    <m:m>
+                      <m:mPr>
+                        <m:mcs>
+                          <m:mc>
+                            <m:mcPr>
+                              <m:count m:val="1"/>
+                              <m:mcJc m:val="center"/>
+                            </m:mcPr>
+                          </m:mc>
+                        </m:mcs>
+                        <m:ctrlPr>
+                          <w:rPr>
+                            <w:rFonts w:ascii="Cambria Math" w:eastAsiaTheme="minorEastAsia" w:hAnsi="Cambria Math" w:cs="Times New Roman"/>
+                            <w:sz w:val="24"/>
+                            <w:szCs w:val="24"/>
+                          </w:rPr>
+                        </m:ctrlPr>
+                      </m:mPr>
+                      <m:mr>
+                        <m:e>
+                          <m:acc>
+                            <m:accPr>
+                              <m:chr m:val="̈"/>
+                              <m:ctrlPr>
+                                <w:rPr>
+                                  <w:rFonts w:ascii="Cambria Math" w:eastAsiaTheme="minorEastAsia" w:hAnsi="Cambria Math" w:cs="Times New Roman"/>
+                                  <w:sz w:val="24"/>
+                                  <w:szCs w:val="24"/>
+                                </w:rPr>
+                              </m:ctrlPr>
+                            </m:accPr>
+                            <m:e>
+                              <m:r>
+                                <w:rPr>
+                                  <w:rFonts w:ascii="Cambria Math" w:eastAsiaTheme="minorEastAsia" w:hAnsi="Cambria Math" w:cs="Times New Roman"/>
+                                  <w:sz w:val="24"/>
+                                  <w:szCs w:val="24"/>
+                                </w:rPr>
+                                <m:t>x</m:t>
+                              </m:r>
+                            </m:e>
+                          </m:acc>
+                        </m:e>
+                      </m:mr>
+                      <m:mr>
+                        <m:e>
+                          <m:acc>
+                            <m:accPr>
+                              <m:chr m:val="̈"/>
+                              <m:ctrlPr>
+                                <w:rPr>
+                                  <w:rFonts w:ascii="Cambria Math" w:eastAsiaTheme="minorEastAsia" w:hAnsi="Cambria Math" w:cs="Times New Roman"/>
+                                  <w:sz w:val="24"/>
+                                  <w:szCs w:val="24"/>
+                                </w:rPr>
+                              </m:ctrlPr>
+                            </m:accPr>
+                            <m:e>
+                              <m:r>
+                                <w:rPr>
+                                  <w:rFonts w:ascii="Cambria Math" w:eastAsiaTheme="minorEastAsia" w:hAnsi="Cambria Math" w:cs="Times New Roman"/>
+                                  <w:sz w:val="24"/>
+                                  <w:szCs w:val="24"/>
+                                </w:rPr>
+                                <m:t>θ</m:t>
+                              </m:r>
+                            </m:e>
+                          </m:acc>
+                        </m:e>
+                      </m:mr>
+                    </m:m>
+                  </m:e>
+                </m:d>
+                <m:r>
+                  <m:rPr>
+                    <m:sty m:val="p"/>
+                  </m:rPr>
+                  <w:rPr>
+                    <w:rFonts w:ascii="Cambria Math" w:eastAsiaTheme="minorEastAsia" w:hAnsi="Cambria Math" w:cs="Times New Roman"/>
+                    <w:sz w:val="24"/>
+                    <w:szCs w:val="24"/>
+                  </w:rPr>
+                  <m:t>=</m:t>
+                </m:r>
+                <m:f>
+                  <m:fPr>
+                    <m:type m:val="lin"/>
+                    <m:ctrlPr>
+                      <w:rPr>
+                        <w:rFonts w:ascii="Cambria Math" w:eastAsiaTheme="minorEastAsia" w:hAnsi="Cambria Math" w:cs="Times New Roman"/>
+                        <w:i w:val="0"/>
+                        <w:sz w:val="24"/>
+                        <w:szCs w:val="24"/>
+                      </w:rPr>
+                    </m:ctrlPr>
+                  </m:fPr>
+                  <m:num>
+                    <m:r>
+                      <m:rPr>
+                        <m:sty m:val="p"/>
+                      </m:rPr>
+                      <w:rPr>
+                        <w:rFonts w:ascii="Cambria Math" w:eastAsiaTheme="minorEastAsia" w:hAnsi="Cambria Math" w:cs="Times New Roman"/>
+                        <w:sz w:val="24"/>
+                        <w:szCs w:val="24"/>
+                      </w:rPr>
+                      <m:t>1</m:t>
+                    </m:r>
+                  </m:num>
+                  <m:den>
+                    <m:r>
+                      <m:rPr>
+                        <m:sty m:val="p"/>
+                      </m:rPr>
+                      <w:rPr>
+                        <w:rFonts w:ascii="Cambria Math" w:eastAsiaTheme="minorEastAsia" w:hAnsi="Cambria Math" w:cs="Times New Roman"/>
+                        <w:sz w:val="24"/>
+                        <w:szCs w:val="24"/>
+                      </w:rPr>
+                      <m:t>∆</m:t>
+                    </m:r>
+                  </m:den>
+                </m:f>
+                <m:d>
+                  <m:dPr>
+                    <m:begChr m:val="["/>
+                    <m:endChr m:val="]"/>
+                    <m:ctrlPr>
+                      <w:rPr>
+                        <w:rFonts w:ascii="Cambria Math" w:eastAsiaTheme="minorEastAsia" w:hAnsi="Cambria Math" w:cs="Times New Roman"/>
+                        <w:sz w:val="24"/>
+                        <w:szCs w:val="24"/>
+                      </w:rPr>
+                    </m:ctrlPr>
+                  </m:dPr>
+                  <m:e>
+                    <m:m>
+                      <m:mPr>
+                        <m:mcs>
+                          <m:mc>
+                            <m:mcPr>
+                              <m:count m:val="2"/>
+                              <m:mcJc m:val="center"/>
+                            </m:mcPr>
+                          </m:mc>
+                        </m:mcs>
+                        <m:ctrlPr>
+                          <w:rPr>
+                            <w:rFonts w:ascii="Cambria Math" w:eastAsiaTheme="minorEastAsia" w:hAnsi="Cambria Math" w:cs="Times New Roman"/>
+                            <w:sz w:val="24"/>
+                            <w:szCs w:val="24"/>
+                          </w:rPr>
+                        </m:ctrlPr>
+                      </m:mPr>
+                      <m:mr>
+                        <m:e>
+                          <m:r>
+                            <m:rPr>
+                              <m:sty m:val="p"/>
+                            </m:rPr>
+                            <w:rPr>
+                              <w:rFonts w:ascii="Cambria Math" w:eastAsiaTheme="minorEastAsia" w:hAnsi="Cambria Math" w:cs="Times New Roman"/>
+                              <w:sz w:val="24"/>
+                              <w:szCs w:val="24"/>
+                            </w:rPr>
+                            <m:t>I</m:t>
+                          </m:r>
+                          <m:r>
+                            <w:rPr>
+                              <w:rFonts w:ascii="Cambria Math" w:eastAsiaTheme="minorEastAsia" w:hAnsi="Cambria Math" w:cs="Times New Roman"/>
+                              <w:sz w:val="24"/>
+                              <w:szCs w:val="24"/>
+                            </w:rPr>
+                            <m:t>+m</m:t>
+                          </m:r>
+                          <m:sSup>
+                            <m:sSupPr>
+                              <m:ctrlPr>
+                                <w:rPr>
+                                  <w:rFonts w:ascii="Cambria Math" w:eastAsiaTheme="minorEastAsia" w:hAnsi="Cambria Math" w:cs="Times New Roman"/>
+                                  <w:sz w:val="24"/>
+                                  <w:szCs w:val="24"/>
+                                </w:rPr>
+                              </m:ctrlPr>
+                            </m:sSupPr>
+                            <m:e>
+                              <m:r>
+                                <w:rPr>
+                                  <w:rFonts w:ascii="Cambria Math" w:eastAsiaTheme="minorEastAsia" w:hAnsi="Cambria Math" w:cs="Times New Roman"/>
+                                  <w:sz w:val="24"/>
+                                  <w:szCs w:val="24"/>
+                                </w:rPr>
+                                <m:t>L</m:t>
+                              </m:r>
+                            </m:e>
+                            <m:sup>
+                              <m:r>
+                                <w:rPr>
+                                  <w:rFonts w:ascii="Cambria Math" w:eastAsiaTheme="minorEastAsia" w:hAnsi="Cambria Math" w:cs="Times New Roman"/>
+                                  <w:sz w:val="24"/>
+                                  <w:szCs w:val="24"/>
+                                </w:rPr>
+                                <m:t>2</m:t>
+                              </m:r>
+                            </m:sup>
+                          </m:sSup>
+                        </m:e>
+                        <m:e>
+                          <m:r>
+                            <w:rPr>
+                              <w:rFonts w:ascii="Cambria Math" w:eastAsiaTheme="minorEastAsia" w:hAnsi="Cambria Math" w:cs="Times New Roman"/>
+                              <w:sz w:val="24"/>
+                              <w:szCs w:val="24"/>
+                            </w:rPr>
+                            <m:t>mLcosθ</m:t>
+                          </m:r>
+                          <m:ctrlPr>
+                            <w:rPr>
+                              <w:rFonts w:ascii="Cambria Math" w:eastAsia="Cambria Math" w:hAnsi="Cambria Math" w:cs="Cambria Math"/>
+                              <w:i w:val="0"/>
+                            </w:rPr>
+                          </m:ctrlPr>
+                        </m:e>
+                      </m:mr>
+                      <m:mr>
+                        <m:e>
+                          <m:r>
+                            <w:rPr>
+                              <w:rFonts w:ascii="Cambria Math" w:eastAsiaTheme="minorEastAsia" w:hAnsi="Cambria Math" w:cs="Times New Roman"/>
+                              <w:sz w:val="24"/>
+                              <w:szCs w:val="24"/>
+                            </w:rPr>
+                            <m:t>mLcosθ</m:t>
+                          </m:r>
+                          <m:ctrlPr>
+                            <w:rPr>
+                              <w:rFonts w:ascii="Cambria Math" w:eastAsia="Cambria Math" w:hAnsi="Cambria Math" w:cs="Cambria Math"/>
+                              <w:i w:val="0"/>
+                            </w:rPr>
+                          </m:ctrlPr>
+                        </m:e>
+                        <m:e>
+                          <m:r>
+                            <w:rPr>
+                              <w:rFonts w:ascii="Cambria Math" w:eastAsiaTheme="minorEastAsia" w:hAnsi="Cambria Math" w:cs="Times New Roman"/>
+                              <w:sz w:val="24"/>
+                              <w:szCs w:val="24"/>
+                            </w:rPr>
+                            <m:t>M+m</m:t>
+                          </m:r>
+                        </m:e>
+                      </m:mr>
+                    </m:m>
+                  </m:e>
+                </m:d>
+                <m:d>
+                  <m:dPr>
+                    <m:begChr m:val="["/>
+                    <m:endChr m:val="]"/>
+                    <m:ctrlPr>
+                      <w:rPr>
+                        <w:rFonts w:ascii="Cambria Math" w:eastAsiaTheme="minorEastAsia" w:hAnsi="Cambria Math" w:cs="Times New Roman"/>
+                        <w:sz w:val="24"/>
+                        <w:szCs w:val="24"/>
+                      </w:rPr>
+                    </m:ctrlPr>
+                  </m:dPr>
+                  <m:e>
+                    <m:m>
+                      <m:mPr>
+                        <m:mcs>
+                          <m:mc>
+                            <m:mcPr>
+                              <m:count m:val="1"/>
+                              <m:mcJc m:val="center"/>
+                            </m:mcPr>
+                          </m:mc>
+                        </m:mcs>
+                        <m:ctrlPr>
+                          <w:rPr>
+                            <w:rFonts w:ascii="Cambria Math" w:eastAsiaTheme="minorEastAsia" w:hAnsi="Cambria Math" w:cs="Times New Roman"/>
+                            <w:sz w:val="24"/>
+                            <w:szCs w:val="24"/>
+                          </w:rPr>
+                        </m:ctrlPr>
+                      </m:mPr>
+                      <m:mr>
+                        <m:e>
+                          <m:r>
+                            <w:rPr>
+                              <w:rFonts w:ascii="Cambria Math" w:hAnsi="Cambria Math" w:cs="Times New Roman"/>
+                              <w:sz w:val="24"/>
+                              <w:szCs w:val="24"/>
+                            </w:rPr>
+                            <m:t>F-β</m:t>
+                          </m:r>
+                          <m:acc>
+                            <m:accPr>
+                              <m:chr m:val="̇"/>
+                              <m:ctrlPr>
+                                <w:rPr>
+                                  <w:rFonts w:ascii="Cambria Math" w:hAnsi="Cambria Math" w:cs="Times New Roman"/>
+                                  <w:sz w:val="24"/>
+                                  <w:szCs w:val="24"/>
+                                </w:rPr>
+                              </m:ctrlPr>
+                            </m:accPr>
+                            <m:e>
+                              <m:r>
+                                <w:rPr>
+                                  <w:rFonts w:ascii="Cambria Math" w:hAnsi="Cambria Math" w:cs="Times New Roman"/>
+                                  <w:sz w:val="24"/>
+                                  <w:szCs w:val="24"/>
+                                </w:rPr>
+                                <m:t>x</m:t>
+                              </m:r>
+                            </m:e>
+                          </m:acc>
+                          <m:r>
+                            <m:rPr>
+                              <m:sty m:val="p"/>
+                            </m:rPr>
+                            <w:rPr>
+                              <w:rFonts w:ascii="Cambria Math" w:hAnsi="Cambria Math" w:cs="Times New Roman"/>
+                              <w:sz w:val="24"/>
+                              <w:szCs w:val="24"/>
+                            </w:rPr>
+                            <m:t>-</m:t>
+                          </m:r>
+                          <m:r>
+                            <w:rPr>
+                              <w:rFonts w:ascii="Cambria Math" w:hAnsi="Cambria Math" w:cs="Times New Roman"/>
+                              <w:sz w:val="24"/>
+                              <w:szCs w:val="24"/>
+                            </w:rPr>
+                            <m:t>mLsin</m:t>
+                          </m:r>
+                          <m:d>
+                            <m:dPr>
+                              <m:ctrlPr>
+                                <w:rPr>
+                                  <w:rFonts w:ascii="Cambria Math" w:hAnsi="Cambria Math" w:cs="Times New Roman"/>
+                                  <w:sz w:val="24"/>
+                                  <w:szCs w:val="24"/>
+                                </w:rPr>
+                              </m:ctrlPr>
+                            </m:dPr>
+                            <m:e>
+                              <m:r>
+                                <w:rPr>
+                                  <w:rFonts w:ascii="Cambria Math" w:hAnsi="Cambria Math" w:cs="Times New Roman"/>
+                                  <w:sz w:val="24"/>
+                                  <w:szCs w:val="24"/>
+                                </w:rPr>
+                                <m:t>θ</m:t>
+                              </m:r>
+                            </m:e>
+                          </m:d>
+                          <m:sSup>
+                            <m:sSupPr>
+                              <m:ctrlPr>
+                                <w:rPr>
+                                  <w:rFonts w:ascii="Cambria Math" w:hAnsi="Cambria Math" w:cs="Times New Roman"/>
+                                  <w:sz w:val="24"/>
+                                  <w:szCs w:val="24"/>
+                                </w:rPr>
+                              </m:ctrlPr>
+                            </m:sSupPr>
+                            <m:e>
+                              <m:acc>
+                                <m:accPr>
+                                  <m:chr m:val="̇"/>
+                                  <m:ctrlPr>
+                                    <w:rPr>
+                                      <w:rFonts w:ascii="Cambria Math" w:hAnsi="Cambria Math" w:cs="Times New Roman"/>
+                                      <w:sz w:val="24"/>
+                                      <w:szCs w:val="24"/>
+                                    </w:rPr>
+                                  </m:ctrlPr>
+                                </m:accPr>
+                                <m:e>
+                                  <m:r>
+                                    <w:rPr>
+                                      <w:rFonts w:ascii="Cambria Math" w:hAnsi="Cambria Math" w:cs="Times New Roman"/>
+                                      <w:sz w:val="24"/>
+                                      <w:szCs w:val="24"/>
+                                    </w:rPr>
+                                    <m:t>θ</m:t>
+                                  </m:r>
+                                </m:e>
+                              </m:acc>
+                            </m:e>
+                            <m:sup>
+                              <m:r>
+                                <w:rPr>
+                                  <w:rFonts w:ascii="Cambria Math" w:hAnsi="Cambria Math" w:cs="Times New Roman"/>
+                                  <w:sz w:val="24"/>
+                                  <w:szCs w:val="24"/>
+                                </w:rPr>
+                                <m:t>2</m:t>
+                              </m:r>
+                            </m:sup>
+                          </m:sSup>
+                        </m:e>
+                      </m:mr>
+                      <m:mr>
+                        <m:e>
+                          <m:r>
+                            <w:rPr>
+                              <w:rFonts w:ascii="Cambria Math" w:hAnsi="Cambria Math" w:cs="Times New Roman"/>
+                              <w:sz w:val="24"/>
+                              <w:szCs w:val="24"/>
+                            </w:rPr>
+                            <m:t>mgLsinθ-α</m:t>
+                          </m:r>
+                          <m:acc>
+                            <m:accPr>
+                              <m:chr m:val="̇"/>
+                              <m:ctrlPr>
+                                <w:rPr>
+                                  <w:rFonts w:ascii="Cambria Math" w:hAnsi="Cambria Math" w:cs="Times New Roman"/>
+                                  <w:sz w:val="24"/>
+                                  <w:szCs w:val="24"/>
+                                </w:rPr>
+                              </m:ctrlPr>
+                            </m:accPr>
+                            <m:e>
+                              <m:r>
+                                <w:rPr>
+                                  <w:rFonts w:ascii="Cambria Math" w:hAnsi="Cambria Math" w:cs="Times New Roman"/>
+                                  <w:sz w:val="24"/>
+                                  <w:szCs w:val="24"/>
+                                </w:rPr>
+                                <m:t>θ</m:t>
+                              </m:r>
+                            </m:e>
+                          </m:acc>
+                        </m:e>
+                      </m:mr>
+                    </m:m>
+                  </m:e>
+                </m:d>
+              </m:oMath>
+            </m:oMathPara>
+          </w:p>
+        </w:tc>
+        <w:tc>
+          <w:tcPr>
+            <w:tcW w:w="1134" w:type="dxa"/>
+            <w:vAlign w:val="center"/>
+          </w:tcPr>
+          <w:p>
+            <w:pPr>
+              <w:pStyle w:val="Didascalia"/>
+              <w:ind w:firstLine="0"/>
+              <w:jc w:val="right"/>
+              <w:rPr>
+                <w:rFonts w:eastAsiaTheme="minorEastAsia" w:cs="Times New Roman"/>
+                <w:i w:val="0"/>
+                <w:sz w:val="24"/>
+                <w:szCs w:val="24"/>
+              </w:rPr>
+            </w:pPr>
+            <w:r>
+              <w:rPr>
+                <w:rFonts w:eastAsiaTheme="minorEastAsia" w:cs="Times New Roman"/>
+                <w:i w:val="0"/>
+                <w:sz w:val="24"/>
+                <w:szCs w:val="24"/>
+              </w:rPr>
+              <w:t>(</w:t>
+            </w:r>
+            <w:r>
+              <w:rPr>
+                <w:rFonts w:eastAsiaTheme="minorEastAsia" w:cs="Times New Roman"/>
+                <w:iCs w:val="0"/>
+                <w:sz w:val="24"/>
+                <w:szCs w:val="24"/>
+              </w:rPr>
+              <w:fldChar w:fldCharType="begin"/>
+            </w:r>
+            <m:oMath>
+              <m:r>
+                <m:rPr>
+                  <m:sty m:val="p"/>
+                </m:rPr>
+                <w:rPr>
+                  <w:rFonts w:ascii="Cambria Math" w:eastAsiaTheme="minorEastAsia" w:hAnsi="Cambria Math" w:cs="Times New Roman"/>
+                  <w:sz w:val="24"/>
+                  <w:szCs w:val="24"/>
+                </w:rPr>
+                <m:t xml:space="preserve"> SEQ Equazione \* ARABIC </m:t>
+              </m:r>
+            </m:oMath>
+            <w:r>
+              <w:rPr>
+                <w:rFonts w:eastAsiaTheme="minorEastAsia" w:cs="Times New Roman"/>
+                <w:iCs w:val="0"/>
+                <w:sz w:val="24"/>
+                <w:szCs w:val="24"/>
+              </w:rPr>
+              <w:fldChar w:fldCharType="separate"/>
+            </w:r>
+            <m:oMath>
+              <m:r>
+                <m:rPr>
+                  <m:sty m:val="p"/>
+                </m:rPr>
+                <w:rPr>
+                  <w:rFonts w:ascii="Cambria Math" w:eastAsiaTheme="minorEastAsia" w:hAnsi="Cambria Math" w:cs="Times New Roman"/>
+                  <w:noProof/>
+                  <w:sz w:val="24"/>
+                  <w:szCs w:val="24"/>
+                </w:rPr>
+                <m:t>8</m:t>
+              </m:r>
+            </m:oMath>
+            <w:r>
+              <w:rPr>
+                <w:rFonts w:eastAsiaTheme="minorEastAsia" w:cs="Times New Roman"/>
+                <w:iCs w:val="0"/>
+                <w:sz w:val="24"/>
+                <w:szCs w:val="24"/>
+              </w:rPr>
+              <w:fldChar w:fldCharType="end"/>
+            </w:r>
+            <w:r>
+              <w:rPr>
+                <w:rFonts w:eastAsiaTheme="minorEastAsia" w:cs="Times New Roman"/>
+                <w:i w:val="0"/>
+                <w:sz w:val="24"/>
+                <w:szCs w:val="24"/>
+              </w:rPr>
+              <w:t>)</w:t>
+            </w:r>
+          </w:p>
+        </w:tc>
+      </w:tr>
+    </w:tbl>
+    <w:p>
+      <w:pPr>
+        <w:jc w:val="left"/>
+        <w:rPr>
+          <w:rFonts w:ascii="Times New Roman" w:eastAsiaTheme="minorEastAsia" w:hAnsi="Times New Roman" w:cs="Times New Roman"/>
+          <w:sz w:val="24"/>
+          <w:szCs w:val="24"/>
+        </w:rPr>
+      </w:pPr>
+      <w:r>
+        <w:rPr>
+          <w:rFonts w:ascii="Times New Roman" w:eastAsiaTheme="minorEastAsia" w:hAnsi="Times New Roman" w:cs="Times New Roman"/>
+          <w:sz w:val="24"/>
+          <w:szCs w:val="24"/>
+        </w:rPr>
+        <w:t xml:space="preserve">Svolgendo il prodotto, </w:t>
+      </w:r>
+      <w:r>
+        <w:rPr>
+          <w:rFonts w:ascii="Times New Roman" w:hAnsi="Times New Roman" w:cs="Times New Roman"/>
+          <w:sz w:val="24"/>
+          <w:szCs w:val="24"/>
+        </w:rPr>
+        <w:t>si giunge</w:t>
+      </w:r>
+      <w:r>
+        <w:rPr>
+          <w:rFonts w:ascii="Times New Roman" w:hAnsi="Times New Roman" w:cs="Times New Roman"/>
+          <w:sz w:val="24"/>
+          <w:szCs w:val="24"/>
+        </w:rPr>
+        <w:t xml:space="preserve"> alle seguenti equazioni</w:t>
       </w:r>
       <w:r>
         <w:rPr>
@@ -5829,7 +9332,7 @@
           <w:sz w:val="24"/>
           <w:szCs w:val="24"/>
         </w:rPr>
-        <w:t xml:space="preserve"> e </w:t>
+        <w:t xml:space="preserve">, </w:t>
       </w:r>
       <m:oMath>
         <m:r>
@@ -5847,6 +9350,72 @@
           <w:sz w:val="24"/>
           <w:szCs w:val="24"/>
         </w:rPr>
+        <w:t xml:space="preserve">, </w:t>
+      </w:r>
+      <m:oMath>
+        <m:acc>
+          <m:accPr>
+            <m:chr m:val="̇"/>
+            <m:ctrlPr>
+              <w:rPr>
+                <w:rFonts w:ascii="Cambria Math" w:eastAsiaTheme="minorEastAsia" w:hAnsi="Cambria Math" w:cs="Times New Roman"/>
+                <w:i/>
+                <w:sz w:val="24"/>
+                <w:szCs w:val="24"/>
+              </w:rPr>
+            </m:ctrlPr>
+          </m:accPr>
+          <m:e>
+            <m:r>
+              <w:rPr>
+                <w:rFonts w:ascii="Cambria Math" w:eastAsiaTheme="minorEastAsia" w:hAnsi="Cambria Math" w:cs="Times New Roman"/>
+                <w:sz w:val="24"/>
+                <w:szCs w:val="24"/>
+              </w:rPr>
+              <m:t>θ</m:t>
+            </m:r>
+          </m:e>
+        </m:acc>
+      </m:oMath>
+      <w:r>
+        <w:rPr>
+          <w:rFonts w:ascii="Times New Roman" w:eastAsiaTheme="minorEastAsia" w:hAnsi="Times New Roman" w:cs="Times New Roman"/>
+          <w:sz w:val="24"/>
+          <w:szCs w:val="24"/>
+        </w:rPr>
+        <w:t xml:space="preserve">, </w:t>
+      </w:r>
+      <m:oMath>
+        <m:acc>
+          <m:accPr>
+            <m:chr m:val="̇"/>
+            <m:ctrlPr>
+              <w:rPr>
+                <w:rFonts w:ascii="Cambria Math" w:eastAsiaTheme="minorEastAsia" w:hAnsi="Cambria Math" w:cs="Times New Roman"/>
+                <w:i/>
+                <w:sz w:val="24"/>
+                <w:szCs w:val="24"/>
+              </w:rPr>
+            </m:ctrlPr>
+          </m:accPr>
+          <m:e>
+            <m:r>
+              <w:rPr>
+                <w:rFonts w:ascii="Cambria Math" w:eastAsiaTheme="minorEastAsia" w:hAnsi="Cambria Math" w:cs="Times New Roman"/>
+                <w:sz w:val="24"/>
+                <w:szCs w:val="24"/>
+              </w:rPr>
+              <m:t>x</m:t>
+            </m:r>
+          </m:e>
+        </m:acc>
+      </m:oMath>
+      <w:r>
+        <w:rPr>
+          <w:rFonts w:ascii="Times New Roman" w:eastAsiaTheme="minorEastAsia" w:hAnsi="Times New Roman" w:cs="Times New Roman"/>
+          <w:sz w:val="24"/>
+          <w:szCs w:val="24"/>
+        </w:rPr>
         <w:t xml:space="preserve"> </w:t>
       </w:r>
       <w:r>
@@ -5855,16 +9424,542 @@
           <w:sz w:val="24"/>
           <w:szCs w:val="24"/>
         </w:rPr>
-        <w:t xml:space="preserve">(e derivate prime) </w:t>
-      </w:r>
-      <w:r>
-        <w:rPr>
-          <w:rFonts w:ascii="Times New Roman" w:eastAsiaTheme="minorEastAsia" w:hAnsi="Times New Roman" w:cs="Times New Roman"/>
-          <w:sz w:val="24"/>
-          <w:szCs w:val="24"/>
-        </w:rPr>
         <w:t>con le loro derivate seconde:</w:t>
       </w:r>
+    </w:p>
+    <w:p>
+      <w:pPr>
+        <w:jc w:val="left"/>
+        <w:rPr>
+          <w:rFonts w:ascii="Times New Roman" w:eastAsiaTheme="minorEastAsia" w:hAnsi="Times New Roman" w:cs="Times New Roman"/>
+          <w:sz w:val="24"/>
+          <w:szCs w:val="24"/>
+        </w:rPr>
+      </w:pPr>
+      <m:oMathPara>
+        <m:oMath>
+          <m:acc>
+            <m:accPr>
+              <m:chr m:val="̈"/>
+              <m:ctrlPr>
+                <w:rPr>
+                  <w:rFonts w:ascii="Cambria Math" w:eastAsiaTheme="minorEastAsia" w:hAnsi="Cambria Math" w:cs="Times New Roman"/>
+                  <w:sz w:val="24"/>
+                  <w:szCs w:val="24"/>
+                </w:rPr>
+              </m:ctrlPr>
+            </m:accPr>
+            <m:e>
+              <m:r>
+                <w:rPr>
+                  <w:rFonts w:ascii="Cambria Math" w:eastAsiaTheme="minorEastAsia" w:hAnsi="Cambria Math" w:cs="Times New Roman"/>
+                  <w:sz w:val="24"/>
+                  <w:szCs w:val="24"/>
+                </w:rPr>
+                <m:t>x</m:t>
+              </m:r>
+            </m:e>
+          </m:acc>
+          <m:r>
+            <w:rPr>
+              <w:rFonts w:ascii="Cambria Math" w:eastAsiaTheme="minorEastAsia" w:hAnsi="Cambria Math" w:cs="Times New Roman"/>
+              <w:sz w:val="24"/>
+              <w:szCs w:val="24"/>
+            </w:rPr>
+            <m:t>=</m:t>
+          </m:r>
+          <m:f>
+            <m:fPr>
+              <m:ctrlPr>
+                <w:rPr>
+                  <w:rFonts w:ascii="Cambria Math" w:eastAsiaTheme="minorEastAsia" w:hAnsi="Cambria Math" w:cs="Times New Roman"/>
+                  <w:i/>
+                  <w:sz w:val="24"/>
+                  <w:szCs w:val="24"/>
+                </w:rPr>
+              </m:ctrlPr>
+            </m:fPr>
+            <m:num>
+              <m:r>
+                <w:rPr>
+                  <w:rFonts w:ascii="Cambria Math" w:eastAsiaTheme="minorEastAsia" w:hAnsi="Cambria Math" w:cs="Times New Roman"/>
+                  <w:sz w:val="24"/>
+                  <w:szCs w:val="24"/>
+                </w:rPr>
+                <m:t>J⋅</m:t>
+              </m:r>
+              <m:d>
+                <m:dPr>
+                  <m:ctrlPr>
+                    <w:rPr>
+                      <w:rFonts w:ascii="Cambria Math" w:eastAsiaTheme="minorEastAsia" w:hAnsi="Cambria Math" w:cs="Times New Roman"/>
+                      <w:i/>
+                      <w:sz w:val="24"/>
+                      <w:szCs w:val="24"/>
+                    </w:rPr>
+                  </m:ctrlPr>
+                </m:dPr>
+                <m:e>
+                  <m:r>
+                    <w:rPr>
+                      <w:rFonts w:ascii="Cambria Math" w:eastAsiaTheme="minorEastAsia" w:hAnsi="Cambria Math" w:cs="Times New Roman"/>
+                      <w:sz w:val="24"/>
+                      <w:szCs w:val="24"/>
+                    </w:rPr>
+                    <m:t>F-β</m:t>
+                  </m:r>
+                  <m:acc>
+                    <m:accPr>
+                      <m:chr m:val="̇"/>
+                      <m:ctrlPr>
+                        <w:rPr>
+                          <w:rFonts w:ascii="Cambria Math" w:eastAsiaTheme="minorEastAsia" w:hAnsi="Cambria Math" w:cs="Times New Roman"/>
+                          <w:i/>
+                          <w:sz w:val="24"/>
+                          <w:szCs w:val="24"/>
+                        </w:rPr>
+                      </m:ctrlPr>
+                    </m:accPr>
+                    <m:e>
+                      <m:r>
+                        <w:rPr>
+                          <w:rFonts w:ascii="Cambria Math" w:eastAsiaTheme="minorEastAsia" w:hAnsi="Cambria Math" w:cs="Times New Roman"/>
+                          <w:sz w:val="24"/>
+                          <w:szCs w:val="24"/>
+                        </w:rPr>
+                        <m:t>x</m:t>
+                      </m:r>
+                    </m:e>
+                  </m:acc>
+                  <m:r>
+                    <w:rPr>
+                      <w:rFonts w:ascii="Cambria Math" w:eastAsiaTheme="minorEastAsia" w:hAnsi="Cambria Math" w:cs="Times New Roman"/>
+                      <w:sz w:val="24"/>
+                      <w:szCs w:val="24"/>
+                    </w:rPr>
+                    <m:t>-</m:t>
+                  </m:r>
+                  <m:r>
+                    <w:rPr>
+                      <w:rFonts w:ascii="Cambria Math" w:eastAsiaTheme="minorEastAsia" w:hAnsi="Cambria Math" w:cs="Times New Roman"/>
+                      <w:sz w:val="24"/>
+                      <w:szCs w:val="24"/>
+                    </w:rPr>
+                    <m:t>ml</m:t>
+                  </m:r>
+                  <m:func>
+                    <m:funcPr>
+                      <m:ctrlPr>
+                        <w:rPr>
+                          <w:rFonts w:ascii="Cambria Math" w:eastAsiaTheme="minorEastAsia" w:hAnsi="Cambria Math" w:cs="Times New Roman"/>
+                          <w:i/>
+                          <w:sz w:val="24"/>
+                          <w:szCs w:val="24"/>
+                        </w:rPr>
+                      </m:ctrlPr>
+                    </m:funcPr>
+                    <m:fName>
+                      <m:r>
+                        <m:rPr>
+                          <m:sty m:val="p"/>
+                        </m:rPr>
+                        <w:rPr>
+                          <w:rFonts w:ascii="Cambria Math" w:eastAsiaTheme="minorEastAsia" w:hAnsi="Cambria Math" w:cs="Times New Roman"/>
+                          <w:sz w:val="24"/>
+                          <w:szCs w:val="24"/>
+                        </w:rPr>
+                        <m:t>sin</m:t>
+                      </m:r>
+                    </m:fName>
+                    <m:e>
+                      <m:d>
+                        <m:dPr>
+                          <m:ctrlPr>
+                            <w:rPr>
+                              <w:rFonts w:ascii="Cambria Math" w:eastAsiaTheme="minorEastAsia" w:hAnsi="Cambria Math" w:cs="Times New Roman"/>
+                              <w:i/>
+                              <w:sz w:val="24"/>
+                              <w:szCs w:val="24"/>
+                            </w:rPr>
+                          </m:ctrlPr>
+                        </m:dPr>
+                        <m:e>
+                          <m:r>
+                            <w:rPr>
+                              <w:rFonts w:ascii="Cambria Math" w:eastAsiaTheme="minorEastAsia" w:hAnsi="Cambria Math" w:cs="Times New Roman"/>
+                              <w:sz w:val="24"/>
+                              <w:szCs w:val="24"/>
+                            </w:rPr>
+                            <m:t>θ</m:t>
+                          </m:r>
+                        </m:e>
+                      </m:d>
+                    </m:e>
+                  </m:func>
+                  <m:sSup>
+                    <m:sSupPr>
+                      <m:ctrlPr>
+                        <w:rPr>
+                          <w:rFonts w:ascii="Cambria Math" w:eastAsiaTheme="minorEastAsia" w:hAnsi="Cambria Math" w:cs="Times New Roman"/>
+                          <w:i/>
+                          <w:sz w:val="24"/>
+                          <w:szCs w:val="24"/>
+                        </w:rPr>
+                      </m:ctrlPr>
+                    </m:sSupPr>
+                    <m:e>
+                      <m:acc>
+                        <m:accPr>
+                          <m:chr m:val="̇"/>
+                          <m:ctrlPr>
+                            <w:rPr>
+                              <w:rFonts w:ascii="Cambria Math" w:eastAsiaTheme="minorEastAsia" w:hAnsi="Cambria Math" w:cs="Times New Roman"/>
+                              <w:i/>
+                              <w:sz w:val="24"/>
+                              <w:szCs w:val="24"/>
+                            </w:rPr>
+                          </m:ctrlPr>
+                        </m:accPr>
+                        <m:e>
+                          <m:r>
+                            <w:rPr>
+                              <w:rFonts w:ascii="Cambria Math" w:eastAsiaTheme="minorEastAsia" w:hAnsi="Cambria Math" w:cs="Times New Roman"/>
+                              <w:sz w:val="24"/>
+                              <w:szCs w:val="24"/>
+                            </w:rPr>
+                            <m:t>θ</m:t>
+                          </m:r>
+                        </m:e>
+                      </m:acc>
+                    </m:e>
+                    <m:sup>
+                      <m:r>
+                        <w:rPr>
+                          <w:rFonts w:ascii="Cambria Math" w:eastAsiaTheme="minorEastAsia" w:hAnsi="Cambria Math" w:cs="Times New Roman"/>
+                          <w:sz w:val="24"/>
+                          <w:szCs w:val="24"/>
+                        </w:rPr>
+                        <m:t>2</m:t>
+                      </m:r>
+                    </m:sup>
+                  </m:sSup>
+                </m:e>
+              </m:d>
+              <m:r>
+                <w:rPr>
+                  <w:rFonts w:ascii="Cambria Math" w:eastAsiaTheme="minorEastAsia" w:hAnsi="Cambria Math" w:cs="Times New Roman"/>
+                  <w:sz w:val="24"/>
+                  <w:szCs w:val="24"/>
+                </w:rPr>
+                <m:t>+ml</m:t>
+              </m:r>
+              <m:func>
+                <m:funcPr>
+                  <m:ctrlPr>
+                    <w:rPr>
+                      <w:rFonts w:ascii="Cambria Math" w:eastAsiaTheme="minorEastAsia" w:hAnsi="Cambria Math" w:cs="Times New Roman"/>
+                      <w:i/>
+                      <w:sz w:val="24"/>
+                      <w:szCs w:val="24"/>
+                    </w:rPr>
+                  </m:ctrlPr>
+                </m:funcPr>
+                <m:fName>
+                  <m:r>
+                    <m:rPr>
+                      <m:sty m:val="p"/>
+                    </m:rPr>
+                    <w:rPr>
+                      <w:rFonts w:ascii="Cambria Math" w:eastAsiaTheme="minorEastAsia" w:hAnsi="Cambria Math" w:cs="Times New Roman"/>
+                      <w:sz w:val="24"/>
+                      <w:szCs w:val="24"/>
+                    </w:rPr>
+                    <m:t>cos</m:t>
+                  </m:r>
+                </m:fName>
+                <m:e>
+                  <m:d>
+                    <m:dPr>
+                      <m:ctrlPr>
+                        <w:rPr>
+                          <w:rFonts w:ascii="Cambria Math" w:eastAsiaTheme="minorEastAsia" w:hAnsi="Cambria Math" w:cs="Times New Roman"/>
+                          <w:i/>
+                          <w:sz w:val="24"/>
+                          <w:szCs w:val="24"/>
+                        </w:rPr>
+                      </m:ctrlPr>
+                    </m:dPr>
+                    <m:e>
+                      <m:r>
+                        <w:rPr>
+                          <w:rFonts w:ascii="Cambria Math" w:eastAsiaTheme="minorEastAsia" w:hAnsi="Cambria Math" w:cs="Times New Roman"/>
+                          <w:sz w:val="24"/>
+                          <w:szCs w:val="24"/>
+                        </w:rPr>
+                        <m:t>θ</m:t>
+                      </m:r>
+                    </m:e>
+                  </m:d>
+                </m:e>
+              </m:func>
+              <m:r>
+                <w:rPr>
+                  <w:rFonts w:ascii="Cambria Math" w:eastAsiaTheme="minorEastAsia" w:hAnsi="Cambria Math" w:cs="Times New Roman"/>
+                  <w:sz w:val="24"/>
+                  <w:szCs w:val="24"/>
+                </w:rPr>
+                <m:t>(mgl</m:t>
+              </m:r>
+              <m:func>
+                <m:funcPr>
+                  <m:ctrlPr>
+                    <w:rPr>
+                      <w:rFonts w:ascii="Cambria Math" w:eastAsiaTheme="minorEastAsia" w:hAnsi="Cambria Math" w:cs="Times New Roman"/>
+                      <w:i/>
+                      <w:sz w:val="24"/>
+                      <w:szCs w:val="24"/>
+                    </w:rPr>
+                  </m:ctrlPr>
+                </m:funcPr>
+                <m:fName>
+                  <m:r>
+                    <m:rPr>
+                      <m:sty m:val="p"/>
+                    </m:rPr>
+                    <w:rPr>
+                      <w:rFonts w:ascii="Cambria Math" w:eastAsiaTheme="minorEastAsia" w:hAnsi="Cambria Math" w:cs="Times New Roman"/>
+                      <w:sz w:val="24"/>
+                      <w:szCs w:val="24"/>
+                    </w:rPr>
+                    <m:t>sin</m:t>
+                  </m:r>
+                </m:fName>
+                <m:e>
+                  <m:d>
+                    <m:dPr>
+                      <m:ctrlPr>
+                        <w:rPr>
+                          <w:rFonts w:ascii="Cambria Math" w:eastAsiaTheme="minorEastAsia" w:hAnsi="Cambria Math" w:cs="Times New Roman"/>
+                          <w:i/>
+                          <w:sz w:val="24"/>
+                          <w:szCs w:val="24"/>
+                        </w:rPr>
+                      </m:ctrlPr>
+                    </m:dPr>
+                    <m:e>
+                      <m:r>
+                        <w:rPr>
+                          <w:rFonts w:ascii="Cambria Math" w:eastAsiaTheme="minorEastAsia" w:hAnsi="Cambria Math" w:cs="Times New Roman"/>
+                          <w:sz w:val="24"/>
+                          <w:szCs w:val="24"/>
+                        </w:rPr>
+                        <m:t>θ</m:t>
+                      </m:r>
+                    </m:e>
+                  </m:d>
+                </m:e>
+              </m:func>
+              <m:r>
+                <w:rPr>
+                  <w:rFonts w:ascii="Cambria Math" w:eastAsiaTheme="minorEastAsia" w:hAnsi="Cambria Math" w:cs="Times New Roman"/>
+                  <w:sz w:val="24"/>
+                  <w:szCs w:val="24"/>
+                </w:rPr>
+                <m:t>-</m:t>
+              </m:r>
+              <m:r>
+                <w:rPr>
+                  <w:rFonts w:ascii="Cambria Math" w:eastAsiaTheme="minorEastAsia" w:hAnsi="Cambria Math" w:cs="Times New Roman"/>
+                  <w:sz w:val="24"/>
+                  <w:szCs w:val="24"/>
+                </w:rPr>
+                <m:t>α</m:t>
+              </m:r>
+              <m:acc>
+                <m:accPr>
+                  <m:chr m:val="̇"/>
+                  <m:ctrlPr>
+                    <w:rPr>
+                      <w:rFonts w:ascii="Cambria Math" w:eastAsiaTheme="minorEastAsia" w:hAnsi="Cambria Math" w:cs="Times New Roman"/>
+                      <w:i/>
+                      <w:sz w:val="24"/>
+                      <w:szCs w:val="24"/>
+                    </w:rPr>
+                  </m:ctrlPr>
+                </m:accPr>
+                <m:e>
+                  <m:r>
+                    <w:rPr>
+                      <w:rFonts w:ascii="Cambria Math" w:eastAsiaTheme="minorEastAsia" w:hAnsi="Cambria Math" w:cs="Times New Roman"/>
+                      <w:sz w:val="24"/>
+                      <w:szCs w:val="24"/>
+                    </w:rPr>
+                    <m:t>θ</m:t>
+                  </m:r>
+                </m:e>
+              </m:acc>
+              <m:r>
+                <w:rPr>
+                  <w:rFonts w:ascii="Cambria Math" w:eastAsiaTheme="minorEastAsia" w:hAnsi="Cambria Math" w:cs="Times New Roman"/>
+                  <w:sz w:val="24"/>
+                  <w:szCs w:val="24"/>
+                </w:rPr>
+                <m:t>)</m:t>
+              </m:r>
+            </m:num>
+            <m:den>
+              <m:r>
+                <w:rPr>
+                  <w:rFonts w:ascii="Cambria Math" w:eastAsiaTheme="minorEastAsia" w:hAnsi="Cambria Math" w:cs="Times New Roman"/>
+                  <w:sz w:val="24"/>
+                  <w:szCs w:val="24"/>
+                </w:rPr>
+                <m:t>J⋅</m:t>
+              </m:r>
+              <m:d>
+                <m:dPr>
+                  <m:ctrlPr>
+                    <w:rPr>
+                      <w:rFonts w:ascii="Cambria Math" w:eastAsiaTheme="minorEastAsia" w:hAnsi="Cambria Math" w:cs="Times New Roman"/>
+                      <w:i/>
+                      <w:sz w:val="24"/>
+                      <w:szCs w:val="24"/>
+                    </w:rPr>
+                  </m:ctrlPr>
+                </m:dPr>
+                <m:e>
+                  <m:r>
+                    <w:rPr>
+                      <w:rFonts w:ascii="Cambria Math" w:eastAsiaTheme="minorEastAsia" w:hAnsi="Cambria Math" w:cs="Times New Roman"/>
+                      <w:sz w:val="24"/>
+                      <w:szCs w:val="24"/>
+                    </w:rPr>
+                    <m:t>M+m</m:t>
+                  </m:r>
+                </m:e>
+              </m:d>
+              <m:r>
+                <w:rPr>
+                  <w:rFonts w:ascii="Cambria Math" w:eastAsiaTheme="minorEastAsia" w:hAnsi="Cambria Math" w:cs="Times New Roman"/>
+                  <w:sz w:val="24"/>
+                  <w:szCs w:val="24"/>
+                </w:rPr>
+                <m:t>-</m:t>
+              </m:r>
+              <m:sSup>
+                <m:sSupPr>
+                  <m:ctrlPr>
+                    <w:rPr>
+                      <w:rFonts w:ascii="Cambria Math" w:eastAsiaTheme="minorEastAsia" w:hAnsi="Cambria Math" w:cs="Times New Roman"/>
+                      <w:i/>
+                      <w:sz w:val="24"/>
+                      <w:szCs w:val="24"/>
+                    </w:rPr>
+                  </m:ctrlPr>
+                </m:sSupPr>
+                <m:e>
+                  <m:d>
+                    <m:dPr>
+                      <m:ctrlPr>
+                        <w:rPr>
+                          <w:rFonts w:ascii="Cambria Math" w:eastAsiaTheme="minorEastAsia" w:hAnsi="Cambria Math" w:cs="Times New Roman"/>
+                          <w:i/>
+                          <w:sz w:val="24"/>
+                          <w:szCs w:val="24"/>
+                        </w:rPr>
+                      </m:ctrlPr>
+                    </m:dPr>
+                    <m:e>
+                      <m:r>
+                        <w:rPr>
+                          <w:rFonts w:ascii="Cambria Math" w:eastAsiaTheme="minorEastAsia" w:hAnsi="Cambria Math" w:cs="Times New Roman"/>
+                          <w:sz w:val="24"/>
+                          <w:szCs w:val="24"/>
+                        </w:rPr>
+                        <m:t>ml</m:t>
+                      </m:r>
+                      <m:func>
+                        <m:funcPr>
+                          <m:ctrlPr>
+                            <w:rPr>
+                              <w:rFonts w:ascii="Cambria Math" w:eastAsiaTheme="minorEastAsia" w:hAnsi="Cambria Math" w:cs="Times New Roman"/>
+                              <w:sz w:val="24"/>
+                              <w:szCs w:val="24"/>
+                            </w:rPr>
+                          </m:ctrlPr>
+                        </m:funcPr>
+                        <m:fName>
+                          <m:r>
+                            <m:rPr>
+                              <m:sty m:val="p"/>
+                            </m:rPr>
+                            <w:rPr>
+                              <w:rFonts w:ascii="Cambria Math" w:eastAsiaTheme="minorEastAsia" w:hAnsi="Cambria Math" w:cs="Times New Roman"/>
+                              <w:sz w:val="24"/>
+                              <w:szCs w:val="24"/>
+                            </w:rPr>
+                            <m:t>cos</m:t>
+                          </m:r>
+                          <m:ctrlPr>
+                            <w:rPr>
+                              <w:rFonts w:ascii="Cambria Math" w:eastAsiaTheme="minorEastAsia" w:hAnsi="Cambria Math" w:cs="Times New Roman"/>
+                              <w:i/>
+                              <w:sz w:val="24"/>
+                              <w:szCs w:val="24"/>
+                            </w:rPr>
+                          </m:ctrlPr>
+                        </m:fName>
+                        <m:e>
+                          <m:d>
+                            <m:dPr>
+                              <m:ctrlPr>
+                                <w:rPr>
+                                  <w:rFonts w:ascii="Cambria Math" w:eastAsiaTheme="minorEastAsia" w:hAnsi="Cambria Math" w:cs="Times New Roman"/>
+                                  <w:i/>
+                                  <w:sz w:val="24"/>
+                                  <w:szCs w:val="24"/>
+                                </w:rPr>
+                              </m:ctrlPr>
+                            </m:dPr>
+                            <m:e>
+                              <m:r>
+                                <w:rPr>
+                                  <w:rFonts w:ascii="Cambria Math" w:eastAsiaTheme="minorEastAsia" w:hAnsi="Cambria Math" w:cs="Times New Roman"/>
+                                  <w:sz w:val="24"/>
+                                  <w:szCs w:val="24"/>
+                                </w:rPr>
+                                <m:t>θ</m:t>
+                              </m:r>
+                            </m:e>
+                          </m:d>
+                        </m:e>
+                      </m:func>
+                    </m:e>
+                  </m:d>
+                </m:e>
+                <m:sup>
+                  <m:r>
+                    <w:rPr>
+                      <w:rFonts w:ascii="Cambria Math" w:eastAsiaTheme="minorEastAsia" w:hAnsi="Cambria Math" w:cs="Times New Roman"/>
+                      <w:sz w:val="24"/>
+                      <w:szCs w:val="24"/>
+                    </w:rPr>
+                    <m:t>2</m:t>
+                  </m:r>
+                </m:sup>
+              </m:sSup>
+            </m:den>
+          </m:f>
+          <m:r>
+            <w:rPr>
+              <w:rFonts w:ascii="Cambria Math" w:eastAsiaTheme="minorEastAsia" w:hAnsi="Cambria Math" w:cs="Times New Roman"/>
+              <w:sz w:val="24"/>
+              <w:szCs w:val="24"/>
+            </w:rPr>
+            <m:t>,</m:t>
+          </m:r>
+        </m:oMath>
+      </m:oMathPara>
     </w:p>
     <w:p>
       <w:pPr>
@@ -5921,14 +10016,6 @@
               </m:ctrlPr>
             </m:fPr>
             <m:num>
-              <m:r>
-                <w:rPr>
-                  <w:rFonts w:ascii="Cambria Math" w:eastAsiaTheme="minorEastAsia" w:hAnsi="Cambria Math" w:cs="Times New Roman"/>
-                  <w:sz w:val="24"/>
-                  <w:szCs w:val="24"/>
-                </w:rPr>
-                <m:t>-</m:t>
-              </m:r>
               <m:d>
                 <m:dPr>
                   <m:ctrlPr>
@@ -5980,25 +10067,6 @@
                   </m:ctrlPr>
                 </m:e>
               </m:d>
-              <m:r>
-                <w:rPr>
-                  <w:rFonts w:ascii="Cambria Math" w:eastAsiaTheme="minorEastAsia" w:hAnsi="Cambria Math" w:cs="Times New Roman"/>
-                  <w:sz w:val="24"/>
-                  <w:szCs w:val="24"/>
-                </w:rPr>
-                <m:t xml:space="preserve"> </m:t>
-              </m:r>
-              <m:r>
-                <m:rPr>
-                  <m:sty m:val="p"/>
-                </m:rPr>
-                <w:rPr>
-                  <w:rFonts w:ascii="Cambria Math" w:eastAsiaTheme="minorEastAsia" w:hAnsi="Cambria Math" w:cs="Times New Roman"/>
-                  <w:sz w:val="24"/>
-                  <w:szCs w:val="24"/>
-                </w:rPr>
-                <m:t>⋅</m:t>
-              </m:r>
               <m:d>
                 <m:dPr>
                   <m:ctrlPr>
@@ -6074,7 +10142,15 @@
                       <w:sz w:val="24"/>
                       <w:szCs w:val="24"/>
                     </w:rPr>
-                    <m:t xml:space="preserve">+ α </m:t>
+                    <m:t>-</m:t>
+                  </m:r>
+                  <m:r>
+                    <w:rPr>
+                      <w:rFonts w:ascii="Cambria Math" w:eastAsiaTheme="minorEastAsia" w:hAnsi="Cambria Math" w:cs="Times New Roman"/>
+                      <w:sz w:val="24"/>
+                      <w:szCs w:val="24"/>
+                    </w:rPr>
+                    <m:t xml:space="preserve">α </m:t>
                   </m:r>
                   <m:acc>
                     <m:accPr>
@@ -6107,7 +10183,15 @@
                   <w:sz w:val="24"/>
                   <w:szCs w:val="24"/>
                 </w:rPr>
-                <m:t>-ml</m:t>
+                <m:t>+</m:t>
+              </m:r>
+              <m:r>
+                <w:rPr>
+                  <w:rFonts w:ascii="Cambria Math" w:eastAsiaTheme="minorEastAsia" w:hAnsi="Cambria Math" w:cs="Times New Roman"/>
+                  <w:sz w:val="24"/>
+                  <w:szCs w:val="24"/>
+                </w:rPr>
+                <m:t>ml</m:t>
               </m:r>
               <m:func>
                 <m:funcPr>
@@ -6464,6 +10548,14 @@
               <w:sz w:val="24"/>
               <w:szCs w:val="24"/>
             </w:rPr>
+            <m:t>,</m:t>
+          </m:r>
+          <m:r>
+            <w:rPr>
+              <w:rFonts w:ascii="Cambria Math" w:eastAsiaTheme="minorEastAsia" w:hAnsi="Cambria Math" w:cs="Times New Roman"/>
+              <w:sz w:val="24"/>
+              <w:szCs w:val="24"/>
+            </w:rPr>
             <m:t xml:space="preserve"> </m:t>
           </m:r>
         </m:oMath>
@@ -6471,522 +10563,14 @@
     </w:p>
     <w:p>
       <w:pPr>
+        <w:spacing w:after="0"/>
+        <w:jc w:val="center"/>
         <w:rPr>
           <w:rFonts w:ascii="Times New Roman" w:eastAsiaTheme="minorEastAsia" w:hAnsi="Times New Roman" w:cs="Times New Roman"/>
           <w:sz w:val="24"/>
           <w:szCs w:val="24"/>
         </w:rPr>
       </w:pPr>
-      <m:oMathPara>
-        <m:oMath>
-          <m:acc>
-            <m:accPr>
-              <m:chr m:val="̈"/>
-              <m:ctrlPr>
-                <w:rPr>
-                  <w:rFonts w:ascii="Cambria Math" w:eastAsiaTheme="minorEastAsia" w:hAnsi="Cambria Math" w:cs="Times New Roman"/>
-                  <w:sz w:val="24"/>
-                  <w:szCs w:val="24"/>
-                </w:rPr>
-              </m:ctrlPr>
-            </m:accPr>
-            <m:e>
-              <m:r>
-                <w:rPr>
-                  <w:rFonts w:ascii="Cambria Math" w:eastAsiaTheme="minorEastAsia" w:hAnsi="Cambria Math" w:cs="Times New Roman"/>
-                  <w:sz w:val="24"/>
-                  <w:szCs w:val="24"/>
-                </w:rPr>
-                <m:t>x</m:t>
-              </m:r>
-            </m:e>
-          </m:acc>
-          <m:r>
-            <w:rPr>
-              <w:rFonts w:ascii="Cambria Math" w:eastAsiaTheme="minorEastAsia" w:hAnsi="Cambria Math" w:cs="Times New Roman"/>
-              <w:sz w:val="24"/>
-              <w:szCs w:val="24"/>
-            </w:rPr>
-            <m:t>=</m:t>
-          </m:r>
-          <m:f>
-            <m:fPr>
-              <m:ctrlPr>
-                <w:rPr>
-                  <w:rFonts w:ascii="Cambria Math" w:eastAsiaTheme="minorEastAsia" w:hAnsi="Cambria Math" w:cs="Times New Roman"/>
-                  <w:i/>
-                  <w:sz w:val="24"/>
-                  <w:szCs w:val="24"/>
-                </w:rPr>
-              </m:ctrlPr>
-            </m:fPr>
-            <m:num>
-              <m:r>
-                <w:rPr>
-                  <w:rFonts w:ascii="Cambria Math" w:eastAsiaTheme="minorEastAsia" w:hAnsi="Cambria Math" w:cs="Times New Roman"/>
-                  <w:sz w:val="24"/>
-                  <w:szCs w:val="24"/>
-                </w:rPr>
-                <m:t>J</m:t>
-              </m:r>
-              <m:d>
-                <m:dPr>
-                  <m:ctrlPr>
-                    <w:rPr>
-                      <w:rFonts w:ascii="Cambria Math" w:eastAsiaTheme="minorEastAsia" w:hAnsi="Cambria Math" w:cs="Times New Roman"/>
-                      <w:i/>
-                      <w:sz w:val="24"/>
-                      <w:szCs w:val="24"/>
-                    </w:rPr>
-                  </m:ctrlPr>
-                </m:dPr>
-                <m:e>
-                  <m:r>
-                    <w:rPr>
-                      <w:rFonts w:ascii="Cambria Math" w:eastAsiaTheme="minorEastAsia" w:hAnsi="Cambria Math" w:cs="Times New Roman"/>
-                      <w:sz w:val="24"/>
-                      <w:szCs w:val="24"/>
-                    </w:rPr>
-                    <m:t>F-β</m:t>
-                  </m:r>
-                  <m:acc>
-                    <m:accPr>
-                      <m:chr m:val="̇"/>
-                      <m:ctrlPr>
-                        <w:rPr>
-                          <w:rFonts w:ascii="Cambria Math" w:eastAsiaTheme="minorEastAsia" w:hAnsi="Cambria Math" w:cs="Times New Roman"/>
-                          <w:i/>
-                          <w:sz w:val="24"/>
-                          <w:szCs w:val="24"/>
-                        </w:rPr>
-                      </m:ctrlPr>
-                    </m:accPr>
-                    <m:e>
-                      <m:r>
-                        <w:rPr>
-                          <w:rFonts w:ascii="Cambria Math" w:eastAsiaTheme="minorEastAsia" w:hAnsi="Cambria Math" w:cs="Times New Roman"/>
-                          <w:sz w:val="24"/>
-                          <w:szCs w:val="24"/>
-                        </w:rPr>
-                        <m:t>x</m:t>
-                      </m:r>
-                    </m:e>
-                  </m:acc>
-                  <m:r>
-                    <w:rPr>
-                      <w:rFonts w:ascii="Cambria Math" w:eastAsiaTheme="minorEastAsia" w:hAnsi="Cambria Math" w:cs="Times New Roman"/>
-                      <w:sz w:val="24"/>
-                      <w:szCs w:val="24"/>
-                    </w:rPr>
-                    <m:t>+ml</m:t>
-                  </m:r>
-                  <m:func>
-                    <m:funcPr>
-                      <m:ctrlPr>
-                        <w:rPr>
-                          <w:rFonts w:ascii="Cambria Math" w:eastAsiaTheme="minorEastAsia" w:hAnsi="Cambria Math" w:cs="Times New Roman"/>
-                          <w:i/>
-                          <w:sz w:val="24"/>
-                          <w:szCs w:val="24"/>
-                        </w:rPr>
-                      </m:ctrlPr>
-                    </m:funcPr>
-                    <m:fName>
-                      <m:r>
-                        <m:rPr>
-                          <m:sty m:val="p"/>
-                        </m:rPr>
-                        <w:rPr>
-                          <w:rFonts w:ascii="Cambria Math" w:eastAsiaTheme="minorEastAsia" w:hAnsi="Cambria Math" w:cs="Times New Roman"/>
-                          <w:sz w:val="24"/>
-                          <w:szCs w:val="24"/>
-                        </w:rPr>
-                        <m:t>sin</m:t>
-                      </m:r>
-                    </m:fName>
-                    <m:e>
-                      <m:d>
-                        <m:dPr>
-                          <m:ctrlPr>
-                            <w:rPr>
-                              <w:rFonts w:ascii="Cambria Math" w:eastAsiaTheme="minorEastAsia" w:hAnsi="Cambria Math" w:cs="Times New Roman"/>
-                              <w:i/>
-                              <w:sz w:val="24"/>
-                              <w:szCs w:val="24"/>
-                            </w:rPr>
-                          </m:ctrlPr>
-                        </m:dPr>
-                        <m:e>
-                          <m:r>
-                            <w:rPr>
-                              <w:rFonts w:ascii="Cambria Math" w:eastAsiaTheme="minorEastAsia" w:hAnsi="Cambria Math" w:cs="Times New Roman"/>
-                              <w:sz w:val="24"/>
-                              <w:szCs w:val="24"/>
-                            </w:rPr>
-                            <m:t>θ</m:t>
-                          </m:r>
-                        </m:e>
-                      </m:d>
-                    </m:e>
-                  </m:func>
-                  <m:sSup>
-                    <m:sSupPr>
-                      <m:ctrlPr>
-                        <w:rPr>
-                          <w:rFonts w:ascii="Cambria Math" w:eastAsiaTheme="minorEastAsia" w:hAnsi="Cambria Math" w:cs="Times New Roman"/>
-                          <w:i/>
-                          <w:sz w:val="24"/>
-                          <w:szCs w:val="24"/>
-                        </w:rPr>
-                      </m:ctrlPr>
-                    </m:sSupPr>
-                    <m:e>
-                      <m:acc>
-                        <m:accPr>
-                          <m:chr m:val="̇"/>
-                          <m:ctrlPr>
-                            <w:rPr>
-                              <w:rFonts w:ascii="Cambria Math" w:eastAsiaTheme="minorEastAsia" w:hAnsi="Cambria Math" w:cs="Times New Roman"/>
-                              <w:i/>
-                              <w:sz w:val="24"/>
-                              <w:szCs w:val="24"/>
-                            </w:rPr>
-                          </m:ctrlPr>
-                        </m:accPr>
-                        <m:e>
-                          <m:r>
-                            <w:rPr>
-                              <w:rFonts w:ascii="Cambria Math" w:eastAsiaTheme="minorEastAsia" w:hAnsi="Cambria Math" w:cs="Times New Roman"/>
-                              <w:sz w:val="24"/>
-                              <w:szCs w:val="24"/>
-                            </w:rPr>
-                            <m:t>θ</m:t>
-                          </m:r>
-                        </m:e>
-                      </m:acc>
-                    </m:e>
-                    <m:sup>
-                      <m:r>
-                        <w:rPr>
-                          <w:rFonts w:ascii="Cambria Math" w:eastAsiaTheme="minorEastAsia" w:hAnsi="Cambria Math" w:cs="Times New Roman"/>
-                          <w:sz w:val="24"/>
-                          <w:szCs w:val="24"/>
-                        </w:rPr>
-                        <m:t>2</m:t>
-                      </m:r>
-                    </m:sup>
-                  </m:sSup>
-                </m:e>
-              </m:d>
-              <m:r>
-                <w:rPr>
-                  <w:rFonts w:ascii="Cambria Math" w:eastAsiaTheme="minorEastAsia" w:hAnsi="Cambria Math" w:cs="Times New Roman"/>
-                  <w:sz w:val="24"/>
-                  <w:szCs w:val="24"/>
-                </w:rPr>
-                <m:t>+ml</m:t>
-              </m:r>
-              <m:func>
-                <m:funcPr>
-                  <m:ctrlPr>
-                    <w:rPr>
-                      <w:rFonts w:ascii="Cambria Math" w:eastAsiaTheme="minorEastAsia" w:hAnsi="Cambria Math" w:cs="Times New Roman"/>
-                      <w:i/>
-                      <w:sz w:val="24"/>
-                      <w:szCs w:val="24"/>
-                    </w:rPr>
-                  </m:ctrlPr>
-                </m:funcPr>
-                <m:fName>
-                  <m:r>
-                    <m:rPr>
-                      <m:sty m:val="p"/>
-                    </m:rPr>
-                    <w:rPr>
-                      <w:rFonts w:ascii="Cambria Math" w:eastAsiaTheme="minorEastAsia" w:hAnsi="Cambria Math" w:cs="Times New Roman"/>
-                      <w:sz w:val="24"/>
-                      <w:szCs w:val="24"/>
-                    </w:rPr>
-                    <m:t>cos</m:t>
-                  </m:r>
-                </m:fName>
-                <m:e>
-                  <m:d>
-                    <m:dPr>
-                      <m:ctrlPr>
-                        <w:rPr>
-                          <w:rFonts w:ascii="Cambria Math" w:eastAsiaTheme="minorEastAsia" w:hAnsi="Cambria Math" w:cs="Times New Roman"/>
-                          <w:i/>
-                          <w:sz w:val="24"/>
-                          <w:szCs w:val="24"/>
-                        </w:rPr>
-                      </m:ctrlPr>
-                    </m:dPr>
-                    <m:e>
-                      <m:r>
-                        <w:rPr>
-                          <w:rFonts w:ascii="Cambria Math" w:eastAsiaTheme="minorEastAsia" w:hAnsi="Cambria Math" w:cs="Times New Roman"/>
-                          <w:sz w:val="24"/>
-                          <w:szCs w:val="24"/>
-                        </w:rPr>
-                        <m:t>θ</m:t>
-                      </m:r>
-                    </m:e>
-                  </m:d>
-                </m:e>
-              </m:func>
-              <m:r>
-                <w:rPr>
-                  <w:rFonts w:ascii="Cambria Math" w:eastAsiaTheme="minorEastAsia" w:hAnsi="Cambria Math" w:cs="Times New Roman"/>
-                  <w:sz w:val="24"/>
-                  <w:szCs w:val="24"/>
-                </w:rPr>
-                <m:t>(mgl</m:t>
-              </m:r>
-              <m:func>
-                <m:funcPr>
-                  <m:ctrlPr>
-                    <w:rPr>
-                      <w:rFonts w:ascii="Cambria Math" w:eastAsiaTheme="minorEastAsia" w:hAnsi="Cambria Math" w:cs="Times New Roman"/>
-                      <w:i/>
-                      <w:sz w:val="24"/>
-                      <w:szCs w:val="24"/>
-                    </w:rPr>
-                  </m:ctrlPr>
-                </m:funcPr>
-                <m:fName>
-                  <m:r>
-                    <m:rPr>
-                      <m:sty m:val="p"/>
-                    </m:rPr>
-                    <w:rPr>
-                      <w:rFonts w:ascii="Cambria Math" w:eastAsiaTheme="minorEastAsia" w:hAnsi="Cambria Math" w:cs="Times New Roman"/>
-                      <w:sz w:val="24"/>
-                      <w:szCs w:val="24"/>
-                    </w:rPr>
-                    <m:t>sin</m:t>
-                  </m:r>
-                </m:fName>
-                <m:e>
-                  <m:d>
-                    <m:dPr>
-                      <m:ctrlPr>
-                        <w:rPr>
-                          <w:rFonts w:ascii="Cambria Math" w:eastAsiaTheme="minorEastAsia" w:hAnsi="Cambria Math" w:cs="Times New Roman"/>
-                          <w:i/>
-                          <w:sz w:val="24"/>
-                          <w:szCs w:val="24"/>
-                        </w:rPr>
-                      </m:ctrlPr>
-                    </m:dPr>
-                    <m:e>
-                      <m:r>
-                        <w:rPr>
-                          <w:rFonts w:ascii="Cambria Math" w:eastAsiaTheme="minorEastAsia" w:hAnsi="Cambria Math" w:cs="Times New Roman"/>
-                          <w:sz w:val="24"/>
-                          <w:szCs w:val="24"/>
-                        </w:rPr>
-                        <m:t>θ</m:t>
-                      </m:r>
-                    </m:e>
-                  </m:d>
-                </m:e>
-              </m:func>
-              <m:r>
-                <w:rPr>
-                  <w:rFonts w:ascii="Cambria Math" w:eastAsiaTheme="minorEastAsia" w:hAnsi="Cambria Math" w:cs="Times New Roman"/>
-                  <w:sz w:val="24"/>
-                  <w:szCs w:val="24"/>
-                </w:rPr>
-                <m:t>+α</m:t>
-              </m:r>
-              <m:acc>
-                <m:accPr>
-                  <m:chr m:val="̇"/>
-                  <m:ctrlPr>
-                    <w:rPr>
-                      <w:rFonts w:ascii="Cambria Math" w:eastAsiaTheme="minorEastAsia" w:hAnsi="Cambria Math" w:cs="Times New Roman"/>
-                      <w:i/>
-                      <w:sz w:val="24"/>
-                      <w:szCs w:val="24"/>
-                    </w:rPr>
-                  </m:ctrlPr>
-                </m:accPr>
-                <m:e>
-                  <m:r>
-                    <w:rPr>
-                      <w:rFonts w:ascii="Cambria Math" w:eastAsiaTheme="minorEastAsia" w:hAnsi="Cambria Math" w:cs="Times New Roman"/>
-                      <w:sz w:val="24"/>
-                      <w:szCs w:val="24"/>
-                    </w:rPr>
-                    <m:t>θ</m:t>
-                  </m:r>
-                </m:e>
-              </m:acc>
-              <m:r>
-                <w:rPr>
-                  <w:rFonts w:ascii="Cambria Math" w:eastAsiaTheme="minorEastAsia" w:hAnsi="Cambria Math" w:cs="Times New Roman"/>
-                  <w:sz w:val="24"/>
-                  <w:szCs w:val="24"/>
-                </w:rPr>
-                <m:t>)</m:t>
-              </m:r>
-            </m:num>
-            <m:den>
-              <m:r>
-                <w:rPr>
-                  <w:rFonts w:ascii="Cambria Math" w:eastAsiaTheme="minorEastAsia" w:hAnsi="Cambria Math" w:cs="Times New Roman"/>
-                  <w:sz w:val="24"/>
-                  <w:szCs w:val="24"/>
-                </w:rPr>
-                <m:t>J⋅</m:t>
-              </m:r>
-              <m:d>
-                <m:dPr>
-                  <m:ctrlPr>
-                    <w:rPr>
-                      <w:rFonts w:ascii="Cambria Math" w:eastAsiaTheme="minorEastAsia" w:hAnsi="Cambria Math" w:cs="Times New Roman"/>
-                      <w:i/>
-                      <w:sz w:val="24"/>
-                      <w:szCs w:val="24"/>
-                    </w:rPr>
-                  </m:ctrlPr>
-                </m:dPr>
-                <m:e>
-                  <m:r>
-                    <w:rPr>
-                      <w:rFonts w:ascii="Cambria Math" w:eastAsiaTheme="minorEastAsia" w:hAnsi="Cambria Math" w:cs="Times New Roman"/>
-                      <w:sz w:val="24"/>
-                      <w:szCs w:val="24"/>
-                    </w:rPr>
-                    <m:t>M+m</m:t>
-                  </m:r>
-                </m:e>
-              </m:d>
-              <m:r>
-                <w:rPr>
-                  <w:rFonts w:ascii="Cambria Math" w:eastAsiaTheme="minorEastAsia" w:hAnsi="Cambria Math" w:cs="Times New Roman"/>
-                  <w:sz w:val="24"/>
-                  <w:szCs w:val="24"/>
-                </w:rPr>
-                <m:t>-</m:t>
-              </m:r>
-              <m:sSup>
-                <m:sSupPr>
-                  <m:ctrlPr>
-                    <w:rPr>
-                      <w:rFonts w:ascii="Cambria Math" w:eastAsiaTheme="minorEastAsia" w:hAnsi="Cambria Math" w:cs="Times New Roman"/>
-                      <w:i/>
-                      <w:sz w:val="24"/>
-                      <w:szCs w:val="24"/>
-                    </w:rPr>
-                  </m:ctrlPr>
-                </m:sSupPr>
-                <m:e>
-                  <m:d>
-                    <m:dPr>
-                      <m:ctrlPr>
-                        <w:rPr>
-                          <w:rFonts w:ascii="Cambria Math" w:eastAsiaTheme="minorEastAsia" w:hAnsi="Cambria Math" w:cs="Times New Roman"/>
-                          <w:i/>
-                          <w:sz w:val="24"/>
-                          <w:szCs w:val="24"/>
-                        </w:rPr>
-                      </m:ctrlPr>
-                    </m:dPr>
-                    <m:e>
-                      <m:r>
-                        <w:rPr>
-                          <w:rFonts w:ascii="Cambria Math" w:eastAsiaTheme="minorEastAsia" w:hAnsi="Cambria Math" w:cs="Times New Roman"/>
-                          <w:sz w:val="24"/>
-                          <w:szCs w:val="24"/>
-                        </w:rPr>
-                        <m:t>ml</m:t>
-                      </m:r>
-                      <m:func>
-                        <m:funcPr>
-                          <m:ctrlPr>
-                            <w:rPr>
-                              <w:rFonts w:ascii="Cambria Math" w:eastAsiaTheme="minorEastAsia" w:hAnsi="Cambria Math" w:cs="Times New Roman"/>
-                              <w:sz w:val="24"/>
-                              <w:szCs w:val="24"/>
-                            </w:rPr>
-                          </m:ctrlPr>
-                        </m:funcPr>
-                        <m:fName>
-                          <m:r>
-                            <m:rPr>
-                              <m:sty m:val="p"/>
-                            </m:rPr>
-                            <w:rPr>
-                              <w:rFonts w:ascii="Cambria Math" w:eastAsiaTheme="minorEastAsia" w:hAnsi="Cambria Math" w:cs="Times New Roman"/>
-                              <w:sz w:val="24"/>
-                              <w:szCs w:val="24"/>
-                            </w:rPr>
-                            <m:t>cos</m:t>
-                          </m:r>
-                          <m:ctrlPr>
-                            <w:rPr>
-                              <w:rFonts w:ascii="Cambria Math" w:eastAsiaTheme="minorEastAsia" w:hAnsi="Cambria Math" w:cs="Times New Roman"/>
-                              <w:i/>
-                              <w:sz w:val="24"/>
-                              <w:szCs w:val="24"/>
-                            </w:rPr>
-                          </m:ctrlPr>
-                        </m:fName>
-                        <m:e>
-                          <m:d>
-                            <m:dPr>
-                              <m:ctrlPr>
-                                <w:rPr>
-                                  <w:rFonts w:ascii="Cambria Math" w:eastAsiaTheme="minorEastAsia" w:hAnsi="Cambria Math" w:cs="Times New Roman"/>
-                                  <w:i/>
-                                  <w:sz w:val="24"/>
-                                  <w:szCs w:val="24"/>
-                                </w:rPr>
-                              </m:ctrlPr>
-                            </m:dPr>
-                            <m:e>
-                              <m:r>
-                                <w:rPr>
-                                  <w:rFonts w:ascii="Cambria Math" w:eastAsiaTheme="minorEastAsia" w:hAnsi="Cambria Math" w:cs="Times New Roman"/>
-                                  <w:sz w:val="24"/>
-                                  <w:szCs w:val="24"/>
-                                </w:rPr>
-                                <m:t>θ</m:t>
-                              </m:r>
-                            </m:e>
-                          </m:d>
-                        </m:e>
-                      </m:func>
-                    </m:e>
-                  </m:d>
-                </m:e>
-                <m:sup>
-                  <m:r>
-                    <w:rPr>
-                      <w:rFonts w:ascii="Cambria Math" w:eastAsiaTheme="minorEastAsia" w:hAnsi="Cambria Math" w:cs="Times New Roman"/>
-                      <w:sz w:val="24"/>
-                      <w:szCs w:val="24"/>
-                    </w:rPr>
-                    <m:t>2</m:t>
-                  </m:r>
-                </m:sup>
-              </m:sSup>
-            </m:den>
-          </m:f>
-        </m:oMath>
-      </m:oMathPara>
-    </w:p>
-    <w:p>
-      <w:pPr>
-        <w:jc w:val="center"/>
-        <w:rPr>
-          <w:rFonts w:ascii="Times New Roman" w:eastAsiaTheme="minorEastAsia" w:hAnsi="Times New Roman" w:cs="Times New Roman"/>
-          <w:sz w:val="24"/>
-          <w:szCs w:val="24"/>
-        </w:rPr>
-      </w:pPr>
       <w:r>
         <w:rPr>
           <w:rFonts w:ascii="Times New Roman" w:eastAsiaTheme="minorEastAsia" w:hAnsi="Times New Roman" w:cs="Times New Roman"/>
@@ -6995,16 +10579,14 @@
         </w:rPr>
         <w:t>Con</w:t>
       </w:r>
-    </w:p>
-    <w:p>
-      <w:pPr>
-        <w:jc w:val="center"/>
-        <w:rPr>
-          <w:rFonts w:ascii="Times New Roman" w:eastAsiaTheme="minorEastAsia" w:hAnsi="Times New Roman" w:cs="Times New Roman"/>
-          <w:sz w:val="24"/>
-          <w:szCs w:val="24"/>
-        </w:rPr>
-      </w:pPr>
+      <w:r>
+        <w:rPr>
+          <w:rFonts w:ascii="Times New Roman" w:eastAsiaTheme="minorEastAsia" w:hAnsi="Times New Roman" w:cs="Times New Roman"/>
+          <w:sz w:val="24"/>
+          <w:szCs w:val="24"/>
+        </w:rPr>
+        <w:t xml:space="preserve">   </w:t>
+      </w:r>
       <m:oMath>
         <m:r>
           <w:rPr>
@@ -7093,7 +10675,15 @@
           <w:sz w:val="24"/>
           <w:szCs w:val="24"/>
         </w:rPr>
-        <w:t xml:space="preserve"> e </w:t>
+        <w:t xml:space="preserve"> e</w:t>
+      </w:r>
+      <w:r>
+        <w:rPr>
+          <w:rFonts w:ascii="Times New Roman" w:eastAsiaTheme="minorEastAsia" w:hAnsi="Times New Roman" w:cs="Times New Roman"/>
+          <w:sz w:val="24"/>
+          <w:szCs w:val="24"/>
+        </w:rPr>
+        <w:t xml:space="preserve"> </w:t>
       </w:r>
       <m:oMath>
         <m:r>
@@ -7137,10 +10727,17 @@
           </m:sup>
         </m:sSup>
       </m:oMath>
+      <w:r>
+        <w:rPr>
+          <w:rFonts w:ascii="Times New Roman" w:eastAsiaTheme="minorEastAsia" w:hAnsi="Times New Roman" w:cs="Times New Roman"/>
+          <w:sz w:val="24"/>
+          <w:szCs w:val="24"/>
+        </w:rPr>
+        <w:t>.</w:t>
+      </w:r>
     </w:p>
     <w:p>
       <w:pPr>
-        <w:ind w:firstLine="567"/>
         <w:rPr>
           <w:rFonts w:ascii="Times New Roman" w:eastAsiaTheme="minorEastAsia" w:hAnsi="Times New Roman" w:cs="Times New Roman"/>
           <w:sz w:val="24"/>
@@ -7153,6 +10750,7 @@
           <w:sz w:val="24"/>
           <w:szCs w:val="24"/>
         </w:rPr>
+        <w:lastRenderedPageBreak/>
         <w:t>Si potrebbe obiettare che giunti a questo punto</w:t>
       </w:r>
       <w:r>
@@ -7435,16 +11033,7 @@
           <w:sz w:val="24"/>
           <w:szCs w:val="24"/>
         </w:rPr>
-        <w:t xml:space="preserve">dedicati alla </w:t>
-      </w:r>
-      <w:r>
-        <w:rPr>
-          <w:rFonts w:ascii="Times New Roman" w:eastAsiaTheme="minorEastAsia" w:hAnsi="Times New Roman" w:cs="Times New Roman"/>
-          <w:sz w:val="24"/>
-          <w:szCs w:val="24"/>
-        </w:rPr>
-        <w:lastRenderedPageBreak/>
-        <w:t>progettazione dei controllori</w:t>
+        <w:t>dedicati alla progettazione dei controllori</w:t>
       </w:r>
       <w:r>
         <w:rPr>
@@ -7617,14 +11206,30 @@
           <w:highlight w:val="yellow"/>
         </w:rPr>
         <w:t>?</w:t>
+      </w:r>
+    </w:p>
+    <w:p>
+      <w:pPr>
+        <w:rPr>
+          <w:rFonts w:ascii="Times New Roman" w:eastAsiaTheme="majorEastAsia" w:hAnsi="Times New Roman" w:cstheme="majorBidi"/>
+          <w:b/>
+          <w:bCs/>
+          <w:color w:val="000000" w:themeColor="text1"/>
+          <w:sz w:val="32"/>
+          <w:szCs w:val="32"/>
+        </w:rPr>
+      </w:pPr>
+      <w:bookmarkStart w:id="1" w:name="_Ref203173947"/>
+      <w:r>
+        <w:br w:type="page"/>
       </w:r>
     </w:p>
     <w:p>
       <w:pPr>
         <w:pStyle w:val="Titolo2"/>
       </w:pPr>
-      <w:bookmarkStart w:id="1" w:name="_Ref203173947"/>
-      <w:r>
+      <w:r>
+        <w:lastRenderedPageBreak/>
         <w:t>Simulazione preliminare</w:t>
       </w:r>
       <w:bookmarkEnd w:id="1"/>
@@ -7854,7 +11459,7 @@
                     <pic:cNvPicPr/>
                   </pic:nvPicPr>
                   <pic:blipFill>
-                    <a:blip r:embed="rId11"/>
+                    <a:blip r:embed="rId17"/>
                     <a:stretch>
                       <a:fillRect/>
                     </a:stretch>
@@ -10898,7 +14503,7 @@
                     <pic:cNvPicPr/>
                   </pic:nvPicPr>
                   <pic:blipFill>
-                    <a:blip r:embed="rId12"/>
+                    <a:blip r:embed="rId18"/>
                     <a:stretch>
                       <a:fillRect/>
                     </a:stretch>
@@ -11254,7 +14859,7 @@
                     <pic:cNvPicPr/>
                   </pic:nvPicPr>
                   <pic:blipFill>
-                    <a:blip r:embed="rId13"/>
+                    <a:blip r:embed="rId19"/>
                     <a:stretch>
                       <a:fillRect/>
                     </a:stretch>
@@ -11413,7 +15018,7 @@
           <w:szCs w:val="40"/>
         </w:rPr>
         <w:sectPr>
-          <w:footerReference w:type="default" r:id="rId14"/>
+          <w:footerReference w:type="default" r:id="rId20"/>
           <w:pgSz w:w="11906" w:h="16838"/>
           <w:pgMar w:top="1418" w:right="1418" w:bottom="1418" w:left="1418" w:header="709" w:footer="709" w:gutter="0"/>
           <w:cols w:space="708"/>
@@ -16711,7 +20316,7 @@
                     <pic:cNvPicPr/>
                   </pic:nvPicPr>
                   <pic:blipFill>
-                    <a:blip r:embed="rId15"/>
+                    <a:blip r:embed="rId21"/>
                     <a:stretch>
                       <a:fillRect/>
                     </a:stretch>
@@ -16815,7 +20420,7 @@
                     <pic:cNvPicPr/>
                   </pic:nvPicPr>
                   <pic:blipFill>
-                    <a:blip r:embed="rId16"/>
+                    <a:blip r:embed="rId22"/>
                     <a:stretch>
                       <a:fillRect/>
                     </a:stretch>
@@ -17434,7 +21039,7 @@
                     <pic:cNvPicPr/>
                   </pic:nvPicPr>
                   <pic:blipFill>
-                    <a:blip r:embed="rId17"/>
+                    <a:blip r:embed="rId23"/>
                     <a:stretch>
                       <a:fillRect/>
                     </a:stretch>
@@ -17488,7 +21093,7 @@
                     <pic:cNvPicPr/>
                   </pic:nvPicPr>
                   <pic:blipFill>
-                    <a:blip r:embed="rId18"/>
+                    <a:blip r:embed="rId24"/>
                     <a:stretch>
                       <a:fillRect/>
                     </a:stretch>
@@ -18300,7 +21905,7 @@
                     <pic:cNvPicPr/>
                   </pic:nvPicPr>
                   <pic:blipFill>
-                    <a:blip r:embed="rId19"/>
+                    <a:blip r:embed="rId25"/>
                     <a:stretch>
                       <a:fillRect/>
                     </a:stretch>
@@ -21248,7 +24853,7 @@
                     <pic:cNvPicPr/>
                   </pic:nvPicPr>
                   <pic:blipFill>
-                    <a:blip r:embed="rId20"/>
+                    <a:blip r:embed="rId26"/>
                     <a:stretch>
                       <a:fillRect/>
                     </a:stretch>
@@ -21297,7 +24902,7 @@
                     <pic:cNvPicPr/>
                   </pic:nvPicPr>
                   <pic:blipFill>
-                    <a:blip r:embed="rId21"/>
+                    <a:blip r:embed="rId27"/>
                     <a:stretch>
                       <a:fillRect/>
                     </a:stretch>
@@ -21343,7 +24948,7 @@
                     <pic:cNvPicPr/>
                   </pic:nvPicPr>
                   <pic:blipFill>
-                    <a:blip r:embed="rId22"/>
+                    <a:blip r:embed="rId28"/>
                     <a:stretch>
                       <a:fillRect/>
                     </a:stretch>
@@ -22284,7 +25889,7 @@
         </w:rPr>
         <w:t xml:space="preserve">, 12(5), 457–465. </w:t>
       </w:r>
-      <w:hyperlink r:id="rId23" w:tgtFrame="_new" w:history="1">
+      <w:hyperlink r:id="rId29" w:tgtFrame="_new" w:history="1">
         <w:r>
           <w:rPr>
             <w:rStyle w:val="Collegamentoipertestuale"/>
@@ -30137,7 +33742,7 @@
                     <pic:cNvPicPr/>
                   </pic:nvPicPr>
                   <pic:blipFill>
-                    <a:blip r:embed="rId24"/>
+                    <a:blip r:embed="rId30"/>
                     <a:stretch>
                       <a:fillRect/>
                     </a:stretch>
@@ -30208,7 +33813,7 @@
                     <pic:cNvPicPr/>
                   </pic:nvPicPr>
                   <pic:blipFill>
-                    <a:blip r:embed="rId25"/>
+                    <a:blip r:embed="rId31"/>
                     <a:stretch>
                       <a:fillRect/>
                     </a:stretch>
@@ -31806,7 +35411,7 @@
                     <pic:cNvPicPr/>
                   </pic:nvPicPr>
                   <pic:blipFill>
-                    <a:blip r:embed="rId26"/>
+                    <a:blip r:embed="rId32"/>
                     <a:stretch>
                       <a:fillRect/>
                     </a:stretch>
@@ -31888,7 +35493,7 @@
                     <pic:cNvPicPr/>
                   </pic:nvPicPr>
                   <pic:blipFill>
-                    <a:blip r:embed="rId27"/>
+                    <a:blip r:embed="rId33"/>
                     <a:stretch>
                       <a:fillRect/>
                     </a:stretch>
@@ -32410,6 +36015,7 @@
         </w:rPr>
         <w:t xml:space="preserve">Analysis &amp; Control of </w:t>
       </w:r>
+      <w:proofErr w:type="spellStart"/>
       <w:r>
         <w:rPr>
           <w:rFonts w:ascii="Times New Roman" w:hAnsi="Times New Roman" w:cs="Times New Roman"/>
@@ -32418,7 +36024,40 @@
           <w:sz w:val="20"/>
           <w:szCs w:val="20"/>
         </w:rPr>
-        <w:t>Inverted Pendulum System Using PID Controller</w:t>
+        <w:t>Inverted</w:t>
+      </w:r>
+      <w:proofErr w:type="spellEnd"/>
+      <w:r>
+        <w:rPr>
+          <w:rFonts w:ascii="Times New Roman" w:hAnsi="Times New Roman" w:cs="Times New Roman"/>
+          <w:i/>
+          <w:iCs/>
+          <w:sz w:val="20"/>
+          <w:szCs w:val="20"/>
+        </w:rPr>
+        <w:t xml:space="preserve"> </w:t>
+      </w:r>
+      <w:proofErr w:type="spellStart"/>
+      <w:r>
+        <w:rPr>
+          <w:rFonts w:ascii="Times New Roman" w:hAnsi="Times New Roman" w:cs="Times New Roman"/>
+          <w:i/>
+          <w:iCs/>
+          <w:sz w:val="20"/>
+          <w:szCs w:val="20"/>
+        </w:rPr>
+        <w:t>Pendulum</w:t>
+      </w:r>
+      <w:proofErr w:type="spellEnd"/>
+      <w:r>
+        <w:rPr>
+          <w:rFonts w:ascii="Times New Roman" w:hAnsi="Times New Roman" w:cs="Times New Roman"/>
+          <w:i/>
+          <w:iCs/>
+          <w:sz w:val="20"/>
+          <w:szCs w:val="20"/>
+        </w:rPr>
+        <w:t xml:space="preserve"> System Using PID Controller</w:t>
       </w:r>
       <w:r>
         <w:rPr>
@@ -32455,13 +36094,23 @@
         </w:rPr>
         <w:t xml:space="preserve">PID Control for Cart and Pole System: </w:t>
       </w:r>
+      <w:proofErr w:type="spellStart"/>
       <w:r>
         <w:rPr>
           <w:rFonts w:ascii="Times New Roman" w:hAnsi="Times New Roman" w:cs="Times New Roman"/>
           <w:i/>
           <w:iCs/>
         </w:rPr>
-        <w:t>Simulation and Experiment</w:t>
+        <w:t>Simulation</w:t>
+      </w:r>
+      <w:proofErr w:type="spellEnd"/>
+      <w:r>
+        <w:rPr>
+          <w:rFonts w:ascii="Times New Roman" w:hAnsi="Times New Roman" w:cs="Times New Roman"/>
+          <w:i/>
+          <w:iCs/>
+        </w:rPr>
+        <w:t xml:space="preserve"> and Experiment</w:t>
       </w:r>
       <w:r>
         <w:rPr>
@@ -32513,6 +36162,7 @@
         </w:rPr>
         <w:t xml:space="preserve"> (Academia.edu) esplora architetture PID parallele e afferma che il successo dipende </w:t>
       </w:r>
+      <w:proofErr w:type="gramStart"/>
       <w:r>
         <w:rPr>
           <w:rFonts w:ascii="Times New Roman" w:hAnsi="Times New Roman" w:cs="Times New Roman"/>
@@ -32525,7 +36175,16 @@
           <w:b/>
           <w:bCs/>
         </w:rPr>
-        <w:t>tuning separato</w:t>
+        <w:t>tuning</w:t>
+      </w:r>
+      <w:proofErr w:type="gramEnd"/>
+      <w:r>
+        <w:rPr>
+          <w:rFonts w:ascii="Times New Roman" w:hAnsi="Times New Roman" w:cs="Times New Roman"/>
+          <w:b/>
+          <w:bCs/>
+        </w:rPr>
+        <w:t xml:space="preserve"> separato</w:t>
       </w:r>
       <w:r>
         <w:rPr>
@@ -33838,17 +37497,39 @@
         </w:rPr>
         <w:t xml:space="preserve"> RMSE: Root Mean </w:t>
       </w:r>
-      <w:r>
-        <w:rPr>
-          <w:rFonts w:ascii="Times New Roman" w:hAnsi="Times New Roman" w:cs="Times New Roman"/>
-        </w:rPr>
-        <w:t>Squared Erro</w:t>
-      </w:r>
-      <w:r>
-        <w:rPr>
-          <w:rFonts w:ascii="Times New Roman" w:hAnsi="Times New Roman" w:cs="Times New Roman"/>
-        </w:rPr>
-        <w:t>r; parametro che misura il risultato della valutazione di un modello identificato su un intero dataset</w:t>
+      <w:proofErr w:type="spellStart"/>
+      <w:r>
+        <w:rPr>
+          <w:rFonts w:ascii="Times New Roman" w:hAnsi="Times New Roman" w:cs="Times New Roman"/>
+        </w:rPr>
+        <w:t>Squared</w:t>
+      </w:r>
+      <w:proofErr w:type="spellEnd"/>
+      <w:r>
+        <w:rPr>
+          <w:rFonts w:ascii="Times New Roman" w:hAnsi="Times New Roman" w:cs="Times New Roman"/>
+        </w:rPr>
+        <w:t xml:space="preserve"> </w:t>
+      </w:r>
+      <w:proofErr w:type="spellStart"/>
+      <w:r>
+        <w:rPr>
+          <w:rFonts w:ascii="Times New Roman" w:hAnsi="Times New Roman" w:cs="Times New Roman"/>
+        </w:rPr>
+        <w:t>Erro</w:t>
+      </w:r>
+      <w:r>
+        <w:rPr>
+          <w:rFonts w:ascii="Times New Roman" w:hAnsi="Times New Roman" w:cs="Times New Roman"/>
+        </w:rPr>
+        <w:t>r</w:t>
+      </w:r>
+      <w:proofErr w:type="spellEnd"/>
+      <w:r>
+        <w:rPr>
+          <w:rFonts w:ascii="Times New Roman" w:hAnsi="Times New Roman" w:cs="Times New Roman"/>
+        </w:rPr>
+        <w:t>; parametro che misura il risultato della valutazione di un modello identificato su un intero dataset</w:t>
       </w:r>
       <w:r>
         <w:rPr>
